--- a/docs/reports/NIR_report.docx
+++ b/docs/reports/NIR_report.docx
@@ -1806,7 +1806,29 @@
         <w:tabs>
           <w:tab w:pos="9354" w:val="right" w:leader="dot"/>
         </w:tabs>
-        <w:spacing w:line="360" w:lineRule="auto"/>
+        <w:spacing w:line="300" w:lineRule="auto"/>
+        <w:ind w:firstLine="0" w:left="0"/>
+        <w:jc w:val="left"/>
+      </w:pPr>
+      <w:r>
+        <w:rPr>
+          <w:rFonts w:ascii="Times New Roman" w:hAnsi="Times New Roman" w:cs="Times New Roman" w:eastAsia="Times New Roman"/>
+          <w:b/>
+          <w:i w:val="0"/>
+          <w:sz w:val="28"/>
+          <w:u w:val="none"/>
+        </w:rPr>
+        <w:t>Термины и определения</w:t>
+        <w:tab/>
+        <w:t>4</w:t>
+      </w:r>
+    </w:p>
+    <w:p>
+      <w:pPr>
+        <w:tabs>
+          <w:tab w:pos="9354" w:val="right" w:leader="dot"/>
+        </w:tabs>
+        <w:spacing w:line="300" w:lineRule="auto"/>
         <w:ind w:firstLine="0" w:left="0"/>
         <w:jc w:val="left"/>
       </w:pPr>
@@ -1820,7 +1842,7 @@
         </w:rPr>
         <w:t>Введение</w:t>
         <w:tab/>
-        <w:t>4</w:t>
+        <w:t>5</w:t>
       </w:r>
     </w:p>
     <w:p>
@@ -1828,7 +1850,7 @@
         <w:tabs>
           <w:tab w:pos="9354" w:val="right" w:leader="dot"/>
         </w:tabs>
-        <w:spacing w:line="360" w:lineRule="auto"/>
+        <w:spacing w:line="300" w:lineRule="auto"/>
         <w:ind w:firstLine="0" w:left="0"/>
         <w:jc w:val="left"/>
       </w:pPr>
@@ -1842,7 +1864,7 @@
         </w:rPr>
         <w:t>1. Сбор и анализ материала, анализ литературы</w:t>
         <w:tab/>
-        <w:t>6</w:t>
+        <w:t>7</w:t>
       </w:r>
     </w:p>
     <w:p>
@@ -1850,7 +1872,7 @@
         <w:tabs>
           <w:tab w:pos="9354" w:val="right" w:leader="dot"/>
         </w:tabs>
-        <w:spacing w:line="360" w:lineRule="auto"/>
+        <w:spacing w:line="300" w:lineRule="auto"/>
         <w:ind w:firstLine="0" w:left="340"/>
         <w:jc w:val="left"/>
       </w:pPr>
@@ -1864,7 +1886,7 @@
         </w:rPr>
         <w:t>1.1. Актуальность темы исследования</w:t>
         <w:tab/>
-        <w:t>6</w:t>
+        <w:t>7</w:t>
       </w:r>
     </w:p>
     <w:p>
@@ -1872,7 +1894,7 @@
         <w:tabs>
           <w:tab w:pos="9354" w:val="right" w:leader="dot"/>
         </w:tabs>
-        <w:spacing w:line="360" w:lineRule="auto"/>
+        <w:spacing w:line="300" w:lineRule="auto"/>
         <w:ind w:firstLine="0" w:left="340"/>
         <w:jc w:val="left"/>
       </w:pPr>
@@ -1886,7 +1908,7 @@
         </w:rPr>
         <w:t>1.2. Способы перехода от схемы к модели</w:t>
         <w:tab/>
-        <w:t>6</w:t>
+        <w:t>7</w:t>
       </w:r>
     </w:p>
     <w:p>
@@ -1894,7 +1916,7 @@
         <w:tabs>
           <w:tab w:pos="9354" w:val="right" w:leader="dot"/>
         </w:tabs>
-        <w:spacing w:line="360" w:lineRule="auto"/>
+        <w:spacing w:line="300" w:lineRule="auto"/>
         <w:ind w:firstLine="0" w:left="340"/>
         <w:jc w:val="left"/>
       </w:pPr>
@@ -1908,7 +1930,7 @@
         </w:rPr>
         <w:t>1.3. Объект, предмет, цель и задачи исследования</w:t>
         <w:tab/>
-        <w:t>7</w:t>
+        <w:t>8</w:t>
       </w:r>
     </w:p>
     <w:p>
@@ -1916,7 +1938,7 @@
         <w:tabs>
           <w:tab w:pos="9354" w:val="right" w:leader="dot"/>
         </w:tabs>
-        <w:spacing w:line="360" w:lineRule="auto"/>
+        <w:spacing w:line="300" w:lineRule="auto"/>
         <w:ind w:firstLine="0" w:left="0"/>
         <w:jc w:val="left"/>
       </w:pPr>
@@ -1930,7 +1952,7 @@
         </w:rPr>
         <w:t>2. Проведение научного исследования, расчётов</w:t>
         <w:tab/>
-        <w:t>8</w:t>
+        <w:t>9</w:t>
       </w:r>
     </w:p>
     <w:p>
@@ -1938,7 +1960,7 @@
         <w:tabs>
           <w:tab w:pos="9354" w:val="right" w:leader="dot"/>
         </w:tabs>
-        <w:spacing w:line="360" w:lineRule="auto"/>
+        <w:spacing w:line="300" w:lineRule="auto"/>
         <w:ind w:firstLine="0" w:left="340"/>
         <w:jc w:val="left"/>
       </w:pPr>
@@ -1952,7 +1974,7 @@
         </w:rPr>
         <w:t>2.1. Модели типовых звеньев</w:t>
         <w:tab/>
-        <w:t>8</w:t>
+        <w:t>9</w:t>
       </w:r>
     </w:p>
     <w:p>
@@ -1960,7 +1982,7 @@
         <w:tabs>
           <w:tab w:pos="9354" w:val="right" w:leader="dot"/>
         </w:tabs>
-        <w:spacing w:line="360" w:lineRule="auto"/>
+        <w:spacing w:line="300" w:lineRule="auto"/>
         <w:ind w:firstLine="0" w:left="340"/>
         <w:jc w:val="left"/>
       </w:pPr>
@@ -1974,7 +1996,7 @@
         </w:rPr>
         <w:t>2.2. Схема как граф и матрица соединений</w:t>
         <w:tab/>
-        <w:t>8</w:t>
+        <w:t>9</w:t>
       </w:r>
     </w:p>
     <w:p>
@@ -1982,7 +2004,7 @@
         <w:tabs>
           <w:tab w:pos="9354" w:val="right" w:leader="dot"/>
         </w:tabs>
-        <w:spacing w:line="360" w:lineRule="auto"/>
+        <w:spacing w:line="300" w:lineRule="auto"/>
         <w:ind w:firstLine="0" w:left="340"/>
         <w:jc w:val="left"/>
       </w:pPr>
@@ -1996,7 +2018,7 @@
         </w:rPr>
         <w:t>2.3. Решение по компонентам связности</w:t>
         <w:tab/>
-        <w:t>9</w:t>
+        <w:t>11</w:t>
       </w:r>
     </w:p>
     <w:p>
@@ -2004,7 +2026,7 @@
         <w:tabs>
           <w:tab w:pos="9354" w:val="right" w:leader="dot"/>
         </w:tabs>
-        <w:spacing w:line="360" w:lineRule="auto"/>
+        <w:spacing w:line="300" w:lineRule="auto"/>
         <w:ind w:firstLine="0" w:left="340"/>
         <w:jc w:val="left"/>
       </w:pPr>
@@ -2018,7 +2040,7 @@
         </w:rPr>
         <w:t>2.4. Алгебраические контуры и их обусловленность</w:t>
         <w:tab/>
-        <w:t>10</w:t>
+        <w:t>11</w:t>
       </w:r>
     </w:p>
     <w:p>
@@ -2026,7 +2048,7 @@
         <w:tabs>
           <w:tab w:pos="9354" w:val="right" w:leader="dot"/>
         </w:tabs>
-        <w:spacing w:line="360" w:lineRule="auto"/>
+        <w:spacing w:line="300" w:lineRule="auto"/>
         <w:ind w:firstLine="0" w:left="340"/>
         <w:jc w:val="left"/>
       </w:pPr>
@@ -2040,7 +2062,7 @@
         </w:rPr>
         <w:t>2.5. Иерархические схемы</w:t>
         <w:tab/>
-        <w:t>10</w:t>
+        <w:t>12</w:t>
       </w:r>
     </w:p>
     <w:p>
@@ -2048,7 +2070,7 @@
         <w:tabs>
           <w:tab w:pos="9354" w:val="right" w:leader="dot"/>
         </w:tabs>
-        <w:spacing w:line="360" w:lineRule="auto"/>
+        <w:spacing w:line="300" w:lineRule="auto"/>
         <w:ind w:firstLine="0" w:left="340"/>
         <w:jc w:val="left"/>
       </w:pPr>
@@ -2062,7 +2084,7 @@
         </w:rPr>
         <w:t>2.6. Реализация в вычислительном ядре</w:t>
         <w:tab/>
-        <w:t>12</w:t>
+        <w:t>13</w:t>
       </w:r>
     </w:p>
     <w:p>
@@ -2070,7 +2092,7 @@
         <w:tabs>
           <w:tab w:pos="9354" w:val="right" w:leader="dot"/>
         </w:tabs>
-        <w:spacing w:line="360" w:lineRule="auto"/>
+        <w:spacing w:line="300" w:lineRule="auto"/>
         <w:ind w:firstLine="0" w:left="340"/>
         <w:jc w:val="left"/>
       </w:pPr>
@@ -2084,7 +2106,7 @@
         </w:rPr>
         <w:t>2.7. Эксперимент 1: корректность на эталонных схемах</w:t>
         <w:tab/>
-        <w:t>12</w:t>
+        <w:t>13</w:t>
       </w:r>
     </w:p>
     <w:p>
@@ -2092,7 +2114,7 @@
         <w:tabs>
           <w:tab w:pos="9354" w:val="right" w:leader="dot"/>
         </w:tabs>
-        <w:spacing w:line="360" w:lineRule="auto"/>
+        <w:spacing w:line="300" w:lineRule="auto"/>
         <w:ind w:firstLine="0" w:left="340"/>
         <w:jc w:val="left"/>
       </w:pPr>
@@ -2106,7 +2128,7 @@
         </w:rPr>
         <w:t>2.8. Эксперимент 2: алгебраические контуры</w:t>
         <w:tab/>
-        <w:t>13</w:t>
+        <w:t>14</w:t>
       </w:r>
     </w:p>
     <w:p>
@@ -2114,7 +2136,7 @@
         <w:tabs>
           <w:tab w:pos="9354" w:val="right" w:leader="dot"/>
         </w:tabs>
-        <w:spacing w:line="360" w:lineRule="auto"/>
+        <w:spacing w:line="300" w:lineRule="auto"/>
         <w:ind w:firstLine="0" w:left="340"/>
         <w:jc w:val="left"/>
       </w:pPr>
@@ -2128,7 +2150,7 @@
         </w:rPr>
         <w:t>2.9. Эксперимент 3: иерархические схемы</w:t>
         <w:tab/>
-        <w:t>14</w:t>
+        <w:t>15</w:t>
       </w:r>
     </w:p>
     <w:p>
@@ -2136,7 +2158,7 @@
         <w:tabs>
           <w:tab w:pos="9354" w:val="right" w:leader="dot"/>
         </w:tabs>
-        <w:spacing w:line="360" w:lineRule="auto"/>
+        <w:spacing w:line="300" w:lineRule="auto"/>
         <w:ind w:firstLine="0" w:left="340"/>
         <w:jc w:val="left"/>
       </w:pPr>
@@ -2150,7 +2172,7 @@
         </w:rPr>
         <w:t>2.10. Эксперимент 4: время сборки модели</w:t>
         <w:tab/>
-        <w:t>15</w:t>
+        <w:t>16</w:t>
       </w:r>
     </w:p>
     <w:p>
@@ -2158,7 +2180,7 @@
         <w:tabs>
           <w:tab w:pos="9354" w:val="right" w:leader="dot"/>
         </w:tabs>
-        <w:spacing w:line="360" w:lineRule="auto"/>
+        <w:spacing w:line="300" w:lineRule="auto"/>
         <w:ind w:firstLine="0" w:left="340"/>
         <w:jc w:val="left"/>
       </w:pPr>
@@ -2172,7 +2194,7 @@
         </w:rPr>
         <w:t>2.11. Эксперимент 5: интегрирование собранной модели</w:t>
         <w:tab/>
-        <w:t>16</w:t>
+        <w:t>17</w:t>
       </w:r>
     </w:p>
     <w:p>
@@ -2180,7 +2202,7 @@
         <w:tabs>
           <w:tab w:pos="9354" w:val="right" w:leader="dot"/>
         </w:tabs>
-        <w:spacing w:line="360" w:lineRule="auto"/>
+        <w:spacing w:line="300" w:lineRule="auto"/>
         <w:ind w:firstLine="0" w:left="0"/>
         <w:jc w:val="left"/>
       </w:pPr>
@@ -2194,7 +2216,7 @@
         </w:rPr>
         <w:t>3. Обобщение полученных результатов</w:t>
         <w:tab/>
-        <w:t>18</w:t>
+        <w:t>19</w:t>
       </w:r>
     </w:p>
     <w:p>
@@ -2202,7 +2224,7 @@
         <w:tabs>
           <w:tab w:pos="9354" w:val="right" w:leader="dot"/>
         </w:tabs>
-        <w:spacing w:line="360" w:lineRule="auto"/>
+        <w:spacing w:line="300" w:lineRule="auto"/>
         <w:ind w:firstLine="0" w:left="340"/>
         <w:jc w:val="left"/>
       </w:pPr>
@@ -2216,7 +2238,7 @@
         </w:rPr>
         <w:t>3.1. Научные и практические результаты</w:t>
         <w:tab/>
-        <w:t>18</w:t>
+        <w:t>19</w:t>
       </w:r>
     </w:p>
     <w:p>
@@ -2224,7 +2246,7 @@
         <w:tabs>
           <w:tab w:pos="9354" w:val="right" w:leader="dot"/>
         </w:tabs>
-        <w:spacing w:line="360" w:lineRule="auto"/>
+        <w:spacing w:line="300" w:lineRule="auto"/>
         <w:ind w:firstLine="0" w:left="340"/>
         <w:jc w:val="left"/>
       </w:pPr>
@@ -2238,7 +2260,7 @@
         </w:rPr>
         <w:t>3.2. Ограничения и направления дальнейшей работы</w:t>
         <w:tab/>
-        <w:t>18</w:t>
+        <w:t>19</w:t>
       </w:r>
     </w:p>
     <w:p>
@@ -2246,7 +2268,7 @@
         <w:tabs>
           <w:tab w:pos="9354" w:val="right" w:leader="dot"/>
         </w:tabs>
-        <w:spacing w:line="360" w:lineRule="auto"/>
+        <w:spacing w:line="300" w:lineRule="auto"/>
         <w:ind w:firstLine="0" w:left="0"/>
         <w:jc w:val="left"/>
       </w:pPr>
@@ -2260,7 +2282,7 @@
         </w:rPr>
         <w:t>Заключение</w:t>
         <w:tab/>
-        <w:t>19</w:t>
+        <w:t>20</w:t>
       </w:r>
     </w:p>
     <w:p>
@@ -2268,7 +2290,7 @@
         <w:tabs>
           <w:tab w:pos="9354" w:val="right" w:leader="dot"/>
         </w:tabs>
-        <w:spacing w:line="360" w:lineRule="auto"/>
+        <w:spacing w:line="300" w:lineRule="auto"/>
         <w:ind w:firstLine="0" w:left="0"/>
         <w:jc w:val="left"/>
       </w:pPr>
@@ -2282,7 +2304,7 @@
         </w:rPr>
         <w:t>Список использованных источников</w:t>
         <w:tab/>
-        <w:t>20</w:t>
+        <w:t>21</w:t>
       </w:r>
     </w:p>
     <w:p>
@@ -2290,7 +2312,7 @@
         <w:tabs>
           <w:tab w:pos="9354" w:val="right" w:leader="dot"/>
         </w:tabs>
-        <w:spacing w:line="360" w:lineRule="auto"/>
+        <w:spacing w:line="300" w:lineRule="auto"/>
         <w:ind w:firstLine="0" w:left="0"/>
         <w:jc w:val="left"/>
       </w:pPr>
@@ -2304,8 +2326,949 @@
         </w:rPr>
         <w:t>Приложение А. Листинги программы</w:t>
         <w:tab/>
-        <w:t>21</w:t>
+        <w:t>22</w:t>
       </w:r>
+    </w:p>
+    <w:p>
+      <w:pPr>
+        <w:keepNext/>
+        <w:pageBreakBefore/>
+        <w:spacing w:line="360" w:lineRule="auto" w:before="0" w:after="240"/>
+        <w:ind w:firstLine="0"/>
+        <w:jc w:val="center"/>
+      </w:pPr>
+      <w:r>
+        <w:rPr>
+          <w:rFonts w:ascii="Times New Roman" w:hAnsi="Times New Roman" w:cs="Times New Roman" w:eastAsia="Times New Roman"/>
+          <w:b/>
+          <w:i w:val="0"/>
+          <w:sz w:val="28"/>
+          <w:u w:val="none"/>
+        </w:rPr>
+        <w:t>Термины и определения</w:t>
+      </w:r>
+    </w:p>
+    <w:p>
+      <w:pPr>
+        <w:keepNext w:val="0"/>
+        <w:spacing w:line="360" w:lineRule="auto" w:before="0" w:after="0"/>
+        <w:ind w:firstLine="709"/>
+        <w:jc w:val="both"/>
+      </w:pPr>
+      <w:r>
+        <w:rPr>
+          <w:rFonts w:ascii="Times New Roman" w:hAnsi="Times New Roman" w:cs="Times New Roman" w:eastAsia="Times New Roman"/>
+          <w:b w:val="0"/>
+          <w:i w:val="0"/>
+          <w:sz w:val="28"/>
+          <w:u w:val="none"/>
+        </w:rPr>
+        <w:t>В отчёте используются следующие термины. Пояснения даны простыми словами; строгие определения приведены в учебниках [2, 3].</w:t>
+      </w:r>
+    </w:p>
+    <w:p>
+      <w:pPr>
+        <w:keepNext/>
+        <w:spacing w:line="360" w:lineRule="auto" w:before="120" w:after="0"/>
+        <w:ind w:firstLine="0"/>
+        <w:jc w:val="center"/>
+      </w:pPr>
+      <w:r>
+        <w:rPr>
+          <w:rFonts w:ascii="Times New Roman" w:hAnsi="Times New Roman" w:cs="Times New Roman" w:eastAsia="Times New Roman"/>
+          <w:b w:val="0"/>
+          <w:i w:val="0"/>
+          <w:sz w:val="28"/>
+          <w:u w:val="none"/>
+        </w:rPr>
+        <w:t>Таблица 1 – Термины и определения</w:t>
+      </w:r>
+    </w:p>
+    <w:tbl>
+      <w:tblPr>
+        <w:tblStyle w:val="TableGrid"/>
+        <w:tblW w:type="auto" w:w="0"/>
+        <w:jc w:val="center"/>
+        <w:tblLayout w:type="fixed"/>
+        <w:tblLook w:firstColumn="1" w:firstRow="1" w:lastColumn="0" w:lastRow="0" w:noHBand="0" w:noVBand="1" w:val="04A0"/>
+        <w:tblLayout w:type="fixed"/>
+      </w:tblPr>
+      <w:tblGrid>
+        <w:gridCol w:w="2835"/>
+        <w:gridCol w:w="6520"/>
+      </w:tblGrid>
+      <w:tr>
+        <w:tc>
+          <w:tcPr>
+            <w:tcW w:type="dxa" w:w="2835"/>
+          </w:tcPr>
+          <w:p>
+            <w:pPr>
+              <w:spacing w:line="240" w:lineRule="auto"/>
+              <w:ind w:firstLine="0"/>
+              <w:jc w:val="center"/>
+            </w:pPr>
+            <w:r/>
+            <w:r>
+              <w:rPr>
+                <w:rFonts w:ascii="Times New Roman" w:hAnsi="Times New Roman" w:cs="Times New Roman" w:eastAsia="Times New Roman"/>
+                <w:b/>
+                <w:i w:val="0"/>
+                <w:sz w:val="24"/>
+                <w:u w:val="none"/>
+              </w:rPr>
+              <w:t>Термин</w:t>
+            </w:r>
+          </w:p>
+        </w:tc>
+        <w:tc>
+          <w:tcPr>
+            <w:tcW w:type="dxa" w:w="6520"/>
+          </w:tcPr>
+          <w:p>
+            <w:pPr>
+              <w:spacing w:line="240" w:lineRule="auto"/>
+              <w:ind w:firstLine="0"/>
+              <w:jc w:val="center"/>
+            </w:pPr>
+            <w:r/>
+            <w:r>
+              <w:rPr>
+                <w:rFonts w:ascii="Times New Roman" w:hAnsi="Times New Roman" w:cs="Times New Roman" w:eastAsia="Times New Roman"/>
+                <w:b/>
+                <w:i w:val="0"/>
+                <w:sz w:val="24"/>
+                <w:u w:val="none"/>
+              </w:rPr>
+              <w:t>Пояснение</w:t>
+            </w:r>
+          </w:p>
+        </w:tc>
+      </w:tr>
+      <w:tr>
+        <w:tc>
+          <w:tcPr>
+            <w:tcW w:type="dxa" w:w="2835"/>
+          </w:tcPr>
+          <w:p>
+            <w:pPr>
+              <w:spacing w:line="240" w:lineRule="auto"/>
+              <w:ind w:firstLine="0"/>
+              <w:jc w:val="left"/>
+            </w:pPr>
+            <w:r/>
+            <w:r>
+              <w:rPr>
+                <w:rFonts w:ascii="Times New Roman" w:hAnsi="Times New Roman" w:cs="Times New Roman" w:eastAsia="Times New Roman"/>
+                <w:b w:val="0"/>
+                <w:i w:val="0"/>
+                <w:sz w:val="24"/>
+                <w:u w:val="none"/>
+              </w:rPr>
+              <w:t>Структурная схема</w:t>
+            </w:r>
+          </w:p>
+        </w:tc>
+        <w:tc>
+          <w:tcPr>
+            <w:tcW w:type="dxa" w:w="6520"/>
+          </w:tcPr>
+          <w:p>
+            <w:pPr>
+              <w:spacing w:line="240" w:lineRule="auto"/>
+              <w:ind w:firstLine="0"/>
+              <w:jc w:val="center"/>
+            </w:pPr>
+            <w:r/>
+            <w:r>
+              <w:rPr>
+                <w:rFonts w:ascii="Times New Roman" w:hAnsi="Times New Roman" w:cs="Times New Roman" w:eastAsia="Times New Roman"/>
+                <w:b w:val="0"/>
+                <w:i w:val="0"/>
+                <w:sz w:val="24"/>
+                <w:u w:val="none"/>
+              </w:rPr>
+              <w:t>Рисунок системы управления: прямоугольники-звенья и стрелки-сигналы между ними</w:t>
+            </w:r>
+          </w:p>
+        </w:tc>
+      </w:tr>
+      <w:tr>
+        <w:tc>
+          <w:tcPr>
+            <w:tcW w:type="dxa" w:w="2835"/>
+          </w:tcPr>
+          <w:p>
+            <w:pPr>
+              <w:spacing w:line="240" w:lineRule="auto"/>
+              <w:ind w:firstLine="0"/>
+              <w:jc w:val="left"/>
+            </w:pPr>
+            <w:r/>
+            <w:r>
+              <w:rPr>
+                <w:rFonts w:ascii="Times New Roman" w:hAnsi="Times New Roman" w:cs="Times New Roman" w:eastAsia="Times New Roman"/>
+                <w:b w:val="0"/>
+                <w:i w:val="0"/>
+                <w:sz w:val="24"/>
+                <w:u w:val="none"/>
+              </w:rPr>
+              <w:t>Звено (блок)</w:t>
+            </w:r>
+          </w:p>
+        </w:tc>
+        <w:tc>
+          <w:tcPr>
+            <w:tcW w:type="dxa" w:w="6520"/>
+          </w:tcPr>
+          <w:p>
+            <w:pPr>
+              <w:spacing w:line="240" w:lineRule="auto"/>
+              <w:ind w:firstLine="0"/>
+              <w:jc w:val="center"/>
+            </w:pPr>
+            <w:r/>
+            <w:r>
+              <w:rPr>
+                <w:rFonts w:ascii="Times New Roman" w:hAnsi="Times New Roman" w:cs="Times New Roman" w:eastAsia="Times New Roman"/>
+                <w:b w:val="0"/>
+                <w:i w:val="0"/>
+                <w:sz w:val="24"/>
+                <w:u w:val="none"/>
+              </w:rPr>
+              <w:t>Элемент схемы с известным поведением: усилитель, интегратор, звено 1-го порядка и т. п.</w:t>
+            </w:r>
+          </w:p>
+        </w:tc>
+      </w:tr>
+      <w:tr>
+        <w:tc>
+          <w:tcPr>
+            <w:tcW w:type="dxa" w:w="2835"/>
+          </w:tcPr>
+          <w:p>
+            <w:pPr>
+              <w:spacing w:line="240" w:lineRule="auto"/>
+              <w:ind w:firstLine="0"/>
+              <w:jc w:val="left"/>
+            </w:pPr>
+            <w:r/>
+            <w:r>
+              <w:rPr>
+                <w:rFonts w:ascii="Times New Roman" w:hAnsi="Times New Roman" w:cs="Times New Roman" w:eastAsia="Times New Roman"/>
+                <w:b w:val="0"/>
+                <w:i w:val="0"/>
+                <w:sz w:val="24"/>
+                <w:u w:val="none"/>
+              </w:rPr>
+              <w:t>Передаточная функция W(s)</w:t>
+            </w:r>
+          </w:p>
+        </w:tc>
+        <w:tc>
+          <w:tcPr>
+            <w:tcW w:type="dxa" w:w="6520"/>
+          </w:tcPr>
+          <w:p>
+            <w:pPr>
+              <w:spacing w:line="240" w:lineRule="auto"/>
+              <w:ind w:firstLine="0"/>
+              <w:jc w:val="center"/>
+            </w:pPr>
+            <w:r/>
+            <w:r>
+              <w:rPr>
+                <w:rFonts w:ascii="Times New Roman" w:hAnsi="Times New Roman" w:cs="Times New Roman" w:eastAsia="Times New Roman"/>
+                <w:b w:val="0"/>
+                <w:i w:val="0"/>
+                <w:sz w:val="24"/>
+                <w:u w:val="none"/>
+              </w:rPr>
+              <w:t>Короткая запись того, как звено преобразует входной сигнал в выходной; s — оператор дифференцирования, 1/s — интегрирование</w:t>
+            </w:r>
+          </w:p>
+        </w:tc>
+      </w:tr>
+      <w:tr>
+        <w:tc>
+          <w:tcPr>
+            <w:tcW w:type="dxa" w:w="2835"/>
+          </w:tcPr>
+          <w:p>
+            <w:pPr>
+              <w:spacing w:line="240" w:lineRule="auto"/>
+              <w:ind w:firstLine="0"/>
+              <w:jc w:val="left"/>
+            </w:pPr>
+            <w:r/>
+            <w:r>
+              <w:rPr>
+                <w:rFonts w:ascii="Times New Roman" w:hAnsi="Times New Roman" w:cs="Times New Roman" w:eastAsia="Times New Roman"/>
+                <w:b w:val="0"/>
+                <w:i w:val="0"/>
+                <w:sz w:val="24"/>
+                <w:u w:val="none"/>
+              </w:rPr>
+              <w:t>Обратная связь</w:t>
+            </w:r>
+          </w:p>
+        </w:tc>
+        <w:tc>
+          <w:tcPr>
+            <w:tcW w:type="dxa" w:w="6520"/>
+          </w:tcPr>
+          <w:p>
+            <w:pPr>
+              <w:spacing w:line="240" w:lineRule="auto"/>
+              <w:ind w:firstLine="0"/>
+              <w:jc w:val="center"/>
+            </w:pPr>
+            <w:r/>
+            <w:r>
+              <w:rPr>
+                <w:rFonts w:ascii="Times New Roman" w:hAnsi="Times New Roman" w:cs="Times New Roman" w:eastAsia="Times New Roman"/>
+                <w:b w:val="0"/>
+                <w:i w:val="0"/>
+                <w:sz w:val="24"/>
+                <w:u w:val="none"/>
+              </w:rPr>
+              <w:t>Выход системы подаётся обратно на её вход, обычно со знаком «минус», чтобы уменьшать ошибку</w:t>
+            </w:r>
+          </w:p>
+        </w:tc>
+      </w:tr>
+      <w:tr>
+        <w:tc>
+          <w:tcPr>
+            <w:tcW w:type="dxa" w:w="2835"/>
+          </w:tcPr>
+          <w:p>
+            <w:pPr>
+              <w:spacing w:line="240" w:lineRule="auto"/>
+              <w:ind w:firstLine="0"/>
+              <w:jc w:val="left"/>
+            </w:pPr>
+            <w:r/>
+            <w:r>
+              <w:rPr>
+                <w:rFonts w:ascii="Times New Roman" w:hAnsi="Times New Roman" w:cs="Times New Roman" w:eastAsia="Times New Roman"/>
+                <w:b w:val="0"/>
+                <w:i w:val="0"/>
+                <w:sz w:val="24"/>
+                <w:u w:val="none"/>
+              </w:rPr>
+              <w:t>Переменная состояния</w:t>
+            </w:r>
+          </w:p>
+        </w:tc>
+        <w:tc>
+          <w:tcPr>
+            <w:tcW w:type="dxa" w:w="6520"/>
+          </w:tcPr>
+          <w:p>
+            <w:pPr>
+              <w:spacing w:line="240" w:lineRule="auto"/>
+              <w:ind w:firstLine="0"/>
+              <w:jc w:val="center"/>
+            </w:pPr>
+            <w:r/>
+            <w:r>
+              <w:rPr>
+                <w:rFonts w:ascii="Times New Roman" w:hAnsi="Times New Roman" w:cs="Times New Roman" w:eastAsia="Times New Roman"/>
+                <w:b w:val="0"/>
+                <w:i w:val="0"/>
+                <w:sz w:val="24"/>
+                <w:u w:val="none"/>
+              </w:rPr>
+              <w:t>Величина, которая «помнит» прошлое звена (например, накопленное значение интегратора); по ней однозначно определяется дальнейшее движение</w:t>
+            </w:r>
+          </w:p>
+        </w:tc>
+      </w:tr>
+      <w:tr>
+        <w:tc>
+          <w:tcPr>
+            <w:tcW w:type="dxa" w:w="2835"/>
+          </w:tcPr>
+          <w:p>
+            <w:pPr>
+              <w:spacing w:line="240" w:lineRule="auto"/>
+              <w:ind w:firstLine="0"/>
+              <w:jc w:val="left"/>
+            </w:pPr>
+            <w:r/>
+            <w:r>
+              <w:rPr>
+                <w:rFonts w:ascii="Times New Roman" w:hAnsi="Times New Roman" w:cs="Times New Roman" w:eastAsia="Times New Roman"/>
+                <w:b w:val="0"/>
+                <w:i w:val="0"/>
+                <w:sz w:val="24"/>
+                <w:u w:val="none"/>
+              </w:rPr>
+              <w:t>Модель в пространстве состояний</w:t>
+            </w:r>
+          </w:p>
+        </w:tc>
+        <w:tc>
+          <w:tcPr>
+            <w:tcW w:type="dxa" w:w="6520"/>
+          </w:tcPr>
+          <w:p>
+            <w:pPr>
+              <w:spacing w:line="240" w:lineRule="auto"/>
+              <w:ind w:firstLine="0"/>
+              <w:jc w:val="center"/>
+            </w:pPr>
+            <w:r/>
+            <w:r>
+              <w:rPr>
+                <w:rFonts w:ascii="Times New Roman" w:hAnsi="Times New Roman" w:cs="Times New Roman" w:eastAsia="Times New Roman"/>
+                <w:b w:val="0"/>
+                <w:i w:val="0"/>
+                <w:sz w:val="24"/>
+                <w:u w:val="none"/>
+              </w:rPr>
+              <w:t>Запись всей системы уравнениями dx/dt = A·x + B·u, y = C·x + D·u, где A, B, C, D — числовые таблицы (матрицы)</w:t>
+            </w:r>
+          </w:p>
+        </w:tc>
+      </w:tr>
+      <w:tr>
+        <w:tc>
+          <w:tcPr>
+            <w:tcW w:type="dxa" w:w="2835"/>
+          </w:tcPr>
+          <w:p>
+            <w:pPr>
+              <w:spacing w:line="240" w:lineRule="auto"/>
+              <w:ind w:firstLine="0"/>
+              <w:jc w:val="left"/>
+            </w:pPr>
+            <w:r/>
+            <w:r>
+              <w:rPr>
+                <w:rFonts w:ascii="Times New Roman" w:hAnsi="Times New Roman" w:cs="Times New Roman" w:eastAsia="Times New Roman"/>
+                <w:b w:val="0"/>
+                <w:i w:val="0"/>
+                <w:sz w:val="24"/>
+                <w:u w:val="none"/>
+              </w:rPr>
+              <w:t>Матрица</w:t>
+            </w:r>
+          </w:p>
+        </w:tc>
+        <w:tc>
+          <w:tcPr>
+            <w:tcW w:type="dxa" w:w="6520"/>
+          </w:tcPr>
+          <w:p>
+            <w:pPr>
+              <w:spacing w:line="240" w:lineRule="auto"/>
+              <w:ind w:firstLine="0"/>
+              <w:jc w:val="center"/>
+            </w:pPr>
+            <w:r/>
+            <w:r>
+              <w:rPr>
+                <w:rFonts w:ascii="Times New Roman" w:hAnsi="Times New Roman" w:cs="Times New Roman" w:eastAsia="Times New Roman"/>
+                <w:b w:val="0"/>
+                <w:i w:val="0"/>
+                <w:sz w:val="24"/>
+                <w:u w:val="none"/>
+              </w:rPr>
+              <w:t>Прямоугольная таблица чисел; в работе — способ компактно записать много уравнений сразу</w:t>
+            </w:r>
+          </w:p>
+        </w:tc>
+      </w:tr>
+      <w:tr>
+        <w:tc>
+          <w:tcPr>
+            <w:tcW w:type="dxa" w:w="2835"/>
+          </w:tcPr>
+          <w:p>
+            <w:pPr>
+              <w:spacing w:line="240" w:lineRule="auto"/>
+              <w:ind w:firstLine="0"/>
+              <w:jc w:val="left"/>
+            </w:pPr>
+            <w:r/>
+            <w:r>
+              <w:rPr>
+                <w:rFonts w:ascii="Times New Roman" w:hAnsi="Times New Roman" w:cs="Times New Roman" w:eastAsia="Times New Roman"/>
+                <w:b w:val="0"/>
+                <w:i w:val="0"/>
+                <w:sz w:val="24"/>
+                <w:u w:val="none"/>
+              </w:rPr>
+              <w:t>Граф схемы</w:t>
+            </w:r>
+          </w:p>
+        </w:tc>
+        <w:tc>
+          <w:tcPr>
+            <w:tcW w:type="dxa" w:w="6520"/>
+          </w:tcPr>
+          <w:p>
+            <w:pPr>
+              <w:spacing w:line="240" w:lineRule="auto"/>
+              <w:ind w:firstLine="0"/>
+              <w:jc w:val="center"/>
+            </w:pPr>
+            <w:r/>
+            <w:r>
+              <w:rPr>
+                <w:rFonts w:ascii="Times New Roman" w:hAnsi="Times New Roman" w:cs="Times New Roman" w:eastAsia="Times New Roman"/>
+                <w:b w:val="0"/>
+                <w:i w:val="0"/>
+                <w:sz w:val="24"/>
+                <w:u w:val="none"/>
+              </w:rPr>
+              <w:t>Схема, в которой блоки — точки (вершины), а связи — стрелки (рёбра) между ними</w:t>
+            </w:r>
+          </w:p>
+        </w:tc>
+      </w:tr>
+      <w:tr>
+        <w:tc>
+          <w:tcPr>
+            <w:tcW w:type="dxa" w:w="2835"/>
+          </w:tcPr>
+          <w:p>
+            <w:pPr>
+              <w:spacing w:line="240" w:lineRule="auto"/>
+              <w:ind w:firstLine="0"/>
+              <w:jc w:val="left"/>
+            </w:pPr>
+            <w:r/>
+            <w:r>
+              <w:rPr>
+                <w:rFonts w:ascii="Times New Roman" w:hAnsi="Times New Roman" w:cs="Times New Roman" w:eastAsia="Times New Roman"/>
+                <w:b w:val="0"/>
+                <w:i w:val="0"/>
+                <w:sz w:val="24"/>
+                <w:u w:val="none"/>
+              </w:rPr>
+              <w:t>Матрица соединений M</w:t>
+            </w:r>
+          </w:p>
+        </w:tc>
+        <w:tc>
+          <w:tcPr>
+            <w:tcW w:type="dxa" w:w="6520"/>
+          </w:tcPr>
+          <w:p>
+            <w:pPr>
+              <w:spacing w:line="240" w:lineRule="auto"/>
+              <w:ind w:firstLine="0"/>
+              <w:jc w:val="center"/>
+            </w:pPr>
+            <w:r/>
+            <w:r>
+              <w:rPr>
+                <w:rFonts w:ascii="Times New Roman" w:hAnsi="Times New Roman" w:cs="Times New Roman" w:eastAsia="Times New Roman"/>
+                <w:b w:val="0"/>
+                <w:i w:val="0"/>
+                <w:sz w:val="24"/>
+                <w:u w:val="none"/>
+              </w:rPr>
+              <w:t>Таблица из нулей и единиц: единица означает, что данный вход блока подключён к данному выходу</w:t>
+            </w:r>
+          </w:p>
+        </w:tc>
+      </w:tr>
+      <w:tr>
+        <w:tc>
+          <w:tcPr>
+            <w:tcW w:type="dxa" w:w="2835"/>
+          </w:tcPr>
+          <w:p>
+            <w:pPr>
+              <w:spacing w:line="240" w:lineRule="auto"/>
+              <w:ind w:firstLine="0"/>
+              <w:jc w:val="left"/>
+            </w:pPr>
+            <w:r/>
+            <w:r>
+              <w:rPr>
+                <w:rFonts w:ascii="Times New Roman" w:hAnsi="Times New Roman" w:cs="Times New Roman" w:eastAsia="Times New Roman"/>
+                <w:b w:val="0"/>
+                <w:i w:val="0"/>
+                <w:sz w:val="24"/>
+                <w:u w:val="none"/>
+              </w:rPr>
+              <w:t>Мгновенная передача</w:t>
+            </w:r>
+          </w:p>
+        </w:tc>
+        <w:tc>
+          <w:tcPr>
+            <w:tcW w:type="dxa" w:w="6520"/>
+          </w:tcPr>
+          <w:p>
+            <w:pPr>
+              <w:spacing w:line="240" w:lineRule="auto"/>
+              <w:ind w:firstLine="0"/>
+              <w:jc w:val="center"/>
+            </w:pPr>
+            <w:r/>
+            <w:r>
+              <w:rPr>
+                <w:rFonts w:ascii="Times New Roman" w:hAnsi="Times New Roman" w:cs="Times New Roman" w:eastAsia="Times New Roman"/>
+                <w:b w:val="0"/>
+                <w:i w:val="0"/>
+                <w:sz w:val="24"/>
+                <w:u w:val="none"/>
+              </w:rPr>
+              <w:t>Свойство звена передавать изменение входа на выход сразу, без задержки (усилитель, сумматор)</w:t>
+            </w:r>
+          </w:p>
+        </w:tc>
+      </w:tr>
+      <w:tr>
+        <w:tc>
+          <w:tcPr>
+            <w:tcW w:type="dxa" w:w="2835"/>
+          </w:tcPr>
+          <w:p>
+            <w:pPr>
+              <w:spacing w:line="240" w:lineRule="auto"/>
+              <w:ind w:firstLine="0"/>
+              <w:jc w:val="left"/>
+            </w:pPr>
+            <w:r/>
+            <w:r>
+              <w:rPr>
+                <w:rFonts w:ascii="Times New Roman" w:hAnsi="Times New Roman" w:cs="Times New Roman" w:eastAsia="Times New Roman"/>
+                <w:b w:val="0"/>
+                <w:i w:val="0"/>
+                <w:sz w:val="24"/>
+                <w:u w:val="none"/>
+              </w:rPr>
+              <w:t>Алгебраический контур</w:t>
+            </w:r>
+          </w:p>
+        </w:tc>
+        <w:tc>
+          <w:tcPr>
+            <w:tcW w:type="dxa" w:w="6520"/>
+          </w:tcPr>
+          <w:p>
+            <w:pPr>
+              <w:spacing w:line="240" w:lineRule="auto"/>
+              <w:ind w:firstLine="0"/>
+              <w:jc w:val="center"/>
+            </w:pPr>
+            <w:r/>
+            <w:r>
+              <w:rPr>
+                <w:rFonts w:ascii="Times New Roman" w:hAnsi="Times New Roman" w:cs="Times New Roman" w:eastAsia="Times New Roman"/>
+                <w:b w:val="0"/>
+                <w:i w:val="0"/>
+                <w:sz w:val="24"/>
+                <w:u w:val="none"/>
+              </w:rPr>
+              <w:t>Замкнутый путь сигнала только через звенья с мгновенной передачей; решается как система уравнений, а не во времени</w:t>
+            </w:r>
+          </w:p>
+        </w:tc>
+      </w:tr>
+      <w:tr>
+        <w:tc>
+          <w:tcPr>
+            <w:tcW w:type="dxa" w:w="2835"/>
+          </w:tcPr>
+          <w:p>
+            <w:pPr>
+              <w:spacing w:line="240" w:lineRule="auto"/>
+              <w:ind w:firstLine="0"/>
+              <w:jc w:val="left"/>
+            </w:pPr>
+            <w:r/>
+            <w:r>
+              <w:rPr>
+                <w:rFonts w:ascii="Times New Roman" w:hAnsi="Times New Roman" w:cs="Times New Roman" w:eastAsia="Times New Roman"/>
+                <w:b w:val="0"/>
+                <w:i w:val="0"/>
+                <w:sz w:val="24"/>
+                <w:u w:val="none"/>
+              </w:rPr>
+              <w:t>Обусловленность κ</w:t>
+            </w:r>
+          </w:p>
+        </w:tc>
+        <w:tc>
+          <w:tcPr>
+            <w:tcW w:type="dxa" w:w="6520"/>
+          </w:tcPr>
+          <w:p>
+            <w:pPr>
+              <w:spacing w:line="240" w:lineRule="auto"/>
+              <w:ind w:firstLine="0"/>
+              <w:jc w:val="center"/>
+            </w:pPr>
+            <w:r/>
+            <w:r>
+              <w:rPr>
+                <w:rFonts w:ascii="Times New Roman" w:hAnsi="Times New Roman" w:cs="Times New Roman" w:eastAsia="Times New Roman"/>
+                <w:b w:val="0"/>
+                <w:i w:val="0"/>
+                <w:sz w:val="24"/>
+                <w:u w:val="none"/>
+              </w:rPr>
+              <w:t>Число, показывающее, во сколько раз малая погрешность исходных данных может вырасти в результате; чем больше κ, тем менее надёжен расчёт</w:t>
+            </w:r>
+          </w:p>
+        </w:tc>
+      </w:tr>
+      <w:tr>
+        <w:tc>
+          <w:tcPr>
+            <w:tcW w:type="dxa" w:w="2835"/>
+          </w:tcPr>
+          <w:p>
+            <w:pPr>
+              <w:spacing w:line="240" w:lineRule="auto"/>
+              <w:ind w:firstLine="0"/>
+              <w:jc w:val="left"/>
+            </w:pPr>
+            <w:r/>
+            <w:r>
+              <w:rPr>
+                <w:rFonts w:ascii="Times New Roman" w:hAnsi="Times New Roman" w:cs="Times New Roman" w:eastAsia="Times New Roman"/>
+                <w:b w:val="0"/>
+                <w:i w:val="0"/>
+                <w:sz w:val="24"/>
+                <w:u w:val="none"/>
+              </w:rPr>
+              <w:t>Подсистема</w:t>
+            </w:r>
+          </w:p>
+        </w:tc>
+        <w:tc>
+          <w:tcPr>
+            <w:tcW w:type="dxa" w:w="6520"/>
+          </w:tcPr>
+          <w:p>
+            <w:pPr>
+              <w:spacing w:line="240" w:lineRule="auto"/>
+              <w:ind w:firstLine="0"/>
+              <w:jc w:val="center"/>
+            </w:pPr>
+            <w:r/>
+            <w:r>
+              <w:rPr>
+                <w:rFonts w:ascii="Times New Roman" w:hAnsi="Times New Roman" w:cs="Times New Roman" w:eastAsia="Times New Roman"/>
+                <w:b w:val="0"/>
+                <w:i w:val="0"/>
+                <w:sz w:val="24"/>
+                <w:u w:val="none"/>
+              </w:rPr>
+              <w:t>Блок, внутри которого находится своя схема; позволяет строить многоуровневые модели</w:t>
+            </w:r>
+          </w:p>
+        </w:tc>
+      </w:tr>
+      <w:tr>
+        <w:tc>
+          <w:tcPr>
+            <w:tcW w:type="dxa" w:w="2835"/>
+          </w:tcPr>
+          <w:p>
+            <w:pPr>
+              <w:spacing w:line="240" w:lineRule="auto"/>
+              <w:ind w:firstLine="0"/>
+              <w:jc w:val="left"/>
+            </w:pPr>
+            <w:r/>
+            <w:r>
+              <w:rPr>
+                <w:rFonts w:ascii="Times New Roman" w:hAnsi="Times New Roman" w:cs="Times New Roman" w:eastAsia="Times New Roman"/>
+                <w:b w:val="0"/>
+                <w:i w:val="0"/>
+                <w:sz w:val="24"/>
+                <w:u w:val="none"/>
+              </w:rPr>
+              <w:t>Раскрытие схемы</w:t>
+            </w:r>
+          </w:p>
+        </w:tc>
+        <w:tc>
+          <w:tcPr>
+            <w:tcW w:type="dxa" w:w="6520"/>
+          </w:tcPr>
+          <w:p>
+            <w:pPr>
+              <w:spacing w:line="240" w:lineRule="auto"/>
+              <w:ind w:firstLine="0"/>
+              <w:jc w:val="center"/>
+            </w:pPr>
+            <w:r/>
+            <w:r>
+              <w:rPr>
+                <w:rFonts w:ascii="Times New Roman" w:hAnsi="Times New Roman" w:cs="Times New Roman" w:eastAsia="Times New Roman"/>
+                <w:b w:val="0"/>
+                <w:i w:val="0"/>
+                <w:sz w:val="24"/>
+                <w:u w:val="none"/>
+              </w:rPr>
+              <w:t>Замена всех подсистем их содержимым, чтобы получить одну плоскую схему</w:t>
+            </w:r>
+          </w:p>
+        </w:tc>
+      </w:tr>
+      <w:tr>
+        <w:tc>
+          <w:tcPr>
+            <w:tcW w:type="dxa" w:w="2835"/>
+          </w:tcPr>
+          <w:p>
+            <w:pPr>
+              <w:spacing w:line="240" w:lineRule="auto"/>
+              <w:ind w:firstLine="0"/>
+              <w:jc w:val="left"/>
+            </w:pPr>
+            <w:r/>
+            <w:r>
+              <w:rPr>
+                <w:rFonts w:ascii="Times New Roman" w:hAnsi="Times New Roman" w:cs="Times New Roman" w:eastAsia="Times New Roman"/>
+                <w:b w:val="0"/>
+                <w:i w:val="0"/>
+                <w:sz w:val="24"/>
+                <w:u w:val="none"/>
+              </w:rPr>
+              <w:t>Численный метод интегрирования</w:t>
+            </w:r>
+          </w:p>
+        </w:tc>
+        <w:tc>
+          <w:tcPr>
+            <w:tcW w:type="dxa" w:w="6520"/>
+          </w:tcPr>
+          <w:p>
+            <w:pPr>
+              <w:spacing w:line="240" w:lineRule="auto"/>
+              <w:ind w:firstLine="0"/>
+              <w:jc w:val="center"/>
+            </w:pPr>
+            <w:r/>
+            <w:r>
+              <w:rPr>
+                <w:rFonts w:ascii="Times New Roman" w:hAnsi="Times New Roman" w:cs="Times New Roman" w:eastAsia="Times New Roman"/>
+                <w:b w:val="0"/>
+                <w:i w:val="0"/>
+                <w:sz w:val="24"/>
+                <w:u w:val="none"/>
+              </w:rPr>
+              <w:t>Способ пошагово рассчитать, как меняются переменные системы во времени (метод Эйлера, Рунге–Кутты)</w:t>
+            </w:r>
+          </w:p>
+        </w:tc>
+      </w:tr>
+      <w:tr>
+        <w:tc>
+          <w:tcPr>
+            <w:tcW w:type="dxa" w:w="2835"/>
+          </w:tcPr>
+          <w:p>
+            <w:pPr>
+              <w:spacing w:line="240" w:lineRule="auto"/>
+              <w:ind w:firstLine="0"/>
+              <w:jc w:val="left"/>
+            </w:pPr>
+            <w:r/>
+            <w:r>
+              <w:rPr>
+                <w:rFonts w:ascii="Times New Roman" w:hAnsi="Times New Roman" w:cs="Times New Roman" w:eastAsia="Times New Roman"/>
+                <w:b w:val="0"/>
+                <w:i w:val="0"/>
+                <w:sz w:val="24"/>
+                <w:u w:val="none"/>
+              </w:rPr>
+              <w:t>Шаг интегрирования h</w:t>
+            </w:r>
+          </w:p>
+        </w:tc>
+        <w:tc>
+          <w:tcPr>
+            <w:tcW w:type="dxa" w:w="6520"/>
+          </w:tcPr>
+          <w:p>
+            <w:pPr>
+              <w:spacing w:line="240" w:lineRule="auto"/>
+              <w:ind w:firstLine="0"/>
+              <w:jc w:val="center"/>
+            </w:pPr>
+            <w:r/>
+            <w:r>
+              <w:rPr>
+                <w:rFonts w:ascii="Times New Roman" w:hAnsi="Times New Roman" w:cs="Times New Roman" w:eastAsia="Times New Roman"/>
+                <w:b w:val="0"/>
+                <w:i w:val="0"/>
+                <w:sz w:val="24"/>
+                <w:u w:val="none"/>
+              </w:rPr>
+              <w:t>Промежуток времени между соседними расчётными точками</w:t>
+            </w:r>
+          </w:p>
+        </w:tc>
+      </w:tr>
+      <w:tr>
+        <w:tc>
+          <w:tcPr>
+            <w:tcW w:type="dxa" w:w="2835"/>
+          </w:tcPr>
+          <w:p>
+            <w:pPr>
+              <w:spacing w:line="240" w:lineRule="auto"/>
+              <w:ind w:firstLine="0"/>
+              <w:jc w:val="left"/>
+            </w:pPr>
+            <w:r/>
+            <w:r>
+              <w:rPr>
+                <w:rFonts w:ascii="Times New Roman" w:hAnsi="Times New Roman" w:cs="Times New Roman" w:eastAsia="Times New Roman"/>
+                <w:b w:val="0"/>
+                <w:i w:val="0"/>
+                <w:sz w:val="24"/>
+                <w:u w:val="none"/>
+              </w:rPr>
+              <w:t>Порядок точности</w:t>
+            </w:r>
+          </w:p>
+        </w:tc>
+        <w:tc>
+          <w:tcPr>
+            <w:tcW w:type="dxa" w:w="6520"/>
+          </w:tcPr>
+          <w:p>
+            <w:pPr>
+              <w:spacing w:line="240" w:lineRule="auto"/>
+              <w:ind w:firstLine="0"/>
+              <w:jc w:val="center"/>
+            </w:pPr>
+            <w:r/>
+            <w:r>
+              <w:rPr>
+                <w:rFonts w:ascii="Times New Roman" w:hAnsi="Times New Roman" w:cs="Times New Roman" w:eastAsia="Times New Roman"/>
+                <w:b w:val="0"/>
+                <w:i w:val="0"/>
+                <w:sz w:val="24"/>
+                <w:u w:val="none"/>
+              </w:rPr>
+              <w:t>Показывает, как быстро уменьшается ошибка при уменьшении шага: при порядке 4 уменьшение шага вдвое уменьшает ошибку в 16 раз</w:t>
+            </w:r>
+          </w:p>
+        </w:tc>
+      </w:tr>
+    </w:tbl>
+    <w:p>
+      <w:pPr>
+        <w:keepNext w:val="0"/>
+        <w:spacing w:line="240" w:lineRule="auto" w:before="0" w:after="0"/>
+        <w:ind w:firstLine="709"/>
+        <w:jc w:val="both"/>
+      </w:pPr>
     </w:p>
     <w:p>
       <w:pPr>
@@ -2640,7 +3603,7 @@
           <w:sz w:val="28"/>
           <w:u w:val="none"/>
         </w:rPr>
-        <w:t>Выделены три способа, их сравнение приведено в таблице 1.</w:t>
+        <w:t>Выделены три способа, их сравнение приведено в таблице 2.</w:t>
       </w:r>
     </w:p>
     <w:p>
@@ -2658,7 +3621,7 @@
           <w:sz w:val="28"/>
           <w:u w:val="none"/>
         </w:rPr>
-        <w:t>Таблица 1 – Способы перехода от структурной схемы к модели</w:t>
+        <w:t>Таблица 2 – Способы перехода от структурной схемы к модели</w:t>
       </w:r>
     </w:p>
     <w:tbl>
@@ -3191,7 +4154,7 @@
           <w:sz w:val="28"/>
           <w:u w:val="none"/>
         </w:rPr>
-        <w:t>где uᵢ — входы звена, yᵢ — выход, xᵢ — внутренние переменные (состояния). Например, у усилителя состояний нет, и y = k·u (Dᵢ = k), у звена K/(T·s + 1) одно состояние: dx/dt = −x/T + u/T, y = K·x. Поддерживаемые звенья приведены в таблице 2.</w:t>
+        <w:t>где uᵢ — входы звена, yᵢ — выход, xᵢ — внутренние переменные (состояния). Например, у усилителя состояний нет, и y = k·u (Dᵢ = k), у звена K/(T·s + 1) одно состояние: dx/dt = −x/T + u/T, y = K·x. Поддерживаемые звенья приведены в таблице 3.</w:t>
       </w:r>
     </w:p>
     <w:p>
@@ -3209,7 +4172,7 @@
           <w:sz w:val="28"/>
           <w:u w:val="none"/>
         </w:rPr>
-        <w:t>Таблица 2 – Типовые звенья и их модели</w:t>
+        <w:t>Таблица 3 – Типовые звенья и их модели</w:t>
       </w:r>
     </w:p>
     <w:tbl>
@@ -4417,6 +5380,554 @@
     </w:p>
     <w:p>
       <w:pPr>
+        <w:keepNext w:val="0"/>
+        <w:spacing w:line="360" w:lineRule="auto" w:before="0" w:after="0"/>
+        <w:ind w:firstLine="709"/>
+        <w:jc w:val="both"/>
+      </w:pPr>
+      <w:r>
+        <w:rPr>
+          <w:rFonts w:ascii="Times New Roman" w:hAnsi="Times New Roman" w:cs="Times New Roman" w:eastAsia="Times New Roman"/>
+          <w:b w:val="0"/>
+          <w:i w:val="0"/>
+          <w:sz w:val="28"/>
+          <w:u w:val="none"/>
+        </w:rPr>
+        <w:t>Для этой схемы у блоков три выхода (сумматор, усилитель, объект) и четыре входа. Матрица соединений M приведена в таблице 4: строки — входы блоков, столбцы — выходы. Например, единица в строке «вход усилителя» и столбце «сумматор» означает, что выход сумматора подключён ко входу усилителя. Вход «+» сумматора подключён к ступенчатому входу, поэтому он записывается не в M, а в матрицу N.</w:t>
+      </w:r>
+    </w:p>
+    <w:p>
+      <w:pPr>
+        <w:keepNext/>
+        <w:spacing w:line="360" w:lineRule="auto" w:before="120" w:after="0"/>
+        <w:ind w:firstLine="0"/>
+        <w:jc w:val="center"/>
+      </w:pPr>
+      <w:r>
+        <w:rPr>
+          <w:rFonts w:ascii="Times New Roman" w:hAnsi="Times New Roman" w:cs="Times New Roman" w:eastAsia="Times New Roman"/>
+          <w:b w:val="0"/>
+          <w:i w:val="0"/>
+          <w:sz w:val="28"/>
+          <w:u w:val="none"/>
+        </w:rPr>
+        <w:t>Таблица 4 – Матрица соединений M для схемы рисунка 1</w:t>
+      </w:r>
+    </w:p>
+    <w:tbl>
+      <w:tblPr>
+        <w:tblStyle w:val="TableGrid"/>
+        <w:tblW w:type="auto" w:w="0"/>
+        <w:jc w:val="center"/>
+        <w:tblLayout w:type="fixed"/>
+        <w:tblLook w:firstColumn="1" w:firstRow="1" w:lastColumn="0" w:lastRow="0" w:noHBand="0" w:noVBand="1" w:val="04A0"/>
+        <w:tblLayout w:type="fixed"/>
+      </w:tblPr>
+      <w:tblGrid>
+        <w:gridCol w:w="3685"/>
+        <w:gridCol w:w="1871"/>
+        <w:gridCol w:w="1871"/>
+        <w:gridCol w:w="1927"/>
+      </w:tblGrid>
+      <w:tr>
+        <w:tc>
+          <w:tcPr>
+            <w:tcW w:type="dxa" w:w="3685"/>
+          </w:tcPr>
+          <w:p>
+            <w:pPr>
+              <w:spacing w:line="240" w:lineRule="auto"/>
+              <w:ind w:firstLine="0"/>
+              <w:jc w:val="center"/>
+            </w:pPr>
+            <w:r/>
+            <w:r>
+              <w:rPr>
+                <w:rFonts w:ascii="Times New Roman" w:hAnsi="Times New Roman" w:cs="Times New Roman" w:eastAsia="Times New Roman"/>
+                <w:b/>
+                <w:i w:val="0"/>
+                <w:sz w:val="24"/>
+                <w:u w:val="none"/>
+              </w:rPr>
+              <w:t>Вход блока</w:t>
+            </w:r>
+          </w:p>
+        </w:tc>
+        <w:tc>
+          <w:tcPr>
+            <w:tcW w:type="dxa" w:w="1871"/>
+          </w:tcPr>
+          <w:p>
+            <w:pPr>
+              <w:spacing w:line="240" w:lineRule="auto"/>
+              <w:ind w:firstLine="0"/>
+              <w:jc w:val="center"/>
+            </w:pPr>
+            <w:r/>
+            <w:r>
+              <w:rPr>
+                <w:rFonts w:ascii="Times New Roman" w:hAnsi="Times New Roman" w:cs="Times New Roman" w:eastAsia="Times New Roman"/>
+                <w:b/>
+                <w:i w:val="0"/>
+                <w:sz w:val="24"/>
+                <w:u w:val="none"/>
+              </w:rPr>
+              <w:t>Выход сумматора</w:t>
+            </w:r>
+          </w:p>
+        </w:tc>
+        <w:tc>
+          <w:tcPr>
+            <w:tcW w:type="dxa" w:w="1871"/>
+          </w:tcPr>
+          <w:p>
+            <w:pPr>
+              <w:spacing w:line="240" w:lineRule="auto"/>
+              <w:ind w:firstLine="0"/>
+              <w:jc w:val="center"/>
+            </w:pPr>
+            <w:r/>
+            <w:r>
+              <w:rPr>
+                <w:rFonts w:ascii="Times New Roman" w:hAnsi="Times New Roman" w:cs="Times New Roman" w:eastAsia="Times New Roman"/>
+                <w:b/>
+                <w:i w:val="0"/>
+                <w:sz w:val="24"/>
+                <w:u w:val="none"/>
+              </w:rPr>
+              <w:t>Выход усилителя</w:t>
+            </w:r>
+          </w:p>
+        </w:tc>
+        <w:tc>
+          <w:tcPr>
+            <w:tcW w:type="dxa" w:w="1928"/>
+          </w:tcPr>
+          <w:p>
+            <w:pPr>
+              <w:spacing w:line="240" w:lineRule="auto"/>
+              <w:ind w:firstLine="0"/>
+              <w:jc w:val="center"/>
+            </w:pPr>
+            <w:r/>
+            <w:r>
+              <w:rPr>
+                <w:rFonts w:ascii="Times New Roman" w:hAnsi="Times New Roman" w:cs="Times New Roman" w:eastAsia="Times New Roman"/>
+                <w:b/>
+                <w:i w:val="0"/>
+                <w:sz w:val="24"/>
+                <w:u w:val="none"/>
+              </w:rPr>
+              <w:t>Выход объекта</w:t>
+            </w:r>
+          </w:p>
+        </w:tc>
+      </w:tr>
+      <w:tr>
+        <w:tc>
+          <w:tcPr>
+            <w:tcW w:type="dxa" w:w="3685"/>
+          </w:tcPr>
+          <w:p>
+            <w:pPr>
+              <w:spacing w:line="240" w:lineRule="auto"/>
+              <w:ind w:firstLine="0"/>
+              <w:jc w:val="left"/>
+            </w:pPr>
+            <w:r/>
+            <w:r>
+              <w:rPr>
+                <w:rFonts w:ascii="Times New Roman" w:hAnsi="Times New Roman" w:cs="Times New Roman" w:eastAsia="Times New Roman"/>
+                <w:b w:val="0"/>
+                <w:i w:val="0"/>
+                <w:sz w:val="24"/>
+                <w:u w:val="none"/>
+              </w:rPr>
+              <w:t>сумматор, вход «+» (от ступеньки)</w:t>
+            </w:r>
+          </w:p>
+        </w:tc>
+        <w:tc>
+          <w:tcPr>
+            <w:tcW w:type="dxa" w:w="1871"/>
+          </w:tcPr>
+          <w:p>
+            <w:pPr>
+              <w:spacing w:line="240" w:lineRule="auto"/>
+              <w:ind w:firstLine="0"/>
+              <w:jc w:val="center"/>
+            </w:pPr>
+            <w:r/>
+            <w:r>
+              <w:rPr>
+                <w:rFonts w:ascii="Times New Roman" w:hAnsi="Times New Roman" w:cs="Times New Roman" w:eastAsia="Times New Roman"/>
+                <w:b w:val="0"/>
+                <w:i w:val="0"/>
+                <w:sz w:val="24"/>
+                <w:u w:val="none"/>
+              </w:rPr>
+              <w:t>0</w:t>
+            </w:r>
+          </w:p>
+        </w:tc>
+        <w:tc>
+          <w:tcPr>
+            <w:tcW w:type="dxa" w:w="1871"/>
+          </w:tcPr>
+          <w:p>
+            <w:pPr>
+              <w:spacing w:line="240" w:lineRule="auto"/>
+              <w:ind w:firstLine="0"/>
+              <w:jc w:val="center"/>
+            </w:pPr>
+            <w:r/>
+            <w:r>
+              <w:rPr>
+                <w:rFonts w:ascii="Times New Roman" w:hAnsi="Times New Roman" w:cs="Times New Roman" w:eastAsia="Times New Roman"/>
+                <w:b w:val="0"/>
+                <w:i w:val="0"/>
+                <w:sz w:val="24"/>
+                <w:u w:val="none"/>
+              </w:rPr>
+              <w:t>0</w:t>
+            </w:r>
+          </w:p>
+        </w:tc>
+        <w:tc>
+          <w:tcPr>
+            <w:tcW w:type="dxa" w:w="1928"/>
+          </w:tcPr>
+          <w:p>
+            <w:pPr>
+              <w:spacing w:line="240" w:lineRule="auto"/>
+              <w:ind w:firstLine="0"/>
+              <w:jc w:val="center"/>
+            </w:pPr>
+            <w:r/>
+            <w:r>
+              <w:rPr>
+                <w:rFonts w:ascii="Times New Roman" w:hAnsi="Times New Roman" w:cs="Times New Roman" w:eastAsia="Times New Roman"/>
+                <w:b w:val="0"/>
+                <w:i w:val="0"/>
+                <w:sz w:val="24"/>
+                <w:u w:val="none"/>
+              </w:rPr>
+              <w:t>0</w:t>
+            </w:r>
+          </w:p>
+        </w:tc>
+      </w:tr>
+      <w:tr>
+        <w:tc>
+          <w:tcPr>
+            <w:tcW w:type="dxa" w:w="3685"/>
+          </w:tcPr>
+          <w:p>
+            <w:pPr>
+              <w:spacing w:line="240" w:lineRule="auto"/>
+              <w:ind w:firstLine="0"/>
+              <w:jc w:val="left"/>
+            </w:pPr>
+            <w:r/>
+            <w:r>
+              <w:rPr>
+                <w:rFonts w:ascii="Times New Roman" w:hAnsi="Times New Roman" w:cs="Times New Roman" w:eastAsia="Times New Roman"/>
+                <w:b w:val="0"/>
+                <w:i w:val="0"/>
+                <w:sz w:val="24"/>
+                <w:u w:val="none"/>
+              </w:rPr>
+              <w:t>сумматор, вход «−»</w:t>
+            </w:r>
+          </w:p>
+        </w:tc>
+        <w:tc>
+          <w:tcPr>
+            <w:tcW w:type="dxa" w:w="1871"/>
+          </w:tcPr>
+          <w:p>
+            <w:pPr>
+              <w:spacing w:line="240" w:lineRule="auto"/>
+              <w:ind w:firstLine="0"/>
+              <w:jc w:val="center"/>
+            </w:pPr>
+            <w:r/>
+            <w:r>
+              <w:rPr>
+                <w:rFonts w:ascii="Times New Roman" w:hAnsi="Times New Roman" w:cs="Times New Roman" w:eastAsia="Times New Roman"/>
+                <w:b w:val="0"/>
+                <w:i w:val="0"/>
+                <w:sz w:val="24"/>
+                <w:u w:val="none"/>
+              </w:rPr>
+              <w:t>0</w:t>
+            </w:r>
+          </w:p>
+        </w:tc>
+        <w:tc>
+          <w:tcPr>
+            <w:tcW w:type="dxa" w:w="1871"/>
+          </w:tcPr>
+          <w:p>
+            <w:pPr>
+              <w:spacing w:line="240" w:lineRule="auto"/>
+              <w:ind w:firstLine="0"/>
+              <w:jc w:val="center"/>
+            </w:pPr>
+            <w:r/>
+            <w:r>
+              <w:rPr>
+                <w:rFonts w:ascii="Times New Roman" w:hAnsi="Times New Roman" w:cs="Times New Roman" w:eastAsia="Times New Roman"/>
+                <w:b w:val="0"/>
+                <w:i w:val="0"/>
+                <w:sz w:val="24"/>
+                <w:u w:val="none"/>
+              </w:rPr>
+              <w:t>0</w:t>
+            </w:r>
+          </w:p>
+        </w:tc>
+        <w:tc>
+          <w:tcPr>
+            <w:tcW w:type="dxa" w:w="1928"/>
+          </w:tcPr>
+          <w:p>
+            <w:pPr>
+              <w:spacing w:line="240" w:lineRule="auto"/>
+              <w:ind w:firstLine="0"/>
+              <w:jc w:val="center"/>
+            </w:pPr>
+            <w:r/>
+            <w:r>
+              <w:rPr>
+                <w:rFonts w:ascii="Times New Roman" w:hAnsi="Times New Roman" w:cs="Times New Roman" w:eastAsia="Times New Roman"/>
+                <w:b w:val="0"/>
+                <w:i w:val="0"/>
+                <w:sz w:val="24"/>
+                <w:u w:val="none"/>
+              </w:rPr>
+              <w:t>1</w:t>
+            </w:r>
+          </w:p>
+        </w:tc>
+      </w:tr>
+      <w:tr>
+        <w:tc>
+          <w:tcPr>
+            <w:tcW w:type="dxa" w:w="3685"/>
+          </w:tcPr>
+          <w:p>
+            <w:pPr>
+              <w:spacing w:line="240" w:lineRule="auto"/>
+              <w:ind w:firstLine="0"/>
+              <w:jc w:val="left"/>
+            </w:pPr>
+            <w:r/>
+            <w:r>
+              <w:rPr>
+                <w:rFonts w:ascii="Times New Roman" w:hAnsi="Times New Roman" w:cs="Times New Roman" w:eastAsia="Times New Roman"/>
+                <w:b w:val="0"/>
+                <w:i w:val="0"/>
+                <w:sz w:val="24"/>
+                <w:u w:val="none"/>
+              </w:rPr>
+              <w:t>усилитель</w:t>
+            </w:r>
+          </w:p>
+        </w:tc>
+        <w:tc>
+          <w:tcPr>
+            <w:tcW w:type="dxa" w:w="1871"/>
+          </w:tcPr>
+          <w:p>
+            <w:pPr>
+              <w:spacing w:line="240" w:lineRule="auto"/>
+              <w:ind w:firstLine="0"/>
+              <w:jc w:val="center"/>
+            </w:pPr>
+            <w:r/>
+            <w:r>
+              <w:rPr>
+                <w:rFonts w:ascii="Times New Roman" w:hAnsi="Times New Roman" w:cs="Times New Roman" w:eastAsia="Times New Roman"/>
+                <w:b w:val="0"/>
+                <w:i w:val="0"/>
+                <w:sz w:val="24"/>
+                <w:u w:val="none"/>
+              </w:rPr>
+              <w:t>1</w:t>
+            </w:r>
+          </w:p>
+        </w:tc>
+        <w:tc>
+          <w:tcPr>
+            <w:tcW w:type="dxa" w:w="1871"/>
+          </w:tcPr>
+          <w:p>
+            <w:pPr>
+              <w:spacing w:line="240" w:lineRule="auto"/>
+              <w:ind w:firstLine="0"/>
+              <w:jc w:val="center"/>
+            </w:pPr>
+            <w:r/>
+            <w:r>
+              <w:rPr>
+                <w:rFonts w:ascii="Times New Roman" w:hAnsi="Times New Roman" w:cs="Times New Roman" w:eastAsia="Times New Roman"/>
+                <w:b w:val="0"/>
+                <w:i w:val="0"/>
+                <w:sz w:val="24"/>
+                <w:u w:val="none"/>
+              </w:rPr>
+              <w:t>0</w:t>
+            </w:r>
+          </w:p>
+        </w:tc>
+        <w:tc>
+          <w:tcPr>
+            <w:tcW w:type="dxa" w:w="1928"/>
+          </w:tcPr>
+          <w:p>
+            <w:pPr>
+              <w:spacing w:line="240" w:lineRule="auto"/>
+              <w:ind w:firstLine="0"/>
+              <w:jc w:val="center"/>
+            </w:pPr>
+            <w:r/>
+            <w:r>
+              <w:rPr>
+                <w:rFonts w:ascii="Times New Roman" w:hAnsi="Times New Roman" w:cs="Times New Roman" w:eastAsia="Times New Roman"/>
+                <w:b w:val="0"/>
+                <w:i w:val="0"/>
+                <w:sz w:val="24"/>
+                <w:u w:val="none"/>
+              </w:rPr>
+              <w:t>0</w:t>
+            </w:r>
+          </w:p>
+        </w:tc>
+      </w:tr>
+      <w:tr>
+        <w:tc>
+          <w:tcPr>
+            <w:tcW w:type="dxa" w:w="3685"/>
+          </w:tcPr>
+          <w:p>
+            <w:pPr>
+              <w:spacing w:line="240" w:lineRule="auto"/>
+              <w:ind w:firstLine="0"/>
+              <w:jc w:val="left"/>
+            </w:pPr>
+            <w:r/>
+            <w:r>
+              <w:rPr>
+                <w:rFonts w:ascii="Times New Roman" w:hAnsi="Times New Roman" w:cs="Times New Roman" w:eastAsia="Times New Roman"/>
+                <w:b w:val="0"/>
+                <w:i w:val="0"/>
+                <w:sz w:val="24"/>
+                <w:u w:val="none"/>
+              </w:rPr>
+              <w:t>объект 1/(s − 1)</w:t>
+            </w:r>
+          </w:p>
+        </w:tc>
+        <w:tc>
+          <w:tcPr>
+            <w:tcW w:type="dxa" w:w="1871"/>
+          </w:tcPr>
+          <w:p>
+            <w:pPr>
+              <w:spacing w:line="240" w:lineRule="auto"/>
+              <w:ind w:firstLine="0"/>
+              <w:jc w:val="center"/>
+            </w:pPr>
+            <w:r/>
+            <w:r>
+              <w:rPr>
+                <w:rFonts w:ascii="Times New Roman" w:hAnsi="Times New Roman" w:cs="Times New Roman" w:eastAsia="Times New Roman"/>
+                <w:b w:val="0"/>
+                <w:i w:val="0"/>
+                <w:sz w:val="24"/>
+                <w:u w:val="none"/>
+              </w:rPr>
+              <w:t>0</w:t>
+            </w:r>
+          </w:p>
+        </w:tc>
+        <w:tc>
+          <w:tcPr>
+            <w:tcW w:type="dxa" w:w="1871"/>
+          </w:tcPr>
+          <w:p>
+            <w:pPr>
+              <w:spacing w:line="240" w:lineRule="auto"/>
+              <w:ind w:firstLine="0"/>
+              <w:jc w:val="center"/>
+            </w:pPr>
+            <w:r/>
+            <w:r>
+              <w:rPr>
+                <w:rFonts w:ascii="Times New Roman" w:hAnsi="Times New Roman" w:cs="Times New Roman" w:eastAsia="Times New Roman"/>
+                <w:b w:val="0"/>
+                <w:i w:val="0"/>
+                <w:sz w:val="24"/>
+                <w:u w:val="none"/>
+              </w:rPr>
+              <w:t>1</w:t>
+            </w:r>
+          </w:p>
+        </w:tc>
+        <w:tc>
+          <w:tcPr>
+            <w:tcW w:type="dxa" w:w="1928"/>
+          </w:tcPr>
+          <w:p>
+            <w:pPr>
+              <w:spacing w:line="240" w:lineRule="auto"/>
+              <w:ind w:firstLine="0"/>
+              <w:jc w:val="center"/>
+            </w:pPr>
+            <w:r/>
+            <w:r>
+              <w:rPr>
+                <w:rFonts w:ascii="Times New Roman" w:hAnsi="Times New Roman" w:cs="Times New Roman" w:eastAsia="Times New Roman"/>
+                <w:b w:val="0"/>
+                <w:i w:val="0"/>
+                <w:sz w:val="24"/>
+                <w:u w:val="none"/>
+              </w:rPr>
+              <w:t>0</w:t>
+            </w:r>
+          </w:p>
+        </w:tc>
+      </w:tr>
+    </w:tbl>
+    <w:p>
+      <w:pPr>
+        <w:keepNext w:val="0"/>
+        <w:spacing w:line="240" w:lineRule="auto" w:before="0" w:after="0"/>
+        <w:ind w:firstLine="709"/>
+        <w:jc w:val="both"/>
+      </w:pPr>
+    </w:p>
+    <w:p>
+      <w:pPr>
+        <w:keepNext w:val="0"/>
+        <w:spacing w:line="360" w:lineRule="auto" w:before="0" w:after="0"/>
+        <w:ind w:firstLine="709"/>
+        <w:jc w:val="both"/>
+      </w:pPr>
+      <w:r>
+        <w:rPr>
+          <w:rFonts w:ascii="Times New Roman" w:hAnsi="Times New Roman" w:cs="Times New Roman" w:eastAsia="Times New Roman"/>
+          <w:b w:val="0"/>
+          <w:i w:val="0"/>
+          <w:sz w:val="28"/>
+          <w:u w:val="none"/>
+        </w:rPr>
+        <w:t>Подставив M в уравнения звеньев, программа получает A = −2, B = 3, C = 1, D = 0, то есть dx/dt = −2·x + 3·r, y = x. Полюс системы равен −2: он отрицательный, значит, система устойчива, хотя сам объект 1/(s − 1) неустойчив.</w:t>
+      </w:r>
+    </w:p>
+    <w:p>
+      <w:pPr>
         <w:keepNext/>
         <w:spacing w:line="360" w:lineRule="auto" w:before="240" w:after="120"/>
         <w:ind w:firstLine="709"/>
@@ -4563,7 +6074,7 @@
           <w:sz w:val="28"/>
           <w:u w:val="none"/>
         </w:rPr>
-        <w:t>где σ_min — наименьшее сингулярное число. Для одной скалярной петли κ = (1 + |k|)/|1 − k|. Если κ больше 1/√ε ≈ 6,7·10⁷ (ε — машинная точность), при решении теряется больше половины значащих цифр. В этом случае программа отказывается от расчёта и называет блоки контура, а не выдаёт недостоверный результат.</w:t>
+        <w:t>где σ_min — наименьшее сингулярное число матрицы. Простыми словами, σ_min показывает, насколько система уравнений близка к такой, у которой нет единственного решения: чем ближе σ_min к нулю, тем сильнее малая погрешность коэффициентов искажает ответ. Для одной скалярной петли κ = (1 + |k|)/|1 − k|. Если κ больше 1/√ε ≈ 6,7·10⁷ (ε — машинная точность), при решении теряется больше половины значащих цифр. В этом случае программа отказывается от расчёта и называет блоки контура, а не выдаёт недостоверный результат.</w:t>
       </w:r>
     </w:p>
     <w:p>
@@ -4617,7 +6128,7 @@
           <w:sz w:val="28"/>
           <w:u w:val="none"/>
         </w:rPr>
-        <w:t>Пример многоуровневой схемы показан на рисунках 2 и 3. Модель строится по всей схеме сразу, а в таблице состояний указано, из какой подсистемы пришла каждая переменная (рисунок 4).</w:t>
+        <w:t>Пример подсистемы показан на рисунке 2: блок «Измерительный тракт» сам является подсистемой второго уровня. Модель строится по всей схеме сразу, а программа запоминает, из какой подсистемы пришла каждая переменная состояния (таблица 5).</w:t>
       </w:r>
     </w:p>
     <w:p>
@@ -4630,7 +6141,7 @@
       <w:r>
         <w:drawing>
           <wp:inline xmlns:a="http://schemas.openxmlformats.org/drawingml/2006/main" xmlns:pic="http://schemas.openxmlformats.org/drawingml/2006/picture">
-            <wp:extent cx="5760000" cy="3420000"/>
+            <wp:extent cx="5400000" cy="880251"/>
             <wp:docPr id="3" name="Picture 3"/>
             <wp:cNvGraphicFramePr>
               <a:graphicFrameLocks noChangeAspect="1"/>
@@ -4639,7 +6150,7 @@
               <a:graphicData uri="http://schemas.openxmlformats.org/drawingml/2006/picture">
                 <pic:pic>
                   <pic:nvPicPr>
-                    <pic:cNvPr id="0" name="hier-top.png"/>
+                    <pic:cNvPr id="0" name="hier-inside.png"/>
                     <pic:cNvPicPr/>
                   </pic:nvPicPr>
                   <pic:blipFill>
@@ -4651,7 +6162,7 @@
                   <pic:spPr>
                     <a:xfrm>
                       <a:off x="0" y="0"/>
-                      <a:ext cx="5760000" cy="3420000"/>
+                      <a:ext cx="5400000" cy="880251"/>
                     </a:xfrm>
                     <a:prstGeom prst="rect"/>
                   </pic:spPr>
@@ -4677,55 +6188,13 @@
           <w:sz w:val="28"/>
           <w:u w:val="none"/>
         </w:rPr>
-        <w:t>Рисунок 2 – Многоуровневая модель: верхний уровень</w:t>
+        <w:t>Рисунок 2 – Подсистема «Измерение» с вложенной подсистемой</w:t>
       </w:r>
     </w:p>
     <w:p>
       <w:pPr>
         <w:keepNext/>
-        <w:spacing w:line="240" w:lineRule="auto" w:before="120" w:after="0"/>
-        <w:ind w:firstLine="0"/>
-        <w:jc w:val="center"/>
-      </w:pPr>
-      <w:r>
-        <w:drawing>
-          <wp:inline xmlns:a="http://schemas.openxmlformats.org/drawingml/2006/main" xmlns:pic="http://schemas.openxmlformats.org/drawingml/2006/picture">
-            <wp:extent cx="5760000" cy="3420000"/>
-            <wp:docPr id="4" name="Picture 4"/>
-            <wp:cNvGraphicFramePr>
-              <a:graphicFrameLocks noChangeAspect="1"/>
-            </wp:cNvGraphicFramePr>
-            <a:graphic>
-              <a:graphicData uri="http://schemas.openxmlformats.org/drawingml/2006/picture">
-                <pic:pic>
-                  <pic:nvPicPr>
-                    <pic:cNvPr id="0" name="hier-inside.png"/>
-                    <pic:cNvPicPr/>
-                  </pic:nvPicPr>
-                  <pic:blipFill>
-                    <a:blip r:embed="rId14"/>
-                    <a:stretch>
-                      <a:fillRect/>
-                    </a:stretch>
-                  </pic:blipFill>
-                  <pic:spPr>
-                    <a:xfrm>
-                      <a:off x="0" y="0"/>
-                      <a:ext cx="5760000" cy="3420000"/>
-                    </a:xfrm>
-                    <a:prstGeom prst="rect"/>
-                  </pic:spPr>
-                </pic:pic>
-              </a:graphicData>
-            </a:graphic>
-          </wp:inline>
-        </w:drawing>
-      </w:r>
-    </w:p>
-    <w:p>
-      <w:pPr>
-        <w:keepNext w:val="0"/>
-        <w:spacing w:line="360" w:lineRule="auto" w:before="0" w:after="120"/>
+        <w:spacing w:line="360" w:lineRule="auto" w:before="120" w:after="0"/>
         <w:ind w:firstLine="0"/>
         <w:jc w:val="center"/>
       </w:pPr>
@@ -4737,68 +6206,408 @@
           <w:sz w:val="28"/>
           <w:u w:val="none"/>
         </w:rPr>
-        <w:t>Рисунок 3 – Подсистема «Измерение» с вложенной подсистемой</w:t>
+        <w:t>Таблица 5 – Переменные состояния многоуровневой схемы и их подсистемы</w:t>
       </w:r>
     </w:p>
+    <w:tbl>
+      <w:tblPr>
+        <w:tblStyle w:val="TableGrid"/>
+        <w:tblW w:type="auto" w:w="0"/>
+        <w:jc w:val="center"/>
+        <w:tblLayout w:type="fixed"/>
+        <w:tblLook w:firstColumn="1" w:firstRow="1" w:lastColumn="0" w:lastRow="0" w:noHBand="0" w:noVBand="1" w:val="04A0"/>
+        <w:tblLayout w:type="fixed"/>
+      </w:tblPr>
+      <w:tblGrid>
+        <w:gridCol w:w="793"/>
+        <w:gridCol w:w="3175"/>
+        <w:gridCol w:w="2551"/>
+        <w:gridCol w:w="2835"/>
+      </w:tblGrid>
+      <w:tr>
+        <w:tc>
+          <w:tcPr>
+            <w:tcW w:type="dxa" w:w="794"/>
+          </w:tcPr>
+          <w:p>
+            <w:pPr>
+              <w:spacing w:line="240" w:lineRule="auto"/>
+              <w:ind w:firstLine="0"/>
+              <w:jc w:val="center"/>
+            </w:pPr>
+            <w:r/>
+            <w:r>
+              <w:rPr>
+                <w:rFonts w:ascii="Times New Roman" w:hAnsi="Times New Roman" w:cs="Times New Roman" w:eastAsia="Times New Roman"/>
+                <w:b/>
+                <w:i w:val="0"/>
+                <w:sz w:val="22"/>
+                <w:u w:val="none"/>
+              </w:rPr>
+              <w:t>x</w:t>
+            </w:r>
+          </w:p>
+        </w:tc>
+        <w:tc>
+          <w:tcPr>
+            <w:tcW w:type="dxa" w:w="3175"/>
+          </w:tcPr>
+          <w:p>
+            <w:pPr>
+              <w:spacing w:line="240" w:lineRule="auto"/>
+              <w:ind w:firstLine="0"/>
+              <w:jc w:val="center"/>
+            </w:pPr>
+            <w:r/>
+            <w:r>
+              <w:rPr>
+                <w:rFonts w:ascii="Times New Roman" w:hAnsi="Times New Roman" w:cs="Times New Roman" w:eastAsia="Times New Roman"/>
+                <w:b/>
+                <w:i w:val="0"/>
+                <w:sz w:val="22"/>
+                <w:u w:val="none"/>
+              </w:rPr>
+              <w:t>Блок</w:t>
+            </w:r>
+          </w:p>
+        </w:tc>
+        <w:tc>
+          <w:tcPr>
+            <w:tcW w:type="dxa" w:w="2551"/>
+          </w:tcPr>
+          <w:p>
+            <w:pPr>
+              <w:spacing w:line="240" w:lineRule="auto"/>
+              <w:ind w:firstLine="0"/>
+              <w:jc w:val="center"/>
+            </w:pPr>
+            <w:r/>
+            <w:r>
+              <w:rPr>
+                <w:rFonts w:ascii="Times New Roman" w:hAnsi="Times New Roman" w:cs="Times New Roman" w:eastAsia="Times New Roman"/>
+                <w:b/>
+                <w:i w:val="0"/>
+                <w:sz w:val="22"/>
+                <w:u w:val="none"/>
+              </w:rPr>
+              <w:t>Тип звена</w:t>
+            </w:r>
+          </w:p>
+        </w:tc>
+        <w:tc>
+          <w:tcPr>
+            <w:tcW w:type="dxa" w:w="2835"/>
+          </w:tcPr>
+          <w:p>
+            <w:pPr>
+              <w:spacing w:line="240" w:lineRule="auto"/>
+              <w:ind w:firstLine="0"/>
+              <w:jc w:val="center"/>
+            </w:pPr>
+            <w:r/>
+            <w:r>
+              <w:rPr>
+                <w:rFonts w:ascii="Times New Roman" w:hAnsi="Times New Roman" w:cs="Times New Roman" w:eastAsia="Times New Roman"/>
+                <w:b/>
+                <w:i w:val="0"/>
+                <w:sz w:val="22"/>
+                <w:u w:val="none"/>
+              </w:rPr>
+              <w:t>Подсистема</w:t>
+            </w:r>
+          </w:p>
+        </w:tc>
+      </w:tr>
+      <w:tr>
+        <w:tc>
+          <w:tcPr>
+            <w:tcW w:type="dxa" w:w="794"/>
+          </w:tcPr>
+          <w:p>
+            <w:pPr>
+              <w:spacing w:line="240" w:lineRule="auto"/>
+              <w:ind w:firstLine="0"/>
+              <w:jc w:val="left"/>
+            </w:pPr>
+            <w:r/>
+            <w:r>
+              <w:rPr>
+                <w:rFonts w:ascii="Times New Roman" w:hAnsi="Times New Roman" w:cs="Times New Roman" w:eastAsia="Times New Roman"/>
+                <w:b w:val="0"/>
+                <w:i w:val="0"/>
+                <w:sz w:val="22"/>
+                <w:u w:val="none"/>
+              </w:rPr>
+              <w:t>x1</w:t>
+            </w:r>
+          </w:p>
+        </w:tc>
+        <w:tc>
+          <w:tcPr>
+            <w:tcW w:type="dxa" w:w="3175"/>
+          </w:tcPr>
+          <w:p>
+            <w:pPr>
+              <w:spacing w:line="240" w:lineRule="auto"/>
+              <w:ind w:firstLine="0"/>
+              <w:jc w:val="center"/>
+            </w:pPr>
+            <w:r/>
+            <w:r>
+              <w:rPr>
+                <w:rFonts w:ascii="Times New Roman" w:hAnsi="Times New Roman" w:cs="Times New Roman" w:eastAsia="Times New Roman"/>
+                <w:b w:val="0"/>
+                <w:i w:val="0"/>
+                <w:sz w:val="22"/>
+                <w:u w:val="none"/>
+              </w:rPr>
+              <w:t>actuator_lag</w:t>
+            </w:r>
+          </w:p>
+        </w:tc>
+        <w:tc>
+          <w:tcPr>
+            <w:tcW w:type="dxa" w:w="2551"/>
+          </w:tcPr>
+          <w:p>
+            <w:pPr>
+              <w:spacing w:line="240" w:lineRule="auto"/>
+              <w:ind w:firstLine="0"/>
+              <w:jc w:val="center"/>
+            </w:pPr>
+            <w:r/>
+            <w:r>
+              <w:rPr>
+                <w:rFonts w:ascii="Times New Roman" w:hAnsi="Times New Roman" w:cs="Times New Roman" w:eastAsia="Times New Roman"/>
+                <w:b w:val="0"/>
+                <w:i w:val="0"/>
+                <w:sz w:val="22"/>
+                <w:u w:val="none"/>
+              </w:rPr>
+              <w:t>звено 1-го порядка</w:t>
+            </w:r>
+          </w:p>
+        </w:tc>
+        <w:tc>
+          <w:tcPr>
+            <w:tcW w:type="dxa" w:w="2835"/>
+          </w:tcPr>
+          <w:p>
+            <w:pPr>
+              <w:spacing w:line="240" w:lineRule="auto"/>
+              <w:ind w:firstLine="0"/>
+              <w:jc w:val="center"/>
+            </w:pPr>
+            <w:r/>
+            <w:r>
+              <w:rPr>
+                <w:rFonts w:ascii="Times New Roman" w:hAnsi="Times New Roman" w:cs="Times New Roman" w:eastAsia="Times New Roman"/>
+                <w:b w:val="0"/>
+                <w:i w:val="0"/>
+                <w:sz w:val="22"/>
+                <w:u w:val="none"/>
+              </w:rPr>
+              <w:t>plant / actuator</w:t>
+            </w:r>
+          </w:p>
+        </w:tc>
+      </w:tr>
+      <w:tr>
+        <w:tc>
+          <w:tcPr>
+            <w:tcW w:type="dxa" w:w="794"/>
+          </w:tcPr>
+          <w:p>
+            <w:pPr>
+              <w:spacing w:line="240" w:lineRule="auto"/>
+              <w:ind w:firstLine="0"/>
+              <w:jc w:val="left"/>
+            </w:pPr>
+            <w:r/>
+            <w:r>
+              <w:rPr>
+                <w:rFonts w:ascii="Times New Roman" w:hAnsi="Times New Roman" w:cs="Times New Roman" w:eastAsia="Times New Roman"/>
+                <w:b w:val="0"/>
+                <w:i w:val="0"/>
+                <w:sz w:val="22"/>
+                <w:u w:val="none"/>
+              </w:rPr>
+              <w:t>x2</w:t>
+            </w:r>
+          </w:p>
+        </w:tc>
+        <w:tc>
+          <w:tcPr>
+            <w:tcW w:type="dxa" w:w="3175"/>
+          </w:tcPr>
+          <w:p>
+            <w:pPr>
+              <w:spacing w:line="240" w:lineRule="auto"/>
+              <w:ind w:firstLine="0"/>
+              <w:jc w:val="center"/>
+            </w:pPr>
+            <w:r/>
+            <w:r>
+              <w:rPr>
+                <w:rFonts w:ascii="Times New Roman" w:hAnsi="Times New Roman" w:cs="Times New Roman" w:eastAsia="Times New Roman"/>
+                <w:b w:val="0"/>
+                <w:i w:val="0"/>
+                <w:sz w:val="22"/>
+                <w:u w:val="none"/>
+              </w:rPr>
+              <w:t>oscillator</w:t>
+            </w:r>
+          </w:p>
+        </w:tc>
+        <w:tc>
+          <w:tcPr>
+            <w:tcW w:type="dxa" w:w="2551"/>
+          </w:tcPr>
+          <w:p>
+            <w:pPr>
+              <w:spacing w:line="240" w:lineRule="auto"/>
+              <w:ind w:firstLine="0"/>
+              <w:jc w:val="center"/>
+            </w:pPr>
+            <w:r/>
+            <w:r>
+              <w:rPr>
+                <w:rFonts w:ascii="Times New Roman" w:hAnsi="Times New Roman" w:cs="Times New Roman" w:eastAsia="Times New Roman"/>
+                <w:b w:val="0"/>
+                <w:i w:val="0"/>
+                <w:sz w:val="22"/>
+                <w:u w:val="none"/>
+              </w:rPr>
+              <w:t>колебательное</w:t>
+            </w:r>
+          </w:p>
+        </w:tc>
+        <w:tc>
+          <w:tcPr>
+            <w:tcW w:type="dxa" w:w="2835"/>
+          </w:tcPr>
+          <w:p>
+            <w:pPr>
+              <w:spacing w:line="240" w:lineRule="auto"/>
+              <w:ind w:firstLine="0"/>
+              <w:jc w:val="center"/>
+            </w:pPr>
+            <w:r/>
+            <w:r>
+              <w:rPr>
+                <w:rFonts w:ascii="Times New Roman" w:hAnsi="Times New Roman" w:cs="Times New Roman" w:eastAsia="Times New Roman"/>
+                <w:b w:val="0"/>
+                <w:i w:val="0"/>
+                <w:sz w:val="22"/>
+                <w:u w:val="none"/>
+              </w:rPr>
+              <w:t>plant</w:t>
+            </w:r>
+          </w:p>
+        </w:tc>
+      </w:tr>
+      <w:tr>
+        <w:tc>
+          <w:tcPr>
+            <w:tcW w:type="dxa" w:w="794"/>
+          </w:tcPr>
+          <w:p>
+            <w:pPr>
+              <w:spacing w:line="240" w:lineRule="auto"/>
+              <w:ind w:firstLine="0"/>
+              <w:jc w:val="left"/>
+            </w:pPr>
+            <w:r/>
+            <w:r>
+              <w:rPr>
+                <w:rFonts w:ascii="Times New Roman" w:hAnsi="Times New Roman" w:cs="Times New Roman" w:eastAsia="Times New Roman"/>
+                <w:b w:val="0"/>
+                <w:i w:val="0"/>
+                <w:sz w:val="22"/>
+                <w:u w:val="none"/>
+              </w:rPr>
+              <w:t>x3</w:t>
+            </w:r>
+          </w:p>
+        </w:tc>
+        <w:tc>
+          <w:tcPr>
+            <w:tcW w:type="dxa" w:w="3175"/>
+          </w:tcPr>
+          <w:p>
+            <w:pPr>
+              <w:spacing w:line="240" w:lineRule="auto"/>
+              <w:ind w:firstLine="0"/>
+              <w:jc w:val="center"/>
+            </w:pPr>
+            <w:r/>
+            <w:r>
+              <w:rPr>
+                <w:rFonts w:ascii="Times New Roman" w:hAnsi="Times New Roman" w:cs="Times New Roman" w:eastAsia="Times New Roman"/>
+                <w:b w:val="0"/>
+                <w:i w:val="0"/>
+                <w:sz w:val="22"/>
+                <w:u w:val="none"/>
+              </w:rPr>
+              <w:t>oscillator</w:t>
+            </w:r>
+          </w:p>
+        </w:tc>
+        <w:tc>
+          <w:tcPr>
+            <w:tcW w:type="dxa" w:w="2551"/>
+          </w:tcPr>
+          <w:p>
+            <w:pPr>
+              <w:spacing w:line="240" w:lineRule="auto"/>
+              <w:ind w:firstLine="0"/>
+              <w:jc w:val="center"/>
+            </w:pPr>
+            <w:r/>
+            <w:r>
+              <w:rPr>
+                <w:rFonts w:ascii="Times New Roman" w:hAnsi="Times New Roman" w:cs="Times New Roman" w:eastAsia="Times New Roman"/>
+                <w:b w:val="0"/>
+                <w:i w:val="0"/>
+                <w:sz w:val="22"/>
+                <w:u w:val="none"/>
+              </w:rPr>
+              <w:t>колебательное</w:t>
+            </w:r>
+          </w:p>
+        </w:tc>
+        <w:tc>
+          <w:tcPr>
+            <w:tcW w:type="dxa" w:w="2835"/>
+          </w:tcPr>
+          <w:p>
+            <w:pPr>
+              <w:spacing w:line="240" w:lineRule="auto"/>
+              <w:ind w:firstLine="0"/>
+              <w:jc w:val="center"/>
+            </w:pPr>
+            <w:r/>
+            <w:r>
+              <w:rPr>
+                <w:rFonts w:ascii="Times New Roman" w:hAnsi="Times New Roman" w:cs="Times New Roman" w:eastAsia="Times New Roman"/>
+                <w:b w:val="0"/>
+                <w:i w:val="0"/>
+                <w:sz w:val="22"/>
+                <w:u w:val="none"/>
+              </w:rPr>
+              <w:t>plant</w:t>
+            </w:r>
+          </w:p>
+        </w:tc>
+      </w:tr>
+    </w:tbl>
     <w:p>
       <w:pPr>
-        <w:keepNext/>
-        <w:spacing w:line="240" w:lineRule="auto" w:before="120" w:after="0"/>
-        <w:ind w:firstLine="0"/>
-        <w:jc w:val="center"/>
-      </w:pPr>
-      <w:r>
-        <w:drawing>
-          <wp:inline xmlns:a="http://schemas.openxmlformats.org/drawingml/2006/main" xmlns:pic="http://schemas.openxmlformats.org/drawingml/2006/picture">
-            <wp:extent cx="5760000" cy="1440000"/>
-            <wp:docPr id="5" name="Picture 5"/>
-            <wp:cNvGraphicFramePr>
-              <a:graphicFrameLocks noChangeAspect="1"/>
-            </wp:cNvGraphicFramePr>
-            <a:graphic>
-              <a:graphicData uri="http://schemas.openxmlformats.org/drawingml/2006/picture">
-                <pic:pic>
-                  <pic:nvPicPr>
-                    <pic:cNvPr id="0" name="hier-provenance.png"/>
-                    <pic:cNvPicPr/>
-                  </pic:nvPicPr>
-                  <pic:blipFill>
-                    <a:blip r:embed="rId15"/>
-                    <a:stretch>
-                      <a:fillRect/>
-                    </a:stretch>
-                  </pic:blipFill>
-                  <pic:spPr>
-                    <a:xfrm>
-                      <a:off x="0" y="0"/>
-                      <a:ext cx="5760000" cy="1440000"/>
-                    </a:xfrm>
-                    <a:prstGeom prst="rect"/>
-                  </pic:spPr>
-                </pic:pic>
-              </a:graphicData>
-            </a:graphic>
-          </wp:inline>
-        </w:drawing>
-      </w:r>
-    </w:p>
-    <w:p>
-      <w:pPr>
         <w:keepNext w:val="0"/>
-        <w:spacing w:line="360" w:lineRule="auto" w:before="0" w:after="120"/>
-        <w:ind w:firstLine="0"/>
-        <w:jc w:val="center"/>
-      </w:pPr>
-      <w:r>
-        <w:rPr>
-          <w:rFonts w:ascii="Times New Roman" w:hAnsi="Times New Roman" w:cs="Times New Roman" w:eastAsia="Times New Roman"/>
-          <w:b w:val="0"/>
-          <w:i w:val="0"/>
-          <w:sz w:val="28"/>
-          <w:u w:val="none"/>
-        </w:rPr>
-        <w:t>Рисунок 4 – Таблица «Как собрана модель»: состояния и их подсистемы</w:t>
-      </w:r>
+        <w:spacing w:line="240" w:lineRule="auto" w:before="0" w:after="0"/>
+        <w:ind w:firstLine="709"/>
+        <w:jc w:val="both"/>
+      </w:pPr>
     </w:p>
     <w:p>
       <w:pPr>
@@ -4833,7 +6642,7 @@
           <w:sz w:val="28"/>
           <w:u w:val="none"/>
         </w:rPr>
-        <w:t>Метод реализован на Python с использованием NumPy и SciPy [5, 6]. Модули перечислены в таблице 3.</w:t>
+        <w:t>Метод реализован на Python с использованием NumPy и SciPy [5, 6]. Модули перечислены в таблице 6.</w:t>
       </w:r>
     </w:p>
     <w:p>
@@ -4851,7 +6660,7 @@
           <w:sz w:val="28"/>
           <w:u w:val="none"/>
         </w:rPr>
-        <w:t>Таблица 3 – Модули вычислительного ядра</w:t>
+        <w:t>Таблица 6 – Модули вычислительного ядра</w:t>
       </w:r>
     </w:p>
     <w:tbl>
@@ -5401,7 +7210,7 @@
           <w:sz w:val="28"/>
           <w:u w:val="none"/>
         </w:rPr>
-        <w:t>Результаты приведены в таблице 4. В последнем столбце — результат поблочного подхода первой версии ядра.</w:t>
+        <w:t>Результаты приведены в таблице 7. В последнем столбце — результат поблочного подхода первой версии ядра.</w:t>
       </w:r>
     </w:p>
     <w:p>
@@ -5419,7 +7228,7 @@
           <w:sz w:val="28"/>
           <w:u w:val="none"/>
         </w:rPr>
-        <w:t>Таблица 4 – Сравнение собранных моделей с ручным расчётом</w:t>
+        <w:t>Таблица 7 – Сравнение собранных моделей с ручным расчётом</w:t>
       </w:r>
     </w:p>
     <w:tbl>
@@ -7879,7 +9688,7 @@
           <w:sz w:val="28"/>
           <w:u w:val="none"/>
         </w:rPr>
-        <w:t>Исследовался контур y = k·(u + y) при приближении коэффициента k к единице. Для каждого k сравнивались решение программы и точное y = k/(1 − k), а также измерялось, во сколько раз относительная погрешность коэффициента k (10⁻⁹) усиливается в результате. Результаты приведены в таблице 5 и на рисунке 5.</w:t>
+        <w:t>Исследовался контур y = k·(u + y) при приближении коэффициента k к единице. Для каждого k сравнивались решение программы и точное y = k/(1 − k), а также измерялось, во сколько раз относительная погрешность коэффициента k (10⁻⁹) усиливается в результате. Результаты приведены в таблице 8 и на рисунке 3.</w:t>
       </w:r>
     </w:p>
     <w:p>
@@ -7897,7 +9706,7 @@
           <w:sz w:val="28"/>
           <w:u w:val="none"/>
         </w:rPr>
-        <w:t>Таблица 5 – Решение алгебраического контура y = k·(u + y)</w:t>
+        <w:t>Таблица 8 – Решение алгебраического контура y = k·(u + y)</w:t>
       </w:r>
     </w:p>
     <w:tbl>
@@ -9799,7 +11608,7 @@
         <w:drawing>
           <wp:inline xmlns:a="http://schemas.openxmlformats.org/drawingml/2006/main" xmlns:pic="http://schemas.openxmlformats.org/drawingml/2006/picture">
             <wp:extent cx="5760000" cy="2918400"/>
-            <wp:docPr id="6" name="Picture 6"/>
+            <wp:docPr id="4" name="Picture 4"/>
             <wp:cNvGraphicFramePr>
               <a:graphicFrameLocks noChangeAspect="1"/>
             </wp:cNvGraphicFramePr>
@@ -9811,7 +11620,7 @@
                     <pic:cNvPicPr/>
                   </pic:nvPicPr>
                   <pic:blipFill>
-                    <a:blip r:embed="rId16"/>
+                    <a:blip r:embed="rId14"/>
                     <a:stretch>
                       <a:fillRect/>
                     </a:stretch>
@@ -9845,7 +11654,7 @@
           <w:sz w:val="28"/>
           <w:u w:val="none"/>
         </w:rPr>
-        <w:t>Рисунок 5 – Усиление погрешности в зависимости от обусловленности петли</w:t>
+        <w:t>Рисунок 3 – Усиление погрешности в зависимости от обусловленности петли</w:t>
       </w:r>
     </w:p>
     <w:p>
@@ -9899,7 +11708,7 @@
           <w:sz w:val="28"/>
           <w:u w:val="none"/>
         </w:rPr>
-        <w:t>Сначала сравнивались две записи одной системы: контур, проходящий через подсистему, и та же схема без подсистем. Наибольшее расхождение выходов составило 0.0e+00. Затем звено 1-го порядка в контуре с обратной связью вкладывалось в подсистемы глубиной от 1 до 32 уровней (таблица 6).</w:t>
+        <w:t>Сначала сравнивались две записи одной системы: контур, проходящий через подсистему, и та же схема без подсистем. Наибольшее расхождение выходов составило 0.0e+00. Затем звено 1-го порядка в контуре с обратной связью вкладывалось в подсистемы глубиной от 1 до 32 уровней (таблица 9).</w:t>
       </w:r>
     </w:p>
     <w:p>
@@ -9917,7 +11726,7 @@
           <w:sz w:val="28"/>
           <w:u w:val="none"/>
         </w:rPr>
-        <w:t>Таблица 6 – Раскрытие вложенных подсистем</w:t>
+        <w:t>Таблица 9 – Раскрытие вложенных подсистем</w:t>
       </w:r>
     </w:p>
     <w:tbl>
@@ -10189,7 +11998,7 @@
                 <w:sz w:val="22"/>
                 <w:u w:val="none"/>
               </w:rPr>
-              <w:t>0,42</w:t>
+              <w:t>0,43</w:t>
             </w:r>
           </w:p>
         </w:tc>
@@ -10329,7 +12138,7 @@
                 <w:sz w:val="22"/>
                 <w:u w:val="none"/>
               </w:rPr>
-              <w:t>0,44</w:t>
+              <w:t>0,49</w:t>
             </w:r>
           </w:p>
         </w:tc>
@@ -10446,7 +12255,7 @@
                 <w:sz w:val="22"/>
                 <w:u w:val="none"/>
               </w:rPr>
-              <w:t>0,13</w:t>
+              <w:t>0,26</w:t>
             </w:r>
           </w:p>
         </w:tc>
@@ -10469,7 +12278,7 @@
                 <w:sz w:val="22"/>
                 <w:u w:val="none"/>
               </w:rPr>
-              <w:t>0,52</w:t>
+              <w:t>0,57</w:t>
             </w:r>
           </w:p>
         </w:tc>
@@ -10586,7 +12395,7 @@
                 <w:sz w:val="22"/>
                 <w:u w:val="none"/>
               </w:rPr>
-              <w:t>0,16</w:t>
+              <w:t>0,18</w:t>
             </w:r>
           </w:p>
         </w:tc>
@@ -10609,7 +12418,7 @@
                 <w:sz w:val="22"/>
                 <w:u w:val="none"/>
               </w:rPr>
-              <w:t>0,73</w:t>
+              <w:t>0,65</w:t>
             </w:r>
           </w:p>
         </w:tc>
@@ -10726,7 +12535,7 @@
                 <w:sz w:val="22"/>
                 <w:u w:val="none"/>
               </w:rPr>
-              <w:t>0,28</w:t>
+              <w:t>0,26</w:t>
             </w:r>
           </w:p>
         </w:tc>
@@ -10749,7 +12558,7 @@
                 <w:sz w:val="22"/>
                 <w:u w:val="none"/>
               </w:rPr>
-              <w:t>0,98</w:t>
+              <w:t>1,00</w:t>
             </w:r>
           </w:p>
         </w:tc>
@@ -10866,7 +12675,7 @@
                 <w:sz w:val="22"/>
                 <w:u w:val="none"/>
               </w:rPr>
-              <w:t>0,62</w:t>
+              <w:t>0,64</w:t>
             </w:r>
           </w:p>
         </w:tc>
@@ -10889,7 +12698,7 @@
                 <w:sz w:val="22"/>
                 <w:u w:val="none"/>
               </w:rPr>
-              <w:t>1,54</w:t>
+              <w:t>1,61</w:t>
             </w:r>
           </w:p>
         </w:tc>
@@ -10977,7 +12786,7 @@
           <w:sz w:val="28"/>
           <w:u w:val="none"/>
         </w:rPr>
-        <w:t>Время сборки измерялось на цепочке звеньев 1-го порядка длиной от 2 до 256 звеньев — без контуров и с отрицательной обратной связью вокруг каждого звена (медиана 15 запусков). Результаты приведены в таблице 7 и на рисунке 6.</w:t>
+        <w:t>Время сборки измерялось на цепочке звеньев 1-го порядка длиной от 2 до 256 звеньев — без контуров и с отрицательной обратной связью вокруг каждого звена (медиана 15 запусков). Результаты приведены в таблице 10 и на рисунке 4.</w:t>
       </w:r>
     </w:p>
     <w:p>
@@ -10995,7 +12804,7 @@
           <w:sz w:val="28"/>
           <w:u w:val="none"/>
         </w:rPr>
-        <w:t>Таблица 7 – Время сборки модели</w:t>
+        <w:t>Таблица 10 – Время сборки модели</w:t>
       </w:r>
     </w:p>
     <w:tbl>
@@ -11197,7 +13006,7 @@
                 <w:sz w:val="22"/>
                 <w:u w:val="none"/>
               </w:rPr>
-              <w:t>0,31</w:t>
+              <w:t>0,29</w:t>
             </w:r>
           </w:p>
         </w:tc>
@@ -11360,7 +13169,7 @@
                 <w:sz w:val="22"/>
                 <w:u w:val="none"/>
               </w:rPr>
-              <w:t>1,18</w:t>
+              <w:t>1,10</w:t>
             </w:r>
           </w:p>
         </w:tc>
@@ -11431,7 +13240,7 @@
                 <w:sz w:val="22"/>
                 <w:u w:val="none"/>
               </w:rPr>
-              <w:t>1,82</w:t>
+              <w:t>1,81</w:t>
             </w:r>
           </w:p>
         </w:tc>
@@ -11477,7 +13286,7 @@
                 <w:sz w:val="22"/>
                 <w:u w:val="none"/>
               </w:rPr>
-              <w:t>3,42</w:t>
+              <w:t>3,34</w:t>
             </w:r>
           </w:p>
         </w:tc>
@@ -11548,7 +13357,7 @@
                 <w:sz w:val="22"/>
                 <w:u w:val="none"/>
               </w:rPr>
-              <w:t>3,05</w:t>
+              <w:t>3,15</w:t>
             </w:r>
           </w:p>
         </w:tc>
@@ -11594,7 +13403,7 @@
                 <w:sz w:val="22"/>
                 <w:u w:val="none"/>
               </w:rPr>
-              <w:t>6,84</w:t>
+              <w:t>6,73</w:t>
             </w:r>
           </w:p>
         </w:tc>
@@ -11665,7 +13474,7 @@
                 <w:sz w:val="22"/>
                 <w:u w:val="none"/>
               </w:rPr>
-              <w:t>6,60</w:t>
+              <w:t>6,70</w:t>
             </w:r>
           </w:p>
         </w:tc>
@@ -11711,7 +13520,7 @@
                 <w:sz w:val="22"/>
                 <w:u w:val="none"/>
               </w:rPr>
-              <w:t>17,55</w:t>
+              <w:t>19,21</w:t>
             </w:r>
           </w:p>
         </w:tc>
@@ -11782,7 +13591,7 @@
                 <w:sz w:val="22"/>
                 <w:u w:val="none"/>
               </w:rPr>
-              <w:t>18,60</w:t>
+              <w:t>20,21</w:t>
             </w:r>
           </w:p>
         </w:tc>
@@ -11828,7 +13637,7 @@
                 <w:sz w:val="22"/>
                 <w:u w:val="none"/>
               </w:rPr>
-              <w:t>54,33</w:t>
+              <w:t>57,66</w:t>
             </w:r>
           </w:p>
         </w:tc>
@@ -11853,7 +13662,7 @@
         <w:drawing>
           <wp:inline xmlns:a="http://schemas.openxmlformats.org/drawingml/2006/main" xmlns:pic="http://schemas.openxmlformats.org/drawingml/2006/picture">
             <wp:extent cx="5760000" cy="2918400"/>
-            <wp:docPr id="7" name="Picture 7"/>
+            <wp:docPr id="5" name="Picture 5"/>
             <wp:cNvGraphicFramePr>
               <a:graphicFrameLocks noChangeAspect="1"/>
             </wp:cNvGraphicFramePr>
@@ -11865,7 +13674,7 @@
                     <pic:cNvPicPr/>
                   </pic:nvPicPr>
                   <pic:blipFill>
-                    <a:blip r:embed="rId17"/>
+                    <a:blip r:embed="rId15"/>
                     <a:stretch>
                       <a:fillRect/>
                     </a:stretch>
@@ -11899,7 +13708,7 @@
           <w:sz w:val="28"/>
           <w:u w:val="none"/>
         </w:rPr>
-        <w:t>Рисунок 6 – Время сборки модели в зависимости от порядка</w:t>
+        <w:t>Рисунок 4 – Время сборки модели в зависимости от порядка</w:t>
       </w:r>
     </w:p>
     <w:p>
@@ -11971,7 +13780,7 @@
           <w:sz w:val="28"/>
           <w:u w:val="none"/>
         </w:rPr>
-        <w:t>Наблюдаемый порядок точности (таблица 8) совпал с теорией: около 1 для метода Эйлера и около 4 для RK4.</w:t>
+        <w:t>Наблюдаемый порядок точности (таблица 11) совпал с теорией: около 1 для метода Эйлера и около 4 для RK4.</w:t>
       </w:r>
     </w:p>
     <w:p>
@@ -11989,7 +13798,7 @@
           <w:sz w:val="28"/>
           <w:u w:val="none"/>
         </w:rPr>
-        <w:t>Таблица 8 – Ошибка методов на контуре с ПИД-регулятором</w:t>
+        <w:t>Таблица 11 – Ошибка методов на контуре с ПИД-регулятором</w:t>
       </w:r>
     </w:p>
     <w:tbl>
@@ -12887,7 +14696,7 @@
         <w:drawing>
           <wp:inline xmlns:a="http://schemas.openxmlformats.org/drawingml/2006/main" xmlns:pic="http://schemas.openxmlformats.org/drawingml/2006/picture">
             <wp:extent cx="5760000" cy="1824000"/>
-            <wp:docPr id="8" name="Picture 8"/>
+            <wp:docPr id="6" name="Picture 6"/>
             <wp:cNvGraphicFramePr>
               <a:graphicFrameLocks noChangeAspect="1"/>
             </wp:cNvGraphicFramePr>
@@ -12899,7 +14708,7 @@
                     <pic:cNvPicPr/>
                   </pic:nvPicPr>
                   <pic:blipFill>
-                    <a:blip r:embed="rId18"/>
+                    <a:blip r:embed="rId16"/>
                     <a:stretch>
                       <a:fillRect/>
                     </a:stretch>
@@ -12933,7 +14742,7 @@
           <w:sz w:val="28"/>
           <w:u w:val="none"/>
         </w:rPr>
-        <w:t>Рисунок 7 – Ошибка численных методов в зависимости от шага</w:t>
+        <w:t>Рисунок 5 – Ошибка численных методов в зависимости от шага</w:t>
       </w:r>
     </w:p>
     <w:p>

--- a/docs/reports/NIR_report.docx
+++ b/docs/reports/NIR_report.docx
@@ -1818,7 +1818,7 @@
           <w:sz w:val="28"/>
           <w:u w:val="none"/>
         </w:rPr>
-        <w:t>Термины и определения</w:t>
+        <w:t>Перечень сокращений и обозначений</w:t>
         <w:tab/>
         <w:t>4</w:t>
       </w:r>
@@ -2216,7 +2216,7 @@
         </w:rPr>
         <w:t>3. Обобщение полученных результатов</w:t>
         <w:tab/>
-        <w:t>19</w:t>
+        <w:t>18</w:t>
       </w:r>
     </w:p>
     <w:p>
@@ -2238,7 +2238,7 @@
         </w:rPr>
         <w:t>3.1. Научные и практические результаты</w:t>
         <w:tab/>
-        <w:t>19</w:t>
+        <w:t>18</w:t>
       </w:r>
     </w:p>
     <w:p>
@@ -2260,7 +2260,7 @@
         </w:rPr>
         <w:t>3.2. Ограничения и направления дальнейшей работы</w:t>
         <w:tab/>
-        <w:t>19</w:t>
+        <w:t>18</w:t>
       </w:r>
     </w:p>
     <w:p>
@@ -2282,7 +2282,7 @@
         </w:rPr>
         <w:t>Заключение</w:t>
         <w:tab/>
-        <w:t>20</w:t>
+        <w:t>19</w:t>
       </w:r>
     </w:p>
     <w:p>
@@ -2304,7 +2304,7 @@
         </w:rPr>
         <w:t>Список использованных источников</w:t>
         <w:tab/>
-        <w:t>21</w:t>
+        <w:t>20</w:t>
       </w:r>
     </w:p>
     <w:p>
@@ -2326,7 +2326,7 @@
         </w:rPr>
         <w:t>Приложение А. Листинги программы</w:t>
         <w:tab/>
-        <w:t>22</w:t>
+        <w:t>21</w:t>
       </w:r>
     </w:p>
     <w:p>
@@ -2345,15 +2345,15 @@
           <w:sz w:val="28"/>
           <w:u w:val="none"/>
         </w:rPr>
-        <w:t>Термины и определения</w:t>
+        <w:t>Перечень сокращений и обозначений</w:t>
       </w:r>
     </w:p>
     <w:p>
       <w:pPr>
         <w:keepNext w:val="0"/>
         <w:spacing w:line="360" w:lineRule="auto" w:before="0" w:after="0"/>
-        <w:ind w:firstLine="709"/>
-        <w:jc w:val="both"/>
+        <w:ind w:firstLine="0"/>
+        <w:jc w:val="left"/>
       </w:pPr>
       <w:r>
         <w:rPr>
@@ -2363,15 +2363,15 @@
           <w:sz w:val="28"/>
           <w:u w:val="none"/>
         </w:rPr>
-        <w:t>В отчёте используются следующие термины. Пояснения даны простыми словами; строгие определения приведены в учебниках [2, 3].</w:t>
+        <w:t>САУ – система автоматического управления</w:t>
       </w:r>
     </w:p>
     <w:p>
       <w:pPr>
-        <w:keepNext/>
-        <w:spacing w:line="360" w:lineRule="auto" w:before="120" w:after="0"/>
+        <w:keepNext w:val="0"/>
+        <w:spacing w:line="360" w:lineRule="auto" w:before="0" w:after="0"/>
         <w:ind w:firstLine="0"/>
-        <w:jc w:val="center"/>
+        <w:jc w:val="left"/>
       </w:pPr>
       <w:r>
         <w:rPr>
@@ -2381,894 +2381,206 @@
           <w:sz w:val="28"/>
           <w:u w:val="none"/>
         </w:rPr>
-        <w:t>Таблица 1 – Термины и определения</w:t>
+        <w:t>ПФ – передаточная функция W(s)</w:t>
       </w:r>
     </w:p>
-    <w:tbl>
-      <w:tblPr>
-        <w:tblStyle w:val="TableGrid"/>
-        <w:tblW w:type="auto" w:w="0"/>
-        <w:jc w:val="center"/>
-        <w:tblLayout w:type="fixed"/>
-        <w:tblLook w:firstColumn="1" w:firstRow="1" w:lastColumn="0" w:lastRow="0" w:noHBand="0" w:noVBand="1" w:val="04A0"/>
-        <w:tblLayout w:type="fixed"/>
-      </w:tblPr>
-      <w:tblGrid>
-        <w:gridCol w:w="2835"/>
-        <w:gridCol w:w="6520"/>
-      </w:tblGrid>
-      <w:tr>
-        <w:tc>
-          <w:tcPr>
-            <w:tcW w:type="dxa" w:w="2835"/>
-          </w:tcPr>
-          <w:p>
-            <w:pPr>
-              <w:spacing w:line="240" w:lineRule="auto"/>
-              <w:ind w:firstLine="0"/>
-              <w:jc w:val="center"/>
-            </w:pPr>
-            <w:r/>
-            <w:r>
-              <w:rPr>
-                <w:rFonts w:ascii="Times New Roman" w:hAnsi="Times New Roman" w:cs="Times New Roman" w:eastAsia="Times New Roman"/>
-                <w:b/>
-                <w:i w:val="0"/>
-                <w:sz w:val="24"/>
-                <w:u w:val="none"/>
-              </w:rPr>
-              <w:t>Термин</w:t>
-            </w:r>
-          </w:p>
-        </w:tc>
-        <w:tc>
-          <w:tcPr>
-            <w:tcW w:type="dxa" w:w="6520"/>
-          </w:tcPr>
-          <w:p>
-            <w:pPr>
-              <w:spacing w:line="240" w:lineRule="auto"/>
-              <w:ind w:firstLine="0"/>
-              <w:jc w:val="center"/>
-            </w:pPr>
-            <w:r/>
-            <w:r>
-              <w:rPr>
-                <w:rFonts w:ascii="Times New Roman" w:hAnsi="Times New Roman" w:cs="Times New Roman" w:eastAsia="Times New Roman"/>
-                <w:b/>
-                <w:i w:val="0"/>
-                <w:sz w:val="24"/>
-                <w:u w:val="none"/>
-              </w:rPr>
-              <w:t>Пояснение</w:t>
-            </w:r>
-          </w:p>
-        </w:tc>
-      </w:tr>
-      <w:tr>
-        <w:tc>
-          <w:tcPr>
-            <w:tcW w:type="dxa" w:w="2835"/>
-          </w:tcPr>
-          <w:p>
-            <w:pPr>
-              <w:spacing w:line="240" w:lineRule="auto"/>
-              <w:ind w:firstLine="0"/>
-              <w:jc w:val="left"/>
-            </w:pPr>
-            <w:r/>
-            <w:r>
-              <w:rPr>
-                <w:rFonts w:ascii="Times New Roman" w:hAnsi="Times New Roman" w:cs="Times New Roman" w:eastAsia="Times New Roman"/>
-                <w:b w:val="0"/>
-                <w:i w:val="0"/>
-                <w:sz w:val="24"/>
-                <w:u w:val="none"/>
-              </w:rPr>
-              <w:t>Структурная схема</w:t>
-            </w:r>
-          </w:p>
-        </w:tc>
-        <w:tc>
-          <w:tcPr>
-            <w:tcW w:type="dxa" w:w="6520"/>
-          </w:tcPr>
-          <w:p>
-            <w:pPr>
-              <w:spacing w:line="240" w:lineRule="auto"/>
-              <w:ind w:firstLine="0"/>
-              <w:jc w:val="center"/>
-            </w:pPr>
-            <w:r/>
-            <w:r>
-              <w:rPr>
-                <w:rFonts w:ascii="Times New Roman" w:hAnsi="Times New Roman" w:cs="Times New Roman" w:eastAsia="Times New Roman"/>
-                <w:b w:val="0"/>
-                <w:i w:val="0"/>
-                <w:sz w:val="24"/>
-                <w:u w:val="none"/>
-              </w:rPr>
-              <w:t>Рисунок системы управления: прямоугольники-звенья и стрелки-сигналы между ними</w:t>
-            </w:r>
-          </w:p>
-        </w:tc>
-      </w:tr>
-      <w:tr>
-        <w:tc>
-          <w:tcPr>
-            <w:tcW w:type="dxa" w:w="2835"/>
-          </w:tcPr>
-          <w:p>
-            <w:pPr>
-              <w:spacing w:line="240" w:lineRule="auto"/>
-              <w:ind w:firstLine="0"/>
-              <w:jc w:val="left"/>
-            </w:pPr>
-            <w:r/>
-            <w:r>
-              <w:rPr>
-                <w:rFonts w:ascii="Times New Roman" w:hAnsi="Times New Roman" w:cs="Times New Roman" w:eastAsia="Times New Roman"/>
-                <w:b w:val="0"/>
-                <w:i w:val="0"/>
-                <w:sz w:val="24"/>
-                <w:u w:val="none"/>
-              </w:rPr>
-              <w:t>Звено (блок)</w:t>
-            </w:r>
-          </w:p>
-        </w:tc>
-        <w:tc>
-          <w:tcPr>
-            <w:tcW w:type="dxa" w:w="6520"/>
-          </w:tcPr>
-          <w:p>
-            <w:pPr>
-              <w:spacing w:line="240" w:lineRule="auto"/>
-              <w:ind w:firstLine="0"/>
-              <w:jc w:val="center"/>
-            </w:pPr>
-            <w:r/>
-            <w:r>
-              <w:rPr>
-                <w:rFonts w:ascii="Times New Roman" w:hAnsi="Times New Roman" w:cs="Times New Roman" w:eastAsia="Times New Roman"/>
-                <w:b w:val="0"/>
-                <w:i w:val="0"/>
-                <w:sz w:val="24"/>
-                <w:u w:val="none"/>
-              </w:rPr>
-              <w:t>Элемент схемы с известным поведением: усилитель, интегратор, звено 1-го порядка и т. п.</w:t>
-            </w:r>
-          </w:p>
-        </w:tc>
-      </w:tr>
-      <w:tr>
-        <w:tc>
-          <w:tcPr>
-            <w:tcW w:type="dxa" w:w="2835"/>
-          </w:tcPr>
-          <w:p>
-            <w:pPr>
-              <w:spacing w:line="240" w:lineRule="auto"/>
-              <w:ind w:firstLine="0"/>
-              <w:jc w:val="left"/>
-            </w:pPr>
-            <w:r/>
-            <w:r>
-              <w:rPr>
-                <w:rFonts w:ascii="Times New Roman" w:hAnsi="Times New Roman" w:cs="Times New Roman" w:eastAsia="Times New Roman"/>
-                <w:b w:val="0"/>
-                <w:i w:val="0"/>
-                <w:sz w:val="24"/>
-                <w:u w:val="none"/>
-              </w:rPr>
-              <w:t>Передаточная функция W(s)</w:t>
-            </w:r>
-          </w:p>
-        </w:tc>
-        <w:tc>
-          <w:tcPr>
-            <w:tcW w:type="dxa" w:w="6520"/>
-          </w:tcPr>
-          <w:p>
-            <w:pPr>
-              <w:spacing w:line="240" w:lineRule="auto"/>
-              <w:ind w:firstLine="0"/>
-              <w:jc w:val="center"/>
-            </w:pPr>
-            <w:r/>
-            <w:r>
-              <w:rPr>
-                <w:rFonts w:ascii="Times New Roman" w:hAnsi="Times New Roman" w:cs="Times New Roman" w:eastAsia="Times New Roman"/>
-                <w:b w:val="0"/>
-                <w:i w:val="0"/>
-                <w:sz w:val="24"/>
-                <w:u w:val="none"/>
-              </w:rPr>
-              <w:t>Короткая запись того, как звено преобразует входной сигнал в выходной; s — оператор дифференцирования, 1/s — интегрирование</w:t>
-            </w:r>
-          </w:p>
-        </w:tc>
-      </w:tr>
-      <w:tr>
-        <w:tc>
-          <w:tcPr>
-            <w:tcW w:type="dxa" w:w="2835"/>
-          </w:tcPr>
-          <w:p>
-            <w:pPr>
-              <w:spacing w:line="240" w:lineRule="auto"/>
-              <w:ind w:firstLine="0"/>
-              <w:jc w:val="left"/>
-            </w:pPr>
-            <w:r/>
-            <w:r>
-              <w:rPr>
-                <w:rFonts w:ascii="Times New Roman" w:hAnsi="Times New Roman" w:cs="Times New Roman" w:eastAsia="Times New Roman"/>
-                <w:b w:val="0"/>
-                <w:i w:val="0"/>
-                <w:sz w:val="24"/>
-                <w:u w:val="none"/>
-              </w:rPr>
-              <w:t>Обратная связь</w:t>
-            </w:r>
-          </w:p>
-        </w:tc>
-        <w:tc>
-          <w:tcPr>
-            <w:tcW w:type="dxa" w:w="6520"/>
-          </w:tcPr>
-          <w:p>
-            <w:pPr>
-              <w:spacing w:line="240" w:lineRule="auto"/>
-              <w:ind w:firstLine="0"/>
-              <w:jc w:val="center"/>
-            </w:pPr>
-            <w:r/>
-            <w:r>
-              <w:rPr>
-                <w:rFonts w:ascii="Times New Roman" w:hAnsi="Times New Roman" w:cs="Times New Roman" w:eastAsia="Times New Roman"/>
-                <w:b w:val="0"/>
-                <w:i w:val="0"/>
-                <w:sz w:val="24"/>
-                <w:u w:val="none"/>
-              </w:rPr>
-              <w:t>Выход системы подаётся обратно на её вход, обычно со знаком «минус», чтобы уменьшать ошибку</w:t>
-            </w:r>
-          </w:p>
-        </w:tc>
-      </w:tr>
-      <w:tr>
-        <w:tc>
-          <w:tcPr>
-            <w:tcW w:type="dxa" w:w="2835"/>
-          </w:tcPr>
-          <w:p>
-            <w:pPr>
-              <w:spacing w:line="240" w:lineRule="auto"/>
-              <w:ind w:firstLine="0"/>
-              <w:jc w:val="left"/>
-            </w:pPr>
-            <w:r/>
-            <w:r>
-              <w:rPr>
-                <w:rFonts w:ascii="Times New Roman" w:hAnsi="Times New Roman" w:cs="Times New Roman" w:eastAsia="Times New Roman"/>
-                <w:b w:val="0"/>
-                <w:i w:val="0"/>
-                <w:sz w:val="24"/>
-                <w:u w:val="none"/>
-              </w:rPr>
-              <w:t>Переменная состояния</w:t>
-            </w:r>
-          </w:p>
-        </w:tc>
-        <w:tc>
-          <w:tcPr>
-            <w:tcW w:type="dxa" w:w="6520"/>
-          </w:tcPr>
-          <w:p>
-            <w:pPr>
-              <w:spacing w:line="240" w:lineRule="auto"/>
-              <w:ind w:firstLine="0"/>
-              <w:jc w:val="center"/>
-            </w:pPr>
-            <w:r/>
-            <w:r>
-              <w:rPr>
-                <w:rFonts w:ascii="Times New Roman" w:hAnsi="Times New Roman" w:cs="Times New Roman" w:eastAsia="Times New Roman"/>
-                <w:b w:val="0"/>
-                <w:i w:val="0"/>
-                <w:sz w:val="24"/>
-                <w:u w:val="none"/>
-              </w:rPr>
-              <w:t>Величина, которая «помнит» прошлое звена (например, накопленное значение интегратора); по ней однозначно определяется дальнейшее движение</w:t>
-            </w:r>
-          </w:p>
-        </w:tc>
-      </w:tr>
-      <w:tr>
-        <w:tc>
-          <w:tcPr>
-            <w:tcW w:type="dxa" w:w="2835"/>
-          </w:tcPr>
-          <w:p>
-            <w:pPr>
-              <w:spacing w:line="240" w:lineRule="auto"/>
-              <w:ind w:firstLine="0"/>
-              <w:jc w:val="left"/>
-            </w:pPr>
-            <w:r/>
-            <w:r>
-              <w:rPr>
-                <w:rFonts w:ascii="Times New Roman" w:hAnsi="Times New Roman" w:cs="Times New Roman" w:eastAsia="Times New Roman"/>
-                <w:b w:val="0"/>
-                <w:i w:val="0"/>
-                <w:sz w:val="24"/>
-                <w:u w:val="none"/>
-              </w:rPr>
-              <w:t>Модель в пространстве состояний</w:t>
-            </w:r>
-          </w:p>
-        </w:tc>
-        <w:tc>
-          <w:tcPr>
-            <w:tcW w:type="dxa" w:w="6520"/>
-          </w:tcPr>
-          <w:p>
-            <w:pPr>
-              <w:spacing w:line="240" w:lineRule="auto"/>
-              <w:ind w:firstLine="0"/>
-              <w:jc w:val="center"/>
-            </w:pPr>
-            <w:r/>
-            <w:r>
-              <w:rPr>
-                <w:rFonts w:ascii="Times New Roman" w:hAnsi="Times New Roman" w:cs="Times New Roman" w:eastAsia="Times New Roman"/>
-                <w:b w:val="0"/>
-                <w:i w:val="0"/>
-                <w:sz w:val="24"/>
-                <w:u w:val="none"/>
-              </w:rPr>
-              <w:t>Запись всей системы уравнениями dx/dt = A·x + B·u, y = C·x + D·u, где A, B, C, D — числовые таблицы (матрицы)</w:t>
-            </w:r>
-          </w:p>
-        </w:tc>
-      </w:tr>
-      <w:tr>
-        <w:tc>
-          <w:tcPr>
-            <w:tcW w:type="dxa" w:w="2835"/>
-          </w:tcPr>
-          <w:p>
-            <w:pPr>
-              <w:spacing w:line="240" w:lineRule="auto"/>
-              <w:ind w:firstLine="0"/>
-              <w:jc w:val="left"/>
-            </w:pPr>
-            <w:r/>
-            <w:r>
-              <w:rPr>
-                <w:rFonts w:ascii="Times New Roman" w:hAnsi="Times New Roman" w:cs="Times New Roman" w:eastAsia="Times New Roman"/>
-                <w:b w:val="0"/>
-                <w:i w:val="0"/>
-                <w:sz w:val="24"/>
-                <w:u w:val="none"/>
-              </w:rPr>
-              <w:t>Матрица</w:t>
-            </w:r>
-          </w:p>
-        </w:tc>
-        <w:tc>
-          <w:tcPr>
-            <w:tcW w:type="dxa" w:w="6520"/>
-          </w:tcPr>
-          <w:p>
-            <w:pPr>
-              <w:spacing w:line="240" w:lineRule="auto"/>
-              <w:ind w:firstLine="0"/>
-              <w:jc w:val="center"/>
-            </w:pPr>
-            <w:r/>
-            <w:r>
-              <w:rPr>
-                <w:rFonts w:ascii="Times New Roman" w:hAnsi="Times New Roman" w:cs="Times New Roman" w:eastAsia="Times New Roman"/>
-                <w:b w:val="0"/>
-                <w:i w:val="0"/>
-                <w:sz w:val="24"/>
-                <w:u w:val="none"/>
-              </w:rPr>
-              <w:t>Прямоугольная таблица чисел; в работе — способ компактно записать много уравнений сразу</w:t>
-            </w:r>
-          </w:p>
-        </w:tc>
-      </w:tr>
-      <w:tr>
-        <w:tc>
-          <w:tcPr>
-            <w:tcW w:type="dxa" w:w="2835"/>
-          </w:tcPr>
-          <w:p>
-            <w:pPr>
-              <w:spacing w:line="240" w:lineRule="auto"/>
-              <w:ind w:firstLine="0"/>
-              <w:jc w:val="left"/>
-            </w:pPr>
-            <w:r/>
-            <w:r>
-              <w:rPr>
-                <w:rFonts w:ascii="Times New Roman" w:hAnsi="Times New Roman" w:cs="Times New Roman" w:eastAsia="Times New Roman"/>
-                <w:b w:val="0"/>
-                <w:i w:val="0"/>
-                <w:sz w:val="24"/>
-                <w:u w:val="none"/>
-              </w:rPr>
-              <w:t>Граф схемы</w:t>
-            </w:r>
-          </w:p>
-        </w:tc>
-        <w:tc>
-          <w:tcPr>
-            <w:tcW w:type="dxa" w:w="6520"/>
-          </w:tcPr>
-          <w:p>
-            <w:pPr>
-              <w:spacing w:line="240" w:lineRule="auto"/>
-              <w:ind w:firstLine="0"/>
-              <w:jc w:val="center"/>
-            </w:pPr>
-            <w:r/>
-            <w:r>
-              <w:rPr>
-                <w:rFonts w:ascii="Times New Roman" w:hAnsi="Times New Roman" w:cs="Times New Roman" w:eastAsia="Times New Roman"/>
-                <w:b w:val="0"/>
-                <w:i w:val="0"/>
-                <w:sz w:val="24"/>
-                <w:u w:val="none"/>
-              </w:rPr>
-              <w:t>Схема, в которой блоки — точки (вершины), а связи — стрелки (рёбра) между ними</w:t>
-            </w:r>
-          </w:p>
-        </w:tc>
-      </w:tr>
-      <w:tr>
-        <w:tc>
-          <w:tcPr>
-            <w:tcW w:type="dxa" w:w="2835"/>
-          </w:tcPr>
-          <w:p>
-            <w:pPr>
-              <w:spacing w:line="240" w:lineRule="auto"/>
-              <w:ind w:firstLine="0"/>
-              <w:jc w:val="left"/>
-            </w:pPr>
-            <w:r/>
-            <w:r>
-              <w:rPr>
-                <w:rFonts w:ascii="Times New Roman" w:hAnsi="Times New Roman" w:cs="Times New Roman" w:eastAsia="Times New Roman"/>
-                <w:b w:val="0"/>
-                <w:i w:val="0"/>
-                <w:sz w:val="24"/>
-                <w:u w:val="none"/>
-              </w:rPr>
-              <w:t>Матрица соединений M</w:t>
-            </w:r>
-          </w:p>
-        </w:tc>
-        <w:tc>
-          <w:tcPr>
-            <w:tcW w:type="dxa" w:w="6520"/>
-          </w:tcPr>
-          <w:p>
-            <w:pPr>
-              <w:spacing w:line="240" w:lineRule="auto"/>
-              <w:ind w:firstLine="0"/>
-              <w:jc w:val="center"/>
-            </w:pPr>
-            <w:r/>
-            <w:r>
-              <w:rPr>
-                <w:rFonts w:ascii="Times New Roman" w:hAnsi="Times New Roman" w:cs="Times New Roman" w:eastAsia="Times New Roman"/>
-                <w:b w:val="0"/>
-                <w:i w:val="0"/>
-                <w:sz w:val="24"/>
-                <w:u w:val="none"/>
-              </w:rPr>
-              <w:t>Таблица из нулей и единиц: единица означает, что данный вход блока подключён к данному выходу</w:t>
-            </w:r>
-          </w:p>
-        </w:tc>
-      </w:tr>
-      <w:tr>
-        <w:tc>
-          <w:tcPr>
-            <w:tcW w:type="dxa" w:w="2835"/>
-          </w:tcPr>
-          <w:p>
-            <w:pPr>
-              <w:spacing w:line="240" w:lineRule="auto"/>
-              <w:ind w:firstLine="0"/>
-              <w:jc w:val="left"/>
-            </w:pPr>
-            <w:r/>
-            <w:r>
-              <w:rPr>
-                <w:rFonts w:ascii="Times New Roman" w:hAnsi="Times New Roman" w:cs="Times New Roman" w:eastAsia="Times New Roman"/>
-                <w:b w:val="0"/>
-                <w:i w:val="0"/>
-                <w:sz w:val="24"/>
-                <w:u w:val="none"/>
-              </w:rPr>
-              <w:t>Мгновенная передача</w:t>
-            </w:r>
-          </w:p>
-        </w:tc>
-        <w:tc>
-          <w:tcPr>
-            <w:tcW w:type="dxa" w:w="6520"/>
-          </w:tcPr>
-          <w:p>
-            <w:pPr>
-              <w:spacing w:line="240" w:lineRule="auto"/>
-              <w:ind w:firstLine="0"/>
-              <w:jc w:val="center"/>
-            </w:pPr>
-            <w:r/>
-            <w:r>
-              <w:rPr>
-                <w:rFonts w:ascii="Times New Roman" w:hAnsi="Times New Roman" w:cs="Times New Roman" w:eastAsia="Times New Roman"/>
-                <w:b w:val="0"/>
-                <w:i w:val="0"/>
-                <w:sz w:val="24"/>
-                <w:u w:val="none"/>
-              </w:rPr>
-              <w:t>Свойство звена передавать изменение входа на выход сразу, без задержки (усилитель, сумматор)</w:t>
-            </w:r>
-          </w:p>
-        </w:tc>
-      </w:tr>
-      <w:tr>
-        <w:tc>
-          <w:tcPr>
-            <w:tcW w:type="dxa" w:w="2835"/>
-          </w:tcPr>
-          <w:p>
-            <w:pPr>
-              <w:spacing w:line="240" w:lineRule="auto"/>
-              <w:ind w:firstLine="0"/>
-              <w:jc w:val="left"/>
-            </w:pPr>
-            <w:r/>
-            <w:r>
-              <w:rPr>
-                <w:rFonts w:ascii="Times New Roman" w:hAnsi="Times New Roman" w:cs="Times New Roman" w:eastAsia="Times New Roman"/>
-                <w:b w:val="0"/>
-                <w:i w:val="0"/>
-                <w:sz w:val="24"/>
-                <w:u w:val="none"/>
-              </w:rPr>
-              <w:t>Алгебраический контур</w:t>
-            </w:r>
-          </w:p>
-        </w:tc>
-        <w:tc>
-          <w:tcPr>
-            <w:tcW w:type="dxa" w:w="6520"/>
-          </w:tcPr>
-          <w:p>
-            <w:pPr>
-              <w:spacing w:line="240" w:lineRule="auto"/>
-              <w:ind w:firstLine="0"/>
-              <w:jc w:val="center"/>
-            </w:pPr>
-            <w:r/>
-            <w:r>
-              <w:rPr>
-                <w:rFonts w:ascii="Times New Roman" w:hAnsi="Times New Roman" w:cs="Times New Roman" w:eastAsia="Times New Roman"/>
-                <w:b w:val="0"/>
-                <w:i w:val="0"/>
-                <w:sz w:val="24"/>
-                <w:u w:val="none"/>
-              </w:rPr>
-              <w:t>Замкнутый путь сигнала только через звенья с мгновенной передачей; решается как система уравнений, а не во времени</w:t>
-            </w:r>
-          </w:p>
-        </w:tc>
-      </w:tr>
-      <w:tr>
-        <w:tc>
-          <w:tcPr>
-            <w:tcW w:type="dxa" w:w="2835"/>
-          </w:tcPr>
-          <w:p>
-            <w:pPr>
-              <w:spacing w:line="240" w:lineRule="auto"/>
-              <w:ind w:firstLine="0"/>
-              <w:jc w:val="left"/>
-            </w:pPr>
-            <w:r/>
-            <w:r>
-              <w:rPr>
-                <w:rFonts w:ascii="Times New Roman" w:hAnsi="Times New Roman" w:cs="Times New Roman" w:eastAsia="Times New Roman"/>
-                <w:b w:val="0"/>
-                <w:i w:val="0"/>
-                <w:sz w:val="24"/>
-                <w:u w:val="none"/>
-              </w:rPr>
-              <w:t>Обусловленность κ</w:t>
-            </w:r>
-          </w:p>
-        </w:tc>
-        <w:tc>
-          <w:tcPr>
-            <w:tcW w:type="dxa" w:w="6520"/>
-          </w:tcPr>
-          <w:p>
-            <w:pPr>
-              <w:spacing w:line="240" w:lineRule="auto"/>
-              <w:ind w:firstLine="0"/>
-              <w:jc w:val="center"/>
-            </w:pPr>
-            <w:r/>
-            <w:r>
-              <w:rPr>
-                <w:rFonts w:ascii="Times New Roman" w:hAnsi="Times New Roman" w:cs="Times New Roman" w:eastAsia="Times New Roman"/>
-                <w:b w:val="0"/>
-                <w:i w:val="0"/>
-                <w:sz w:val="24"/>
-                <w:u w:val="none"/>
-              </w:rPr>
-              <w:t>Число, показывающее, во сколько раз малая погрешность исходных данных может вырасти в результате; чем больше κ, тем менее надёжен расчёт</w:t>
-            </w:r>
-          </w:p>
-        </w:tc>
-      </w:tr>
-      <w:tr>
-        <w:tc>
-          <w:tcPr>
-            <w:tcW w:type="dxa" w:w="2835"/>
-          </w:tcPr>
-          <w:p>
-            <w:pPr>
-              <w:spacing w:line="240" w:lineRule="auto"/>
-              <w:ind w:firstLine="0"/>
-              <w:jc w:val="left"/>
-            </w:pPr>
-            <w:r/>
-            <w:r>
-              <w:rPr>
-                <w:rFonts w:ascii="Times New Roman" w:hAnsi="Times New Roman" w:cs="Times New Roman" w:eastAsia="Times New Roman"/>
-                <w:b w:val="0"/>
-                <w:i w:val="0"/>
-                <w:sz w:val="24"/>
-                <w:u w:val="none"/>
-              </w:rPr>
-              <w:t>Подсистема</w:t>
-            </w:r>
-          </w:p>
-        </w:tc>
-        <w:tc>
-          <w:tcPr>
-            <w:tcW w:type="dxa" w:w="6520"/>
-          </w:tcPr>
-          <w:p>
-            <w:pPr>
-              <w:spacing w:line="240" w:lineRule="auto"/>
-              <w:ind w:firstLine="0"/>
-              <w:jc w:val="center"/>
-            </w:pPr>
-            <w:r/>
-            <w:r>
-              <w:rPr>
-                <w:rFonts w:ascii="Times New Roman" w:hAnsi="Times New Roman" w:cs="Times New Roman" w:eastAsia="Times New Roman"/>
-                <w:b w:val="0"/>
-                <w:i w:val="0"/>
-                <w:sz w:val="24"/>
-                <w:u w:val="none"/>
-              </w:rPr>
-              <w:t>Блок, внутри которого находится своя схема; позволяет строить многоуровневые модели</w:t>
-            </w:r>
-          </w:p>
-        </w:tc>
-      </w:tr>
-      <w:tr>
-        <w:tc>
-          <w:tcPr>
-            <w:tcW w:type="dxa" w:w="2835"/>
-          </w:tcPr>
-          <w:p>
-            <w:pPr>
-              <w:spacing w:line="240" w:lineRule="auto"/>
-              <w:ind w:firstLine="0"/>
-              <w:jc w:val="left"/>
-            </w:pPr>
-            <w:r/>
-            <w:r>
-              <w:rPr>
-                <w:rFonts w:ascii="Times New Roman" w:hAnsi="Times New Roman" w:cs="Times New Roman" w:eastAsia="Times New Roman"/>
-                <w:b w:val="0"/>
-                <w:i w:val="0"/>
-                <w:sz w:val="24"/>
-                <w:u w:val="none"/>
-              </w:rPr>
-              <w:t>Раскрытие схемы</w:t>
-            </w:r>
-          </w:p>
-        </w:tc>
-        <w:tc>
-          <w:tcPr>
-            <w:tcW w:type="dxa" w:w="6520"/>
-          </w:tcPr>
-          <w:p>
-            <w:pPr>
-              <w:spacing w:line="240" w:lineRule="auto"/>
-              <w:ind w:firstLine="0"/>
-              <w:jc w:val="center"/>
-            </w:pPr>
-            <w:r/>
-            <w:r>
-              <w:rPr>
-                <w:rFonts w:ascii="Times New Roman" w:hAnsi="Times New Roman" w:cs="Times New Roman" w:eastAsia="Times New Roman"/>
-                <w:b w:val="0"/>
-                <w:i w:val="0"/>
-                <w:sz w:val="24"/>
-                <w:u w:val="none"/>
-              </w:rPr>
-              <w:t>Замена всех подсистем их содержимым, чтобы получить одну плоскую схему</w:t>
-            </w:r>
-          </w:p>
-        </w:tc>
-      </w:tr>
-      <w:tr>
-        <w:tc>
-          <w:tcPr>
-            <w:tcW w:type="dxa" w:w="2835"/>
-          </w:tcPr>
-          <w:p>
-            <w:pPr>
-              <w:spacing w:line="240" w:lineRule="auto"/>
-              <w:ind w:firstLine="0"/>
-              <w:jc w:val="left"/>
-            </w:pPr>
-            <w:r/>
-            <w:r>
-              <w:rPr>
-                <w:rFonts w:ascii="Times New Roman" w:hAnsi="Times New Roman" w:cs="Times New Roman" w:eastAsia="Times New Roman"/>
-                <w:b w:val="0"/>
-                <w:i w:val="0"/>
-                <w:sz w:val="24"/>
-                <w:u w:val="none"/>
-              </w:rPr>
-              <w:t>Численный метод интегрирования</w:t>
-            </w:r>
-          </w:p>
-        </w:tc>
-        <w:tc>
-          <w:tcPr>
-            <w:tcW w:type="dxa" w:w="6520"/>
-          </w:tcPr>
-          <w:p>
-            <w:pPr>
-              <w:spacing w:line="240" w:lineRule="auto"/>
-              <w:ind w:firstLine="0"/>
-              <w:jc w:val="center"/>
-            </w:pPr>
-            <w:r/>
-            <w:r>
-              <w:rPr>
-                <w:rFonts w:ascii="Times New Roman" w:hAnsi="Times New Roman" w:cs="Times New Roman" w:eastAsia="Times New Roman"/>
-                <w:b w:val="0"/>
-                <w:i w:val="0"/>
-                <w:sz w:val="24"/>
-                <w:u w:val="none"/>
-              </w:rPr>
-              <w:t>Способ пошагово рассчитать, как меняются переменные системы во времени (метод Эйлера, Рунге–Кутты)</w:t>
-            </w:r>
-          </w:p>
-        </w:tc>
-      </w:tr>
-      <w:tr>
-        <w:tc>
-          <w:tcPr>
-            <w:tcW w:type="dxa" w:w="2835"/>
-          </w:tcPr>
-          <w:p>
-            <w:pPr>
-              <w:spacing w:line="240" w:lineRule="auto"/>
-              <w:ind w:firstLine="0"/>
-              <w:jc w:val="left"/>
-            </w:pPr>
-            <w:r/>
-            <w:r>
-              <w:rPr>
-                <w:rFonts w:ascii="Times New Roman" w:hAnsi="Times New Roman" w:cs="Times New Roman" w:eastAsia="Times New Roman"/>
-                <w:b w:val="0"/>
-                <w:i w:val="0"/>
-                <w:sz w:val="24"/>
-                <w:u w:val="none"/>
-              </w:rPr>
-              <w:t>Шаг интегрирования h</w:t>
-            </w:r>
-          </w:p>
-        </w:tc>
-        <w:tc>
-          <w:tcPr>
-            <w:tcW w:type="dxa" w:w="6520"/>
-          </w:tcPr>
-          <w:p>
-            <w:pPr>
-              <w:spacing w:line="240" w:lineRule="auto"/>
-              <w:ind w:firstLine="0"/>
-              <w:jc w:val="center"/>
-            </w:pPr>
-            <w:r/>
-            <w:r>
-              <w:rPr>
-                <w:rFonts w:ascii="Times New Roman" w:hAnsi="Times New Roman" w:cs="Times New Roman" w:eastAsia="Times New Roman"/>
-                <w:b w:val="0"/>
-                <w:i w:val="0"/>
-                <w:sz w:val="24"/>
-                <w:u w:val="none"/>
-              </w:rPr>
-              <w:t>Промежуток времени между соседними расчётными точками</w:t>
-            </w:r>
-          </w:p>
-        </w:tc>
-      </w:tr>
-      <w:tr>
-        <w:tc>
-          <w:tcPr>
-            <w:tcW w:type="dxa" w:w="2835"/>
-          </w:tcPr>
-          <w:p>
-            <w:pPr>
-              <w:spacing w:line="240" w:lineRule="auto"/>
-              <w:ind w:firstLine="0"/>
-              <w:jc w:val="left"/>
-            </w:pPr>
-            <w:r/>
-            <w:r>
-              <w:rPr>
-                <w:rFonts w:ascii="Times New Roman" w:hAnsi="Times New Roman" w:cs="Times New Roman" w:eastAsia="Times New Roman"/>
-                <w:b w:val="0"/>
-                <w:i w:val="0"/>
-                <w:sz w:val="24"/>
-                <w:u w:val="none"/>
-              </w:rPr>
-              <w:t>Порядок точности</w:t>
-            </w:r>
-          </w:p>
-        </w:tc>
-        <w:tc>
-          <w:tcPr>
-            <w:tcW w:type="dxa" w:w="6520"/>
-          </w:tcPr>
-          <w:p>
-            <w:pPr>
-              <w:spacing w:line="240" w:lineRule="auto"/>
-              <w:ind w:firstLine="0"/>
-              <w:jc w:val="center"/>
-            </w:pPr>
-            <w:r/>
-            <w:r>
-              <w:rPr>
-                <w:rFonts w:ascii="Times New Roman" w:hAnsi="Times New Roman" w:cs="Times New Roman" w:eastAsia="Times New Roman"/>
-                <w:b w:val="0"/>
-                <w:i w:val="0"/>
-                <w:sz w:val="24"/>
-                <w:u w:val="none"/>
-              </w:rPr>
-              <w:t>Показывает, как быстро уменьшается ошибка при уменьшении шага: при порядке 4 уменьшение шага вдвое уменьшает ошибку в 16 раз</w:t>
-            </w:r>
-          </w:p>
-        </w:tc>
-      </w:tr>
-    </w:tbl>
     <w:p>
       <w:pPr>
         <w:keepNext w:val="0"/>
-        <w:spacing w:line="240" w:lineRule="auto" w:before="0" w:after="0"/>
-        <w:ind w:firstLine="709"/>
-        <w:jc w:val="both"/>
-      </w:pPr>
+        <w:spacing w:line="360" w:lineRule="auto" w:before="0" w:after="0"/>
+        <w:ind w:firstLine="0"/>
+        <w:jc w:val="left"/>
+      </w:pPr>
+      <w:r>
+        <w:rPr>
+          <w:rFonts w:ascii="Times New Roman" w:hAnsi="Times New Roman" w:cs="Times New Roman" w:eastAsia="Times New Roman"/>
+          <w:b w:val="0"/>
+          <w:i w:val="0"/>
+          <w:sz w:val="28"/>
+          <w:u w:val="none"/>
+        </w:rPr>
+        <w:t>ПИД – пропорционально-интегрально-дифференциальный (регулятор)</w:t>
+      </w:r>
+    </w:p>
+    <w:p>
+      <w:pPr>
+        <w:keepNext w:val="0"/>
+        <w:spacing w:line="360" w:lineRule="auto" w:before="0" w:after="0"/>
+        <w:ind w:firstLine="0"/>
+        <w:jc w:val="left"/>
+      </w:pPr>
+      <w:r>
+        <w:rPr>
+          <w:rFonts w:ascii="Times New Roman" w:hAnsi="Times New Roman" w:cs="Times New Roman" w:eastAsia="Times New Roman"/>
+          <w:b w:val="0"/>
+          <w:i w:val="0"/>
+          <w:sz w:val="28"/>
+          <w:u w:val="none"/>
+        </w:rPr>
+        <w:t>A, B, C, D – матрицы модели в пространстве состояний dx/dt = A·x + B·u, y = C·x + D·u</w:t>
+      </w:r>
+    </w:p>
+    <w:p>
+      <w:pPr>
+        <w:keepNext w:val="0"/>
+        <w:spacing w:line="360" w:lineRule="auto" w:before="0" w:after="0"/>
+        <w:ind w:firstLine="0"/>
+        <w:jc w:val="left"/>
+      </w:pPr>
+      <w:r>
+        <w:rPr>
+          <w:rFonts w:ascii="Times New Roman" w:hAnsi="Times New Roman" w:cs="Times New Roman" w:eastAsia="Times New Roman"/>
+          <w:b w:val="0"/>
+          <w:i w:val="0"/>
+          <w:sz w:val="28"/>
+          <w:u w:val="none"/>
+        </w:rPr>
+        <w:t>M, N – матрицы соединений: входы блоков ← выходы блоков и внешние источники</w:t>
+      </w:r>
+    </w:p>
+    <w:p>
+      <w:pPr>
+        <w:keepNext w:val="0"/>
+        <w:spacing w:line="360" w:lineRule="auto" w:before="0" w:after="0"/>
+        <w:ind w:firstLine="0"/>
+        <w:jc w:val="left"/>
+      </w:pPr>
+      <w:r>
+        <w:rPr>
+          <w:rFonts w:ascii="Times New Roman" w:hAnsi="Times New Roman" w:cs="Times New Roman" w:eastAsia="Times New Roman"/>
+          <w:b w:val="0"/>
+          <w:i w:val="0"/>
+          <w:sz w:val="28"/>
+          <w:u w:val="none"/>
+        </w:rPr>
+        <w:t>κ – число обусловленности алгебраического контура</w:t>
+      </w:r>
+    </w:p>
+    <w:p>
+      <w:pPr>
+        <w:keepNext w:val="0"/>
+        <w:spacing w:line="360" w:lineRule="auto" w:before="0" w:after="0"/>
+        <w:ind w:firstLine="0"/>
+        <w:jc w:val="left"/>
+      </w:pPr>
+      <w:r>
+        <w:rPr>
+          <w:rFonts w:ascii="Times New Roman" w:hAnsi="Times New Roman" w:cs="Times New Roman" w:eastAsia="Times New Roman"/>
+          <w:b w:val="0"/>
+          <w:i w:val="0"/>
+          <w:sz w:val="28"/>
+          <w:u w:val="none"/>
+        </w:rPr>
+        <w:t>σ_min – наименьшее сингулярное число матрицы</w:t>
+      </w:r>
+    </w:p>
+    <w:p>
+      <w:pPr>
+        <w:keepNext w:val="0"/>
+        <w:spacing w:line="360" w:lineRule="auto" w:before="0" w:after="0"/>
+        <w:ind w:firstLine="0"/>
+        <w:jc w:val="left"/>
+      </w:pPr>
+      <w:r>
+        <w:rPr>
+          <w:rFonts w:ascii="Times New Roman" w:hAnsi="Times New Roman" w:cs="Times New Roman" w:eastAsia="Times New Roman"/>
+          <w:b w:val="0"/>
+          <w:i w:val="0"/>
+          <w:sz w:val="28"/>
+          <w:u w:val="none"/>
+        </w:rPr>
+        <w:t>ε – машинная точность чисел двойной точности, ≈ 2,2·10⁻¹⁶</w:t>
+      </w:r>
+    </w:p>
+    <w:p>
+      <w:pPr>
+        <w:keepNext w:val="0"/>
+        <w:spacing w:line="360" w:lineRule="auto" w:before="0" w:after="0"/>
+        <w:ind w:firstLine="0"/>
+        <w:jc w:val="left"/>
+      </w:pPr>
+      <w:r>
+        <w:rPr>
+          <w:rFonts w:ascii="Times New Roman" w:hAnsi="Times New Roman" w:cs="Times New Roman" w:eastAsia="Times New Roman"/>
+          <w:b w:val="0"/>
+          <w:i w:val="0"/>
+          <w:sz w:val="28"/>
+          <w:u w:val="none"/>
+        </w:rPr>
+        <w:t>LU – разложение матрицы на нижнюю и верхнюю треугольные</w:t>
+      </w:r>
+    </w:p>
+    <w:p>
+      <w:pPr>
+        <w:keepNext w:val="0"/>
+        <w:spacing w:line="360" w:lineRule="auto" w:before="0" w:after="0"/>
+        <w:ind w:firstLine="0"/>
+        <w:jc w:val="left"/>
+      </w:pPr>
+      <w:r>
+        <w:rPr>
+          <w:rFonts w:ascii="Times New Roman" w:hAnsi="Times New Roman" w:cs="Times New Roman" w:eastAsia="Times New Roman"/>
+          <w:b w:val="0"/>
+          <w:i w:val="0"/>
+          <w:sz w:val="28"/>
+          <w:u w:val="none"/>
+        </w:rPr>
+        <w:t>RK4 – явный метод Рунге–Кутты 4-го порядка с постоянным шагом</w:t>
+      </w:r>
+    </w:p>
+    <w:p>
+      <w:pPr>
+        <w:keepNext w:val="0"/>
+        <w:spacing w:line="360" w:lineRule="auto" w:before="0" w:after="0"/>
+        <w:ind w:firstLine="0"/>
+        <w:jc w:val="left"/>
+      </w:pPr>
+      <w:r>
+        <w:rPr>
+          <w:rFonts w:ascii="Times New Roman" w:hAnsi="Times New Roman" w:cs="Times New Roman" w:eastAsia="Times New Roman"/>
+          <w:b w:val="0"/>
+          <w:i w:val="0"/>
+          <w:sz w:val="28"/>
+          <w:u w:val="none"/>
+        </w:rPr>
+        <w:t>RK45 – метод Дорманда–Принса с автоматическим выбором шага</w:t>
+      </w:r>
+    </w:p>
+    <w:p>
+      <w:pPr>
+        <w:keepNext w:val="0"/>
+        <w:spacing w:line="360" w:lineRule="auto" w:before="0" w:after="0"/>
+        <w:ind w:firstLine="0"/>
+        <w:jc w:val="left"/>
+      </w:pPr>
+      <w:r>
+        <w:rPr>
+          <w:rFonts w:ascii="Times New Roman" w:hAnsi="Times New Roman" w:cs="Times New Roman" w:eastAsia="Times New Roman"/>
+          <w:b w:val="0"/>
+          <w:i w:val="0"/>
+          <w:sz w:val="28"/>
+          <w:u w:val="none"/>
+        </w:rPr>
+        <w:t>h – шаг интегрирования</w:t>
+      </w:r>
+    </w:p>
+    <w:p>
+      <w:pPr>
+        <w:keepNext w:val="0"/>
+        <w:spacing w:line="360" w:lineRule="auto" w:before="0" w:after="0"/>
+        <w:ind w:firstLine="0"/>
+        <w:jc w:val="left"/>
+      </w:pPr>
+      <w:r>
+        <w:rPr>
+          <w:rFonts w:ascii="Times New Roman" w:hAnsi="Times New Roman" w:cs="Times New Roman" w:eastAsia="Times New Roman"/>
+          <w:b w:val="0"/>
+          <w:i w:val="0"/>
+          <w:sz w:val="28"/>
+          <w:u w:val="none"/>
+        </w:rPr>
+        <w:t>API – программный интерфейс сервера (HTTP)</w:t>
+      </w:r>
     </w:p>
     <w:p>
       <w:pPr>
@@ -3603,7 +2915,7 @@
           <w:sz w:val="28"/>
           <w:u w:val="none"/>
         </w:rPr>
-        <w:t>Выделены три способа, их сравнение приведено в таблице 2.</w:t>
+        <w:t>Выделены три способа, их сравнение приведено в таблице 1.</w:t>
       </w:r>
     </w:p>
     <w:p>
@@ -3621,7 +2933,7 @@
           <w:sz w:val="28"/>
           <w:u w:val="none"/>
         </w:rPr>
-        <w:t>Таблица 2 – Способы перехода от структурной схемы к модели</w:t>
+        <w:t>Таблица 1 – Способы перехода от структурной схемы к модели</w:t>
       </w:r>
     </w:p>
     <w:tbl>
@@ -4154,7 +3466,7 @@
           <w:sz w:val="28"/>
           <w:u w:val="none"/>
         </w:rPr>
-        <w:t>где uᵢ — входы звена, yᵢ — выход, xᵢ — внутренние переменные (состояния). Например, у усилителя состояний нет, и y = k·u (Dᵢ = k), у звена K/(T·s + 1) одно состояние: dx/dt = −x/T + u/T, y = K·x. Поддерживаемые звенья приведены в таблице 3.</w:t>
+        <w:t>где uᵢ — входы звена, yᵢ — выход, xᵢ — внутренние переменные (состояния). Например, у усилителя состояний нет, и y = k·u (Dᵢ = k), у звена K/(T·s + 1) одно состояние: dx/dt = −x/T + u/T, y = K·x. Поддерживаемые звенья приведены в таблице 2.</w:t>
       </w:r>
     </w:p>
     <w:p>
@@ -4172,7 +3484,7 @@
           <w:sz w:val="28"/>
           <w:u w:val="none"/>
         </w:rPr>
-        <w:t>Таблица 3 – Типовые звенья и их модели</w:t>
+        <w:t>Таблица 2 – Типовые звенья и их модели</w:t>
       </w:r>
     </w:p>
     <w:tbl>
@@ -5175,7 +4487,7 @@
           <w:sz w:val="28"/>
           <w:u w:val="none"/>
         </w:rPr>
-        <w:t>где элемент M[i, j] = 1, если i-й вход соединён с j-м выходом. Матрица M — это просто таблица «кто к кому подключён». Подставляя связи в уравнения звеньев, получаем систему для выходов блоков:</w:t>
+        <w:t>где элемент M[i, j] = 1, если i-й вход соединён с j-м выходом, т. е. M описывает связи между портами блоков схемы. Подставляя связи в уравнения звеньев, получаем систему для выходов блоков:</w:t>
       </w:r>
     </w:p>
     <w:p>
@@ -5297,7 +4609,7 @@
           <w:sz w:val="28"/>
           <w:u w:val="none"/>
         </w:rPr>
-        <w:t>где S_y и S_r описывают, какие сигналы видят осциллографы. Важно, что метод не ищет порядок сворачивания контуров: обратные связи любой сложности просто становятся единицами в матрице M.</w:t>
+        <w:t>где S_y и S_r описывают, какие сигналы видят осциллографы. Важно, что метод не ищет порядок сворачивания контуров: обратные связи любой сложности входят в модель как элементы матрицы M.</w:t>
       </w:r>
     </w:p>
     <w:p>
@@ -5393,7 +4705,7 @@
           <w:sz w:val="28"/>
           <w:u w:val="none"/>
         </w:rPr>
-        <w:t>Для этой схемы у блоков три выхода (сумматор, усилитель, объект) и четыре входа. Матрица соединений M приведена в таблице 4: строки — входы блоков, столбцы — выходы. Например, единица в строке «вход усилителя» и столбце «сумматор» означает, что выход сумматора подключён ко входу усилителя. Вход «+» сумматора подключён к ступенчатому входу, поэтому он записывается не в M, а в матрицу N.</w:t>
+        <w:t>Для этой схемы у блоков три выхода (сумматор, усилитель, объект) и четыре входа. Матрица соединений M приведена в таблице 3: строки — входы блоков, столбцы — выходы. Например, единица в строке «вход усилителя» и столбце «сумматор» означает, что выход сумматора подключён ко входу усилителя. Вход «+» сумматора подключён к ступенчатому входу, поэтому он записывается не в M, а в матрицу N.</w:t>
       </w:r>
     </w:p>
     <w:p>
@@ -5411,7 +4723,7 @@
           <w:sz w:val="28"/>
           <w:u w:val="none"/>
         </w:rPr>
-        <w:t>Таблица 4 – Матрица соединений M для схемы рисунка 1</w:t>
+        <w:t>Таблица 3 – Матрица соединений M для схемы рисунка 1</w:t>
       </w:r>
     </w:p>
     <w:tbl>
@@ -6074,7 +5386,7 @@
           <w:sz w:val="28"/>
           <w:u w:val="none"/>
         </w:rPr>
-        <w:t>где σ_min — наименьшее сингулярное число матрицы. Простыми словами, σ_min показывает, насколько система уравнений близка к такой, у которой нет единственного решения: чем ближе σ_min к нулю, тем сильнее малая погрешность коэффициентов искажает ответ. Для одной скалярной петли κ = (1 + |k|)/|1 − k|. Если κ больше 1/√ε ≈ 6,7·10⁷ (ε — машинная точность), при решении теряется больше половины значащих цифр. В этом случае программа отказывается от расчёта и называет блоки контура, а не выдаёт недостоверный результат.</w:t>
+        <w:t>где σ_min — наименьшее сингулярное число матрицы; оно характеризует расстояние от матрицы I − G до ближайшей вырожденной, поэтому при σ_min → 0 погрешность коэффициентов неограниченно усиливается в решении. Для одной скалярной петли κ = (1 + |k|)/|1 − k|. Если κ больше 1/√ε ≈ 6,7·10⁷ (ε — машинная точность), при решении теряется больше половины значащих цифр. В этом случае программа отказывается от расчёта и называет блоки контура, а не выдаёт недостоверный результат.</w:t>
       </w:r>
     </w:p>
     <w:p>
@@ -6128,7 +5440,7 @@
           <w:sz w:val="28"/>
           <w:u w:val="none"/>
         </w:rPr>
-        <w:t>Пример подсистемы показан на рисунке 2: блок «Измерительный тракт» сам является подсистемой второго уровня. Модель строится по всей схеме сразу, а программа запоминает, из какой подсистемы пришла каждая переменная состояния (таблица 5).</w:t>
+        <w:t>Пример подсистемы показан на рисунке 2: блок «Измерительный тракт» сам является подсистемой второго уровня. Модель строится по всей схеме сразу, а программа запоминает, из какой подсистемы пришла каждая переменная состояния (таблица 4).</w:t>
       </w:r>
     </w:p>
     <w:p>
@@ -6206,7 +5518,7 @@
           <w:sz w:val="28"/>
           <w:u w:val="none"/>
         </w:rPr>
-        <w:t>Таблица 5 – Переменные состояния многоуровневой схемы и их подсистемы</w:t>
+        <w:t>Таблица 4 – Переменные состояния многоуровневой схемы и их подсистемы</w:t>
       </w:r>
     </w:p>
     <w:tbl>
@@ -6642,7 +5954,7 @@
           <w:sz w:val="28"/>
           <w:u w:val="none"/>
         </w:rPr>
-        <w:t>Метод реализован на Python с использованием NumPy и SciPy [5, 6]. Модули перечислены в таблице 6.</w:t>
+        <w:t>Метод реализован на Python с использованием NumPy и SciPy [5, 6]. Модули перечислены в таблице 5.</w:t>
       </w:r>
     </w:p>
     <w:p>
@@ -6660,7 +5972,7 @@
           <w:sz w:val="28"/>
           <w:u w:val="none"/>
         </w:rPr>
-        <w:t>Таблица 6 – Модули вычислительного ядра</w:t>
+        <w:t>Таблица 5 – Модули вычислительного ядра</w:t>
       </w:r>
     </w:p>
     <w:tbl>
@@ -7210,7 +6522,7 @@
           <w:sz w:val="28"/>
           <w:u w:val="none"/>
         </w:rPr>
-        <w:t>Результаты приведены в таблице 7. В последнем столбце — результат поблочного подхода первой версии ядра.</w:t>
+        <w:t>Результаты приведены в таблице 6. В последнем столбце — результат поблочного подхода первой версии ядра.</w:t>
       </w:r>
     </w:p>
     <w:p>
@@ -7228,7 +6540,7 @@
           <w:sz w:val="28"/>
           <w:u w:val="none"/>
         </w:rPr>
-        <w:t>Таблица 7 – Сравнение собранных моделей с ручным расчётом</w:t>
+        <w:t>Таблица 6 – Сравнение собранных моделей с ручным расчётом</w:t>
       </w:r>
     </w:p>
     <w:tbl>
@@ -9688,7 +9000,7 @@
           <w:sz w:val="28"/>
           <w:u w:val="none"/>
         </w:rPr>
-        <w:t>Исследовался контур y = k·(u + y) при приближении коэффициента k к единице. Для каждого k сравнивались решение программы и точное y = k/(1 − k), а также измерялось, во сколько раз относительная погрешность коэффициента k (10⁻⁹) усиливается в результате. Результаты приведены в таблице 8 и на рисунке 3.</w:t>
+        <w:t>Исследовался контур y = k·(u + y) при приближении коэффициента k к единице. Для каждого k сравнивались решение программы и точное y = k/(1 − k), а также измерялось, во сколько раз относительная погрешность коэффициента k (10⁻⁹) усиливается в результате. Результаты приведены в таблице 7 и на рисунке 3.</w:t>
       </w:r>
     </w:p>
     <w:p>
@@ -9706,7 +9018,7 @@
           <w:sz w:val="28"/>
           <w:u w:val="none"/>
         </w:rPr>
-        <w:t>Таблица 8 – Решение алгебраического контура y = k·(u + y)</w:t>
+        <w:t>Таблица 7 – Решение алгебраического контура y = k·(u + y)</w:t>
       </w:r>
     </w:p>
     <w:tbl>
@@ -11708,7 +11020,7 @@
           <w:sz w:val="28"/>
           <w:u w:val="none"/>
         </w:rPr>
-        <w:t>Сначала сравнивались две записи одной системы: контур, проходящий через подсистему, и та же схема без подсистем. Наибольшее расхождение выходов составило 0.0e+00. Затем звено 1-го порядка в контуре с обратной связью вкладывалось в подсистемы глубиной от 1 до 32 уровней (таблица 9).</w:t>
+        <w:t>Сначала сравнивались две записи одной системы: контур, проходящий через подсистему, и та же схема без подсистем. Наибольшее расхождение выходов составило 0.0e+00. Затем звено 1-го порядка в контуре с обратной связью вкладывалось в подсистемы глубиной от 1 до 32 уровней (таблица 8).</w:t>
       </w:r>
     </w:p>
     <w:p>
@@ -11726,7 +11038,7 @@
           <w:sz w:val="28"/>
           <w:u w:val="none"/>
         </w:rPr>
-        <w:t>Таблица 9 – Раскрытие вложенных подсистем</w:t>
+        <w:t>Таблица 8 – Раскрытие вложенных подсистем</w:t>
       </w:r>
     </w:p>
     <w:tbl>
@@ -12786,7 +12098,7 @@
           <w:sz w:val="28"/>
           <w:u w:val="none"/>
         </w:rPr>
-        <w:t>Время сборки измерялось на цепочке звеньев 1-го порядка длиной от 2 до 256 звеньев — без контуров и с отрицательной обратной связью вокруг каждого звена (медиана 15 запусков). Результаты приведены в таблице 10 и на рисунке 4.</w:t>
+        <w:t>Время сборки измерялось на цепочке звеньев 1-го порядка длиной от 2 до 256 звеньев — без контуров и с отрицательной обратной связью вокруг каждого звена (медиана 15 запусков). Результаты приведены в таблице 9 и на рисунке 4.</w:t>
       </w:r>
     </w:p>
     <w:p>
@@ -12804,7 +12116,7 @@
           <w:sz w:val="28"/>
           <w:u w:val="none"/>
         </w:rPr>
-        <w:t>Таблица 10 – Время сборки модели</w:t>
+        <w:t>Таблица 9 – Время сборки модели</w:t>
       </w:r>
     </w:p>
     <w:tbl>
@@ -13780,7 +13092,7 @@
           <w:sz w:val="28"/>
           <w:u w:val="none"/>
         </w:rPr>
-        <w:t>Наблюдаемый порядок точности (таблица 11) совпал с теорией: около 1 для метода Эйлера и около 4 для RK4.</w:t>
+        <w:t>Наблюдаемый порядок точности (таблица 10) совпал с теорией: около 1 для метода Эйлера и около 4 для RK4.</w:t>
       </w:r>
     </w:p>
     <w:p>
@@ -13798,7 +13110,7 @@
           <w:sz w:val="28"/>
           <w:u w:val="none"/>
         </w:rPr>
-        <w:t>Таблица 11 – Ошибка методов на контуре с ПИД-регулятором</w:t>
+        <w:t>Таблица 10 – Ошибка методов на контуре с ПИД-регулятором</w:t>
       </w:r>
     </w:p>
     <w:tbl>

--- a/docs/reports/NIR_report.docx
+++ b/docs/reports/NIR_report.docx
@@ -1994,9 +1994,9 @@
           <w:sz w:val="28"/>
           <w:u w:val="none"/>
         </w:rPr>
-        <w:t>2.2. Схема как граф и матрица соединений</w:t>
+        <w:t>2.2. Запись схемы таблицей соединений</w:t>
         <w:tab/>
-        <w:t>9</w:t>
+        <w:t>10</w:t>
       </w:r>
     </w:p>
     <w:p>
@@ -2016,7 +2016,7 @@
           <w:sz w:val="28"/>
           <w:u w:val="none"/>
         </w:rPr>
-        <w:t>2.3. Решение по компонентам связности</w:t>
+        <w:t>2.3. Порядок решения уравнений</w:t>
         <w:tab/>
         <w:t>11</w:t>
       </w:r>
@@ -2038,9 +2038,9 @@
           <w:sz w:val="28"/>
           <w:u w:val="none"/>
         </w:rPr>
-        <w:t>2.4. Алгебраические контуры и их обусловленность</w:t>
+        <w:t>2.4. Контуры без инерционных звеньев</w:t>
         <w:tab/>
-        <w:t>11</w:t>
+        <w:t>12</w:t>
       </w:r>
     </w:p>
     <w:p>
@@ -2060,7 +2060,7 @@
           <w:sz w:val="28"/>
           <w:u w:val="none"/>
         </w:rPr>
-        <w:t>2.5. Иерархические схемы</w:t>
+        <w:t>2.5. Схемы с подсистемами</w:t>
         <w:tab/>
         <w:t>12</w:t>
       </w:r>
@@ -2104,9 +2104,9 @@
           <w:sz w:val="28"/>
           <w:u w:val="none"/>
         </w:rPr>
-        <w:t>2.7. Эксперимент 1: корректность на эталонных схемах</w:t>
+        <w:t>2.7. Эксперимент 1: проверка на схемах с известным ответом</w:t>
         <w:tab/>
-        <w:t>13</w:t>
+        <w:t>14</w:t>
       </w:r>
     </w:p>
     <w:p>
@@ -2126,9 +2126,9 @@
           <w:sz w:val="28"/>
           <w:u w:val="none"/>
         </w:rPr>
-        <w:t>2.8. Эксперимент 2: алгебраические контуры</w:t>
+        <w:t>2.8. Эксперимент 2: контуры без инерционных звеньев</w:t>
         <w:tab/>
-        <w:t>14</w:t>
+        <w:t>15</w:t>
       </w:r>
     </w:p>
     <w:p>
@@ -2148,9 +2148,9 @@
           <w:sz w:val="28"/>
           <w:u w:val="none"/>
         </w:rPr>
-        <w:t>2.9. Эксперимент 3: иерархические схемы</w:t>
+        <w:t>2.9. Эксперимент 3: схемы с подсистемами</w:t>
         <w:tab/>
-        <w:t>15</w:t>
+        <w:t>16</w:t>
       </w:r>
     </w:p>
     <w:p>
@@ -2172,7 +2172,7 @@
         </w:rPr>
         <w:t>2.10. Эксперимент 4: время сборки модели</w:t>
         <w:tab/>
-        <w:t>16</w:t>
+        <w:t>17</w:t>
       </w:r>
     </w:p>
     <w:p>
@@ -2192,9 +2192,9 @@
           <w:sz w:val="28"/>
           <w:u w:val="none"/>
         </w:rPr>
-        <w:t>2.11. Эксперимент 5: интегрирование собранной модели</w:t>
+        <w:t>2.11. Эксперимент 5: решение полученных уравнений</w:t>
         <w:tab/>
-        <w:t>17</w:t>
+        <w:t>18</w:t>
       </w:r>
     </w:p>
     <w:p>
@@ -2216,7 +2216,7 @@
         </w:rPr>
         <w:t>3. Обобщение полученных результатов</w:t>
         <w:tab/>
-        <w:t>18</w:t>
+        <w:t>20</w:t>
       </w:r>
     </w:p>
     <w:p>
@@ -2238,7 +2238,7 @@
         </w:rPr>
         <w:t>3.1. Научные и практические результаты</w:t>
         <w:tab/>
-        <w:t>18</w:t>
+        <w:t>20</w:t>
       </w:r>
     </w:p>
     <w:p>
@@ -2260,7 +2260,7 @@
         </w:rPr>
         <w:t>3.2. Ограничения и направления дальнейшей работы</w:t>
         <w:tab/>
-        <w:t>18</w:t>
+        <w:t>20</w:t>
       </w:r>
     </w:p>
     <w:p>
@@ -2282,7 +2282,7 @@
         </w:rPr>
         <w:t>Заключение</w:t>
         <w:tab/>
-        <w:t>19</w:t>
+        <w:t>21</w:t>
       </w:r>
     </w:p>
     <w:p>
@@ -2304,7 +2304,7 @@
         </w:rPr>
         <w:t>Список использованных источников</w:t>
         <w:tab/>
-        <w:t>20</w:t>
+        <w:t>22</w:t>
       </w:r>
     </w:p>
     <w:p>
@@ -2326,7 +2326,7 @@
         </w:rPr>
         <w:t>Приложение А. Листинги программы</w:t>
         <w:tab/>
-        <w:t>21</w:t>
+        <w:t>23</w:t>
       </w:r>
     </w:p>
     <w:p>
@@ -2381,8 +2381,36 @@
           <w:sz w:val="28"/>
           <w:u w:val="none"/>
         </w:rPr>
-        <w:t>ПФ – передаточная функция W(s)</w:t>
+        <w:t xml:space="preserve">ПФ – передаточная функция </w:t>
       </w:r>
+      <m:oMath xmlns:a="http://schemas.openxmlformats.org/drawingml/2006/main" xmlns:pic="http://schemas.openxmlformats.org/drawingml/2006/picture">
+        <m:r>
+          <w:rPr>
+            <w:rFonts w:ascii="Cambria Math" w:hAnsi="Cambria Math" w:cs="Cambria Math"/>
+            <w:sz w:val="28"/>
+            <w:szCs w:val="28"/>
+          </w:rPr>
+          <m:t>W</m:t>
+        </m:r>
+        <m:d>
+          <m:dPr>
+            <m:begChr m:val="("/>
+            <m:endChr m:val=")"/>
+            <m:sepChr m:val=""/>
+            <m:grow/>
+          </m:dPr>
+          <m:e>
+            <m:r>
+              <w:rPr>
+                <w:rFonts w:ascii="Cambria Math" w:hAnsi="Cambria Math" w:cs="Cambria Math"/>
+                <w:sz w:val="28"/>
+                <w:szCs w:val="28"/>
+              </w:rPr>
+              <m:t>s</m:t>
+            </m:r>
+          </m:e>
+        </m:d>
+      </m:oMath>
     </w:p>
     <w:p>
       <w:pPr>
@@ -2399,7 +2427,7 @@
           <w:sz w:val="28"/>
           <w:u w:val="none"/>
         </w:rPr>
-        <w:t>ПИД – пропорционально-интегрально-дифференциальный (регулятор)</w:t>
+        <w:t>ПИД – пропорционально-интегрально-дифференциальный регулятор</w:t>
       </w:r>
     </w:p>
     <w:p>
@@ -2409,6 +2437,73 @@
         <w:ind w:firstLine="0"/>
         <w:jc w:val="left"/>
       </w:pPr>
+      <m:oMath xmlns:a="http://schemas.openxmlformats.org/drawingml/2006/main" xmlns:pic="http://schemas.openxmlformats.org/drawingml/2006/picture">
+        <m:r>
+          <w:rPr>
+            <w:rFonts w:ascii="Cambria Math" w:hAnsi="Cambria Math" w:cs="Cambria Math"/>
+            <w:sz w:val="28"/>
+            <w:szCs w:val="28"/>
+          </w:rPr>
+          <m:t>A</m:t>
+        </m:r>
+        <m:r>
+          <m:rPr>
+            <m:sty m:val="p"/>
+          </m:rPr>
+          <w:rPr>
+            <w:rFonts w:ascii="Cambria Math" w:hAnsi="Cambria Math" w:cs="Cambria Math"/>
+            <w:sz w:val="28"/>
+            <w:szCs w:val="28"/>
+          </w:rPr>
+          <m:t>,</m:t>
+        </m:r>
+        <m:r>
+          <w:rPr>
+            <w:rFonts w:ascii="Cambria Math" w:hAnsi="Cambria Math" w:cs="Cambria Math"/>
+            <w:sz w:val="28"/>
+            <w:szCs w:val="28"/>
+          </w:rPr>
+          <m:t>B</m:t>
+        </m:r>
+        <m:r>
+          <m:rPr>
+            <m:sty m:val="p"/>
+          </m:rPr>
+          <w:rPr>
+            <w:rFonts w:ascii="Cambria Math" w:hAnsi="Cambria Math" w:cs="Cambria Math"/>
+            <w:sz w:val="28"/>
+            <w:szCs w:val="28"/>
+          </w:rPr>
+          <m:t>,</m:t>
+        </m:r>
+        <m:r>
+          <w:rPr>
+            <w:rFonts w:ascii="Cambria Math" w:hAnsi="Cambria Math" w:cs="Cambria Math"/>
+            <w:sz w:val="28"/>
+            <w:szCs w:val="28"/>
+          </w:rPr>
+          <m:t>C</m:t>
+        </m:r>
+        <m:r>
+          <m:rPr>
+            <m:sty m:val="p"/>
+          </m:rPr>
+          <w:rPr>
+            <w:rFonts w:ascii="Cambria Math" w:hAnsi="Cambria Math" w:cs="Cambria Math"/>
+            <w:sz w:val="28"/>
+            <w:szCs w:val="28"/>
+          </w:rPr>
+          <m:t>,</m:t>
+        </m:r>
+        <m:r>
+          <w:rPr>
+            <w:rFonts w:ascii="Cambria Math" w:hAnsi="Cambria Math" w:cs="Cambria Math"/>
+            <w:sz w:val="28"/>
+            <w:szCs w:val="28"/>
+          </w:rPr>
+          <m:t>D</m:t>
+        </m:r>
+      </m:oMath>
       <w:r>
         <w:rPr>
           <w:rFonts w:ascii="Times New Roman" w:hAnsi="Times New Roman" w:cs="Times New Roman" w:eastAsia="Times New Roman"/>
@@ -2417,16 +2512,105 @@
           <w:sz w:val="28"/>
           <w:u w:val="none"/>
         </w:rPr>
-        <w:t>A, B, C, D – матрицы модели в пространстве состояний dx/dt = A·x + B·u, y = C·x + D·u</w:t>
+        <w:t xml:space="preserve"> – матрицы модели </w:t>
       </w:r>
-    </w:p>
-    <w:p>
-      <w:pPr>
-        <w:keepNext w:val="0"/>
-        <w:spacing w:line="360" w:lineRule="auto" w:before="0" w:after="0"/>
-        <w:ind w:firstLine="0"/>
-        <w:jc w:val="left"/>
-      </w:pPr>
+      <m:oMath xmlns:a="http://schemas.openxmlformats.org/drawingml/2006/main" xmlns:pic="http://schemas.openxmlformats.org/drawingml/2006/picture">
+        <m:f>
+          <m:fPr>
+            <m:type m:val="bar"/>
+          </m:fPr>
+          <m:num>
+            <m:r>
+              <w:rPr>
+                <w:rFonts w:ascii="Cambria Math" w:hAnsi="Cambria Math" w:cs="Cambria Math"/>
+                <w:sz w:val="28"/>
+                <w:szCs w:val="28"/>
+              </w:rPr>
+              <m:t>d</m:t>
+            </m:r>
+            <m:r>
+              <w:rPr>
+                <w:rFonts w:ascii="Cambria Math" w:hAnsi="Cambria Math" w:cs="Cambria Math"/>
+                <w:sz w:val="28"/>
+                <w:szCs w:val="28"/>
+              </w:rPr>
+              <m:t>x</m:t>
+            </m:r>
+          </m:num>
+          <m:den>
+            <m:r>
+              <w:rPr>
+                <w:rFonts w:ascii="Cambria Math" w:hAnsi="Cambria Math" w:cs="Cambria Math"/>
+                <w:sz w:val="28"/>
+                <w:szCs w:val="28"/>
+              </w:rPr>
+              <m:t>d</m:t>
+            </m:r>
+            <m:r>
+              <w:rPr>
+                <w:rFonts w:ascii="Cambria Math" w:hAnsi="Cambria Math" w:cs="Cambria Math"/>
+                <w:sz w:val="28"/>
+                <w:szCs w:val="28"/>
+              </w:rPr>
+              <m:t>t</m:t>
+            </m:r>
+          </m:den>
+        </m:f>
+        <m:r>
+          <m:rPr>
+            <m:sty m:val="p"/>
+          </m:rPr>
+          <w:rPr>
+            <w:rFonts w:ascii="Cambria Math" w:hAnsi="Cambria Math" w:cs="Cambria Math"/>
+            <w:sz w:val="28"/>
+            <w:szCs w:val="28"/>
+          </w:rPr>
+          <m:t>=</m:t>
+        </m:r>
+        <m:r>
+          <w:rPr>
+            <w:rFonts w:ascii="Cambria Math" w:hAnsi="Cambria Math" w:cs="Cambria Math"/>
+            <w:sz w:val="28"/>
+            <w:szCs w:val="28"/>
+          </w:rPr>
+          <m:t>A</m:t>
+        </m:r>
+        <m:r>
+          <w:rPr>
+            <w:rFonts w:ascii="Cambria Math" w:hAnsi="Cambria Math" w:cs="Cambria Math"/>
+            <w:sz w:val="28"/>
+            <w:szCs w:val="28"/>
+          </w:rPr>
+          <m:t>x</m:t>
+        </m:r>
+        <m:r>
+          <m:rPr>
+            <m:sty m:val="p"/>
+          </m:rPr>
+          <w:rPr>
+            <w:rFonts w:ascii="Cambria Math" w:hAnsi="Cambria Math" w:cs="Cambria Math"/>
+            <w:sz w:val="28"/>
+            <w:szCs w:val="28"/>
+          </w:rPr>
+          <m:t>+</m:t>
+        </m:r>
+        <m:r>
+          <w:rPr>
+            <w:rFonts w:ascii="Cambria Math" w:hAnsi="Cambria Math" w:cs="Cambria Math"/>
+            <w:sz w:val="28"/>
+            <w:szCs w:val="28"/>
+          </w:rPr>
+          <m:t>B</m:t>
+        </m:r>
+        <m:r>
+          <w:rPr>
+            <w:rFonts w:ascii="Cambria Math" w:hAnsi="Cambria Math" w:cs="Cambria Math"/>
+            <w:sz w:val="28"/>
+            <w:szCs w:val="28"/>
+          </w:rPr>
+          <m:t>u</m:t>
+        </m:r>
+      </m:oMath>
       <w:r>
         <w:rPr>
           <w:rFonts w:ascii="Times New Roman" w:hAnsi="Times New Roman" w:cs="Times New Roman" w:eastAsia="Times New Roman"/>
@@ -2435,8 +2619,72 @@
           <w:sz w:val="28"/>
           <w:u w:val="none"/>
         </w:rPr>
-        <w:t>M, N – матрицы соединений: входы блоков ← выходы блоков и внешние источники</w:t>
+        <w:t xml:space="preserve">, </w:t>
       </w:r>
+      <m:oMath xmlns:a="http://schemas.openxmlformats.org/drawingml/2006/main" xmlns:pic="http://schemas.openxmlformats.org/drawingml/2006/picture">
+        <m:r>
+          <w:rPr>
+            <w:rFonts w:ascii="Cambria Math" w:hAnsi="Cambria Math" w:cs="Cambria Math"/>
+            <w:sz w:val="28"/>
+            <w:szCs w:val="28"/>
+          </w:rPr>
+          <m:t>y</m:t>
+        </m:r>
+        <m:r>
+          <m:rPr>
+            <m:sty m:val="p"/>
+          </m:rPr>
+          <w:rPr>
+            <w:rFonts w:ascii="Cambria Math" w:hAnsi="Cambria Math" w:cs="Cambria Math"/>
+            <w:sz w:val="28"/>
+            <w:szCs w:val="28"/>
+          </w:rPr>
+          <m:t>=</m:t>
+        </m:r>
+        <m:r>
+          <w:rPr>
+            <w:rFonts w:ascii="Cambria Math" w:hAnsi="Cambria Math" w:cs="Cambria Math"/>
+            <w:sz w:val="28"/>
+            <w:szCs w:val="28"/>
+          </w:rPr>
+          <m:t>C</m:t>
+        </m:r>
+        <m:r>
+          <w:rPr>
+            <w:rFonts w:ascii="Cambria Math" w:hAnsi="Cambria Math" w:cs="Cambria Math"/>
+            <w:sz w:val="28"/>
+            <w:szCs w:val="28"/>
+          </w:rPr>
+          <m:t>x</m:t>
+        </m:r>
+        <m:r>
+          <m:rPr>
+            <m:sty m:val="p"/>
+          </m:rPr>
+          <w:rPr>
+            <w:rFonts w:ascii="Cambria Math" w:hAnsi="Cambria Math" w:cs="Cambria Math"/>
+            <w:sz w:val="28"/>
+            <w:szCs w:val="28"/>
+          </w:rPr>
+          <m:t>+</m:t>
+        </m:r>
+        <m:r>
+          <w:rPr>
+            <w:rFonts w:ascii="Cambria Math" w:hAnsi="Cambria Math" w:cs="Cambria Math"/>
+            <w:sz w:val="28"/>
+            <w:szCs w:val="28"/>
+          </w:rPr>
+          <m:t>D</m:t>
+        </m:r>
+        <m:r>
+          <w:rPr>
+            <w:rFonts w:ascii="Cambria Math" w:hAnsi="Cambria Math" w:cs="Cambria Math"/>
+            <w:sz w:val="28"/>
+            <w:szCs w:val="28"/>
+          </w:rPr>
+          <m:t>u</m:t>
+        </m:r>
+      </m:oMath>
     </w:p>
     <w:p>
       <w:pPr>
@@ -2445,6 +2693,35 @@
         <w:ind w:firstLine="0"/>
         <w:jc w:val="left"/>
       </w:pPr>
+      <m:oMath xmlns:a="http://schemas.openxmlformats.org/drawingml/2006/main" xmlns:pic="http://schemas.openxmlformats.org/drawingml/2006/picture">
+        <m:r>
+          <w:rPr>
+            <w:rFonts w:ascii="Cambria Math" w:hAnsi="Cambria Math" w:cs="Cambria Math"/>
+            <w:sz w:val="28"/>
+            <w:szCs w:val="28"/>
+          </w:rPr>
+          <m:t>M</m:t>
+        </m:r>
+        <m:r>
+          <m:rPr>
+            <m:sty m:val="p"/>
+          </m:rPr>
+          <w:rPr>
+            <w:rFonts w:ascii="Cambria Math" w:hAnsi="Cambria Math" w:cs="Cambria Math"/>
+            <w:sz w:val="28"/>
+            <w:szCs w:val="28"/>
+          </w:rPr>
+          <m:t>,</m:t>
+        </m:r>
+        <m:r>
+          <w:rPr>
+            <w:rFonts w:ascii="Cambria Math" w:hAnsi="Cambria Math" w:cs="Cambria Math"/>
+            <w:sz w:val="28"/>
+            <w:szCs w:val="28"/>
+          </w:rPr>
+          <m:t>N</m:t>
+        </m:r>
+      </m:oMath>
       <w:r>
         <w:rPr>
           <w:rFonts w:ascii="Times New Roman" w:hAnsi="Times New Roman" w:cs="Times New Roman" w:eastAsia="Times New Roman"/>
@@ -2453,7 +2730,7 @@
           <w:sz w:val="28"/>
           <w:u w:val="none"/>
         </w:rPr>
-        <w:t>κ – число обусловленности алгебраического контура</w:t>
+        <w:t xml:space="preserve"> – таблицы соединений: какой вход блока к какому выходу или внешнему воздействию подключён</w:t>
       </w:r>
     </w:p>
     <w:p>
@@ -2463,6 +2740,16 @@
         <w:ind w:firstLine="0"/>
         <w:jc w:val="left"/>
       </w:pPr>
+      <m:oMath xmlns:a="http://schemas.openxmlformats.org/drawingml/2006/main" xmlns:pic="http://schemas.openxmlformats.org/drawingml/2006/picture">
+        <m:r>
+          <w:rPr>
+            <w:rFonts w:ascii="Cambria Math" w:hAnsi="Cambria Math" w:cs="Cambria Math"/>
+            <w:sz w:val="28"/>
+            <w:szCs w:val="28"/>
+          </w:rPr>
+          <m:t>κ</m:t>
+        </m:r>
+      </m:oMath>
       <w:r>
         <w:rPr>
           <w:rFonts w:ascii="Times New Roman" w:hAnsi="Times New Roman" w:cs="Times New Roman" w:eastAsia="Times New Roman"/>
@@ -2471,7 +2758,7 @@
           <w:sz w:val="28"/>
           <w:u w:val="none"/>
         </w:rPr>
-        <w:t>σ_min – наименьшее сингулярное число матрицы</w:t>
+        <w:t xml:space="preserve"> – число обусловленности контура без инерционных звеньев</w:t>
       </w:r>
     </w:p>
     <w:p>
@@ -2481,6 +2768,16 @@
         <w:ind w:firstLine="0"/>
         <w:jc w:val="left"/>
       </w:pPr>
+      <m:oMath xmlns:a="http://schemas.openxmlformats.org/drawingml/2006/main" xmlns:pic="http://schemas.openxmlformats.org/drawingml/2006/picture">
+        <m:r>
+          <w:rPr>
+            <w:rFonts w:ascii="Cambria Math" w:hAnsi="Cambria Math" w:cs="Cambria Math"/>
+            <w:sz w:val="28"/>
+            <w:szCs w:val="28"/>
+          </w:rPr>
+          <m:t>ε</m:t>
+        </m:r>
+      </m:oMath>
       <w:r>
         <w:rPr>
           <w:rFonts w:ascii="Times New Roman" w:hAnsi="Times New Roman" w:cs="Times New Roman" w:eastAsia="Times New Roman"/>
@@ -2489,8 +2786,92 @@
           <w:sz w:val="28"/>
           <w:u w:val="none"/>
         </w:rPr>
-        <w:t>ε – машинная точность чисел двойной точности, ≈ 2,2·10⁻¹⁶</w:t>
+        <w:t xml:space="preserve"> – машинная точность, </w:t>
       </w:r>
+      <m:oMath xmlns:a="http://schemas.openxmlformats.org/drawingml/2006/main" xmlns:pic="http://schemas.openxmlformats.org/drawingml/2006/picture">
+        <m:r>
+          <m:rPr>
+            <m:sty m:val="p"/>
+          </m:rPr>
+          <w:rPr>
+            <w:rFonts w:ascii="Cambria Math" w:hAnsi="Cambria Math" w:cs="Cambria Math"/>
+            <w:sz w:val="28"/>
+            <w:szCs w:val="28"/>
+          </w:rPr>
+          <m:t>≈</m:t>
+        </m:r>
+        <m:r>
+          <w:rPr>
+            <w:rFonts w:ascii="Cambria Math" w:hAnsi="Cambria Math" w:cs="Cambria Math"/>
+            <w:sz w:val="28"/>
+            <w:szCs w:val="28"/>
+          </w:rPr>
+          <m:t>2</m:t>
+        </m:r>
+        <m:r>
+          <m:rPr>
+            <m:sty m:val="p"/>
+          </m:rPr>
+          <w:rPr>
+            <w:rFonts w:ascii="Cambria Math" w:hAnsi="Cambria Math" w:cs="Cambria Math"/>
+            <w:sz w:val="28"/>
+            <w:szCs w:val="28"/>
+          </w:rPr>
+          <m:t>,</m:t>
+        </m:r>
+        <m:r>
+          <w:rPr>
+            <w:rFonts w:ascii="Cambria Math" w:hAnsi="Cambria Math" w:cs="Cambria Math"/>
+            <w:sz w:val="28"/>
+            <w:szCs w:val="28"/>
+          </w:rPr>
+          <m:t>2</m:t>
+        </m:r>
+        <m:r>
+          <m:rPr>
+            <m:sty m:val="p"/>
+          </m:rPr>
+          <w:rPr>
+            <w:rFonts w:ascii="Cambria Math" w:hAnsi="Cambria Math" w:cs="Cambria Math"/>
+            <w:sz w:val="28"/>
+            <w:szCs w:val="28"/>
+          </w:rPr>
+          <m:t>⋅</m:t>
+        </m:r>
+        <m:sSup>
+          <m:e>
+            <m:r>
+              <w:rPr>
+                <w:rFonts w:ascii="Cambria Math" w:hAnsi="Cambria Math" w:cs="Cambria Math"/>
+                <w:sz w:val="28"/>
+                <w:szCs w:val="28"/>
+              </w:rPr>
+              <m:t>10</m:t>
+            </m:r>
+          </m:e>
+          <m:sup>
+            <m:r>
+              <m:rPr>
+                <m:sty m:val="p"/>
+              </m:rPr>
+              <w:rPr>
+                <w:rFonts w:ascii="Cambria Math" w:hAnsi="Cambria Math" w:cs="Cambria Math"/>
+                <w:sz w:val="28"/>
+                <w:szCs w:val="28"/>
+              </w:rPr>
+              <m:t>−</m:t>
+            </m:r>
+            <m:r>
+              <w:rPr>
+                <w:rFonts w:ascii="Cambria Math" w:hAnsi="Cambria Math" w:cs="Cambria Math"/>
+                <w:sz w:val="28"/>
+                <w:szCs w:val="28"/>
+              </w:rPr>
+              <m:t>16</m:t>
+            </m:r>
+          </m:sup>
+        </m:sSup>
+      </m:oMath>
     </w:p>
     <w:p>
       <w:pPr>
@@ -2507,25 +2888,7 @@
           <w:sz w:val="28"/>
           <w:u w:val="none"/>
         </w:rPr>
-        <w:t>LU – разложение матрицы на нижнюю и верхнюю треугольные</w:t>
-      </w:r>
-    </w:p>
-    <w:p>
-      <w:pPr>
-        <w:keepNext w:val="0"/>
-        <w:spacing w:line="360" w:lineRule="auto" w:before="0" w:after="0"/>
-        <w:ind w:firstLine="0"/>
-        <w:jc w:val="left"/>
-      </w:pPr>
-      <w:r>
-        <w:rPr>
-          <w:rFonts w:ascii="Times New Roman" w:hAnsi="Times New Roman" w:cs="Times New Roman" w:eastAsia="Times New Roman"/>
-          <w:b w:val="0"/>
-          <w:i w:val="0"/>
-          <w:sz w:val="28"/>
-          <w:u w:val="none"/>
-        </w:rPr>
-        <w:t>RK4 – явный метод Рунге–Кутты 4-го порядка с постоянным шагом</w:t>
+        <w:t>RK4 – метод Рунге–Кутты 4-го порядка с постоянным шагом</w:t>
       </w:r>
     </w:p>
     <w:p>
@@ -2553,6 +2916,16 @@
         <w:ind w:firstLine="0"/>
         <w:jc w:val="left"/>
       </w:pPr>
+      <m:oMath xmlns:a="http://schemas.openxmlformats.org/drawingml/2006/main" xmlns:pic="http://schemas.openxmlformats.org/drawingml/2006/picture">
+        <m:r>
+          <w:rPr>
+            <w:rFonts w:ascii="Cambria Math" w:hAnsi="Cambria Math" w:cs="Cambria Math"/>
+            <w:sz w:val="28"/>
+            <w:szCs w:val="28"/>
+          </w:rPr>
+          <m:t>h</m:t>
+        </m:r>
+      </m:oMath>
       <w:r>
         <w:rPr>
           <w:rFonts w:ascii="Times New Roman" w:hAnsi="Times New Roman" w:cs="Times New Roman" w:eastAsia="Times New Roman"/>
@@ -2561,7 +2934,7 @@
           <w:sz w:val="28"/>
           <w:u w:val="none"/>
         </w:rPr>
-        <w:t>h – шаг интегрирования</w:t>
+        <w:t xml:space="preserve"> – шаг интегрирования</w:t>
       </w:r>
     </w:p>
     <w:p>
@@ -2579,7 +2952,7 @@
           <w:sz w:val="28"/>
           <w:u w:val="none"/>
         </w:rPr>
-        <w:t>API – программный интерфейс сервера (HTTP)</w:t>
+        <w:t>API – программный интерфейс сервера</w:t>
       </w:r>
     </w:p>
     <w:p>
@@ -2616,7 +2989,7 @@
           <w:sz w:val="28"/>
           <w:u w:val="none"/>
         </w:rPr>
-        <w:t>Научно-исследовательская работа выполнялась по направлению подготовки 27.03.04 «Управление в технических системах» и является исследовательской частью выпускной квалификационной работы «Веб-ориентированная система визуального моделирования систем автоматического управления».</w:t>
+        <w:t>Научно-исследовательская работа выполнялась по направлению подготовки 27.03.04 «Управление в технических системах». Она является исследовательской частью выпускной квалификационной работы «Веб-ориентированная система визуального моделирования систем автоматического управления».</w:t>
       </w:r>
     </w:p>
     <w:p>
@@ -2634,7 +3007,7 @@
           <w:sz w:val="28"/>
           <w:u w:val="none"/>
         </w:rPr>
-        <w:t>Инженер описывает систему управления структурной схемой: блоки-звенья и стрелки-сигналы, обратные связи, подсистемы внутри подсистем. Чтобы рассчитать такую систему, схему нужно превратить в одну систему уравнений. Вручную это делают правилами структурных преобразований: последовательные звенья перемножают, параллельные складывают, контур с обратной связью сворачивают по формуле W/(1 + W). Для схемы с несколькими пересекающимися контурами и вложенными подсистемами ручное преобразование долгое и легко приводит к ошибке, а программа моделирования должна выполнять его автоматически и без ошибок.</w:t>
+        <w:t>Систему автоматического управления (САУ) обычно изображают структурной схемой. На ней каждое звено — прямоугольник со своей передаточной функцией, а стрелки показывают, куда идёт сигнал. Чтобы рассчитать, как система поведёт себя во времени, схему нужно превратить в систему уравнений.</w:t>
       </w:r>
     </w:p>
     <w:p>
@@ -2652,7 +3025,93 @@
           <w:sz w:val="28"/>
           <w:u w:val="none"/>
         </w:rPr>
-        <w:t>В работе исследуется метод, при котором программа строит модель всей схемы в пространстве состояний dx/dt = A·x + B·u, y = C·x + D·u напрямую по графу соединений, без поиска «правильного порядка» сворачивания контуров. Метод реализован в вычислительном ядре разрабатываемой системы.</w:t>
+        <w:t xml:space="preserve">Вручную это делают по правилам структурных преобразований. Последовательные звенья перемножают, параллельные складывают, а контур с обратной связью сворачивают по формуле </w:t>
+      </w:r>
+      <m:oMath xmlns:a="http://schemas.openxmlformats.org/drawingml/2006/main" xmlns:pic="http://schemas.openxmlformats.org/drawingml/2006/picture">
+        <m:r>
+          <w:rPr>
+            <w:rFonts w:ascii="Cambria Math" w:hAnsi="Cambria Math" w:cs="Cambria Math"/>
+            <w:sz w:val="28"/>
+            <w:szCs w:val="28"/>
+          </w:rPr>
+          <m:t>W</m:t>
+        </m:r>
+        <m:r>
+          <m:rPr>
+            <m:sty m:val="p"/>
+          </m:rPr>
+          <w:rPr>
+            <w:rFonts w:ascii="Cambria Math" w:hAnsi="Cambria Math" w:cs="Cambria Math"/>
+            <w:sz w:val="28"/>
+            <w:szCs w:val="28"/>
+          </w:rPr>
+          <m:t>/</m:t>
+        </m:r>
+        <m:d>
+          <m:dPr>
+            <m:begChr m:val="("/>
+            <m:endChr m:val=")"/>
+            <m:sepChr m:val=""/>
+            <m:grow/>
+          </m:dPr>
+          <m:e>
+            <m:r>
+              <w:rPr>
+                <w:rFonts w:ascii="Cambria Math" w:hAnsi="Cambria Math" w:cs="Cambria Math"/>
+                <w:sz w:val="28"/>
+                <w:szCs w:val="28"/>
+              </w:rPr>
+              <m:t>1</m:t>
+            </m:r>
+            <m:r>
+              <m:rPr>
+                <m:sty m:val="p"/>
+              </m:rPr>
+              <w:rPr>
+                <w:rFonts w:ascii="Cambria Math" w:hAnsi="Cambria Math" w:cs="Cambria Math"/>
+                <w:sz w:val="28"/>
+                <w:szCs w:val="28"/>
+              </w:rPr>
+              <m:t>+</m:t>
+            </m:r>
+            <m:r>
+              <w:rPr>
+                <w:rFonts w:ascii="Cambria Math" w:hAnsi="Cambria Math" w:cs="Cambria Math"/>
+                <w:sz w:val="28"/>
+                <w:szCs w:val="28"/>
+              </w:rPr>
+              <m:t>W</m:t>
+            </m:r>
+          </m:e>
+        </m:d>
+      </m:oMath>
+      <w:r>
+        <w:rPr>
+          <w:rFonts w:ascii="Times New Roman" w:hAnsi="Times New Roman" w:cs="Times New Roman" w:eastAsia="Times New Roman"/>
+          <w:b w:val="0"/>
+          <w:i w:val="0"/>
+          <w:sz w:val="28"/>
+          <w:u w:val="none"/>
+        </w:rPr>
+        <w:t>. Для простой схемы это быстро. Для схемы с несколькими контурами и подсистемами преобразование становится долгим, и в нём легко ошибиться. Программа моделирования должна делать этот шаг сама и без ошибок.</w:t>
+      </w:r>
+    </w:p>
+    <w:p>
+      <w:pPr>
+        <w:keepNext w:val="0"/>
+        <w:spacing w:line="360" w:lineRule="auto" w:before="0" w:after="0"/>
+        <w:ind w:firstLine="709"/>
+        <w:jc w:val="both"/>
+      </w:pPr>
+      <w:r>
+        <w:rPr>
+          <w:rFonts w:ascii="Times New Roman" w:hAnsi="Times New Roman" w:cs="Times New Roman" w:eastAsia="Times New Roman"/>
+          <w:b w:val="0"/>
+          <w:i w:val="0"/>
+          <w:sz w:val="28"/>
+          <w:u w:val="none"/>
+        </w:rPr>
+        <w:t>В работе исследуется метод, при котором программа строит уравнения всей схемы сразу по списку соединений. Ей не нужно искать, в каком порядке сворачивать контуры. Метод реализован в вычислительном ядре разрабатываемой системы.</w:t>
       </w:r>
     </w:p>
     <w:p>
@@ -2680,7 +3139,7 @@
           <w:sz w:val="28"/>
           <w:u w:val="none"/>
         </w:rPr>
-        <w:t xml:space="preserve"> — исследовать метод автоматического построения математической модели САУ по иерархической структурной схеме и проверить его корректность, устойчивость к вычислительным погрешностям и затраты времени.</w:t>
+        <w:t xml:space="preserve"> — исследовать метод автоматического построения математической модели САУ по структурной схеме с подсистемами и проверить, насколько он точен, надёжен и быстр.</w:t>
       </w:r>
     </w:p>
     <w:p>
@@ -2698,7 +3157,7 @@
           <w:sz w:val="28"/>
           <w:u w:val="none"/>
         </w:rPr>
-        <w:t>Для достижения цели решались задачи:</w:t>
+        <w:t>Для этого решались задачи:</w:t>
       </w:r>
     </w:p>
     <w:p>
@@ -2716,7 +3175,7 @@
           <w:sz w:val="28"/>
           <w:u w:val="none"/>
         </w:rPr>
-        <w:t>– проанализировать способы перехода от структурной схемы к математической модели и средства моделирования, которые их используют;</w:t>
+        <w:t>– сравнить способы перехода от структурной схемы к уравнениям;</w:t>
       </w:r>
     </w:p>
     <w:p>
@@ -2734,7 +3193,7 @@
           <w:sz w:val="28"/>
           <w:u w:val="none"/>
         </w:rPr>
-        <w:t>– формализовать структурную схему как граф и описать сборку модели через матрицу соединений;</w:t>
+        <w:t>– описать, как схема записывается в виде таблицы соединений и как по ней собирается модель;</w:t>
       </w:r>
     </w:p>
     <w:p>
@@ -2752,7 +3211,7 @@
           <w:sz w:val="28"/>
           <w:u w:val="none"/>
         </w:rPr>
-        <w:t>– описать раскрытие иерархических схем (подсистем) и решение алгебраических контуров;</w:t>
+        <w:t>– описать, как обрабатываются подсистемы и контуры без инерционных звеньев;</w:t>
       </w:r>
     </w:p>
     <w:p>
@@ -2770,7 +3229,7 @@
           <w:sz w:val="28"/>
           <w:u w:val="none"/>
         </w:rPr>
-        <w:t>– реализовать метод в вычислительном ядре с консольными сценариями исследования;</w:t>
+        <w:t>– реализовать метод в вычислительном ядре и написать консольные сценарии проверки;</w:t>
       </w:r>
     </w:p>
     <w:p>
@@ -2788,7 +3247,7 @@
           <w:sz w:val="28"/>
           <w:u w:val="none"/>
         </w:rPr>
-        <w:t>– проверить метод на эталонных схемах, исследовать обусловленность алгебраических контуров, работу с иерархией и время сборки;</w:t>
+        <w:t>– проверить метод на схемах с заранее известным ответом, оценить надёжность расчёта и затраты времени;</w:t>
       </w:r>
     </w:p>
     <w:p>
@@ -2806,7 +3265,7 @@
           <w:sz w:val="28"/>
           <w:u w:val="none"/>
         </w:rPr>
-        <w:t>– сравнить численные методы интегрирования собранной модели.</w:t>
+        <w:t>– сравнить численные методы, которыми решаются полученные уравнения.</w:t>
       </w:r>
     </w:p>
     <w:p>
@@ -2861,7 +3320,7 @@
           <w:sz w:val="28"/>
           <w:u w:val="none"/>
         </w:rPr>
-        <w:t>Структурная схема — основной язык теории автоматического управления [2, 3]. Студенту и инженеру удобно думать звеньями, а компьютеру удобно решать систему дифференциальных уравнений. Перевод первого во второе — центральная задача любой программы блочного моделирования.</w:t>
+        <w:t>Структурная схема — основной язык теории автоматического управления [2, 3]. Человеку удобно рассуждать звеньями и связями. Компьютеру удобно решать систему дифференциальных уравнений. Перевод одного в другое — главная задача любой программы блочного моделирования.</w:t>
       </w:r>
     </w:p>
     <w:p>
@@ -2879,7 +3338,7 @@
           <w:sz w:val="28"/>
           <w:u w:val="none"/>
         </w:rPr>
-        <w:t>Наиболее известный инструмент такого моделирования, MATLAB/Simulink, сейчас недоступен российским вузам. Отечественные SimInTech и Engee — коммерческие продукты с закрытым кодом: пользователь не видит, какую модель программа построила по его схеме. Для учебного процесса важна открытая среда, которая показывает собранные матрицы и объясняет, почему схема не может быть рассчитана. Поэтому исследование метода построения модели и его надёжности является актуальной задачей.</w:t>
+        <w:t>Самый известный инструмент такого моделирования, MATLAB/Simulink, сейчас недоступен российским вузам. Отечественные SimInTech и Engee — коммерческие программы с закрытым кодом. В них пользователь не видит, какие уравнения программа составила по его схеме. Для учебного процесса полезна открытая среда, которая показывает полученную модель и объясняет, почему схему нельзя рассчитать. Поэтому исследование метода построения модели и его надёжности актуально.</w:t>
       </w:r>
     </w:p>
     <w:p>
@@ -2915,7 +3374,7 @@
           <w:sz w:val="28"/>
           <w:u w:val="none"/>
         </w:rPr>
-        <w:t>Выделены три способа, их сравнение приведено в таблице 1.</w:t>
+        <w:t>Можно выделить три способа. Их сравнение приведено в таблице 1.</w:t>
       </w:r>
     </w:p>
     <w:p>
@@ -3064,7 +3523,7 @@
                 <w:sz w:val="24"/>
                 <w:u w:val="none"/>
               </w:rPr>
-              <w:t>Схема сворачивается вручную до одной передаточной функции</w:t>
+              <w:t>Схема вручную сворачивается до одной передаточной функции</w:t>
             </w:r>
           </w:p>
         </w:tc>
@@ -3087,7 +3546,7 @@
                 <w:sz w:val="24"/>
                 <w:u w:val="none"/>
               </w:rPr>
-              <w:t>Трудоёмко для нескольких контуров; ошибки при ручном расчёте</w:t>
+              <w:t>Трудоёмко при нескольких контурах, возможны ошибки</w:t>
             </w:r>
           </w:p>
         </w:tc>
@@ -3112,7 +3571,7 @@
                 <w:sz w:val="24"/>
                 <w:u w:val="none"/>
               </w:rPr>
-              <w:t>Поблочное вычисление</w:t>
+              <w:t>Поблочный расчёт</w:t>
             </w:r>
           </w:p>
         </w:tc>
@@ -3135,7 +3594,7 @@
                 <w:sz w:val="24"/>
                 <w:u w:val="none"/>
               </w:rPr>
-              <w:t>На каждом шаге блоки считаются по очереди в порядке прохождения сигнала</w:t>
+              <w:t>На каждом шаге времени блоки считаются по очереди, по ходу сигнала</w:t>
             </w:r>
           </w:p>
         </w:tc>
@@ -3158,7 +3617,7 @@
                 <w:sz w:val="24"/>
                 <w:u w:val="none"/>
               </w:rPr>
-              <w:t>Не работает, если сигнал замыкается без инерционного звена (алгебраический контур); нет общих матриц A, B, C, D</w:t>
+              <w:t>Не работает, если сигнал обходит контур мгновенно; не даёт общих уравнений системы</w:t>
             </w:r>
           </w:p>
         </w:tc>
@@ -3183,7 +3642,7 @@
                 <w:sz w:val="24"/>
                 <w:u w:val="none"/>
               </w:rPr>
-              <w:t>Сборка через матрицу соединений (исследуемый метод)</w:t>
+              <w:t>Сборка по таблице соединений (исследуемый метод)</w:t>
             </w:r>
           </w:p>
         </w:tc>
@@ -3206,7 +3665,7 @@
                 <w:sz w:val="24"/>
                 <w:u w:val="none"/>
               </w:rPr>
-              <w:t>Модели всех звеньев объединяются, связи записываются матрицей, система решается целиком</w:t>
+              <w:t>Уравнения всех звеньев объединяются, связи подставляются, система решается целиком</w:t>
             </w:r>
           </w:p>
         </w:tc>
@@ -3258,7 +3717,7 @@
           <w:sz w:val="28"/>
           <w:u w:val="none"/>
         </w:rPr>
-        <w:t>Поблочный способ был использован в первой версии вычислительного ядра (прототип, весна 2026 г.). Он прост, но отказывается рассчитывать схемы, в которых сигнал проходит по контуру мгновенно, и не даёт матриц модели, по которым определяют устойчивость. Это и стало причиной перехода к исследуемому методу.</w:t>
+        <w:t>Поблочный расчёт использовался в первой версии вычислительного ядра (весна 2026 г.). Он прост, но у него два недостатка. Во-первых, он не может рассчитать схему, в которой сигнал проходит по контуру без задержки. Во-вторых, он не даёт общих уравнений системы, а именно по ним определяют устойчивость. Поэтому ядро было переведено на исследуемый метод.</w:t>
       </w:r>
     </w:p>
     <w:p>
@@ -3304,7 +3763,7 @@
           <w:sz w:val="28"/>
           <w:u w:val="none"/>
         </w:rPr>
-        <w:t xml:space="preserve"> — математические модели линейных непрерывных систем автоматического управления, заданных иерархическими структурными схемами.</w:t>
+        <w:t xml:space="preserve"> — линейные непрерывные САУ, заданные структурными схемами с подсистемами.</w:t>
       </w:r>
     </w:p>
     <w:p>
@@ -3332,7 +3791,7 @@
           <w:sz w:val="28"/>
           <w:u w:val="none"/>
         </w:rPr>
-        <w:t xml:space="preserve"> — метод автоматического построения модели в пространстве состояний по графу соединений схемы: его корректность, поведение при алгебраических контурах, работа с вложенными подсистемами и вычислительные затраты.</w:t>
+        <w:t xml:space="preserve"> — метод автоматического построения модели по таблице соединений схемы: его точность, поведение в контурах без инерционных звеньев, работа с подсистемами и затраты времени.</w:t>
       </w:r>
     </w:p>
     <w:p>
@@ -3405,7 +3864,7 @@
           <w:sz w:val="28"/>
           <w:u w:val="none"/>
         </w:rPr>
-        <w:t>Каждое звено описывается своей маленькой моделью в пространстве состояний:</w:t>
+        <w:t>Каждое звено описывается уравнениями в форме «вход – состояние – выход». Состояние — это величины, которые звено «запоминает» между моментами времени, например накопленное значение интегратора. Уравнения звена номер i имеют вид</w:t>
       </w:r>
     </w:p>
     <w:p>
@@ -3429,16 +3888,335 @@
         </w:rPr>
         <w:tab/>
       </w:r>
-      <w:r>
-        <w:rPr>
-          <w:rFonts w:ascii="Times New Roman" w:hAnsi="Times New Roman" w:cs="Times New Roman" w:eastAsia="Times New Roman"/>
-          <w:b w:val="0"/>
-          <w:i w:val="0"/>
-          <w:sz w:val="28"/>
-          <w:u w:val="none"/>
-        </w:rPr>
-        <w:t>dxᵢ/dt = Aᵢ·xᵢ + Bᵢ·uᵢ,   yᵢ = Cᵢ·xᵢ + Dᵢ·uᵢ,</w:t>
-      </w:r>
+      <m:oMath xmlns:a="http://schemas.openxmlformats.org/drawingml/2006/main" xmlns:pic="http://schemas.openxmlformats.org/drawingml/2006/picture">
+        <m:f>
+          <m:fPr>
+            <m:type m:val="bar"/>
+          </m:fPr>
+          <m:num>
+            <m:r>
+              <w:rPr>
+                <w:rFonts w:ascii="Cambria Math" w:hAnsi="Cambria Math" w:cs="Cambria Math"/>
+                <w:sz w:val="28"/>
+                <w:szCs w:val="28"/>
+              </w:rPr>
+              <m:t>d</m:t>
+            </m:r>
+            <m:sSub>
+              <m:e>
+                <m:r>
+                  <w:rPr>
+                    <w:rFonts w:ascii="Cambria Math" w:hAnsi="Cambria Math" w:cs="Cambria Math"/>
+                    <w:sz w:val="28"/>
+                    <w:szCs w:val="28"/>
+                  </w:rPr>
+                  <m:t>x</m:t>
+                </m:r>
+              </m:e>
+              <m:sub>
+                <m:r>
+                  <w:rPr>
+                    <w:rFonts w:ascii="Cambria Math" w:hAnsi="Cambria Math" w:cs="Cambria Math"/>
+                    <w:sz w:val="28"/>
+                    <w:szCs w:val="28"/>
+                  </w:rPr>
+                  <m:t>i</m:t>
+                </m:r>
+              </m:sub>
+            </m:sSub>
+          </m:num>
+          <m:den>
+            <m:r>
+              <w:rPr>
+                <w:rFonts w:ascii="Cambria Math" w:hAnsi="Cambria Math" w:cs="Cambria Math"/>
+                <w:sz w:val="28"/>
+                <w:szCs w:val="28"/>
+              </w:rPr>
+              <m:t>d</m:t>
+            </m:r>
+            <m:r>
+              <w:rPr>
+                <w:rFonts w:ascii="Cambria Math" w:hAnsi="Cambria Math" w:cs="Cambria Math"/>
+                <w:sz w:val="28"/>
+                <w:szCs w:val="28"/>
+              </w:rPr>
+              <m:t>t</m:t>
+            </m:r>
+          </m:den>
+        </m:f>
+        <m:r>
+          <m:rPr>
+            <m:sty m:val="p"/>
+          </m:rPr>
+          <w:rPr>
+            <w:rFonts w:ascii="Cambria Math" w:hAnsi="Cambria Math" w:cs="Cambria Math"/>
+            <w:sz w:val="28"/>
+            <w:szCs w:val="28"/>
+          </w:rPr>
+          <m:t>=</m:t>
+        </m:r>
+        <m:sSub>
+          <m:e>
+            <m:r>
+              <w:rPr>
+                <w:rFonts w:ascii="Cambria Math" w:hAnsi="Cambria Math" w:cs="Cambria Math"/>
+                <w:sz w:val="28"/>
+                <w:szCs w:val="28"/>
+              </w:rPr>
+              <m:t>A</m:t>
+            </m:r>
+          </m:e>
+          <m:sub>
+            <m:r>
+              <w:rPr>
+                <w:rFonts w:ascii="Cambria Math" w:hAnsi="Cambria Math" w:cs="Cambria Math"/>
+                <w:sz w:val="28"/>
+                <w:szCs w:val="28"/>
+              </w:rPr>
+              <m:t>i</m:t>
+            </m:r>
+          </m:sub>
+        </m:sSub>
+        <m:sSub>
+          <m:e>
+            <m:r>
+              <w:rPr>
+                <w:rFonts w:ascii="Cambria Math" w:hAnsi="Cambria Math" w:cs="Cambria Math"/>
+                <w:sz w:val="28"/>
+                <w:szCs w:val="28"/>
+              </w:rPr>
+              <m:t>x</m:t>
+            </m:r>
+          </m:e>
+          <m:sub>
+            <m:r>
+              <w:rPr>
+                <w:rFonts w:ascii="Cambria Math" w:hAnsi="Cambria Math" w:cs="Cambria Math"/>
+                <w:sz w:val="28"/>
+                <w:szCs w:val="28"/>
+              </w:rPr>
+              <m:t>i</m:t>
+            </m:r>
+          </m:sub>
+        </m:sSub>
+        <m:r>
+          <m:rPr>
+            <m:sty m:val="p"/>
+          </m:rPr>
+          <w:rPr>
+            <w:rFonts w:ascii="Cambria Math" w:hAnsi="Cambria Math" w:cs="Cambria Math"/>
+            <w:sz w:val="28"/>
+            <w:szCs w:val="28"/>
+          </w:rPr>
+          <m:t>+</m:t>
+        </m:r>
+        <m:sSub>
+          <m:e>
+            <m:r>
+              <w:rPr>
+                <w:rFonts w:ascii="Cambria Math" w:hAnsi="Cambria Math" w:cs="Cambria Math"/>
+                <w:sz w:val="28"/>
+                <w:szCs w:val="28"/>
+              </w:rPr>
+              <m:t>B</m:t>
+            </m:r>
+          </m:e>
+          <m:sub>
+            <m:r>
+              <w:rPr>
+                <w:rFonts w:ascii="Cambria Math" w:hAnsi="Cambria Math" w:cs="Cambria Math"/>
+                <w:sz w:val="28"/>
+                <w:szCs w:val="28"/>
+              </w:rPr>
+              <m:t>i</m:t>
+            </m:r>
+          </m:sub>
+        </m:sSub>
+        <m:sSub>
+          <m:e>
+            <m:r>
+              <w:rPr>
+                <w:rFonts w:ascii="Cambria Math" w:hAnsi="Cambria Math" w:cs="Cambria Math"/>
+                <w:sz w:val="28"/>
+                <w:szCs w:val="28"/>
+              </w:rPr>
+              <m:t>u</m:t>
+            </m:r>
+          </m:e>
+          <m:sub>
+            <m:r>
+              <w:rPr>
+                <w:rFonts w:ascii="Cambria Math" w:hAnsi="Cambria Math" w:cs="Cambria Math"/>
+                <w:sz w:val="28"/>
+                <w:szCs w:val="28"/>
+              </w:rPr>
+              <m:t>i</m:t>
+            </m:r>
+          </m:sub>
+        </m:sSub>
+        <m:r>
+          <m:rPr>
+            <m:sty m:val="p"/>
+          </m:rPr>
+          <w:rPr>
+            <w:rFonts w:ascii="Cambria Math" w:hAnsi="Cambria Math" w:cs="Cambria Math"/>
+            <w:sz w:val="28"/>
+            <w:szCs w:val="28"/>
+          </w:rPr>
+          <m:t>,</m:t>
+        </m:r>
+        <m:r>
+          <w:rPr>
+            <w:rFonts w:ascii="Cambria Math" w:hAnsi="Cambria Math" w:cs="Cambria Math"/>
+            <w:sz w:val="28"/>
+            <w:szCs w:val="28"/>
+          </w:rPr>
+          <m:t>  </m:t>
+        </m:r>
+        <m:sSub>
+          <m:e>
+            <m:r>
+              <w:rPr>
+                <w:rFonts w:ascii="Cambria Math" w:hAnsi="Cambria Math" w:cs="Cambria Math"/>
+                <w:sz w:val="28"/>
+                <w:szCs w:val="28"/>
+              </w:rPr>
+              <m:t>y</m:t>
+            </m:r>
+          </m:e>
+          <m:sub>
+            <m:r>
+              <w:rPr>
+                <w:rFonts w:ascii="Cambria Math" w:hAnsi="Cambria Math" w:cs="Cambria Math"/>
+                <w:sz w:val="28"/>
+                <w:szCs w:val="28"/>
+              </w:rPr>
+              <m:t>i</m:t>
+            </m:r>
+          </m:sub>
+        </m:sSub>
+        <m:r>
+          <m:rPr>
+            <m:sty m:val="p"/>
+          </m:rPr>
+          <w:rPr>
+            <w:rFonts w:ascii="Cambria Math" w:hAnsi="Cambria Math" w:cs="Cambria Math"/>
+            <w:sz w:val="28"/>
+            <w:szCs w:val="28"/>
+          </w:rPr>
+          <m:t>=</m:t>
+        </m:r>
+        <m:sSub>
+          <m:e>
+            <m:r>
+              <w:rPr>
+                <w:rFonts w:ascii="Cambria Math" w:hAnsi="Cambria Math" w:cs="Cambria Math"/>
+                <w:sz w:val="28"/>
+                <w:szCs w:val="28"/>
+              </w:rPr>
+              <m:t>C</m:t>
+            </m:r>
+          </m:e>
+          <m:sub>
+            <m:r>
+              <w:rPr>
+                <w:rFonts w:ascii="Cambria Math" w:hAnsi="Cambria Math" w:cs="Cambria Math"/>
+                <w:sz w:val="28"/>
+                <w:szCs w:val="28"/>
+              </w:rPr>
+              <m:t>i</m:t>
+            </m:r>
+          </m:sub>
+        </m:sSub>
+        <m:sSub>
+          <m:e>
+            <m:r>
+              <w:rPr>
+                <w:rFonts w:ascii="Cambria Math" w:hAnsi="Cambria Math" w:cs="Cambria Math"/>
+                <w:sz w:val="28"/>
+                <w:szCs w:val="28"/>
+              </w:rPr>
+              <m:t>x</m:t>
+            </m:r>
+          </m:e>
+          <m:sub>
+            <m:r>
+              <w:rPr>
+                <w:rFonts w:ascii="Cambria Math" w:hAnsi="Cambria Math" w:cs="Cambria Math"/>
+                <w:sz w:val="28"/>
+                <w:szCs w:val="28"/>
+              </w:rPr>
+              <m:t>i</m:t>
+            </m:r>
+          </m:sub>
+        </m:sSub>
+        <m:r>
+          <m:rPr>
+            <m:sty m:val="p"/>
+          </m:rPr>
+          <w:rPr>
+            <w:rFonts w:ascii="Cambria Math" w:hAnsi="Cambria Math" w:cs="Cambria Math"/>
+            <w:sz w:val="28"/>
+            <w:szCs w:val="28"/>
+          </w:rPr>
+          <m:t>+</m:t>
+        </m:r>
+        <m:sSub>
+          <m:e>
+            <m:r>
+              <w:rPr>
+                <w:rFonts w:ascii="Cambria Math" w:hAnsi="Cambria Math" w:cs="Cambria Math"/>
+                <w:sz w:val="28"/>
+                <w:szCs w:val="28"/>
+              </w:rPr>
+              <m:t>D</m:t>
+            </m:r>
+          </m:e>
+          <m:sub>
+            <m:r>
+              <w:rPr>
+                <w:rFonts w:ascii="Cambria Math" w:hAnsi="Cambria Math" w:cs="Cambria Math"/>
+                <w:sz w:val="28"/>
+                <w:szCs w:val="28"/>
+              </w:rPr>
+              <m:t>i</m:t>
+            </m:r>
+          </m:sub>
+        </m:sSub>
+        <m:sSub>
+          <m:e>
+            <m:r>
+              <w:rPr>
+                <w:rFonts w:ascii="Cambria Math" w:hAnsi="Cambria Math" w:cs="Cambria Math"/>
+                <w:sz w:val="28"/>
+                <w:szCs w:val="28"/>
+              </w:rPr>
+              <m:t>u</m:t>
+            </m:r>
+          </m:e>
+          <m:sub>
+            <m:r>
+              <w:rPr>
+                <w:rFonts w:ascii="Cambria Math" w:hAnsi="Cambria Math" w:cs="Cambria Math"/>
+                <w:sz w:val="28"/>
+                <w:szCs w:val="28"/>
+              </w:rPr>
+              <m:t>i</m:t>
+            </m:r>
+          </m:sub>
+        </m:sSub>
+        <m:r>
+          <m:rPr>
+            <m:sty m:val="p"/>
+          </m:rPr>
+          <w:rPr>
+            <w:rFonts w:ascii="Cambria Math" w:hAnsi="Cambria Math" w:cs="Cambria Math"/>
+            <w:sz w:val="28"/>
+            <w:szCs w:val="28"/>
+          </w:rPr>
+          <m:t>,</m:t>
+        </m:r>
+      </m:oMath>
       <w:r>
         <w:rPr>
           <w:rFonts w:ascii="Times New Roman" w:hAnsi="Times New Roman" w:cs="Times New Roman" w:eastAsia="Times New Roman"/>
@@ -3466,7 +4244,536 @@
           <w:sz w:val="28"/>
           <w:u w:val="none"/>
         </w:rPr>
-        <w:t>где uᵢ — входы звена, yᵢ — выход, xᵢ — внутренние переменные (состояния). Например, у усилителя состояний нет, и y = k·u (Dᵢ = k), у звена K/(T·s + 1) одно состояние: dx/dt = −x/T + u/T, y = K·x. Поддерживаемые звенья приведены в таблице 2.</w:t>
+        <w:t xml:space="preserve">где </w:t>
+      </w:r>
+      <m:oMath xmlns:a="http://schemas.openxmlformats.org/drawingml/2006/main" xmlns:pic="http://schemas.openxmlformats.org/drawingml/2006/picture">
+        <m:sSub>
+          <m:e>
+            <m:r>
+              <w:rPr>
+                <w:rFonts w:ascii="Cambria Math" w:hAnsi="Cambria Math" w:cs="Cambria Math"/>
+                <w:sz w:val="28"/>
+                <w:szCs w:val="28"/>
+              </w:rPr>
+              <m:t>u</m:t>
+            </m:r>
+          </m:e>
+          <m:sub>
+            <m:r>
+              <w:rPr>
+                <w:rFonts w:ascii="Cambria Math" w:hAnsi="Cambria Math" w:cs="Cambria Math"/>
+                <w:sz w:val="28"/>
+                <w:szCs w:val="28"/>
+              </w:rPr>
+              <m:t>i</m:t>
+            </m:r>
+          </m:sub>
+        </m:sSub>
+      </m:oMath>
+      <w:r>
+        <w:rPr>
+          <w:rFonts w:ascii="Times New Roman" w:hAnsi="Times New Roman" w:cs="Times New Roman" w:eastAsia="Times New Roman"/>
+          <w:b w:val="0"/>
+          <w:i w:val="0"/>
+          <w:sz w:val="28"/>
+          <w:u w:val="none"/>
+        </w:rPr>
+        <w:t xml:space="preserve"> — вход звена, </w:t>
+      </w:r>
+      <m:oMath xmlns:a="http://schemas.openxmlformats.org/drawingml/2006/main" xmlns:pic="http://schemas.openxmlformats.org/drawingml/2006/picture">
+        <m:sSub>
+          <m:e>
+            <m:r>
+              <w:rPr>
+                <w:rFonts w:ascii="Cambria Math" w:hAnsi="Cambria Math" w:cs="Cambria Math"/>
+                <w:sz w:val="28"/>
+                <w:szCs w:val="28"/>
+              </w:rPr>
+              <m:t>y</m:t>
+            </m:r>
+          </m:e>
+          <m:sub>
+            <m:r>
+              <w:rPr>
+                <w:rFonts w:ascii="Cambria Math" w:hAnsi="Cambria Math" w:cs="Cambria Math"/>
+                <w:sz w:val="28"/>
+                <w:szCs w:val="28"/>
+              </w:rPr>
+              <m:t>i</m:t>
+            </m:r>
+          </m:sub>
+        </m:sSub>
+      </m:oMath>
+      <w:r>
+        <w:rPr>
+          <w:rFonts w:ascii="Times New Roman" w:hAnsi="Times New Roman" w:cs="Times New Roman" w:eastAsia="Times New Roman"/>
+          <w:b w:val="0"/>
+          <w:i w:val="0"/>
+          <w:sz w:val="28"/>
+          <w:u w:val="none"/>
+        </w:rPr>
+        <w:t xml:space="preserve"> — выход, </w:t>
+      </w:r>
+      <m:oMath xmlns:a="http://schemas.openxmlformats.org/drawingml/2006/main" xmlns:pic="http://schemas.openxmlformats.org/drawingml/2006/picture">
+        <m:sSub>
+          <m:e>
+            <m:r>
+              <w:rPr>
+                <w:rFonts w:ascii="Cambria Math" w:hAnsi="Cambria Math" w:cs="Cambria Math"/>
+                <w:sz w:val="28"/>
+                <w:szCs w:val="28"/>
+              </w:rPr>
+              <m:t>x</m:t>
+            </m:r>
+          </m:e>
+          <m:sub>
+            <m:r>
+              <w:rPr>
+                <w:rFonts w:ascii="Cambria Math" w:hAnsi="Cambria Math" w:cs="Cambria Math"/>
+                <w:sz w:val="28"/>
+                <w:szCs w:val="28"/>
+              </w:rPr>
+              <m:t>i</m:t>
+            </m:r>
+          </m:sub>
+        </m:sSub>
+      </m:oMath>
+      <w:r>
+        <w:rPr>
+          <w:rFonts w:ascii="Times New Roman" w:hAnsi="Times New Roman" w:cs="Times New Roman" w:eastAsia="Times New Roman"/>
+          <w:b w:val="0"/>
+          <w:i w:val="0"/>
+          <w:sz w:val="28"/>
+          <w:u w:val="none"/>
+        </w:rPr>
+        <w:t xml:space="preserve"> — состояние. Коэффициенты </w:t>
+      </w:r>
+      <m:oMath xmlns:a="http://schemas.openxmlformats.org/drawingml/2006/main" xmlns:pic="http://schemas.openxmlformats.org/drawingml/2006/picture">
+        <m:sSub>
+          <m:e>
+            <m:r>
+              <w:rPr>
+                <w:rFonts w:ascii="Cambria Math" w:hAnsi="Cambria Math" w:cs="Cambria Math"/>
+                <w:sz w:val="28"/>
+                <w:szCs w:val="28"/>
+              </w:rPr>
+              <m:t>A</m:t>
+            </m:r>
+          </m:e>
+          <m:sub>
+            <m:r>
+              <w:rPr>
+                <w:rFonts w:ascii="Cambria Math" w:hAnsi="Cambria Math" w:cs="Cambria Math"/>
+                <w:sz w:val="28"/>
+                <w:szCs w:val="28"/>
+              </w:rPr>
+              <m:t>i</m:t>
+            </m:r>
+          </m:sub>
+        </m:sSub>
+        <m:r>
+          <m:rPr>
+            <m:sty m:val="p"/>
+          </m:rPr>
+          <w:rPr>
+            <w:rFonts w:ascii="Cambria Math" w:hAnsi="Cambria Math" w:cs="Cambria Math"/>
+            <w:sz w:val="28"/>
+            <w:szCs w:val="28"/>
+          </w:rPr>
+          <m:t>,</m:t>
+        </m:r>
+        <m:sSub>
+          <m:e>
+            <m:r>
+              <w:rPr>
+                <w:rFonts w:ascii="Cambria Math" w:hAnsi="Cambria Math" w:cs="Cambria Math"/>
+                <w:sz w:val="28"/>
+                <w:szCs w:val="28"/>
+              </w:rPr>
+              <m:t>B</m:t>
+            </m:r>
+          </m:e>
+          <m:sub>
+            <m:r>
+              <w:rPr>
+                <w:rFonts w:ascii="Cambria Math" w:hAnsi="Cambria Math" w:cs="Cambria Math"/>
+                <w:sz w:val="28"/>
+                <w:szCs w:val="28"/>
+              </w:rPr>
+              <m:t>i</m:t>
+            </m:r>
+          </m:sub>
+        </m:sSub>
+        <m:r>
+          <m:rPr>
+            <m:sty m:val="p"/>
+          </m:rPr>
+          <w:rPr>
+            <w:rFonts w:ascii="Cambria Math" w:hAnsi="Cambria Math" w:cs="Cambria Math"/>
+            <w:sz w:val="28"/>
+            <w:szCs w:val="28"/>
+          </w:rPr>
+          <m:t>,</m:t>
+        </m:r>
+        <m:sSub>
+          <m:e>
+            <m:r>
+              <w:rPr>
+                <w:rFonts w:ascii="Cambria Math" w:hAnsi="Cambria Math" w:cs="Cambria Math"/>
+                <w:sz w:val="28"/>
+                <w:szCs w:val="28"/>
+              </w:rPr>
+              <m:t>C</m:t>
+            </m:r>
+          </m:e>
+          <m:sub>
+            <m:r>
+              <w:rPr>
+                <w:rFonts w:ascii="Cambria Math" w:hAnsi="Cambria Math" w:cs="Cambria Math"/>
+                <w:sz w:val="28"/>
+                <w:szCs w:val="28"/>
+              </w:rPr>
+              <m:t>i</m:t>
+            </m:r>
+          </m:sub>
+        </m:sSub>
+        <m:r>
+          <m:rPr>
+            <m:sty m:val="p"/>
+          </m:rPr>
+          <w:rPr>
+            <w:rFonts w:ascii="Cambria Math" w:hAnsi="Cambria Math" w:cs="Cambria Math"/>
+            <w:sz w:val="28"/>
+            <w:szCs w:val="28"/>
+          </w:rPr>
+          <m:t>,</m:t>
+        </m:r>
+        <m:sSub>
+          <m:e>
+            <m:r>
+              <w:rPr>
+                <w:rFonts w:ascii="Cambria Math" w:hAnsi="Cambria Math" w:cs="Cambria Math"/>
+                <w:sz w:val="28"/>
+                <w:szCs w:val="28"/>
+              </w:rPr>
+              <m:t>D</m:t>
+            </m:r>
+          </m:e>
+          <m:sub>
+            <m:r>
+              <w:rPr>
+                <w:rFonts w:ascii="Cambria Math" w:hAnsi="Cambria Math" w:cs="Cambria Math"/>
+                <w:sz w:val="28"/>
+                <w:szCs w:val="28"/>
+              </w:rPr>
+              <m:t>i</m:t>
+            </m:r>
+          </m:sub>
+        </m:sSub>
+      </m:oMath>
+      <w:r>
+        <w:rPr>
+          <w:rFonts w:ascii="Times New Roman" w:hAnsi="Times New Roman" w:cs="Times New Roman" w:eastAsia="Times New Roman"/>
+          <w:b w:val="0"/>
+          <w:i w:val="0"/>
+          <w:sz w:val="28"/>
+          <w:u w:val="none"/>
+        </w:rPr>
+        <w:t xml:space="preserve"> определяются параметрами звена. Например, у усилителя состояния нет и </w:t>
+      </w:r>
+      <m:oMath xmlns:a="http://schemas.openxmlformats.org/drawingml/2006/main" xmlns:pic="http://schemas.openxmlformats.org/drawingml/2006/picture">
+        <m:r>
+          <w:rPr>
+            <w:rFonts w:ascii="Cambria Math" w:hAnsi="Cambria Math" w:cs="Cambria Math"/>
+            <w:sz w:val="28"/>
+            <w:szCs w:val="28"/>
+          </w:rPr>
+          <m:t>y</m:t>
+        </m:r>
+        <m:r>
+          <m:rPr>
+            <m:sty m:val="p"/>
+          </m:rPr>
+          <w:rPr>
+            <w:rFonts w:ascii="Cambria Math" w:hAnsi="Cambria Math" w:cs="Cambria Math"/>
+            <w:sz w:val="28"/>
+            <w:szCs w:val="28"/>
+          </w:rPr>
+          <m:t>=</m:t>
+        </m:r>
+        <m:r>
+          <w:rPr>
+            <w:rFonts w:ascii="Cambria Math" w:hAnsi="Cambria Math" w:cs="Cambria Math"/>
+            <w:sz w:val="28"/>
+            <w:szCs w:val="28"/>
+          </w:rPr>
+          <m:t>k</m:t>
+        </m:r>
+        <m:r>
+          <w:rPr>
+            <w:rFonts w:ascii="Cambria Math" w:hAnsi="Cambria Math" w:cs="Cambria Math"/>
+            <w:sz w:val="28"/>
+            <w:szCs w:val="28"/>
+          </w:rPr>
+          <m:t>u</m:t>
+        </m:r>
+      </m:oMath>
+      <w:r>
+        <w:rPr>
+          <w:rFonts w:ascii="Times New Roman" w:hAnsi="Times New Roman" w:cs="Times New Roman" w:eastAsia="Times New Roman"/>
+          <w:b w:val="0"/>
+          <w:i w:val="0"/>
+          <w:sz w:val="28"/>
+          <w:u w:val="none"/>
+        </w:rPr>
+        <w:t xml:space="preserve">. У звена </w:t>
+      </w:r>
+      <m:oMath xmlns:a="http://schemas.openxmlformats.org/drawingml/2006/main" xmlns:pic="http://schemas.openxmlformats.org/drawingml/2006/picture">
+        <m:f>
+          <m:fPr>
+            <m:type m:val="bar"/>
+          </m:fPr>
+          <m:num>
+            <m:r>
+              <w:rPr>
+                <w:rFonts w:ascii="Cambria Math" w:hAnsi="Cambria Math" w:cs="Cambria Math"/>
+                <w:sz w:val="28"/>
+                <w:szCs w:val="28"/>
+              </w:rPr>
+              <m:t>K</m:t>
+            </m:r>
+          </m:num>
+          <m:den>
+            <m:r>
+              <w:rPr>
+                <w:rFonts w:ascii="Cambria Math" w:hAnsi="Cambria Math" w:cs="Cambria Math"/>
+                <w:sz w:val="28"/>
+                <w:szCs w:val="28"/>
+              </w:rPr>
+              <m:t>T</m:t>
+            </m:r>
+            <m:r>
+              <w:rPr>
+                <w:rFonts w:ascii="Cambria Math" w:hAnsi="Cambria Math" w:cs="Cambria Math"/>
+                <w:sz w:val="28"/>
+                <w:szCs w:val="28"/>
+              </w:rPr>
+              <m:t>s</m:t>
+            </m:r>
+            <m:r>
+              <m:rPr>
+                <m:sty m:val="p"/>
+              </m:rPr>
+              <w:rPr>
+                <w:rFonts w:ascii="Cambria Math" w:hAnsi="Cambria Math" w:cs="Cambria Math"/>
+                <w:sz w:val="28"/>
+                <w:szCs w:val="28"/>
+              </w:rPr>
+              <m:t>+</m:t>
+            </m:r>
+            <m:r>
+              <w:rPr>
+                <w:rFonts w:ascii="Cambria Math" w:hAnsi="Cambria Math" w:cs="Cambria Math"/>
+                <w:sz w:val="28"/>
+                <w:szCs w:val="28"/>
+              </w:rPr>
+              <m:t>1</m:t>
+            </m:r>
+          </m:den>
+        </m:f>
+      </m:oMath>
+      <w:r>
+        <w:rPr>
+          <w:rFonts w:ascii="Times New Roman" w:hAnsi="Times New Roman" w:cs="Times New Roman" w:eastAsia="Times New Roman"/>
+          <w:b w:val="0"/>
+          <w:i w:val="0"/>
+          <w:sz w:val="28"/>
+          <w:u w:val="none"/>
+        </w:rPr>
+        <w:t xml:space="preserve"> одно состояние: </w:t>
+      </w:r>
+      <m:oMath xmlns:a="http://schemas.openxmlformats.org/drawingml/2006/main" xmlns:pic="http://schemas.openxmlformats.org/drawingml/2006/picture">
+        <m:f>
+          <m:fPr>
+            <m:type m:val="bar"/>
+          </m:fPr>
+          <m:num>
+            <m:r>
+              <w:rPr>
+                <w:rFonts w:ascii="Cambria Math" w:hAnsi="Cambria Math" w:cs="Cambria Math"/>
+                <w:sz w:val="28"/>
+                <w:szCs w:val="28"/>
+              </w:rPr>
+              <m:t>d</m:t>
+            </m:r>
+            <m:r>
+              <w:rPr>
+                <w:rFonts w:ascii="Cambria Math" w:hAnsi="Cambria Math" w:cs="Cambria Math"/>
+                <w:sz w:val="28"/>
+                <w:szCs w:val="28"/>
+              </w:rPr>
+              <m:t>x</m:t>
+            </m:r>
+          </m:num>
+          <m:den>
+            <m:r>
+              <w:rPr>
+                <w:rFonts w:ascii="Cambria Math" w:hAnsi="Cambria Math" w:cs="Cambria Math"/>
+                <w:sz w:val="28"/>
+                <w:szCs w:val="28"/>
+              </w:rPr>
+              <m:t>d</m:t>
+            </m:r>
+            <m:r>
+              <w:rPr>
+                <w:rFonts w:ascii="Cambria Math" w:hAnsi="Cambria Math" w:cs="Cambria Math"/>
+                <w:sz w:val="28"/>
+                <w:szCs w:val="28"/>
+              </w:rPr>
+              <m:t>t</m:t>
+            </m:r>
+          </m:den>
+        </m:f>
+        <m:r>
+          <m:rPr>
+            <m:sty m:val="p"/>
+          </m:rPr>
+          <w:rPr>
+            <w:rFonts w:ascii="Cambria Math" w:hAnsi="Cambria Math" w:cs="Cambria Math"/>
+            <w:sz w:val="28"/>
+            <w:szCs w:val="28"/>
+          </w:rPr>
+          <m:t>=</m:t>
+        </m:r>
+        <m:r>
+          <m:rPr>
+            <m:sty m:val="p"/>
+          </m:rPr>
+          <w:rPr>
+            <w:rFonts w:ascii="Cambria Math" w:hAnsi="Cambria Math" w:cs="Cambria Math"/>
+            <w:sz w:val="28"/>
+            <w:szCs w:val="28"/>
+          </w:rPr>
+          <m:t>−</m:t>
+        </m:r>
+        <m:f>
+          <m:fPr>
+            <m:type m:val="bar"/>
+          </m:fPr>
+          <m:num>
+            <m:r>
+              <w:rPr>
+                <w:rFonts w:ascii="Cambria Math" w:hAnsi="Cambria Math" w:cs="Cambria Math"/>
+                <w:sz w:val="28"/>
+                <w:szCs w:val="28"/>
+              </w:rPr>
+              <m:t>x</m:t>
+            </m:r>
+          </m:num>
+          <m:den>
+            <m:r>
+              <w:rPr>
+                <w:rFonts w:ascii="Cambria Math" w:hAnsi="Cambria Math" w:cs="Cambria Math"/>
+                <w:sz w:val="28"/>
+                <w:szCs w:val="28"/>
+              </w:rPr>
+              <m:t>T</m:t>
+            </m:r>
+          </m:den>
+        </m:f>
+        <m:r>
+          <m:rPr>
+            <m:sty m:val="p"/>
+          </m:rPr>
+          <w:rPr>
+            <w:rFonts w:ascii="Cambria Math" w:hAnsi="Cambria Math" w:cs="Cambria Math"/>
+            <w:sz w:val="28"/>
+            <w:szCs w:val="28"/>
+          </w:rPr>
+          <m:t>+</m:t>
+        </m:r>
+        <m:f>
+          <m:fPr>
+            <m:type m:val="bar"/>
+          </m:fPr>
+          <m:num>
+            <m:r>
+              <w:rPr>
+                <w:rFonts w:ascii="Cambria Math" w:hAnsi="Cambria Math" w:cs="Cambria Math"/>
+                <w:sz w:val="28"/>
+                <w:szCs w:val="28"/>
+              </w:rPr>
+              <m:t>u</m:t>
+            </m:r>
+          </m:num>
+          <m:den>
+            <m:r>
+              <w:rPr>
+                <w:rFonts w:ascii="Cambria Math" w:hAnsi="Cambria Math" w:cs="Cambria Math"/>
+                <w:sz w:val="28"/>
+                <w:szCs w:val="28"/>
+              </w:rPr>
+              <m:t>T</m:t>
+            </m:r>
+          </m:den>
+        </m:f>
+      </m:oMath>
+      <w:r>
+        <w:rPr>
+          <w:rFonts w:ascii="Times New Roman" w:hAnsi="Times New Roman" w:cs="Times New Roman" w:eastAsia="Times New Roman"/>
+          <w:b w:val="0"/>
+          <w:i w:val="0"/>
+          <w:sz w:val="28"/>
+          <w:u w:val="none"/>
+        </w:rPr>
+        <w:t xml:space="preserve">, </w:t>
+      </w:r>
+      <m:oMath xmlns:a="http://schemas.openxmlformats.org/drawingml/2006/main" xmlns:pic="http://schemas.openxmlformats.org/drawingml/2006/picture">
+        <m:r>
+          <w:rPr>
+            <w:rFonts w:ascii="Cambria Math" w:hAnsi="Cambria Math" w:cs="Cambria Math"/>
+            <w:sz w:val="28"/>
+            <w:szCs w:val="28"/>
+          </w:rPr>
+          <m:t>y</m:t>
+        </m:r>
+        <m:r>
+          <m:rPr>
+            <m:sty m:val="p"/>
+          </m:rPr>
+          <w:rPr>
+            <w:rFonts w:ascii="Cambria Math" w:hAnsi="Cambria Math" w:cs="Cambria Math"/>
+            <w:sz w:val="28"/>
+            <w:szCs w:val="28"/>
+          </w:rPr>
+          <m:t>=</m:t>
+        </m:r>
+        <m:r>
+          <w:rPr>
+            <w:rFonts w:ascii="Cambria Math" w:hAnsi="Cambria Math" w:cs="Cambria Math"/>
+            <w:sz w:val="28"/>
+            <w:szCs w:val="28"/>
+          </w:rPr>
+          <m:t>K</m:t>
+        </m:r>
+        <m:r>
+          <w:rPr>
+            <w:rFonts w:ascii="Cambria Math" w:hAnsi="Cambria Math" w:cs="Cambria Math"/>
+            <w:sz w:val="28"/>
+            <w:szCs w:val="28"/>
+          </w:rPr>
+          <m:t>x</m:t>
+        </m:r>
+      </m:oMath>
+      <w:r>
+        <w:rPr>
+          <w:rFonts w:ascii="Times New Roman" w:hAnsi="Times New Roman" w:cs="Times New Roman" w:eastAsia="Times New Roman"/>
+          <w:b w:val="0"/>
+          <w:i w:val="0"/>
+          <w:sz w:val="28"/>
+          <w:u w:val="none"/>
+        </w:rPr>
+        <w:t>. Поддерживаемые звенья перечислены в таблице 2.</w:t>
       </w:r>
     </w:p>
     <w:p>
@@ -3631,16 +4938,16 @@
               <w:jc w:val="center"/>
             </w:pPr>
             <w:r/>
-            <w:r>
-              <w:rPr>
-                <w:rFonts w:ascii="Times New Roman" w:hAnsi="Times New Roman" w:cs="Times New Roman" w:eastAsia="Times New Roman"/>
-                <w:b w:val="0"/>
-                <w:i w:val="0"/>
-                <w:sz w:val="24"/>
-                <w:u w:val="none"/>
-              </w:rPr>
-              <w:t>k</w:t>
-            </w:r>
+            <m:oMath xmlns:a="http://schemas.openxmlformats.org/drawingml/2006/main" xmlns:pic="http://schemas.openxmlformats.org/drawingml/2006/picture">
+              <m:r>
+                <w:rPr>
+                  <w:rFonts w:ascii="Cambria Math" w:hAnsi="Cambria Math" w:cs="Cambria Math"/>
+                  <w:sz w:val="24"/>
+                  <w:szCs w:val="24"/>
+                </w:rPr>
+                <m:t>k</m:t>
+              </m:r>
+            </m:oMath>
           </w:p>
         </w:tc>
         <w:tc>
@@ -3725,16 +5032,96 @@
               <w:jc w:val="center"/>
             </w:pPr>
             <w:r/>
-            <w:r>
-              <w:rPr>
-                <w:rFonts w:ascii="Times New Roman" w:hAnsi="Times New Roman" w:cs="Times New Roman" w:eastAsia="Times New Roman"/>
-                <w:b w:val="0"/>
-                <w:i w:val="0"/>
-                <w:sz w:val="24"/>
-                <w:u w:val="none"/>
-              </w:rPr>
-              <w:t>±u₁ ± u₂ ± …</w:t>
-            </w:r>
+            <m:oMath xmlns:a="http://schemas.openxmlformats.org/drawingml/2006/main" xmlns:pic="http://schemas.openxmlformats.org/drawingml/2006/picture">
+              <m:r>
+                <m:rPr>
+                  <m:sty m:val="p"/>
+                </m:rPr>
+                <w:rPr>
+                  <w:rFonts w:ascii="Cambria Math" w:hAnsi="Cambria Math" w:cs="Cambria Math"/>
+                  <w:sz w:val="24"/>
+                  <w:szCs w:val="24"/>
+                </w:rPr>
+                <m:t>±</m:t>
+              </m:r>
+              <m:sSub>
+                <m:e>
+                  <m:r>
+                    <w:rPr>
+                      <w:rFonts w:ascii="Cambria Math" w:hAnsi="Cambria Math" w:cs="Cambria Math"/>
+                      <w:sz w:val="24"/>
+                      <w:szCs w:val="24"/>
+                    </w:rPr>
+                    <m:t>u</m:t>
+                  </m:r>
+                </m:e>
+                <m:sub>
+                  <m:r>
+                    <w:rPr>
+                      <w:rFonts w:ascii="Cambria Math" w:hAnsi="Cambria Math" w:cs="Cambria Math"/>
+                      <w:sz w:val="24"/>
+                      <w:szCs w:val="24"/>
+                    </w:rPr>
+                    <m:t>1</m:t>
+                  </m:r>
+                </m:sub>
+              </m:sSub>
+              <m:r>
+                <m:rPr>
+                  <m:sty m:val="p"/>
+                </m:rPr>
+                <w:rPr>
+                  <w:rFonts w:ascii="Cambria Math" w:hAnsi="Cambria Math" w:cs="Cambria Math"/>
+                  <w:sz w:val="24"/>
+                  <w:szCs w:val="24"/>
+                </w:rPr>
+                <m:t>±</m:t>
+              </m:r>
+              <m:sSub>
+                <m:e>
+                  <m:r>
+                    <w:rPr>
+                      <w:rFonts w:ascii="Cambria Math" w:hAnsi="Cambria Math" w:cs="Cambria Math"/>
+                      <w:sz w:val="24"/>
+                      <w:szCs w:val="24"/>
+                    </w:rPr>
+                    <m:t>u</m:t>
+                  </m:r>
+                </m:e>
+                <m:sub>
+                  <m:r>
+                    <w:rPr>
+                      <w:rFonts w:ascii="Cambria Math" w:hAnsi="Cambria Math" w:cs="Cambria Math"/>
+                      <w:sz w:val="24"/>
+                      <w:szCs w:val="24"/>
+                    </w:rPr>
+                    <m:t>2</m:t>
+                  </m:r>
+                </m:sub>
+              </m:sSub>
+              <m:r>
+                <m:rPr>
+                  <m:sty m:val="p"/>
+                </m:rPr>
+                <w:rPr>
+                  <w:rFonts w:ascii="Cambria Math" w:hAnsi="Cambria Math" w:cs="Cambria Math"/>
+                  <w:sz w:val="24"/>
+                  <w:szCs w:val="24"/>
+                </w:rPr>
+                <m:t>±</m:t>
+              </m:r>
+              <m:r>
+                <m:rPr>
+                  <m:sty m:val="p"/>
+                </m:rPr>
+                <w:rPr>
+                  <w:rFonts w:ascii="Cambria Math" w:hAnsi="Cambria Math" w:cs="Cambria Math"/>
+                  <w:sz w:val="24"/>
+                  <w:szCs w:val="24"/>
+                </w:rPr>
+                <m:t>…</m:t>
+              </m:r>
+            </m:oMath>
           </w:p>
         </w:tc>
         <w:tc>
@@ -3819,16 +5206,33 @@
               <w:jc w:val="center"/>
             </w:pPr>
             <w:r/>
-            <w:r>
-              <w:rPr>
-                <w:rFonts w:ascii="Times New Roman" w:hAnsi="Times New Roman" w:cs="Times New Roman" w:eastAsia="Times New Roman"/>
-                <w:b w:val="0"/>
-                <w:i w:val="0"/>
-                <w:sz w:val="24"/>
-                <w:u w:val="none"/>
-              </w:rPr>
-              <w:t>k / s</w:t>
-            </w:r>
+            <m:oMath xmlns:a="http://schemas.openxmlformats.org/drawingml/2006/main" xmlns:pic="http://schemas.openxmlformats.org/drawingml/2006/picture">
+              <m:f>
+                <m:fPr>
+                  <m:type m:val="bar"/>
+                </m:fPr>
+                <m:num>
+                  <m:r>
+                    <w:rPr>
+                      <w:rFonts w:ascii="Cambria Math" w:hAnsi="Cambria Math" w:cs="Cambria Math"/>
+                      <w:sz w:val="24"/>
+                      <w:szCs w:val="24"/>
+                    </w:rPr>
+                    <m:t>k</m:t>
+                  </m:r>
+                </m:num>
+                <m:den>
+                  <m:r>
+                    <w:rPr>
+                      <w:rFonts w:ascii="Cambria Math" w:hAnsi="Cambria Math" w:cs="Cambria Math"/>
+                      <w:sz w:val="24"/>
+                      <w:szCs w:val="24"/>
+                    </w:rPr>
+                    <m:t>s</m:t>
+                  </m:r>
+                </m:den>
+              </m:f>
+            </m:oMath>
           </w:p>
         </w:tc>
         <w:tc>
@@ -3913,16 +5317,60 @@
               <w:jc w:val="center"/>
             </w:pPr>
             <w:r/>
-            <w:r>
-              <w:rPr>
-                <w:rFonts w:ascii="Times New Roman" w:hAnsi="Times New Roman" w:cs="Times New Roman" w:eastAsia="Times New Roman"/>
-                <w:b w:val="0"/>
-                <w:i w:val="0"/>
-                <w:sz w:val="24"/>
-                <w:u w:val="none"/>
-              </w:rPr>
-              <w:t>K / (T·s + 1)</w:t>
-            </w:r>
+            <m:oMath xmlns:a="http://schemas.openxmlformats.org/drawingml/2006/main" xmlns:pic="http://schemas.openxmlformats.org/drawingml/2006/picture">
+              <m:f>
+                <m:fPr>
+                  <m:type m:val="bar"/>
+                </m:fPr>
+                <m:num>
+                  <m:r>
+                    <w:rPr>
+                      <w:rFonts w:ascii="Cambria Math" w:hAnsi="Cambria Math" w:cs="Cambria Math"/>
+                      <w:sz w:val="24"/>
+                      <w:szCs w:val="24"/>
+                    </w:rPr>
+                    <m:t>K</m:t>
+                  </m:r>
+                </m:num>
+                <m:den>
+                  <m:r>
+                    <w:rPr>
+                      <w:rFonts w:ascii="Cambria Math" w:hAnsi="Cambria Math" w:cs="Cambria Math"/>
+                      <w:sz w:val="24"/>
+                      <w:szCs w:val="24"/>
+                    </w:rPr>
+                    <m:t>T</m:t>
+                  </m:r>
+                  <m:r>
+                    <w:rPr>
+                      <w:rFonts w:ascii="Cambria Math" w:hAnsi="Cambria Math" w:cs="Cambria Math"/>
+                      <w:sz w:val="24"/>
+                      <w:szCs w:val="24"/>
+                    </w:rPr>
+                    <m:t>s</m:t>
+                  </m:r>
+                  <m:r>
+                    <m:rPr>
+                      <m:sty m:val="p"/>
+                    </m:rPr>
+                    <w:rPr>
+                      <w:rFonts w:ascii="Cambria Math" w:hAnsi="Cambria Math" w:cs="Cambria Math"/>
+                      <w:sz w:val="24"/>
+                      <w:szCs w:val="24"/>
+                    </w:rPr>
+                    <m:t>+</m:t>
+                  </m:r>
+                  <m:r>
+                    <w:rPr>
+                      <w:rFonts w:ascii="Cambria Math" w:hAnsi="Cambria Math" w:cs="Cambria Math"/>
+                      <w:sz w:val="24"/>
+                      <w:szCs w:val="24"/>
+                    </w:rPr>
+                    <m:t>1</m:t>
+                  </m:r>
+                </m:den>
+              </m:f>
+            </m:oMath>
           </w:p>
         </w:tc>
         <w:tc>
@@ -4007,16 +5455,179 @@
               <w:jc w:val="center"/>
             </w:pPr>
             <w:r/>
-            <w:r>
-              <w:rPr>
-                <w:rFonts w:ascii="Times New Roman" w:hAnsi="Times New Roman" w:cs="Times New Roman" w:eastAsia="Times New Roman"/>
-                <w:b w:val="0"/>
-                <w:i w:val="0"/>
-                <w:sz w:val="24"/>
-                <w:u w:val="none"/>
-              </w:rPr>
-              <w:t>K·ω₀² / (s² + 2ζω₀·s + ω₀²)</w:t>
-            </w:r>
+            <m:oMath xmlns:a="http://schemas.openxmlformats.org/drawingml/2006/main" xmlns:pic="http://schemas.openxmlformats.org/drawingml/2006/picture">
+              <m:f>
+                <m:fPr>
+                  <m:type m:val="bar"/>
+                </m:fPr>
+                <m:num>
+                  <m:r>
+                    <w:rPr>
+                      <w:rFonts w:ascii="Cambria Math" w:hAnsi="Cambria Math" w:cs="Cambria Math"/>
+                      <w:sz w:val="24"/>
+                      <w:szCs w:val="24"/>
+                    </w:rPr>
+                    <m:t>K</m:t>
+                  </m:r>
+                  <m:sSubSup>
+                    <m:e>
+                      <m:r>
+                        <w:rPr>
+                          <w:rFonts w:ascii="Cambria Math" w:hAnsi="Cambria Math" w:cs="Cambria Math"/>
+                          <w:sz w:val="24"/>
+                          <w:szCs w:val="24"/>
+                        </w:rPr>
+                        <m:t>ω</m:t>
+                      </m:r>
+                    </m:e>
+                    <m:sub>
+                      <m:r>
+                        <w:rPr>
+                          <w:rFonts w:ascii="Cambria Math" w:hAnsi="Cambria Math" w:cs="Cambria Math"/>
+                          <w:sz w:val="24"/>
+                          <w:szCs w:val="24"/>
+                        </w:rPr>
+                        <m:t>0</m:t>
+                      </m:r>
+                    </m:sub>
+                    <m:sup>
+                      <m:r>
+                        <w:rPr>
+                          <w:rFonts w:ascii="Cambria Math" w:hAnsi="Cambria Math" w:cs="Cambria Math"/>
+                          <w:sz w:val="24"/>
+                          <w:szCs w:val="24"/>
+                        </w:rPr>
+                        <m:t>2</m:t>
+                      </m:r>
+                    </m:sup>
+                  </m:sSubSup>
+                </m:num>
+                <m:den>
+                  <m:sSup>
+                    <m:e>
+                      <m:r>
+                        <w:rPr>
+                          <w:rFonts w:ascii="Cambria Math" w:hAnsi="Cambria Math" w:cs="Cambria Math"/>
+                          <w:sz w:val="24"/>
+                          <w:szCs w:val="24"/>
+                        </w:rPr>
+                        <m:t>s</m:t>
+                      </m:r>
+                    </m:e>
+                    <m:sup>
+                      <m:r>
+                        <w:rPr>
+                          <w:rFonts w:ascii="Cambria Math" w:hAnsi="Cambria Math" w:cs="Cambria Math"/>
+                          <w:sz w:val="24"/>
+                          <w:szCs w:val="24"/>
+                        </w:rPr>
+                        <m:t>2</m:t>
+                      </m:r>
+                    </m:sup>
+                  </m:sSup>
+                  <m:r>
+                    <m:rPr>
+                      <m:sty m:val="p"/>
+                    </m:rPr>
+                    <w:rPr>
+                      <w:rFonts w:ascii="Cambria Math" w:hAnsi="Cambria Math" w:cs="Cambria Math"/>
+                      <w:sz w:val="24"/>
+                      <w:szCs w:val="24"/>
+                    </w:rPr>
+                    <m:t>+</m:t>
+                  </m:r>
+                  <m:r>
+                    <w:rPr>
+                      <w:rFonts w:ascii="Cambria Math" w:hAnsi="Cambria Math" w:cs="Cambria Math"/>
+                      <w:sz w:val="24"/>
+                      <w:szCs w:val="24"/>
+                    </w:rPr>
+                    <m:t>2</m:t>
+                  </m:r>
+                  <m:r>
+                    <w:rPr>
+                      <w:rFonts w:ascii="Cambria Math" w:hAnsi="Cambria Math" w:cs="Cambria Math"/>
+                      <w:sz w:val="24"/>
+                      <w:szCs w:val="24"/>
+                    </w:rPr>
+                    <m:t>ζ</m:t>
+                  </m:r>
+                  <m:sSub>
+                    <m:e>
+                      <m:r>
+                        <w:rPr>
+                          <w:rFonts w:ascii="Cambria Math" w:hAnsi="Cambria Math" w:cs="Cambria Math"/>
+                          <w:sz w:val="24"/>
+                          <w:szCs w:val="24"/>
+                        </w:rPr>
+                        <m:t>ω</m:t>
+                      </m:r>
+                    </m:e>
+                    <m:sub>
+                      <m:r>
+                        <w:rPr>
+                          <w:rFonts w:ascii="Cambria Math" w:hAnsi="Cambria Math" w:cs="Cambria Math"/>
+                          <w:sz w:val="24"/>
+                          <w:szCs w:val="24"/>
+                        </w:rPr>
+                        <m:t>0</m:t>
+                      </m:r>
+                    </m:sub>
+                  </m:sSub>
+                  <m:r>
+                    <w:rPr>
+                      <w:rFonts w:ascii="Cambria Math" w:hAnsi="Cambria Math" w:cs="Cambria Math"/>
+                      <w:sz w:val="24"/>
+                      <w:szCs w:val="24"/>
+                    </w:rPr>
+                    <m:t>s</m:t>
+                  </m:r>
+                  <m:r>
+                    <m:rPr>
+                      <m:sty m:val="p"/>
+                    </m:rPr>
+                    <w:rPr>
+                      <w:rFonts w:ascii="Cambria Math" w:hAnsi="Cambria Math" w:cs="Cambria Math"/>
+                      <w:sz w:val="24"/>
+                      <w:szCs w:val="24"/>
+                    </w:rPr>
+                    <m:t>+</m:t>
+                  </m:r>
+                  <m:sSubSup>
+                    <m:e>
+                      <m:r>
+                        <w:rPr>
+                          <w:rFonts w:ascii="Cambria Math" w:hAnsi="Cambria Math" w:cs="Cambria Math"/>
+                          <w:sz w:val="24"/>
+                          <w:szCs w:val="24"/>
+                        </w:rPr>
+                        <m:t>ω</m:t>
+                      </m:r>
+                    </m:e>
+                    <m:sub>
+                      <m:r>
+                        <w:rPr>
+                          <w:rFonts w:ascii="Cambria Math" w:hAnsi="Cambria Math" w:cs="Cambria Math"/>
+                          <w:sz w:val="24"/>
+                          <w:szCs w:val="24"/>
+                        </w:rPr>
+                        <m:t>0</m:t>
+                      </m:r>
+                    </m:sub>
+                    <m:sup>
+                      <m:r>
+                        <w:rPr>
+                          <w:rFonts w:ascii="Cambria Math" w:hAnsi="Cambria Math" w:cs="Cambria Math"/>
+                          <w:sz w:val="24"/>
+                          <w:szCs w:val="24"/>
+                        </w:rPr>
+                        <m:t>2</m:t>
+                      </m:r>
+                    </m:sup>
+                  </m:sSubSup>
+                </m:den>
+              </m:f>
+            </m:oMath>
           </w:p>
         </w:tc>
         <w:tc>
@@ -4101,16 +5712,69 @@
               <w:jc w:val="center"/>
             </w:pPr>
             <w:r/>
-            <w:r>
-              <w:rPr>
-                <w:rFonts w:ascii="Times New Roman" w:hAnsi="Times New Roman" w:cs="Times New Roman" w:eastAsia="Times New Roman"/>
-                <w:b w:val="0"/>
-                <w:i w:val="0"/>
-                <w:sz w:val="24"/>
-                <w:u w:val="none"/>
-              </w:rPr>
-              <w:t>N(s) / D(s)</w:t>
-            </w:r>
+            <m:oMath xmlns:a="http://schemas.openxmlformats.org/drawingml/2006/main" xmlns:pic="http://schemas.openxmlformats.org/drawingml/2006/picture">
+              <m:f>
+                <m:fPr>
+                  <m:type m:val="bar"/>
+                </m:fPr>
+                <m:num>
+                  <m:r>
+                    <w:rPr>
+                      <w:rFonts w:ascii="Cambria Math" w:hAnsi="Cambria Math" w:cs="Cambria Math"/>
+                      <w:sz w:val="24"/>
+                      <w:szCs w:val="24"/>
+                    </w:rPr>
+                    <m:t>N</m:t>
+                  </m:r>
+                  <m:d>
+                    <m:dPr>
+                      <m:begChr m:val="("/>
+                      <m:endChr m:val=")"/>
+                      <m:sepChr m:val=""/>
+                      <m:grow/>
+                    </m:dPr>
+                    <m:e>
+                      <m:r>
+                        <w:rPr>
+                          <w:rFonts w:ascii="Cambria Math" w:hAnsi="Cambria Math" w:cs="Cambria Math"/>
+                          <w:sz w:val="24"/>
+                          <w:szCs w:val="24"/>
+                        </w:rPr>
+                        <m:t>s</m:t>
+                      </m:r>
+                    </m:e>
+                  </m:d>
+                </m:num>
+                <m:den>
+                  <m:r>
+                    <w:rPr>
+                      <w:rFonts w:ascii="Cambria Math" w:hAnsi="Cambria Math" w:cs="Cambria Math"/>
+                      <w:sz w:val="24"/>
+                      <w:szCs w:val="24"/>
+                    </w:rPr>
+                    <m:t>D</m:t>
+                  </m:r>
+                  <m:d>
+                    <m:dPr>
+                      <m:begChr m:val="("/>
+                      <m:endChr m:val=")"/>
+                      <m:sepChr m:val=""/>
+                      <m:grow/>
+                    </m:dPr>
+                    <m:e>
+                      <m:r>
+                        <w:rPr>
+                          <w:rFonts w:ascii="Cambria Math" w:hAnsi="Cambria Math" w:cs="Cambria Math"/>
+                          <w:sz w:val="24"/>
+                          <w:szCs w:val="24"/>
+                        </w:rPr>
+                        <m:t>s</m:t>
+                      </m:r>
+                    </m:e>
+                  </m:d>
+                </m:den>
+              </m:f>
+            </m:oMath>
           </w:p>
         </w:tc>
         <w:tc>
@@ -4132,7 +5796,7 @@
                 <w:sz w:val="24"/>
                 <w:u w:val="none"/>
               </w:rPr>
-              <w:t>deg D</w:t>
+              <w:t>степень D(s)</w:t>
             </w:r>
           </w:p>
         </w:tc>
@@ -4155,7 +5819,7 @@
                 <w:sz w:val="24"/>
                 <w:u w:val="none"/>
               </w:rPr>
-              <w:t>если deg N = deg D</w:t>
+              <w:t>если степени N и D равны</w:t>
             </w:r>
           </w:p>
         </w:tc>
@@ -4203,8 +5867,52 @@
                 <w:sz w:val="24"/>
                 <w:u w:val="none"/>
               </w:rPr>
-              <w:t>порядок n, частота среза ω_c</w:t>
+              <w:t xml:space="preserve">порядок </w:t>
             </w:r>
+            <m:oMath xmlns:a="http://schemas.openxmlformats.org/drawingml/2006/main" xmlns:pic="http://schemas.openxmlformats.org/drawingml/2006/picture">
+              <m:r>
+                <w:rPr>
+                  <w:rFonts w:ascii="Cambria Math" w:hAnsi="Cambria Math" w:cs="Cambria Math"/>
+                  <w:sz w:val="24"/>
+                  <w:szCs w:val="24"/>
+                </w:rPr>
+                <m:t>n</m:t>
+              </m:r>
+            </m:oMath>
+            <w:r>
+              <w:rPr>
+                <w:rFonts w:ascii="Times New Roman" w:hAnsi="Times New Roman" w:cs="Times New Roman" w:eastAsia="Times New Roman"/>
+                <w:b w:val="0"/>
+                <w:i w:val="0"/>
+                <w:sz w:val="24"/>
+                <w:u w:val="none"/>
+              </w:rPr>
+              <w:t xml:space="preserve">, частота среза </w:t>
+            </w:r>
+            <m:oMath xmlns:a="http://schemas.openxmlformats.org/drawingml/2006/main" xmlns:pic="http://schemas.openxmlformats.org/drawingml/2006/picture">
+              <m:sSub>
+                <m:e>
+                  <m:r>
+                    <w:rPr>
+                      <w:rFonts w:ascii="Cambria Math" w:hAnsi="Cambria Math" w:cs="Cambria Math"/>
+                      <w:sz w:val="24"/>
+                      <w:szCs w:val="24"/>
+                    </w:rPr>
+                    <m:t>ω</m:t>
+                  </m:r>
+                </m:e>
+                <m:sub>
+                  <m:r>
+                    <w:rPr>
+                      <w:rFonts w:ascii="Cambria Math" w:hAnsi="Cambria Math" w:cs="Cambria Math"/>
+                      <w:sz w:val="24"/>
+                      <w:szCs w:val="24"/>
+                    </w:rPr>
+                    <m:t>c</m:t>
+                  </m:r>
+                </m:sub>
+              </m:sSub>
+            </m:oMath>
           </w:p>
         </w:tc>
         <w:tc>
@@ -4289,16 +5997,165 @@
               <w:jc w:val="center"/>
             </w:pPr>
             <w:r/>
-            <w:r>
-              <w:rPr>
-                <w:rFonts w:ascii="Times New Roman" w:hAnsi="Times New Roman" w:cs="Times New Roman" w:eastAsia="Times New Roman"/>
-                <w:b w:val="0"/>
-                <w:i w:val="0"/>
-                <w:sz w:val="24"/>
-                <w:u w:val="none"/>
-              </w:rPr>
-              <w:t>K_p + K_i/s + K_d·N·s/(s + N)</w:t>
-            </w:r>
+            <m:oMath xmlns:a="http://schemas.openxmlformats.org/drawingml/2006/main" xmlns:pic="http://schemas.openxmlformats.org/drawingml/2006/picture">
+              <m:sSub>
+                <m:e>
+                  <m:r>
+                    <w:rPr>
+                      <w:rFonts w:ascii="Cambria Math" w:hAnsi="Cambria Math" w:cs="Cambria Math"/>
+                      <w:sz w:val="24"/>
+                      <w:szCs w:val="24"/>
+                    </w:rPr>
+                    <m:t>K</m:t>
+                  </m:r>
+                </m:e>
+                <m:sub>
+                  <m:r>
+                    <w:rPr>
+                      <w:rFonts w:ascii="Cambria Math" w:hAnsi="Cambria Math" w:cs="Cambria Math"/>
+                      <w:sz w:val="24"/>
+                      <w:szCs w:val="24"/>
+                    </w:rPr>
+                    <m:t>p</m:t>
+                  </m:r>
+                </m:sub>
+              </m:sSub>
+              <m:r>
+                <m:rPr>
+                  <m:sty m:val="p"/>
+                </m:rPr>
+                <w:rPr>
+                  <w:rFonts w:ascii="Cambria Math" w:hAnsi="Cambria Math" w:cs="Cambria Math"/>
+                  <w:sz w:val="24"/>
+                  <w:szCs w:val="24"/>
+                </w:rPr>
+                <m:t>+</m:t>
+              </m:r>
+              <m:f>
+                <m:fPr>
+                  <m:type m:val="bar"/>
+                </m:fPr>
+                <m:num>
+                  <m:sSub>
+                    <m:e>
+                      <m:r>
+                        <w:rPr>
+                          <w:rFonts w:ascii="Cambria Math" w:hAnsi="Cambria Math" w:cs="Cambria Math"/>
+                          <w:sz w:val="24"/>
+                          <w:szCs w:val="24"/>
+                        </w:rPr>
+                        <m:t>K</m:t>
+                      </m:r>
+                    </m:e>
+                    <m:sub>
+                      <m:r>
+                        <w:rPr>
+                          <w:rFonts w:ascii="Cambria Math" w:hAnsi="Cambria Math" w:cs="Cambria Math"/>
+                          <w:sz w:val="24"/>
+                          <w:szCs w:val="24"/>
+                        </w:rPr>
+                        <m:t>i</m:t>
+                      </m:r>
+                    </m:sub>
+                  </m:sSub>
+                </m:num>
+                <m:den>
+                  <m:r>
+                    <w:rPr>
+                      <w:rFonts w:ascii="Cambria Math" w:hAnsi="Cambria Math" w:cs="Cambria Math"/>
+                      <w:sz w:val="24"/>
+                      <w:szCs w:val="24"/>
+                    </w:rPr>
+                    <m:t>s</m:t>
+                  </m:r>
+                </m:den>
+              </m:f>
+              <m:r>
+                <m:rPr>
+                  <m:sty m:val="p"/>
+                </m:rPr>
+                <w:rPr>
+                  <w:rFonts w:ascii="Cambria Math" w:hAnsi="Cambria Math" w:cs="Cambria Math"/>
+                  <w:sz w:val="24"/>
+                  <w:szCs w:val="24"/>
+                </w:rPr>
+                <m:t>+</m:t>
+              </m:r>
+              <m:f>
+                <m:fPr>
+                  <m:type m:val="bar"/>
+                </m:fPr>
+                <m:num>
+                  <m:sSub>
+                    <m:e>
+                      <m:r>
+                        <w:rPr>
+                          <w:rFonts w:ascii="Cambria Math" w:hAnsi="Cambria Math" w:cs="Cambria Math"/>
+                          <w:sz w:val="24"/>
+                          <w:szCs w:val="24"/>
+                        </w:rPr>
+                        <m:t>K</m:t>
+                      </m:r>
+                    </m:e>
+                    <m:sub>
+                      <m:r>
+                        <w:rPr>
+                          <w:rFonts w:ascii="Cambria Math" w:hAnsi="Cambria Math" w:cs="Cambria Math"/>
+                          <w:sz w:val="24"/>
+                          <w:szCs w:val="24"/>
+                        </w:rPr>
+                        <m:t>d</m:t>
+                      </m:r>
+                    </m:sub>
+                  </m:sSub>
+                  <m:r>
+                    <w:rPr>
+                      <w:rFonts w:ascii="Cambria Math" w:hAnsi="Cambria Math" w:cs="Cambria Math"/>
+                      <w:sz w:val="24"/>
+                      <w:szCs w:val="24"/>
+                    </w:rPr>
+                    <m:t>N</m:t>
+                  </m:r>
+                  <m:r>
+                    <w:rPr>
+                      <w:rFonts w:ascii="Cambria Math" w:hAnsi="Cambria Math" w:cs="Cambria Math"/>
+                      <w:sz w:val="24"/>
+                      <w:szCs w:val="24"/>
+                    </w:rPr>
+                    <m:t>s</m:t>
+                  </m:r>
+                </m:num>
+                <m:den>
+                  <m:r>
+                    <w:rPr>
+                      <w:rFonts w:ascii="Cambria Math" w:hAnsi="Cambria Math" w:cs="Cambria Math"/>
+                      <w:sz w:val="24"/>
+                      <w:szCs w:val="24"/>
+                    </w:rPr>
+                    <m:t>s</m:t>
+                  </m:r>
+                  <m:r>
+                    <m:rPr>
+                      <m:sty m:val="p"/>
+                    </m:rPr>
+                    <w:rPr>
+                      <w:rFonts w:ascii="Cambria Math" w:hAnsi="Cambria Math" w:cs="Cambria Math"/>
+                      <w:sz w:val="24"/>
+                      <w:szCs w:val="24"/>
+                    </w:rPr>
+                    <m:t>+</m:t>
+                  </m:r>
+                  <m:r>
+                    <w:rPr>
+                      <w:rFonts w:ascii="Cambria Math" w:hAnsi="Cambria Math" w:cs="Cambria Math"/>
+                      <w:sz w:val="24"/>
+                      <w:szCs w:val="24"/>
+                    </w:rPr>
+                    <m:t>N</m:t>
+                  </m:r>
+                </m:den>
+              </m:f>
+            </m:oMath>
           </w:p>
         </w:tc>
         <w:tc>
@@ -4372,7 +6229,60 @@
           <w:sz w:val="28"/>
           <w:u w:val="none"/>
         </w:rPr>
-        <w:t>Столбец «Мгновенная передача» показывает, проходит ли сигнал со входа на выход звена без задержки (Dᵢ ≠ 0). Это важно: если контур состоит только из таких звеньев, он образует алгебраический контур (раздел 2.4).</w:t>
+        <w:t>Последний столбец показывает, передаёт ли звено изменение входа на выход сразу, без задержки (</w:t>
+      </w:r>
+      <m:oMath xmlns:a="http://schemas.openxmlformats.org/drawingml/2006/main" xmlns:pic="http://schemas.openxmlformats.org/drawingml/2006/picture">
+        <m:sSub>
+          <m:e>
+            <m:r>
+              <w:rPr>
+                <w:rFonts w:ascii="Cambria Math" w:hAnsi="Cambria Math" w:cs="Cambria Math"/>
+                <w:sz w:val="28"/>
+                <w:szCs w:val="28"/>
+              </w:rPr>
+              <m:t>D</m:t>
+            </m:r>
+          </m:e>
+          <m:sub>
+            <m:r>
+              <w:rPr>
+                <w:rFonts w:ascii="Cambria Math" w:hAnsi="Cambria Math" w:cs="Cambria Math"/>
+                <w:sz w:val="28"/>
+                <w:szCs w:val="28"/>
+              </w:rPr>
+              <m:t>i</m:t>
+            </m:r>
+          </m:sub>
+        </m:sSub>
+        <m:r>
+          <m:rPr>
+            <m:sty m:val="p"/>
+          </m:rPr>
+          <w:rPr>
+            <w:rFonts w:ascii="Cambria Math" w:hAnsi="Cambria Math" w:cs="Cambria Math"/>
+            <w:sz w:val="28"/>
+            <w:szCs w:val="28"/>
+          </w:rPr>
+          <m:t>≠</m:t>
+        </m:r>
+        <m:r>
+          <w:rPr>
+            <w:rFonts w:ascii="Cambria Math" w:hAnsi="Cambria Math" w:cs="Cambria Math"/>
+            <w:sz w:val="28"/>
+            <w:szCs w:val="28"/>
+          </w:rPr>
+          <m:t>0</m:t>
+        </m:r>
+      </m:oMath>
+      <w:r>
+        <w:rPr>
+          <w:rFonts w:ascii="Times New Roman" w:hAnsi="Times New Roman" w:cs="Times New Roman" w:eastAsia="Times New Roman"/>
+          <w:b w:val="0"/>
+          <w:i w:val="0"/>
+          <w:sz w:val="28"/>
+          <w:u w:val="none"/>
+        </w:rPr>
+        <w:t>). Это важно для раздела 2.4: если контур состоит только из таких звеньев, сигнал проходит его мгновенно, и такой контур приходится решать отдельно.</w:t>
       </w:r>
     </w:p>
     <w:p>
@@ -4390,7 +6300,7 @@
           <w:sz w:val="28"/>
           <w:u w:val="none"/>
         </w:rPr>
-        <w:t>2.2. Схема как граф и матрица соединений</w:t>
+        <w:t>2.2. Запись схемы таблицей соединений</w:t>
       </w:r>
     </w:p>
     <w:p>
@@ -4408,16 +6318,18 @@
           <w:sz w:val="28"/>
           <w:u w:val="none"/>
         </w:rPr>
-        <w:t>Схема рассматривается как ориентированный граф: вершины — блоки, рёбра — связи от выходного порта одного блока к входному порту другого. Каждый вход читает ровно один сигнал: выход другого блока или внешний источник r (ступенчатый вход).</w:t>
+        <w:t xml:space="preserve">Схему удобно рассматривать как граф: блоки — это точки, а связи — стрелки от выхода одного блока ко входу другого. Каждый вход получает ровно один сигнал: либо выход другого блока, либо внешнее воздействие </w:t>
       </w:r>
-    </w:p>
-    <w:p>
-      <w:pPr>
-        <w:keepNext w:val="0"/>
-        <w:spacing w:line="360" w:lineRule="auto" w:before="0" w:after="0"/>
-        <w:ind w:firstLine="709"/>
-        <w:jc w:val="both"/>
-      </w:pPr>
+      <m:oMath xmlns:a="http://schemas.openxmlformats.org/drawingml/2006/main" xmlns:pic="http://schemas.openxmlformats.org/drawingml/2006/picture">
+        <m:r>
+          <w:rPr>
+            <w:rFonts w:ascii="Cambria Math" w:hAnsi="Cambria Math" w:cs="Cambria Math"/>
+            <w:sz w:val="28"/>
+            <w:szCs w:val="28"/>
+          </w:rPr>
+          <m:t>r</m:t>
+        </m:r>
+      </m:oMath>
       <w:r>
         <w:rPr>
           <w:rFonts w:ascii="Times New Roman" w:hAnsi="Times New Roman" w:cs="Times New Roman" w:eastAsia="Times New Roman"/>
@@ -4426,7 +6338,113 @@
           <w:sz w:val="28"/>
           <w:u w:val="none"/>
         </w:rPr>
-        <w:t>Модели всех звеньев записываются «рядом» — получается блочно-диагональная модель со сложенными векторами состояний x, входов u_b и выходов y_b. Связи схемы тоже линейны и записываются матрицами из нулей и единиц:</w:t>
+        <w:t xml:space="preserve"> (ступенчатый вход).</w:t>
+      </w:r>
+    </w:p>
+    <w:p>
+      <w:pPr>
+        <w:keepNext w:val="0"/>
+        <w:spacing w:line="360" w:lineRule="auto" w:before="0" w:after="0"/>
+        <w:ind w:firstLine="709"/>
+        <w:jc w:val="both"/>
+      </w:pPr>
+      <w:r>
+        <w:rPr>
+          <w:rFonts w:ascii="Times New Roman" w:hAnsi="Times New Roman" w:cs="Times New Roman" w:eastAsia="Times New Roman"/>
+          <w:b w:val="0"/>
+          <w:i w:val="0"/>
+          <w:sz w:val="28"/>
+          <w:u w:val="none"/>
+        </w:rPr>
+        <w:t xml:space="preserve">Сначала уравнения всех звеньев записываются вместе, одним общим набором. Входы всех блоков собираются в один вектор </w:t>
+      </w:r>
+      <m:oMath xmlns:a="http://schemas.openxmlformats.org/drawingml/2006/main" xmlns:pic="http://schemas.openxmlformats.org/drawingml/2006/picture">
+        <m:sSub>
+          <m:e>
+            <m:r>
+              <w:rPr>
+                <w:rFonts w:ascii="Cambria Math" w:hAnsi="Cambria Math" w:cs="Cambria Math"/>
+                <w:sz w:val="28"/>
+                <w:szCs w:val="28"/>
+              </w:rPr>
+              <m:t>u</m:t>
+            </m:r>
+          </m:e>
+          <m:sub>
+            <m:r>
+              <w:rPr>
+                <w:rFonts w:ascii="Cambria Math" w:hAnsi="Cambria Math" w:cs="Cambria Math"/>
+                <w:sz w:val="28"/>
+                <w:szCs w:val="28"/>
+              </w:rPr>
+              <m:t>b</m:t>
+            </m:r>
+          </m:sub>
+        </m:sSub>
+      </m:oMath>
+      <w:r>
+        <w:rPr>
+          <w:rFonts w:ascii="Times New Roman" w:hAnsi="Times New Roman" w:cs="Times New Roman" w:eastAsia="Times New Roman"/>
+          <w:b w:val="0"/>
+          <w:i w:val="0"/>
+          <w:sz w:val="28"/>
+          <w:u w:val="none"/>
+        </w:rPr>
+        <w:t xml:space="preserve">, выходы — в вектор </w:t>
+      </w:r>
+      <m:oMath xmlns:a="http://schemas.openxmlformats.org/drawingml/2006/main" xmlns:pic="http://schemas.openxmlformats.org/drawingml/2006/picture">
+        <m:sSub>
+          <m:e>
+            <m:r>
+              <w:rPr>
+                <w:rFonts w:ascii="Cambria Math" w:hAnsi="Cambria Math" w:cs="Cambria Math"/>
+                <w:sz w:val="28"/>
+                <w:szCs w:val="28"/>
+              </w:rPr>
+              <m:t>y</m:t>
+            </m:r>
+          </m:e>
+          <m:sub>
+            <m:r>
+              <w:rPr>
+                <w:rFonts w:ascii="Cambria Math" w:hAnsi="Cambria Math" w:cs="Cambria Math"/>
+                <w:sz w:val="28"/>
+                <w:szCs w:val="28"/>
+              </w:rPr>
+              <m:t>b</m:t>
+            </m:r>
+          </m:sub>
+        </m:sSub>
+      </m:oMath>
+      <w:r>
+        <w:rPr>
+          <w:rFonts w:ascii="Times New Roman" w:hAnsi="Times New Roman" w:cs="Times New Roman" w:eastAsia="Times New Roman"/>
+          <w:b w:val="0"/>
+          <w:i w:val="0"/>
+          <w:sz w:val="28"/>
+          <w:u w:val="none"/>
+        </w:rPr>
+        <w:t xml:space="preserve">, состояния — в вектор </w:t>
+      </w:r>
+      <m:oMath xmlns:a="http://schemas.openxmlformats.org/drawingml/2006/main" xmlns:pic="http://schemas.openxmlformats.org/drawingml/2006/picture">
+        <m:r>
+          <w:rPr>
+            <w:rFonts w:ascii="Cambria Math" w:hAnsi="Cambria Math" w:cs="Cambria Math"/>
+            <w:sz w:val="28"/>
+            <w:szCs w:val="28"/>
+          </w:rPr>
+          <m:t>x</m:t>
+        </m:r>
+      </m:oMath>
+      <w:r>
+        <w:rPr>
+          <w:rFonts w:ascii="Times New Roman" w:hAnsi="Times New Roman" w:cs="Times New Roman" w:eastAsia="Times New Roman"/>
+          <w:b w:val="0"/>
+          <w:i w:val="0"/>
+          <w:sz w:val="28"/>
+          <w:u w:val="none"/>
+        </w:rPr>
+        <w:t>. Затем связи схемы записываются таблицей из нулей и единиц:</w:t>
       </w:r>
     </w:p>
     <w:p>
@@ -4450,16 +6468,109 @@
         </w:rPr>
         <w:tab/>
       </w:r>
-      <w:r>
-        <w:rPr>
-          <w:rFonts w:ascii="Times New Roman" w:hAnsi="Times New Roman" w:cs="Times New Roman" w:eastAsia="Times New Roman"/>
-          <w:b w:val="0"/>
-          <w:i w:val="0"/>
-          <w:sz w:val="28"/>
-          <w:u w:val="none"/>
-        </w:rPr>
-        <w:t>u_b = M·y_b + N·r,</w:t>
-      </w:r>
+      <m:oMath xmlns:a="http://schemas.openxmlformats.org/drawingml/2006/main" xmlns:pic="http://schemas.openxmlformats.org/drawingml/2006/picture">
+        <m:sSub>
+          <m:e>
+            <m:r>
+              <w:rPr>
+                <w:rFonts w:ascii="Cambria Math" w:hAnsi="Cambria Math" w:cs="Cambria Math"/>
+                <w:sz w:val="28"/>
+                <w:szCs w:val="28"/>
+              </w:rPr>
+              <m:t>u</m:t>
+            </m:r>
+          </m:e>
+          <m:sub>
+            <m:r>
+              <w:rPr>
+                <w:rFonts w:ascii="Cambria Math" w:hAnsi="Cambria Math" w:cs="Cambria Math"/>
+                <w:sz w:val="28"/>
+                <w:szCs w:val="28"/>
+              </w:rPr>
+              <m:t>b</m:t>
+            </m:r>
+          </m:sub>
+        </m:sSub>
+        <m:r>
+          <m:rPr>
+            <m:sty m:val="p"/>
+          </m:rPr>
+          <w:rPr>
+            <w:rFonts w:ascii="Cambria Math" w:hAnsi="Cambria Math" w:cs="Cambria Math"/>
+            <w:sz w:val="28"/>
+            <w:szCs w:val="28"/>
+          </w:rPr>
+          <m:t>=</m:t>
+        </m:r>
+        <m:r>
+          <w:rPr>
+            <w:rFonts w:ascii="Cambria Math" w:hAnsi="Cambria Math" w:cs="Cambria Math"/>
+            <w:sz w:val="28"/>
+            <w:szCs w:val="28"/>
+          </w:rPr>
+          <m:t>M</m:t>
+        </m:r>
+        <m:sSub>
+          <m:e>
+            <m:r>
+              <w:rPr>
+                <w:rFonts w:ascii="Cambria Math" w:hAnsi="Cambria Math" w:cs="Cambria Math"/>
+                <w:sz w:val="28"/>
+                <w:szCs w:val="28"/>
+              </w:rPr>
+              <m:t>y</m:t>
+            </m:r>
+          </m:e>
+          <m:sub>
+            <m:r>
+              <w:rPr>
+                <w:rFonts w:ascii="Cambria Math" w:hAnsi="Cambria Math" w:cs="Cambria Math"/>
+                <w:sz w:val="28"/>
+                <w:szCs w:val="28"/>
+              </w:rPr>
+              <m:t>b</m:t>
+            </m:r>
+          </m:sub>
+        </m:sSub>
+        <m:r>
+          <m:rPr>
+            <m:sty m:val="p"/>
+          </m:rPr>
+          <w:rPr>
+            <w:rFonts w:ascii="Cambria Math" w:hAnsi="Cambria Math" w:cs="Cambria Math"/>
+            <w:sz w:val="28"/>
+            <w:szCs w:val="28"/>
+          </w:rPr>
+          <m:t>+</m:t>
+        </m:r>
+        <m:r>
+          <w:rPr>
+            <w:rFonts w:ascii="Cambria Math" w:hAnsi="Cambria Math" w:cs="Cambria Math"/>
+            <w:sz w:val="28"/>
+            <w:szCs w:val="28"/>
+          </w:rPr>
+          <m:t>N</m:t>
+        </m:r>
+        <m:r>
+          <w:rPr>
+            <w:rFonts w:ascii="Cambria Math" w:hAnsi="Cambria Math" w:cs="Cambria Math"/>
+            <w:sz w:val="28"/>
+            <w:szCs w:val="28"/>
+          </w:rPr>
+          <m:t>r</m:t>
+        </m:r>
+        <m:r>
+          <m:rPr>
+            <m:sty m:val="p"/>
+          </m:rPr>
+          <w:rPr>
+            <w:rFonts w:ascii="Cambria Math" w:hAnsi="Cambria Math" w:cs="Cambria Math"/>
+            <w:sz w:val="28"/>
+            <w:szCs w:val="28"/>
+          </w:rPr>
+          <m:t>.</m:t>
+        </m:r>
+      </m:oMath>
       <w:r>
         <w:rPr>
           <w:rFonts w:ascii="Times New Roman" w:hAnsi="Times New Roman" w:cs="Times New Roman" w:eastAsia="Times New Roman"/>
@@ -4487,7 +6598,47 @@
           <w:sz w:val="28"/>
           <w:u w:val="none"/>
         </w:rPr>
-        <w:t>где элемент M[i, j] = 1, если i-й вход соединён с j-м выходом, т. е. M описывает связи между портами блоков схемы. Подставляя связи в уравнения звеньев, получаем систему для выходов блоков:</w:t>
+        <w:t xml:space="preserve">Здесь </w:t>
+      </w:r>
+      <m:oMath xmlns:a="http://schemas.openxmlformats.org/drawingml/2006/main" xmlns:pic="http://schemas.openxmlformats.org/drawingml/2006/picture">
+        <m:r>
+          <w:rPr>
+            <w:rFonts w:ascii="Cambria Math" w:hAnsi="Cambria Math" w:cs="Cambria Math"/>
+            <w:sz w:val="28"/>
+            <w:szCs w:val="28"/>
+          </w:rPr>
+          <m:t>M</m:t>
+        </m:r>
+      </m:oMath>
+      <w:r>
+        <w:rPr>
+          <w:rFonts w:ascii="Times New Roman" w:hAnsi="Times New Roman" w:cs="Times New Roman" w:eastAsia="Times New Roman"/>
+          <w:b w:val="0"/>
+          <w:i w:val="0"/>
+          <w:sz w:val="28"/>
+          <w:u w:val="none"/>
+        </w:rPr>
+        <w:t xml:space="preserve"> — таблица соединений: на пересечении строки «вход блока» и столбца «выход блока» стоит единица, если они соединены. Таблица </w:t>
+      </w:r>
+      <m:oMath xmlns:a="http://schemas.openxmlformats.org/drawingml/2006/main" xmlns:pic="http://schemas.openxmlformats.org/drawingml/2006/picture">
+        <m:r>
+          <w:rPr>
+            <w:rFonts w:ascii="Cambria Math" w:hAnsi="Cambria Math" w:cs="Cambria Math"/>
+            <w:sz w:val="28"/>
+            <w:szCs w:val="28"/>
+          </w:rPr>
+          <m:t>N</m:t>
+        </m:r>
+      </m:oMath>
+      <w:r>
+        <w:rPr>
+          <w:rFonts w:ascii="Times New Roman" w:hAnsi="Times New Roman" w:cs="Times New Roman" w:eastAsia="Times New Roman"/>
+          <w:b w:val="0"/>
+          <w:i w:val="0"/>
+          <w:sz w:val="28"/>
+          <w:u w:val="none"/>
+        </w:rPr>
+        <w:t xml:space="preserve"> так же описывает подключение внешних воздействий. Подставив соединения в уравнения звеньев, получаем уравнения для выходов блоков:</w:t>
       </w:r>
     </w:p>
     <w:p>
@@ -4511,16 +6662,198 @@
         </w:rPr>
         <w:tab/>
       </w:r>
-      <w:r>
-        <w:rPr>
-          <w:rFonts w:ascii="Times New Roman" w:hAnsi="Times New Roman" w:cs="Times New Roman" w:eastAsia="Times New Roman"/>
-          <w:b w:val="0"/>
-          <w:i w:val="0"/>
-          <w:sz w:val="28"/>
-          <w:u w:val="none"/>
-        </w:rPr>
-        <w:t>(I − D_d·M)·y_b = C_d·x + D_d·N·r.</w:t>
-      </w:r>
+      <m:oMath xmlns:a="http://schemas.openxmlformats.org/drawingml/2006/main" xmlns:pic="http://schemas.openxmlformats.org/drawingml/2006/picture">
+        <m:d>
+          <m:dPr>
+            <m:begChr m:val="("/>
+            <m:endChr m:val=")"/>
+            <m:sepChr m:val=""/>
+            <m:grow/>
+          </m:dPr>
+          <m:e>
+            <m:r>
+              <w:rPr>
+                <w:rFonts w:ascii="Cambria Math" w:hAnsi="Cambria Math" w:cs="Cambria Math"/>
+                <w:sz w:val="28"/>
+                <w:szCs w:val="28"/>
+              </w:rPr>
+              <m:t>I</m:t>
+            </m:r>
+            <m:r>
+              <m:rPr>
+                <m:sty m:val="p"/>
+              </m:rPr>
+              <w:rPr>
+                <w:rFonts w:ascii="Cambria Math" w:hAnsi="Cambria Math" w:cs="Cambria Math"/>
+                <w:sz w:val="28"/>
+                <w:szCs w:val="28"/>
+              </w:rPr>
+              <m:t>−</m:t>
+            </m:r>
+            <m:sSub>
+              <m:e>
+                <m:r>
+                  <w:rPr>
+                    <w:rFonts w:ascii="Cambria Math" w:hAnsi="Cambria Math" w:cs="Cambria Math"/>
+                    <w:sz w:val="28"/>
+                    <w:szCs w:val="28"/>
+                  </w:rPr>
+                  <m:t>D</m:t>
+                </m:r>
+              </m:e>
+              <m:sub>
+                <m:r>
+                  <w:rPr>
+                    <w:rFonts w:ascii="Cambria Math" w:hAnsi="Cambria Math" w:cs="Cambria Math"/>
+                    <w:sz w:val="28"/>
+                    <w:szCs w:val="28"/>
+                  </w:rPr>
+                  <m:t>d</m:t>
+                </m:r>
+              </m:sub>
+            </m:sSub>
+            <m:r>
+              <w:rPr>
+                <w:rFonts w:ascii="Cambria Math" w:hAnsi="Cambria Math" w:cs="Cambria Math"/>
+                <w:sz w:val="28"/>
+                <w:szCs w:val="28"/>
+              </w:rPr>
+              <m:t>M</m:t>
+            </m:r>
+          </m:e>
+        </m:d>
+        <m:r>
+          <w:rPr>
+            <w:rFonts w:ascii="Cambria Math" w:hAnsi="Cambria Math" w:cs="Cambria Math"/>
+            <w:sz w:val="28"/>
+            <w:szCs w:val="28"/>
+          </w:rPr>
+          <m:t> </m:t>
+        </m:r>
+        <m:sSub>
+          <m:e>
+            <m:r>
+              <w:rPr>
+                <w:rFonts w:ascii="Cambria Math" w:hAnsi="Cambria Math" w:cs="Cambria Math"/>
+                <w:sz w:val="28"/>
+                <w:szCs w:val="28"/>
+              </w:rPr>
+              <m:t>y</m:t>
+            </m:r>
+          </m:e>
+          <m:sub>
+            <m:r>
+              <w:rPr>
+                <w:rFonts w:ascii="Cambria Math" w:hAnsi="Cambria Math" w:cs="Cambria Math"/>
+                <w:sz w:val="28"/>
+                <w:szCs w:val="28"/>
+              </w:rPr>
+              <m:t>b</m:t>
+            </m:r>
+          </m:sub>
+        </m:sSub>
+        <m:r>
+          <m:rPr>
+            <m:sty m:val="p"/>
+          </m:rPr>
+          <w:rPr>
+            <w:rFonts w:ascii="Cambria Math" w:hAnsi="Cambria Math" w:cs="Cambria Math"/>
+            <w:sz w:val="28"/>
+            <w:szCs w:val="28"/>
+          </w:rPr>
+          <m:t>=</m:t>
+        </m:r>
+        <m:sSub>
+          <m:e>
+            <m:r>
+              <w:rPr>
+                <w:rFonts w:ascii="Cambria Math" w:hAnsi="Cambria Math" w:cs="Cambria Math"/>
+                <w:sz w:val="28"/>
+                <w:szCs w:val="28"/>
+              </w:rPr>
+              <m:t>C</m:t>
+            </m:r>
+          </m:e>
+          <m:sub>
+            <m:r>
+              <w:rPr>
+                <w:rFonts w:ascii="Cambria Math" w:hAnsi="Cambria Math" w:cs="Cambria Math"/>
+                <w:sz w:val="28"/>
+                <w:szCs w:val="28"/>
+              </w:rPr>
+              <m:t>d</m:t>
+            </m:r>
+          </m:sub>
+        </m:sSub>
+        <m:r>
+          <w:rPr>
+            <w:rFonts w:ascii="Cambria Math" w:hAnsi="Cambria Math" w:cs="Cambria Math"/>
+            <w:sz w:val="28"/>
+            <w:szCs w:val="28"/>
+          </w:rPr>
+          <m:t>x</m:t>
+        </m:r>
+        <m:r>
+          <m:rPr>
+            <m:sty m:val="p"/>
+          </m:rPr>
+          <w:rPr>
+            <w:rFonts w:ascii="Cambria Math" w:hAnsi="Cambria Math" w:cs="Cambria Math"/>
+            <w:sz w:val="28"/>
+            <w:szCs w:val="28"/>
+          </w:rPr>
+          <m:t>+</m:t>
+        </m:r>
+        <m:sSub>
+          <m:e>
+            <m:r>
+              <w:rPr>
+                <w:rFonts w:ascii="Cambria Math" w:hAnsi="Cambria Math" w:cs="Cambria Math"/>
+                <w:sz w:val="28"/>
+                <w:szCs w:val="28"/>
+              </w:rPr>
+              <m:t>D</m:t>
+            </m:r>
+          </m:e>
+          <m:sub>
+            <m:r>
+              <w:rPr>
+                <w:rFonts w:ascii="Cambria Math" w:hAnsi="Cambria Math" w:cs="Cambria Math"/>
+                <w:sz w:val="28"/>
+                <w:szCs w:val="28"/>
+              </w:rPr>
+              <m:t>d</m:t>
+            </m:r>
+          </m:sub>
+        </m:sSub>
+        <m:r>
+          <w:rPr>
+            <w:rFonts w:ascii="Cambria Math" w:hAnsi="Cambria Math" w:cs="Cambria Math"/>
+            <w:sz w:val="28"/>
+            <w:szCs w:val="28"/>
+          </w:rPr>
+          <m:t>N</m:t>
+        </m:r>
+        <m:r>
+          <w:rPr>
+            <w:rFonts w:ascii="Cambria Math" w:hAnsi="Cambria Math" w:cs="Cambria Math"/>
+            <w:sz w:val="28"/>
+            <w:szCs w:val="28"/>
+          </w:rPr>
+          <m:t>r</m:t>
+        </m:r>
+        <m:r>
+          <m:rPr>
+            <m:sty m:val="p"/>
+          </m:rPr>
+          <w:rPr>
+            <w:rFonts w:ascii="Cambria Math" w:hAnsi="Cambria Math" w:cs="Cambria Math"/>
+            <w:sz w:val="28"/>
+            <w:szCs w:val="28"/>
+          </w:rPr>
+          <m:t>,</m:t>
+        </m:r>
+      </m:oMath>
       <w:r>
         <w:rPr>
           <w:rFonts w:ascii="Times New Roman" w:hAnsi="Times New Roman" w:cs="Times New Roman" w:eastAsia="Times New Roman"/>
@@ -4548,7 +6881,211 @@
           <w:sz w:val="28"/>
           <w:u w:val="none"/>
         </w:rPr>
-        <w:t>Если матрица I − D_d·M невырождена, выходы выражаются через состояния и входы: y_b = Y_x·x + Y_r·r, и модель всей схемы получается подстановкой:</w:t>
+        <w:t xml:space="preserve">где </w:t>
+      </w:r>
+      <m:oMath xmlns:a="http://schemas.openxmlformats.org/drawingml/2006/main" xmlns:pic="http://schemas.openxmlformats.org/drawingml/2006/picture">
+        <m:sSub>
+          <m:e>
+            <m:r>
+              <w:rPr>
+                <w:rFonts w:ascii="Cambria Math" w:hAnsi="Cambria Math" w:cs="Cambria Math"/>
+                <w:sz w:val="28"/>
+                <w:szCs w:val="28"/>
+              </w:rPr>
+              <m:t>C</m:t>
+            </m:r>
+          </m:e>
+          <m:sub>
+            <m:r>
+              <w:rPr>
+                <w:rFonts w:ascii="Cambria Math" w:hAnsi="Cambria Math" w:cs="Cambria Math"/>
+                <w:sz w:val="28"/>
+                <w:szCs w:val="28"/>
+              </w:rPr>
+              <m:t>d</m:t>
+            </m:r>
+          </m:sub>
+        </m:sSub>
+      </m:oMath>
+      <w:r>
+        <w:rPr>
+          <w:rFonts w:ascii="Times New Roman" w:hAnsi="Times New Roman" w:cs="Times New Roman" w:eastAsia="Times New Roman"/>
+          <w:b w:val="0"/>
+          <w:i w:val="0"/>
+          <w:sz w:val="28"/>
+          <w:u w:val="none"/>
+        </w:rPr>
+        <w:t xml:space="preserve"> и </w:t>
+      </w:r>
+      <m:oMath xmlns:a="http://schemas.openxmlformats.org/drawingml/2006/main" xmlns:pic="http://schemas.openxmlformats.org/drawingml/2006/picture">
+        <m:sSub>
+          <m:e>
+            <m:r>
+              <w:rPr>
+                <w:rFonts w:ascii="Cambria Math" w:hAnsi="Cambria Math" w:cs="Cambria Math"/>
+                <w:sz w:val="28"/>
+                <w:szCs w:val="28"/>
+              </w:rPr>
+              <m:t>D</m:t>
+            </m:r>
+          </m:e>
+          <m:sub>
+            <m:r>
+              <w:rPr>
+                <w:rFonts w:ascii="Cambria Math" w:hAnsi="Cambria Math" w:cs="Cambria Math"/>
+                <w:sz w:val="28"/>
+                <w:szCs w:val="28"/>
+              </w:rPr>
+              <m:t>d</m:t>
+            </m:r>
+          </m:sub>
+        </m:sSub>
+      </m:oMath>
+      <w:r>
+        <w:rPr>
+          <w:rFonts w:ascii="Times New Roman" w:hAnsi="Times New Roman" w:cs="Times New Roman" w:eastAsia="Times New Roman"/>
+          <w:b w:val="0"/>
+          <w:i w:val="0"/>
+          <w:sz w:val="28"/>
+          <w:u w:val="none"/>
+        </w:rPr>
+        <w:t xml:space="preserve"> — коэффициенты всех звеньев, записанные вместе, а </w:t>
+      </w:r>
+      <m:oMath xmlns:a="http://schemas.openxmlformats.org/drawingml/2006/main" xmlns:pic="http://schemas.openxmlformats.org/drawingml/2006/picture">
+        <m:r>
+          <w:rPr>
+            <w:rFonts w:ascii="Cambria Math" w:hAnsi="Cambria Math" w:cs="Cambria Math"/>
+            <w:sz w:val="28"/>
+            <w:szCs w:val="28"/>
+          </w:rPr>
+          <m:t>I</m:t>
+        </m:r>
+      </m:oMath>
+      <w:r>
+        <w:rPr>
+          <w:rFonts w:ascii="Times New Roman" w:hAnsi="Times New Roman" w:cs="Times New Roman" w:eastAsia="Times New Roman"/>
+          <w:b w:val="0"/>
+          <w:i w:val="0"/>
+          <w:sz w:val="28"/>
+          <w:u w:val="none"/>
+        </w:rPr>
+        <w:t xml:space="preserve"> — единичная матрица. Если эти уравнения имеют единственное решение, выходы блоков выражаются через состояния и воздействия: </w:t>
+      </w:r>
+      <m:oMath xmlns:a="http://schemas.openxmlformats.org/drawingml/2006/main" xmlns:pic="http://schemas.openxmlformats.org/drawingml/2006/picture">
+        <m:sSub>
+          <m:e>
+            <m:r>
+              <w:rPr>
+                <w:rFonts w:ascii="Cambria Math" w:hAnsi="Cambria Math" w:cs="Cambria Math"/>
+                <w:sz w:val="28"/>
+                <w:szCs w:val="28"/>
+              </w:rPr>
+              <m:t>y</m:t>
+            </m:r>
+          </m:e>
+          <m:sub>
+            <m:r>
+              <w:rPr>
+                <w:rFonts w:ascii="Cambria Math" w:hAnsi="Cambria Math" w:cs="Cambria Math"/>
+                <w:sz w:val="28"/>
+                <w:szCs w:val="28"/>
+              </w:rPr>
+              <m:t>b</m:t>
+            </m:r>
+          </m:sub>
+        </m:sSub>
+        <m:r>
+          <m:rPr>
+            <m:sty m:val="p"/>
+          </m:rPr>
+          <w:rPr>
+            <w:rFonts w:ascii="Cambria Math" w:hAnsi="Cambria Math" w:cs="Cambria Math"/>
+            <w:sz w:val="28"/>
+            <w:szCs w:val="28"/>
+          </w:rPr>
+          <m:t>=</m:t>
+        </m:r>
+        <m:sSub>
+          <m:e>
+            <m:r>
+              <w:rPr>
+                <w:rFonts w:ascii="Cambria Math" w:hAnsi="Cambria Math" w:cs="Cambria Math"/>
+                <w:sz w:val="28"/>
+                <w:szCs w:val="28"/>
+              </w:rPr>
+              <m:t>Y</m:t>
+            </m:r>
+          </m:e>
+          <m:sub>
+            <m:r>
+              <w:rPr>
+                <w:rFonts w:ascii="Cambria Math" w:hAnsi="Cambria Math" w:cs="Cambria Math"/>
+                <w:sz w:val="28"/>
+                <w:szCs w:val="28"/>
+              </w:rPr>
+              <m:t>x</m:t>
+            </m:r>
+          </m:sub>
+        </m:sSub>
+        <m:r>
+          <w:rPr>
+            <w:rFonts w:ascii="Cambria Math" w:hAnsi="Cambria Math" w:cs="Cambria Math"/>
+            <w:sz w:val="28"/>
+            <w:szCs w:val="28"/>
+          </w:rPr>
+          <m:t>x</m:t>
+        </m:r>
+        <m:r>
+          <m:rPr>
+            <m:sty m:val="p"/>
+          </m:rPr>
+          <w:rPr>
+            <w:rFonts w:ascii="Cambria Math" w:hAnsi="Cambria Math" w:cs="Cambria Math"/>
+            <w:sz w:val="28"/>
+            <w:szCs w:val="28"/>
+          </w:rPr>
+          <m:t>+</m:t>
+        </m:r>
+        <m:sSub>
+          <m:e>
+            <m:r>
+              <w:rPr>
+                <w:rFonts w:ascii="Cambria Math" w:hAnsi="Cambria Math" w:cs="Cambria Math"/>
+                <w:sz w:val="28"/>
+                <w:szCs w:val="28"/>
+              </w:rPr>
+              <m:t>Y</m:t>
+            </m:r>
+          </m:e>
+          <m:sub>
+            <m:r>
+              <w:rPr>
+                <w:rFonts w:ascii="Cambria Math" w:hAnsi="Cambria Math" w:cs="Cambria Math"/>
+                <w:sz w:val="28"/>
+                <w:szCs w:val="28"/>
+              </w:rPr>
+              <m:t>r</m:t>
+            </m:r>
+          </m:sub>
+        </m:sSub>
+        <m:r>
+          <w:rPr>
+            <w:rFonts w:ascii="Cambria Math" w:hAnsi="Cambria Math" w:cs="Cambria Math"/>
+            <w:sz w:val="28"/>
+            <w:szCs w:val="28"/>
+          </w:rPr>
+          <m:t>r</m:t>
+        </m:r>
+      </m:oMath>
+      <w:r>
+        <w:rPr>
+          <w:rFonts w:ascii="Times New Roman" w:hAnsi="Times New Roman" w:cs="Times New Roman" w:eastAsia="Times New Roman"/>
+          <w:b w:val="0"/>
+          <w:i w:val="0"/>
+          <w:sz w:val="28"/>
+          <w:u w:val="none"/>
+        </w:rPr>
+        <w:t>. После подстановки получается модель всей схемы:</w:t>
       </w:r>
     </w:p>
     <w:p>
@@ -4572,16 +7109,195 @@
         </w:rPr>
         <w:tab/>
       </w:r>
-      <w:r>
-        <w:rPr>
-          <w:rFonts w:ascii="Times New Roman" w:hAnsi="Times New Roman" w:cs="Times New Roman" w:eastAsia="Times New Roman"/>
-          <w:b w:val="0"/>
-          <w:i w:val="0"/>
-          <w:sz w:val="28"/>
-          <w:u w:val="none"/>
-        </w:rPr>
-        <w:t>A = A_d + B_d·M·Y_x,   B = B_d·(M·Y_r + N),   C = S_y·Y_x,   D = S_y·Y_r + S_r,</w:t>
-      </w:r>
+      <m:oMath xmlns:a="http://schemas.openxmlformats.org/drawingml/2006/main" xmlns:pic="http://schemas.openxmlformats.org/drawingml/2006/picture">
+        <m:f>
+          <m:fPr>
+            <m:type m:val="bar"/>
+          </m:fPr>
+          <m:num>
+            <m:r>
+              <w:rPr>
+                <w:rFonts w:ascii="Cambria Math" w:hAnsi="Cambria Math" w:cs="Cambria Math"/>
+                <w:sz w:val="28"/>
+                <w:szCs w:val="28"/>
+              </w:rPr>
+              <m:t>d</m:t>
+            </m:r>
+            <m:r>
+              <w:rPr>
+                <w:rFonts w:ascii="Cambria Math" w:hAnsi="Cambria Math" w:cs="Cambria Math"/>
+                <w:sz w:val="28"/>
+                <w:szCs w:val="28"/>
+              </w:rPr>
+              <m:t>x</m:t>
+            </m:r>
+          </m:num>
+          <m:den>
+            <m:r>
+              <w:rPr>
+                <w:rFonts w:ascii="Cambria Math" w:hAnsi="Cambria Math" w:cs="Cambria Math"/>
+                <w:sz w:val="28"/>
+                <w:szCs w:val="28"/>
+              </w:rPr>
+              <m:t>d</m:t>
+            </m:r>
+            <m:r>
+              <w:rPr>
+                <w:rFonts w:ascii="Cambria Math" w:hAnsi="Cambria Math" w:cs="Cambria Math"/>
+                <w:sz w:val="28"/>
+                <w:szCs w:val="28"/>
+              </w:rPr>
+              <m:t>t</m:t>
+            </m:r>
+          </m:den>
+        </m:f>
+        <m:r>
+          <m:rPr>
+            <m:sty m:val="p"/>
+          </m:rPr>
+          <w:rPr>
+            <w:rFonts w:ascii="Cambria Math" w:hAnsi="Cambria Math" w:cs="Cambria Math"/>
+            <w:sz w:val="28"/>
+            <w:szCs w:val="28"/>
+          </w:rPr>
+          <m:t>=</m:t>
+        </m:r>
+        <m:r>
+          <w:rPr>
+            <w:rFonts w:ascii="Cambria Math" w:hAnsi="Cambria Math" w:cs="Cambria Math"/>
+            <w:sz w:val="28"/>
+            <w:szCs w:val="28"/>
+          </w:rPr>
+          <m:t>A</m:t>
+        </m:r>
+        <m:r>
+          <w:rPr>
+            <w:rFonts w:ascii="Cambria Math" w:hAnsi="Cambria Math" w:cs="Cambria Math"/>
+            <w:sz w:val="28"/>
+            <w:szCs w:val="28"/>
+          </w:rPr>
+          <m:t>x</m:t>
+        </m:r>
+        <m:r>
+          <m:rPr>
+            <m:sty m:val="p"/>
+          </m:rPr>
+          <w:rPr>
+            <w:rFonts w:ascii="Cambria Math" w:hAnsi="Cambria Math" w:cs="Cambria Math"/>
+            <w:sz w:val="28"/>
+            <w:szCs w:val="28"/>
+          </w:rPr>
+          <m:t>+</m:t>
+        </m:r>
+        <m:r>
+          <w:rPr>
+            <w:rFonts w:ascii="Cambria Math" w:hAnsi="Cambria Math" w:cs="Cambria Math"/>
+            <w:sz w:val="28"/>
+            <w:szCs w:val="28"/>
+          </w:rPr>
+          <m:t>B</m:t>
+        </m:r>
+        <m:r>
+          <w:rPr>
+            <w:rFonts w:ascii="Cambria Math" w:hAnsi="Cambria Math" w:cs="Cambria Math"/>
+            <w:sz w:val="28"/>
+            <w:szCs w:val="28"/>
+          </w:rPr>
+          <m:t>r</m:t>
+        </m:r>
+        <m:r>
+          <m:rPr>
+            <m:sty m:val="p"/>
+          </m:rPr>
+          <w:rPr>
+            <w:rFonts w:ascii="Cambria Math" w:hAnsi="Cambria Math" w:cs="Cambria Math"/>
+            <w:sz w:val="28"/>
+            <w:szCs w:val="28"/>
+          </w:rPr>
+          <m:t>,</m:t>
+        </m:r>
+        <m:r>
+          <w:rPr>
+            <w:rFonts w:ascii="Cambria Math" w:hAnsi="Cambria Math" w:cs="Cambria Math"/>
+            <w:sz w:val="28"/>
+            <w:szCs w:val="28"/>
+          </w:rPr>
+          <m:t>  </m:t>
+        </m:r>
+        <m:r>
+          <w:rPr>
+            <w:rFonts w:ascii="Cambria Math" w:hAnsi="Cambria Math" w:cs="Cambria Math"/>
+            <w:sz w:val="28"/>
+            <w:szCs w:val="28"/>
+          </w:rPr>
+          <m:t>y</m:t>
+        </m:r>
+        <m:r>
+          <m:rPr>
+            <m:sty m:val="p"/>
+          </m:rPr>
+          <w:rPr>
+            <w:rFonts w:ascii="Cambria Math" w:hAnsi="Cambria Math" w:cs="Cambria Math"/>
+            <w:sz w:val="28"/>
+            <w:szCs w:val="28"/>
+          </w:rPr>
+          <m:t>=</m:t>
+        </m:r>
+        <m:r>
+          <w:rPr>
+            <w:rFonts w:ascii="Cambria Math" w:hAnsi="Cambria Math" w:cs="Cambria Math"/>
+            <w:sz w:val="28"/>
+            <w:szCs w:val="28"/>
+          </w:rPr>
+          <m:t>C</m:t>
+        </m:r>
+        <m:r>
+          <w:rPr>
+            <w:rFonts w:ascii="Cambria Math" w:hAnsi="Cambria Math" w:cs="Cambria Math"/>
+            <w:sz w:val="28"/>
+            <w:szCs w:val="28"/>
+          </w:rPr>
+          <m:t>x</m:t>
+        </m:r>
+        <m:r>
+          <m:rPr>
+            <m:sty m:val="p"/>
+          </m:rPr>
+          <w:rPr>
+            <w:rFonts w:ascii="Cambria Math" w:hAnsi="Cambria Math" w:cs="Cambria Math"/>
+            <w:sz w:val="28"/>
+            <w:szCs w:val="28"/>
+          </w:rPr>
+          <m:t>+</m:t>
+        </m:r>
+        <m:r>
+          <w:rPr>
+            <w:rFonts w:ascii="Cambria Math" w:hAnsi="Cambria Math" w:cs="Cambria Math"/>
+            <w:sz w:val="28"/>
+            <w:szCs w:val="28"/>
+          </w:rPr>
+          <m:t>D</m:t>
+        </m:r>
+        <m:r>
+          <w:rPr>
+            <w:rFonts w:ascii="Cambria Math" w:hAnsi="Cambria Math" w:cs="Cambria Math"/>
+            <w:sz w:val="28"/>
+            <w:szCs w:val="28"/>
+          </w:rPr>
+          <m:t>r</m:t>
+        </m:r>
+        <m:r>
+          <m:rPr>
+            <m:sty m:val="p"/>
+          </m:rPr>
+          <w:rPr>
+            <w:rFonts w:ascii="Cambria Math" w:hAnsi="Cambria Math" w:cs="Cambria Math"/>
+            <w:sz w:val="28"/>
+            <w:szCs w:val="28"/>
+          </w:rPr>
+          <m:t>,</m:t>
+        </m:r>
+      </m:oMath>
       <w:r>
         <w:rPr>
           <w:rFonts w:ascii="Times New Roman" w:hAnsi="Times New Roman" w:cs="Times New Roman" w:eastAsia="Times New Roman"/>
@@ -4597,9 +7313,13 @@
     <w:p>
       <w:pPr>
         <w:keepNext w:val="0"/>
-        <w:spacing w:line="360" w:lineRule="auto" w:before="0" w:after="0"/>
-        <w:ind w:firstLine="709"/>
-        <w:jc w:val="both"/>
+        <w:tabs>
+          <w:tab w:pos="4677" w:val="center"/>
+          <w:tab w:pos="9354" w:val="right"/>
+        </w:tabs>
+        <w:spacing w:line="360" w:lineRule="auto" w:before="80" w:after="80"/>
+        <w:ind w:firstLine="0"/>
+        <w:jc w:val="left"/>
       </w:pPr>
       <w:r>
         <w:rPr>
@@ -4609,16 +7329,441 @@
           <w:sz w:val="28"/>
           <w:u w:val="none"/>
         </w:rPr>
-        <w:t>где S_y и S_r описывают, какие сигналы видят осциллографы. Важно, что метод не ищет порядок сворачивания контуров: обратные связи любой сложности входят в модель как элементы матрицы M.</w:t>
+        <w:tab/>
       </w:r>
-    </w:p>
-    <w:p>
-      <w:pPr>
-        <w:keepNext w:val="0"/>
-        <w:spacing w:line="360" w:lineRule="auto" w:before="0" w:after="0"/>
-        <w:ind w:firstLine="709"/>
-        <w:jc w:val="both"/>
-      </w:pPr>
+      <m:oMath xmlns:a="http://schemas.openxmlformats.org/drawingml/2006/main" xmlns:pic="http://schemas.openxmlformats.org/drawingml/2006/picture">
+        <m:r>
+          <w:rPr>
+            <w:rFonts w:ascii="Cambria Math" w:hAnsi="Cambria Math" w:cs="Cambria Math"/>
+            <w:sz w:val="28"/>
+            <w:szCs w:val="28"/>
+          </w:rPr>
+          <m:t>A</m:t>
+        </m:r>
+        <m:r>
+          <m:rPr>
+            <m:sty m:val="p"/>
+          </m:rPr>
+          <w:rPr>
+            <w:rFonts w:ascii="Cambria Math" w:hAnsi="Cambria Math" w:cs="Cambria Math"/>
+            <w:sz w:val="28"/>
+            <w:szCs w:val="28"/>
+          </w:rPr>
+          <m:t>=</m:t>
+        </m:r>
+        <m:sSub>
+          <m:e>
+            <m:r>
+              <w:rPr>
+                <w:rFonts w:ascii="Cambria Math" w:hAnsi="Cambria Math" w:cs="Cambria Math"/>
+                <w:sz w:val="28"/>
+                <w:szCs w:val="28"/>
+              </w:rPr>
+              <m:t>A</m:t>
+            </m:r>
+          </m:e>
+          <m:sub>
+            <m:r>
+              <w:rPr>
+                <w:rFonts w:ascii="Cambria Math" w:hAnsi="Cambria Math" w:cs="Cambria Math"/>
+                <w:sz w:val="28"/>
+                <w:szCs w:val="28"/>
+              </w:rPr>
+              <m:t>d</m:t>
+            </m:r>
+          </m:sub>
+        </m:sSub>
+        <m:r>
+          <m:rPr>
+            <m:sty m:val="p"/>
+          </m:rPr>
+          <w:rPr>
+            <w:rFonts w:ascii="Cambria Math" w:hAnsi="Cambria Math" w:cs="Cambria Math"/>
+            <w:sz w:val="28"/>
+            <w:szCs w:val="28"/>
+          </w:rPr>
+          <m:t>+</m:t>
+        </m:r>
+        <m:sSub>
+          <m:e>
+            <m:r>
+              <w:rPr>
+                <w:rFonts w:ascii="Cambria Math" w:hAnsi="Cambria Math" w:cs="Cambria Math"/>
+                <w:sz w:val="28"/>
+                <w:szCs w:val="28"/>
+              </w:rPr>
+              <m:t>B</m:t>
+            </m:r>
+          </m:e>
+          <m:sub>
+            <m:r>
+              <w:rPr>
+                <w:rFonts w:ascii="Cambria Math" w:hAnsi="Cambria Math" w:cs="Cambria Math"/>
+                <w:sz w:val="28"/>
+                <w:szCs w:val="28"/>
+              </w:rPr>
+              <m:t>d</m:t>
+            </m:r>
+          </m:sub>
+        </m:sSub>
+        <m:r>
+          <w:rPr>
+            <w:rFonts w:ascii="Cambria Math" w:hAnsi="Cambria Math" w:cs="Cambria Math"/>
+            <w:sz w:val="28"/>
+            <w:szCs w:val="28"/>
+          </w:rPr>
+          <m:t>M</m:t>
+        </m:r>
+        <m:sSub>
+          <m:e>
+            <m:r>
+              <w:rPr>
+                <w:rFonts w:ascii="Cambria Math" w:hAnsi="Cambria Math" w:cs="Cambria Math"/>
+                <w:sz w:val="28"/>
+                <w:szCs w:val="28"/>
+              </w:rPr>
+              <m:t>Y</m:t>
+            </m:r>
+          </m:e>
+          <m:sub>
+            <m:r>
+              <w:rPr>
+                <w:rFonts w:ascii="Cambria Math" w:hAnsi="Cambria Math" w:cs="Cambria Math"/>
+                <w:sz w:val="28"/>
+                <w:szCs w:val="28"/>
+              </w:rPr>
+              <m:t>x</m:t>
+            </m:r>
+          </m:sub>
+        </m:sSub>
+        <m:r>
+          <m:rPr>
+            <m:sty m:val="p"/>
+          </m:rPr>
+          <w:rPr>
+            <w:rFonts w:ascii="Cambria Math" w:hAnsi="Cambria Math" w:cs="Cambria Math"/>
+            <w:sz w:val="28"/>
+            <w:szCs w:val="28"/>
+          </w:rPr>
+          <m:t>,</m:t>
+        </m:r>
+        <m:r>
+          <w:rPr>
+            <w:rFonts w:ascii="Cambria Math" w:hAnsi="Cambria Math" w:cs="Cambria Math"/>
+            <w:sz w:val="28"/>
+            <w:szCs w:val="28"/>
+          </w:rPr>
+          <m:t> </m:t>
+        </m:r>
+        <m:r>
+          <w:rPr>
+            <w:rFonts w:ascii="Cambria Math" w:hAnsi="Cambria Math" w:cs="Cambria Math"/>
+            <w:sz w:val="28"/>
+            <w:szCs w:val="28"/>
+          </w:rPr>
+          <m:t>B</m:t>
+        </m:r>
+        <m:r>
+          <m:rPr>
+            <m:sty m:val="p"/>
+          </m:rPr>
+          <w:rPr>
+            <w:rFonts w:ascii="Cambria Math" w:hAnsi="Cambria Math" w:cs="Cambria Math"/>
+            <w:sz w:val="28"/>
+            <w:szCs w:val="28"/>
+          </w:rPr>
+          <m:t>=</m:t>
+        </m:r>
+        <m:sSub>
+          <m:e>
+            <m:r>
+              <w:rPr>
+                <w:rFonts w:ascii="Cambria Math" w:hAnsi="Cambria Math" w:cs="Cambria Math"/>
+                <w:sz w:val="28"/>
+                <w:szCs w:val="28"/>
+              </w:rPr>
+              <m:t>B</m:t>
+            </m:r>
+          </m:e>
+          <m:sub>
+            <m:r>
+              <w:rPr>
+                <w:rFonts w:ascii="Cambria Math" w:hAnsi="Cambria Math" w:cs="Cambria Math"/>
+                <w:sz w:val="28"/>
+                <w:szCs w:val="28"/>
+              </w:rPr>
+              <m:t>d</m:t>
+            </m:r>
+          </m:sub>
+        </m:sSub>
+        <m:d>
+          <m:dPr>
+            <m:begChr m:val="("/>
+            <m:endChr m:val=")"/>
+            <m:sepChr m:val=""/>
+            <m:grow/>
+          </m:dPr>
+          <m:e>
+            <m:r>
+              <w:rPr>
+                <w:rFonts w:ascii="Cambria Math" w:hAnsi="Cambria Math" w:cs="Cambria Math"/>
+                <w:sz w:val="28"/>
+                <w:szCs w:val="28"/>
+              </w:rPr>
+              <m:t>M</m:t>
+            </m:r>
+            <m:sSub>
+              <m:e>
+                <m:r>
+                  <w:rPr>
+                    <w:rFonts w:ascii="Cambria Math" w:hAnsi="Cambria Math" w:cs="Cambria Math"/>
+                    <w:sz w:val="28"/>
+                    <w:szCs w:val="28"/>
+                  </w:rPr>
+                  <m:t>Y</m:t>
+                </m:r>
+              </m:e>
+              <m:sub>
+                <m:r>
+                  <w:rPr>
+                    <w:rFonts w:ascii="Cambria Math" w:hAnsi="Cambria Math" w:cs="Cambria Math"/>
+                    <w:sz w:val="28"/>
+                    <w:szCs w:val="28"/>
+                  </w:rPr>
+                  <m:t>r</m:t>
+                </m:r>
+              </m:sub>
+            </m:sSub>
+            <m:r>
+              <m:rPr>
+                <m:sty m:val="p"/>
+              </m:rPr>
+              <w:rPr>
+                <w:rFonts w:ascii="Cambria Math" w:hAnsi="Cambria Math" w:cs="Cambria Math"/>
+                <w:sz w:val="28"/>
+                <w:szCs w:val="28"/>
+              </w:rPr>
+              <m:t>+</m:t>
+            </m:r>
+            <m:r>
+              <w:rPr>
+                <w:rFonts w:ascii="Cambria Math" w:hAnsi="Cambria Math" w:cs="Cambria Math"/>
+                <w:sz w:val="28"/>
+                <w:szCs w:val="28"/>
+              </w:rPr>
+              <m:t>N</m:t>
+            </m:r>
+          </m:e>
+        </m:d>
+        <m:r>
+          <m:rPr>
+            <m:sty m:val="p"/>
+          </m:rPr>
+          <w:rPr>
+            <w:rFonts w:ascii="Cambria Math" w:hAnsi="Cambria Math" w:cs="Cambria Math"/>
+            <w:sz w:val="28"/>
+            <w:szCs w:val="28"/>
+          </w:rPr>
+          <m:t>,</m:t>
+        </m:r>
+        <m:r>
+          <w:rPr>
+            <w:rFonts w:ascii="Cambria Math" w:hAnsi="Cambria Math" w:cs="Cambria Math"/>
+            <w:sz w:val="28"/>
+            <w:szCs w:val="28"/>
+          </w:rPr>
+          <m:t> </m:t>
+        </m:r>
+        <m:r>
+          <w:rPr>
+            <w:rFonts w:ascii="Cambria Math" w:hAnsi="Cambria Math" w:cs="Cambria Math"/>
+            <w:sz w:val="28"/>
+            <w:szCs w:val="28"/>
+          </w:rPr>
+          <m:t>C</m:t>
+        </m:r>
+        <m:r>
+          <m:rPr>
+            <m:sty m:val="p"/>
+          </m:rPr>
+          <w:rPr>
+            <w:rFonts w:ascii="Cambria Math" w:hAnsi="Cambria Math" w:cs="Cambria Math"/>
+            <w:sz w:val="28"/>
+            <w:szCs w:val="28"/>
+          </w:rPr>
+          <m:t>=</m:t>
+        </m:r>
+        <m:sSub>
+          <m:e>
+            <m:r>
+              <w:rPr>
+                <w:rFonts w:ascii="Cambria Math" w:hAnsi="Cambria Math" w:cs="Cambria Math"/>
+                <w:sz w:val="28"/>
+                <w:szCs w:val="28"/>
+              </w:rPr>
+              <m:t>S</m:t>
+            </m:r>
+          </m:e>
+          <m:sub>
+            <m:r>
+              <w:rPr>
+                <w:rFonts w:ascii="Cambria Math" w:hAnsi="Cambria Math" w:cs="Cambria Math"/>
+                <w:sz w:val="28"/>
+                <w:szCs w:val="28"/>
+              </w:rPr>
+              <m:t>y</m:t>
+            </m:r>
+          </m:sub>
+        </m:sSub>
+        <m:sSub>
+          <m:e>
+            <m:r>
+              <w:rPr>
+                <w:rFonts w:ascii="Cambria Math" w:hAnsi="Cambria Math" w:cs="Cambria Math"/>
+                <w:sz w:val="28"/>
+                <w:szCs w:val="28"/>
+              </w:rPr>
+              <m:t>Y</m:t>
+            </m:r>
+          </m:e>
+          <m:sub>
+            <m:r>
+              <w:rPr>
+                <w:rFonts w:ascii="Cambria Math" w:hAnsi="Cambria Math" w:cs="Cambria Math"/>
+                <w:sz w:val="28"/>
+                <w:szCs w:val="28"/>
+              </w:rPr>
+              <m:t>x</m:t>
+            </m:r>
+          </m:sub>
+        </m:sSub>
+        <m:r>
+          <m:rPr>
+            <m:sty m:val="p"/>
+          </m:rPr>
+          <w:rPr>
+            <w:rFonts w:ascii="Cambria Math" w:hAnsi="Cambria Math" w:cs="Cambria Math"/>
+            <w:sz w:val="28"/>
+            <w:szCs w:val="28"/>
+          </w:rPr>
+          <m:t>,</m:t>
+        </m:r>
+        <m:r>
+          <w:rPr>
+            <w:rFonts w:ascii="Cambria Math" w:hAnsi="Cambria Math" w:cs="Cambria Math"/>
+            <w:sz w:val="28"/>
+            <w:szCs w:val="28"/>
+          </w:rPr>
+          <m:t> </m:t>
+        </m:r>
+        <m:r>
+          <w:rPr>
+            <w:rFonts w:ascii="Cambria Math" w:hAnsi="Cambria Math" w:cs="Cambria Math"/>
+            <w:sz w:val="28"/>
+            <w:szCs w:val="28"/>
+          </w:rPr>
+          <m:t>D</m:t>
+        </m:r>
+        <m:r>
+          <m:rPr>
+            <m:sty m:val="p"/>
+          </m:rPr>
+          <w:rPr>
+            <w:rFonts w:ascii="Cambria Math" w:hAnsi="Cambria Math" w:cs="Cambria Math"/>
+            <w:sz w:val="28"/>
+            <w:szCs w:val="28"/>
+          </w:rPr>
+          <m:t>=</m:t>
+        </m:r>
+        <m:sSub>
+          <m:e>
+            <m:r>
+              <w:rPr>
+                <w:rFonts w:ascii="Cambria Math" w:hAnsi="Cambria Math" w:cs="Cambria Math"/>
+                <w:sz w:val="28"/>
+                <w:szCs w:val="28"/>
+              </w:rPr>
+              <m:t>S</m:t>
+            </m:r>
+          </m:e>
+          <m:sub>
+            <m:r>
+              <w:rPr>
+                <w:rFonts w:ascii="Cambria Math" w:hAnsi="Cambria Math" w:cs="Cambria Math"/>
+                <w:sz w:val="28"/>
+                <w:szCs w:val="28"/>
+              </w:rPr>
+              <m:t>y</m:t>
+            </m:r>
+          </m:sub>
+        </m:sSub>
+        <m:sSub>
+          <m:e>
+            <m:r>
+              <w:rPr>
+                <w:rFonts w:ascii="Cambria Math" w:hAnsi="Cambria Math" w:cs="Cambria Math"/>
+                <w:sz w:val="28"/>
+                <w:szCs w:val="28"/>
+              </w:rPr>
+              <m:t>Y</m:t>
+            </m:r>
+          </m:e>
+          <m:sub>
+            <m:r>
+              <w:rPr>
+                <w:rFonts w:ascii="Cambria Math" w:hAnsi="Cambria Math" w:cs="Cambria Math"/>
+                <w:sz w:val="28"/>
+                <w:szCs w:val="28"/>
+              </w:rPr>
+              <m:t>r</m:t>
+            </m:r>
+          </m:sub>
+        </m:sSub>
+        <m:r>
+          <m:rPr>
+            <m:sty m:val="p"/>
+          </m:rPr>
+          <w:rPr>
+            <w:rFonts w:ascii="Cambria Math" w:hAnsi="Cambria Math" w:cs="Cambria Math"/>
+            <w:sz w:val="28"/>
+            <w:szCs w:val="28"/>
+          </w:rPr>
+          <m:t>+</m:t>
+        </m:r>
+        <m:sSub>
+          <m:e>
+            <m:r>
+              <w:rPr>
+                <w:rFonts w:ascii="Cambria Math" w:hAnsi="Cambria Math" w:cs="Cambria Math"/>
+                <w:sz w:val="28"/>
+                <w:szCs w:val="28"/>
+              </w:rPr>
+              <m:t>S</m:t>
+            </m:r>
+          </m:e>
+          <m:sub>
+            <m:r>
+              <w:rPr>
+                <w:rFonts w:ascii="Cambria Math" w:hAnsi="Cambria Math" w:cs="Cambria Math"/>
+                <w:sz w:val="28"/>
+                <w:szCs w:val="28"/>
+              </w:rPr>
+              <m:t>r</m:t>
+            </m:r>
+          </m:sub>
+        </m:sSub>
+        <m:r>
+          <m:rPr>
+            <m:sty m:val="p"/>
+          </m:rPr>
+          <w:rPr>
+            <w:rFonts w:ascii="Cambria Math" w:hAnsi="Cambria Math" w:cs="Cambria Math"/>
+            <w:sz w:val="28"/>
+            <w:szCs w:val="28"/>
+          </w:rPr>
+          <m:t>,</m:t>
+        </m:r>
+      </m:oMath>
       <w:r>
         <w:rPr>
           <w:rFonts w:ascii="Times New Roman" w:hAnsi="Times New Roman" w:cs="Times New Roman" w:eastAsia="Times New Roman"/>
@@ -4627,7 +7772,227 @@
           <w:sz w:val="28"/>
           <w:u w:val="none"/>
         </w:rPr>
-        <w:t>На рисунке 1 показана простая схема с обратной связью. Её модель, собранная программой, — dx/dt = −2·x + 3·r, y = x, что совпадает с ручным расчётом по формуле замкнутого контура W = 3/(s − 1 + 3) = 3/(s + 2).</w:t>
+        <w:tab/>
+        <w:t>(5)</w:t>
+      </w:r>
+    </w:p>
+    <w:p>
+      <w:pPr>
+        <w:keepNext w:val="0"/>
+        <w:spacing w:line="360" w:lineRule="auto" w:before="0" w:after="0"/>
+        <w:ind w:firstLine="709"/>
+        <w:jc w:val="both"/>
+      </w:pPr>
+      <w:r>
+        <w:rPr>
+          <w:rFonts w:ascii="Times New Roman" w:hAnsi="Times New Roman" w:cs="Times New Roman" w:eastAsia="Times New Roman"/>
+          <w:b w:val="0"/>
+          <w:i w:val="0"/>
+          <w:sz w:val="28"/>
+          <w:u w:val="none"/>
+        </w:rPr>
+        <w:t xml:space="preserve">где </w:t>
+      </w:r>
+      <m:oMath xmlns:a="http://schemas.openxmlformats.org/drawingml/2006/main" xmlns:pic="http://schemas.openxmlformats.org/drawingml/2006/picture">
+        <m:sSub>
+          <m:e>
+            <m:r>
+              <w:rPr>
+                <w:rFonts w:ascii="Cambria Math" w:hAnsi="Cambria Math" w:cs="Cambria Math"/>
+                <w:sz w:val="28"/>
+                <w:szCs w:val="28"/>
+              </w:rPr>
+              <m:t>S</m:t>
+            </m:r>
+          </m:e>
+          <m:sub>
+            <m:r>
+              <w:rPr>
+                <w:rFonts w:ascii="Cambria Math" w:hAnsi="Cambria Math" w:cs="Cambria Math"/>
+                <w:sz w:val="28"/>
+                <w:szCs w:val="28"/>
+              </w:rPr>
+              <m:t>y</m:t>
+            </m:r>
+          </m:sub>
+        </m:sSub>
+      </m:oMath>
+      <w:r>
+        <w:rPr>
+          <w:rFonts w:ascii="Times New Roman" w:hAnsi="Times New Roman" w:cs="Times New Roman" w:eastAsia="Times New Roman"/>
+          <w:b w:val="0"/>
+          <w:i w:val="0"/>
+          <w:sz w:val="28"/>
+          <w:u w:val="none"/>
+        </w:rPr>
+        <w:t xml:space="preserve"> и </w:t>
+      </w:r>
+      <m:oMath xmlns:a="http://schemas.openxmlformats.org/drawingml/2006/main" xmlns:pic="http://schemas.openxmlformats.org/drawingml/2006/picture">
+        <m:sSub>
+          <m:e>
+            <m:r>
+              <w:rPr>
+                <w:rFonts w:ascii="Cambria Math" w:hAnsi="Cambria Math" w:cs="Cambria Math"/>
+                <w:sz w:val="28"/>
+                <w:szCs w:val="28"/>
+              </w:rPr>
+              <m:t>S</m:t>
+            </m:r>
+          </m:e>
+          <m:sub>
+            <m:r>
+              <w:rPr>
+                <w:rFonts w:ascii="Cambria Math" w:hAnsi="Cambria Math" w:cs="Cambria Math"/>
+                <w:sz w:val="28"/>
+                <w:szCs w:val="28"/>
+              </w:rPr>
+              <m:t>r</m:t>
+            </m:r>
+          </m:sub>
+        </m:sSub>
+      </m:oMath>
+      <w:r>
+        <w:rPr>
+          <w:rFonts w:ascii="Times New Roman" w:hAnsi="Times New Roman" w:cs="Times New Roman" w:eastAsia="Times New Roman"/>
+          <w:b w:val="0"/>
+          <w:i w:val="0"/>
+          <w:sz w:val="28"/>
+          <w:u w:val="none"/>
+        </w:rPr>
+        <w:t xml:space="preserve"> указывают, какие сигналы подключены к осциллографам. Главное свойство метода: ему не нужно знать, где на схеме контуры и в каком порядке их сворачивать. Любая обратная связь — это просто ещё одна единица в таблице </w:t>
+      </w:r>
+      <m:oMath xmlns:a="http://schemas.openxmlformats.org/drawingml/2006/main" xmlns:pic="http://schemas.openxmlformats.org/drawingml/2006/picture">
+        <m:r>
+          <w:rPr>
+            <w:rFonts w:ascii="Cambria Math" w:hAnsi="Cambria Math" w:cs="Cambria Math"/>
+            <w:sz w:val="28"/>
+            <w:szCs w:val="28"/>
+          </w:rPr>
+          <m:t>M</m:t>
+        </m:r>
+      </m:oMath>
+      <w:r>
+        <w:rPr>
+          <w:rFonts w:ascii="Times New Roman" w:hAnsi="Times New Roman" w:cs="Times New Roman" w:eastAsia="Times New Roman"/>
+          <w:b w:val="0"/>
+          <w:i w:val="0"/>
+          <w:sz w:val="28"/>
+          <w:u w:val="none"/>
+        </w:rPr>
+        <w:t>.</w:t>
+      </w:r>
+    </w:p>
+    <w:p>
+      <w:pPr>
+        <w:keepNext w:val="0"/>
+        <w:spacing w:line="360" w:lineRule="auto" w:before="0" w:after="0"/>
+        <w:ind w:firstLine="709"/>
+        <w:jc w:val="both"/>
+      </w:pPr>
+      <w:r>
+        <w:rPr>
+          <w:rFonts w:ascii="Times New Roman" w:hAnsi="Times New Roman" w:cs="Times New Roman" w:eastAsia="Times New Roman"/>
+          <w:b w:val="0"/>
+          <w:i w:val="0"/>
+          <w:sz w:val="28"/>
+          <w:u w:val="none"/>
+        </w:rPr>
+        <w:t xml:space="preserve">Рассмотрим схему с обратной связью на рисунке 1. Объект </w:t>
+      </w:r>
+      <m:oMath xmlns:a="http://schemas.openxmlformats.org/drawingml/2006/main" xmlns:pic="http://schemas.openxmlformats.org/drawingml/2006/picture">
+        <m:f>
+          <m:fPr>
+            <m:type m:val="bar"/>
+          </m:fPr>
+          <m:num>
+            <m:r>
+              <w:rPr>
+                <w:rFonts w:ascii="Cambria Math" w:hAnsi="Cambria Math" w:cs="Cambria Math"/>
+                <w:sz w:val="28"/>
+                <w:szCs w:val="28"/>
+              </w:rPr>
+              <m:t>1</m:t>
+            </m:r>
+          </m:num>
+          <m:den>
+            <m:r>
+              <w:rPr>
+                <w:rFonts w:ascii="Cambria Math" w:hAnsi="Cambria Math" w:cs="Cambria Math"/>
+                <w:sz w:val="28"/>
+                <w:szCs w:val="28"/>
+              </w:rPr>
+              <m:t>s</m:t>
+            </m:r>
+            <m:r>
+              <m:rPr>
+                <m:sty m:val="p"/>
+              </m:rPr>
+              <w:rPr>
+                <w:rFonts w:ascii="Cambria Math" w:hAnsi="Cambria Math" w:cs="Cambria Math"/>
+                <w:sz w:val="28"/>
+                <w:szCs w:val="28"/>
+              </w:rPr>
+              <m:t>−</m:t>
+            </m:r>
+            <m:r>
+              <w:rPr>
+                <w:rFonts w:ascii="Cambria Math" w:hAnsi="Cambria Math" w:cs="Cambria Math"/>
+                <w:sz w:val="28"/>
+                <w:szCs w:val="28"/>
+              </w:rPr>
+              <m:t>1</m:t>
+            </m:r>
+          </m:den>
+        </m:f>
+      </m:oMath>
+      <w:r>
+        <w:rPr>
+          <w:rFonts w:ascii="Times New Roman" w:hAnsi="Times New Roman" w:cs="Times New Roman" w:eastAsia="Times New Roman"/>
+          <w:b w:val="0"/>
+          <w:i w:val="0"/>
+          <w:sz w:val="28"/>
+          <w:u w:val="none"/>
+        </w:rPr>
+        <w:t xml:space="preserve"> сам по себе неустойчив, его охватывает усилитель </w:t>
+      </w:r>
+      <m:oMath xmlns:a="http://schemas.openxmlformats.org/drawingml/2006/main" xmlns:pic="http://schemas.openxmlformats.org/drawingml/2006/picture">
+        <m:r>
+          <w:rPr>
+            <w:rFonts w:ascii="Cambria Math" w:hAnsi="Cambria Math" w:cs="Cambria Math"/>
+            <w:sz w:val="28"/>
+            <w:szCs w:val="28"/>
+          </w:rPr>
+          <m:t>K</m:t>
+        </m:r>
+        <m:r>
+          <m:rPr>
+            <m:sty m:val="p"/>
+          </m:rPr>
+          <w:rPr>
+            <w:rFonts w:ascii="Cambria Math" w:hAnsi="Cambria Math" w:cs="Cambria Math"/>
+            <w:sz w:val="28"/>
+            <w:szCs w:val="28"/>
+          </w:rPr>
+          <m:t>=</m:t>
+        </m:r>
+        <m:r>
+          <w:rPr>
+            <w:rFonts w:ascii="Cambria Math" w:hAnsi="Cambria Math" w:cs="Cambria Math"/>
+            <w:sz w:val="28"/>
+            <w:szCs w:val="28"/>
+          </w:rPr>
+          <m:t>3</m:t>
+        </m:r>
+      </m:oMath>
+      <w:r>
+        <w:rPr>
+          <w:rFonts w:ascii="Times New Roman" w:hAnsi="Times New Roman" w:cs="Times New Roman" w:eastAsia="Times New Roman"/>
+          <w:b w:val="0"/>
+          <w:i w:val="0"/>
+          <w:sz w:val="28"/>
+          <w:u w:val="none"/>
+        </w:rPr>
+        <w:t xml:space="preserve"> и отрицательная обратная связь.</w:t>
       </w:r>
     </w:p>
     <w:p>
@@ -4705,16 +8070,18 @@
           <w:sz w:val="28"/>
           <w:u w:val="none"/>
         </w:rPr>
-        <w:t>Для этой схемы у блоков три выхода (сумматор, усилитель, объект) и четыре входа. Матрица соединений M приведена в таблице 3: строки — входы блоков, столбцы — выходы. Например, единица в строке «вход усилителя» и столбце «сумматор» означает, что выход сумматора подключён ко входу усилителя. Вход «+» сумматора подключён к ступенчатому входу, поэтому он записывается не в M, а в матрицу N.</w:t>
+        <w:t xml:space="preserve">У этой схемы три выхода блоков (сумматор, усилитель, объект) и четыре входа. Таблица соединений </w:t>
       </w:r>
-    </w:p>
-    <w:p>
-      <w:pPr>
-        <w:keepNext/>
-        <w:spacing w:line="360" w:lineRule="auto" w:before="120" w:after="0"/>
-        <w:ind w:firstLine="0"/>
-        <w:jc w:val="center"/>
-      </w:pPr>
+      <m:oMath xmlns:a="http://schemas.openxmlformats.org/drawingml/2006/main" xmlns:pic="http://schemas.openxmlformats.org/drawingml/2006/picture">
+        <m:r>
+          <w:rPr>
+            <w:rFonts w:ascii="Cambria Math" w:hAnsi="Cambria Math" w:cs="Cambria Math"/>
+            <w:sz w:val="28"/>
+            <w:szCs w:val="28"/>
+          </w:rPr>
+          <m:t>M</m:t>
+        </m:r>
+      </m:oMath>
       <w:r>
         <w:rPr>
           <w:rFonts w:ascii="Times New Roman" w:hAnsi="Times New Roman" w:cs="Times New Roman" w:eastAsia="Times New Roman"/>
@@ -4723,7 +8090,65 @@
           <w:sz w:val="28"/>
           <w:u w:val="none"/>
         </w:rPr>
-        <w:t>Таблица 3 – Матрица соединений M для схемы рисунка 1</w:t>
+        <w:t xml:space="preserve"> приведена в таблице 3. Например, единица в строке «усилитель» и столбце «выход сумматора» означает, что выход сумматора подключён ко входу усилителя. Вход «+» сумматора подключён к ступенчатому воздействию, поэтому он записан не в </w:t>
+      </w:r>
+      <m:oMath xmlns:a="http://schemas.openxmlformats.org/drawingml/2006/main" xmlns:pic="http://schemas.openxmlformats.org/drawingml/2006/picture">
+        <m:r>
+          <w:rPr>
+            <w:rFonts w:ascii="Cambria Math" w:hAnsi="Cambria Math" w:cs="Cambria Math"/>
+            <w:sz w:val="28"/>
+            <w:szCs w:val="28"/>
+          </w:rPr>
+          <m:t>M</m:t>
+        </m:r>
+      </m:oMath>
+      <w:r>
+        <w:rPr>
+          <w:rFonts w:ascii="Times New Roman" w:hAnsi="Times New Roman" w:cs="Times New Roman" w:eastAsia="Times New Roman"/>
+          <w:b w:val="0"/>
+          <w:i w:val="0"/>
+          <w:sz w:val="28"/>
+          <w:u w:val="none"/>
+        </w:rPr>
+        <w:t xml:space="preserve">, а в </w:t>
+      </w:r>
+      <m:oMath xmlns:a="http://schemas.openxmlformats.org/drawingml/2006/main" xmlns:pic="http://schemas.openxmlformats.org/drawingml/2006/picture">
+        <m:r>
+          <w:rPr>
+            <w:rFonts w:ascii="Cambria Math" w:hAnsi="Cambria Math" w:cs="Cambria Math"/>
+            <w:sz w:val="28"/>
+            <w:szCs w:val="28"/>
+          </w:rPr>
+          <m:t>N</m:t>
+        </m:r>
+      </m:oMath>
+      <w:r>
+        <w:rPr>
+          <w:rFonts w:ascii="Times New Roman" w:hAnsi="Times New Roman" w:cs="Times New Roman" w:eastAsia="Times New Roman"/>
+          <w:b w:val="0"/>
+          <w:i w:val="0"/>
+          <w:sz w:val="28"/>
+          <w:u w:val="none"/>
+        </w:rPr>
+        <w:t>.</w:t>
+      </w:r>
+    </w:p>
+    <w:p>
+      <w:pPr>
+        <w:keepNext/>
+        <w:spacing w:line="360" w:lineRule="auto" w:before="120" w:after="0"/>
+        <w:ind w:firstLine="0"/>
+        <w:jc w:val="center"/>
+      </w:pPr>
+      <w:r>
+        <w:rPr>
+          <w:rFonts w:ascii="Times New Roman" w:hAnsi="Times New Roman" w:cs="Times New Roman" w:eastAsia="Times New Roman"/>
+          <w:b w:val="0"/>
+          <w:i w:val="0"/>
+          <w:sz w:val="28"/>
+          <w:u w:val="none"/>
+        </w:rPr>
+        <w:t>Таблица 3 – Таблица соединений M для схемы рисунка 1</w:t>
       </w:r>
     </w:p>
     <w:tbl>
@@ -5137,8 +8562,54 @@
                 <w:sz w:val="24"/>
                 <w:u w:val="none"/>
               </w:rPr>
-              <w:t>объект 1/(s − 1)</w:t>
+              <w:t xml:space="preserve">объект </w:t>
             </w:r>
+            <m:oMath xmlns:a="http://schemas.openxmlformats.org/drawingml/2006/main" xmlns:pic="http://schemas.openxmlformats.org/drawingml/2006/picture">
+              <m:f>
+                <m:fPr>
+                  <m:type m:val="bar"/>
+                </m:fPr>
+                <m:num>
+                  <m:r>
+                    <w:rPr>
+                      <w:rFonts w:ascii="Cambria Math" w:hAnsi="Cambria Math" w:cs="Cambria Math"/>
+                      <w:sz w:val="24"/>
+                      <w:szCs w:val="24"/>
+                    </w:rPr>
+                    <m:t>1</m:t>
+                  </m:r>
+                </m:num>
+                <m:den>
+                  <m:r>
+                    <w:rPr>
+                      <w:rFonts w:ascii="Cambria Math" w:hAnsi="Cambria Math" w:cs="Cambria Math"/>
+                      <w:sz w:val="24"/>
+                      <w:szCs w:val="24"/>
+                    </w:rPr>
+                    <m:t>s</m:t>
+                  </m:r>
+                  <m:r>
+                    <m:rPr>
+                      <m:sty m:val="p"/>
+                    </m:rPr>
+                    <w:rPr>
+                      <w:rFonts w:ascii="Cambria Math" w:hAnsi="Cambria Math" w:cs="Cambria Math"/>
+                      <w:sz w:val="24"/>
+                      <w:szCs w:val="24"/>
+                    </w:rPr>
+                    <m:t>−</m:t>
+                  </m:r>
+                  <m:r>
+                    <w:rPr>
+                      <w:rFonts w:ascii="Cambria Math" w:hAnsi="Cambria Math" w:cs="Cambria Math"/>
+                      <w:sz w:val="24"/>
+                      <w:szCs w:val="24"/>
+                    </w:rPr>
+                    <m:t>1</m:t>
+                  </m:r>
+                </m:den>
+              </m:f>
+            </m:oMath>
           </w:p>
         </w:tc>
         <w:tc>
@@ -5235,7 +8706,480 @@
           <w:sz w:val="28"/>
           <w:u w:val="none"/>
         </w:rPr>
-        <w:t>Подставив M в уравнения звеньев, программа получает A = −2, B = 3, C = 1, D = 0, то есть dx/dt = −2·x + 3·r, y = x. Полюс системы равен −2: он отрицательный, значит, система устойчива, хотя сам объект 1/(s − 1) неустойчив.</w:t>
+        <w:t xml:space="preserve">Программа получает </w:t>
+      </w:r>
+      <m:oMath xmlns:a="http://schemas.openxmlformats.org/drawingml/2006/main" xmlns:pic="http://schemas.openxmlformats.org/drawingml/2006/picture">
+        <m:r>
+          <w:rPr>
+            <w:rFonts w:ascii="Cambria Math" w:hAnsi="Cambria Math" w:cs="Cambria Math"/>
+            <w:sz w:val="28"/>
+            <w:szCs w:val="28"/>
+          </w:rPr>
+          <m:t>A</m:t>
+        </m:r>
+        <m:r>
+          <m:rPr>
+            <m:sty m:val="p"/>
+          </m:rPr>
+          <w:rPr>
+            <w:rFonts w:ascii="Cambria Math" w:hAnsi="Cambria Math" w:cs="Cambria Math"/>
+            <w:sz w:val="28"/>
+            <w:szCs w:val="28"/>
+          </w:rPr>
+          <m:t>=</m:t>
+        </m:r>
+        <m:r>
+          <m:rPr>
+            <m:sty m:val="p"/>
+          </m:rPr>
+          <w:rPr>
+            <w:rFonts w:ascii="Cambria Math" w:hAnsi="Cambria Math" w:cs="Cambria Math"/>
+            <w:sz w:val="28"/>
+            <w:szCs w:val="28"/>
+          </w:rPr>
+          <m:t>−</m:t>
+        </m:r>
+        <m:r>
+          <w:rPr>
+            <w:rFonts w:ascii="Cambria Math" w:hAnsi="Cambria Math" w:cs="Cambria Math"/>
+            <w:sz w:val="28"/>
+            <w:szCs w:val="28"/>
+          </w:rPr>
+          <m:t>2</m:t>
+        </m:r>
+      </m:oMath>
+      <w:r>
+        <w:rPr>
+          <w:rFonts w:ascii="Times New Roman" w:hAnsi="Times New Roman" w:cs="Times New Roman" w:eastAsia="Times New Roman"/>
+          <w:b w:val="0"/>
+          <w:i w:val="0"/>
+          <w:sz w:val="28"/>
+          <w:u w:val="none"/>
+        </w:rPr>
+        <w:t xml:space="preserve">, </w:t>
+      </w:r>
+      <m:oMath xmlns:a="http://schemas.openxmlformats.org/drawingml/2006/main" xmlns:pic="http://schemas.openxmlformats.org/drawingml/2006/picture">
+        <m:r>
+          <w:rPr>
+            <w:rFonts w:ascii="Cambria Math" w:hAnsi="Cambria Math" w:cs="Cambria Math"/>
+            <w:sz w:val="28"/>
+            <w:szCs w:val="28"/>
+          </w:rPr>
+          <m:t>B</m:t>
+        </m:r>
+        <m:r>
+          <m:rPr>
+            <m:sty m:val="p"/>
+          </m:rPr>
+          <w:rPr>
+            <w:rFonts w:ascii="Cambria Math" w:hAnsi="Cambria Math" w:cs="Cambria Math"/>
+            <w:sz w:val="28"/>
+            <w:szCs w:val="28"/>
+          </w:rPr>
+          <m:t>=</m:t>
+        </m:r>
+        <m:r>
+          <w:rPr>
+            <w:rFonts w:ascii="Cambria Math" w:hAnsi="Cambria Math" w:cs="Cambria Math"/>
+            <w:sz w:val="28"/>
+            <w:szCs w:val="28"/>
+          </w:rPr>
+          <m:t>3</m:t>
+        </m:r>
+      </m:oMath>
+      <w:r>
+        <w:rPr>
+          <w:rFonts w:ascii="Times New Roman" w:hAnsi="Times New Roman" w:cs="Times New Roman" w:eastAsia="Times New Roman"/>
+          <w:b w:val="0"/>
+          <w:i w:val="0"/>
+          <w:sz w:val="28"/>
+          <w:u w:val="none"/>
+        </w:rPr>
+        <w:t xml:space="preserve">, </w:t>
+      </w:r>
+      <m:oMath xmlns:a="http://schemas.openxmlformats.org/drawingml/2006/main" xmlns:pic="http://schemas.openxmlformats.org/drawingml/2006/picture">
+        <m:r>
+          <w:rPr>
+            <w:rFonts w:ascii="Cambria Math" w:hAnsi="Cambria Math" w:cs="Cambria Math"/>
+            <w:sz w:val="28"/>
+            <w:szCs w:val="28"/>
+          </w:rPr>
+          <m:t>C</m:t>
+        </m:r>
+        <m:r>
+          <m:rPr>
+            <m:sty m:val="p"/>
+          </m:rPr>
+          <w:rPr>
+            <w:rFonts w:ascii="Cambria Math" w:hAnsi="Cambria Math" w:cs="Cambria Math"/>
+            <w:sz w:val="28"/>
+            <w:szCs w:val="28"/>
+          </w:rPr>
+          <m:t>=</m:t>
+        </m:r>
+        <m:r>
+          <w:rPr>
+            <w:rFonts w:ascii="Cambria Math" w:hAnsi="Cambria Math" w:cs="Cambria Math"/>
+            <w:sz w:val="28"/>
+            <w:szCs w:val="28"/>
+          </w:rPr>
+          <m:t>1</m:t>
+        </m:r>
+      </m:oMath>
+      <w:r>
+        <w:rPr>
+          <w:rFonts w:ascii="Times New Roman" w:hAnsi="Times New Roman" w:cs="Times New Roman" w:eastAsia="Times New Roman"/>
+          <w:b w:val="0"/>
+          <w:i w:val="0"/>
+          <w:sz w:val="28"/>
+          <w:u w:val="none"/>
+        </w:rPr>
+        <w:t xml:space="preserve">, </w:t>
+      </w:r>
+      <m:oMath xmlns:a="http://schemas.openxmlformats.org/drawingml/2006/main" xmlns:pic="http://schemas.openxmlformats.org/drawingml/2006/picture">
+        <m:r>
+          <w:rPr>
+            <w:rFonts w:ascii="Cambria Math" w:hAnsi="Cambria Math" w:cs="Cambria Math"/>
+            <w:sz w:val="28"/>
+            <w:szCs w:val="28"/>
+          </w:rPr>
+          <m:t>D</m:t>
+        </m:r>
+        <m:r>
+          <m:rPr>
+            <m:sty m:val="p"/>
+          </m:rPr>
+          <w:rPr>
+            <w:rFonts w:ascii="Cambria Math" w:hAnsi="Cambria Math" w:cs="Cambria Math"/>
+            <w:sz w:val="28"/>
+            <w:szCs w:val="28"/>
+          </w:rPr>
+          <m:t>=</m:t>
+        </m:r>
+        <m:r>
+          <w:rPr>
+            <w:rFonts w:ascii="Cambria Math" w:hAnsi="Cambria Math" w:cs="Cambria Math"/>
+            <w:sz w:val="28"/>
+            <w:szCs w:val="28"/>
+          </w:rPr>
+          <m:t>0</m:t>
+        </m:r>
+      </m:oMath>
+      <w:r>
+        <w:rPr>
+          <w:rFonts w:ascii="Times New Roman" w:hAnsi="Times New Roman" w:cs="Times New Roman" w:eastAsia="Times New Roman"/>
+          <w:b w:val="0"/>
+          <w:i w:val="0"/>
+          <w:sz w:val="28"/>
+          <w:u w:val="none"/>
+        </w:rPr>
+        <w:t xml:space="preserve">, то есть </w:t>
+      </w:r>
+      <m:oMath xmlns:a="http://schemas.openxmlformats.org/drawingml/2006/main" xmlns:pic="http://schemas.openxmlformats.org/drawingml/2006/picture">
+        <m:f>
+          <m:fPr>
+            <m:type m:val="bar"/>
+          </m:fPr>
+          <m:num>
+            <m:r>
+              <w:rPr>
+                <w:rFonts w:ascii="Cambria Math" w:hAnsi="Cambria Math" w:cs="Cambria Math"/>
+                <w:sz w:val="28"/>
+                <w:szCs w:val="28"/>
+              </w:rPr>
+              <m:t>d</m:t>
+            </m:r>
+            <m:r>
+              <w:rPr>
+                <w:rFonts w:ascii="Cambria Math" w:hAnsi="Cambria Math" w:cs="Cambria Math"/>
+                <w:sz w:val="28"/>
+                <w:szCs w:val="28"/>
+              </w:rPr>
+              <m:t>x</m:t>
+            </m:r>
+          </m:num>
+          <m:den>
+            <m:r>
+              <w:rPr>
+                <w:rFonts w:ascii="Cambria Math" w:hAnsi="Cambria Math" w:cs="Cambria Math"/>
+                <w:sz w:val="28"/>
+                <w:szCs w:val="28"/>
+              </w:rPr>
+              <m:t>d</m:t>
+            </m:r>
+            <m:r>
+              <w:rPr>
+                <w:rFonts w:ascii="Cambria Math" w:hAnsi="Cambria Math" w:cs="Cambria Math"/>
+                <w:sz w:val="28"/>
+                <w:szCs w:val="28"/>
+              </w:rPr>
+              <m:t>t</m:t>
+            </m:r>
+          </m:den>
+        </m:f>
+        <m:r>
+          <m:rPr>
+            <m:sty m:val="p"/>
+          </m:rPr>
+          <w:rPr>
+            <w:rFonts w:ascii="Cambria Math" w:hAnsi="Cambria Math" w:cs="Cambria Math"/>
+            <w:sz w:val="28"/>
+            <w:szCs w:val="28"/>
+          </w:rPr>
+          <m:t>=</m:t>
+        </m:r>
+        <m:r>
+          <m:rPr>
+            <m:sty m:val="p"/>
+          </m:rPr>
+          <w:rPr>
+            <w:rFonts w:ascii="Cambria Math" w:hAnsi="Cambria Math" w:cs="Cambria Math"/>
+            <w:sz w:val="28"/>
+            <w:szCs w:val="28"/>
+          </w:rPr>
+          <m:t>−</m:t>
+        </m:r>
+        <m:r>
+          <w:rPr>
+            <w:rFonts w:ascii="Cambria Math" w:hAnsi="Cambria Math" w:cs="Cambria Math"/>
+            <w:sz w:val="28"/>
+            <w:szCs w:val="28"/>
+          </w:rPr>
+          <m:t>2</m:t>
+        </m:r>
+        <m:r>
+          <w:rPr>
+            <w:rFonts w:ascii="Cambria Math" w:hAnsi="Cambria Math" w:cs="Cambria Math"/>
+            <w:sz w:val="28"/>
+            <w:szCs w:val="28"/>
+          </w:rPr>
+          <m:t>x</m:t>
+        </m:r>
+        <m:r>
+          <m:rPr>
+            <m:sty m:val="p"/>
+          </m:rPr>
+          <w:rPr>
+            <w:rFonts w:ascii="Cambria Math" w:hAnsi="Cambria Math" w:cs="Cambria Math"/>
+            <w:sz w:val="28"/>
+            <w:szCs w:val="28"/>
+          </w:rPr>
+          <m:t>+</m:t>
+        </m:r>
+        <m:r>
+          <w:rPr>
+            <w:rFonts w:ascii="Cambria Math" w:hAnsi="Cambria Math" w:cs="Cambria Math"/>
+            <w:sz w:val="28"/>
+            <w:szCs w:val="28"/>
+          </w:rPr>
+          <m:t>3</m:t>
+        </m:r>
+        <m:r>
+          <w:rPr>
+            <w:rFonts w:ascii="Cambria Math" w:hAnsi="Cambria Math" w:cs="Cambria Math"/>
+            <w:sz w:val="28"/>
+            <w:szCs w:val="28"/>
+          </w:rPr>
+          <m:t>r</m:t>
+        </m:r>
+      </m:oMath>
+      <w:r>
+        <w:rPr>
+          <w:rFonts w:ascii="Times New Roman" w:hAnsi="Times New Roman" w:cs="Times New Roman" w:eastAsia="Times New Roman"/>
+          <w:b w:val="0"/>
+          <w:i w:val="0"/>
+          <w:sz w:val="28"/>
+          <w:u w:val="none"/>
+        </w:rPr>
+        <w:t xml:space="preserve">, </w:t>
+      </w:r>
+      <m:oMath xmlns:a="http://schemas.openxmlformats.org/drawingml/2006/main" xmlns:pic="http://schemas.openxmlformats.org/drawingml/2006/picture">
+        <m:r>
+          <w:rPr>
+            <w:rFonts w:ascii="Cambria Math" w:hAnsi="Cambria Math" w:cs="Cambria Math"/>
+            <w:sz w:val="28"/>
+            <w:szCs w:val="28"/>
+          </w:rPr>
+          <m:t>y</m:t>
+        </m:r>
+        <m:r>
+          <m:rPr>
+            <m:sty m:val="p"/>
+          </m:rPr>
+          <w:rPr>
+            <w:rFonts w:ascii="Cambria Math" w:hAnsi="Cambria Math" w:cs="Cambria Math"/>
+            <w:sz w:val="28"/>
+            <w:szCs w:val="28"/>
+          </w:rPr>
+          <m:t>=</m:t>
+        </m:r>
+        <m:r>
+          <w:rPr>
+            <w:rFonts w:ascii="Cambria Math" w:hAnsi="Cambria Math" w:cs="Cambria Math"/>
+            <w:sz w:val="28"/>
+            <w:szCs w:val="28"/>
+          </w:rPr>
+          <m:t>x</m:t>
+        </m:r>
+      </m:oMath>
+      <w:r>
+        <w:rPr>
+          <w:rFonts w:ascii="Times New Roman" w:hAnsi="Times New Roman" w:cs="Times New Roman" w:eastAsia="Times New Roman"/>
+          <w:b w:val="0"/>
+          <w:i w:val="0"/>
+          <w:sz w:val="28"/>
+          <w:u w:val="none"/>
+        </w:rPr>
+        <w:t xml:space="preserve">. Это совпадает с ручным расчётом по формуле замкнутого контура: </w:t>
+      </w:r>
+      <m:oMath xmlns:a="http://schemas.openxmlformats.org/drawingml/2006/main" xmlns:pic="http://schemas.openxmlformats.org/drawingml/2006/picture">
+        <m:r>
+          <w:rPr>
+            <w:rFonts w:ascii="Cambria Math" w:hAnsi="Cambria Math" w:cs="Cambria Math"/>
+            <w:sz w:val="28"/>
+            <w:szCs w:val="28"/>
+          </w:rPr>
+          <m:t>W</m:t>
+        </m:r>
+        <m:r>
+          <m:rPr>
+            <m:sty m:val="p"/>
+          </m:rPr>
+          <w:rPr>
+            <w:rFonts w:ascii="Cambria Math" w:hAnsi="Cambria Math" w:cs="Cambria Math"/>
+            <w:sz w:val="28"/>
+            <w:szCs w:val="28"/>
+          </w:rPr>
+          <m:t>=</m:t>
+        </m:r>
+        <m:f>
+          <m:fPr>
+            <m:type m:val="bar"/>
+          </m:fPr>
+          <m:num>
+            <m:r>
+              <w:rPr>
+                <w:rFonts w:ascii="Cambria Math" w:hAnsi="Cambria Math" w:cs="Cambria Math"/>
+                <w:sz w:val="28"/>
+                <w:szCs w:val="28"/>
+              </w:rPr>
+              <m:t>3</m:t>
+            </m:r>
+          </m:num>
+          <m:den>
+            <m:r>
+              <w:rPr>
+                <w:rFonts w:ascii="Cambria Math" w:hAnsi="Cambria Math" w:cs="Cambria Math"/>
+                <w:sz w:val="28"/>
+                <w:szCs w:val="28"/>
+              </w:rPr>
+              <m:t>s</m:t>
+            </m:r>
+            <m:r>
+              <m:rPr>
+                <m:sty m:val="p"/>
+              </m:rPr>
+              <w:rPr>
+                <w:rFonts w:ascii="Cambria Math" w:hAnsi="Cambria Math" w:cs="Cambria Math"/>
+                <w:sz w:val="28"/>
+                <w:szCs w:val="28"/>
+              </w:rPr>
+              <m:t>−</m:t>
+            </m:r>
+            <m:r>
+              <w:rPr>
+                <w:rFonts w:ascii="Cambria Math" w:hAnsi="Cambria Math" w:cs="Cambria Math"/>
+                <w:sz w:val="28"/>
+                <w:szCs w:val="28"/>
+              </w:rPr>
+              <m:t>1</m:t>
+            </m:r>
+            <m:r>
+              <m:rPr>
+                <m:sty m:val="p"/>
+              </m:rPr>
+              <w:rPr>
+                <w:rFonts w:ascii="Cambria Math" w:hAnsi="Cambria Math" w:cs="Cambria Math"/>
+                <w:sz w:val="28"/>
+                <w:szCs w:val="28"/>
+              </w:rPr>
+              <m:t>+</m:t>
+            </m:r>
+            <m:r>
+              <w:rPr>
+                <w:rFonts w:ascii="Cambria Math" w:hAnsi="Cambria Math" w:cs="Cambria Math"/>
+                <w:sz w:val="28"/>
+                <w:szCs w:val="28"/>
+              </w:rPr>
+              <m:t>3</m:t>
+            </m:r>
+          </m:den>
+        </m:f>
+        <m:r>
+          <m:rPr>
+            <m:sty m:val="p"/>
+          </m:rPr>
+          <w:rPr>
+            <w:rFonts w:ascii="Cambria Math" w:hAnsi="Cambria Math" w:cs="Cambria Math"/>
+            <w:sz w:val="28"/>
+            <w:szCs w:val="28"/>
+          </w:rPr>
+          <m:t>=</m:t>
+        </m:r>
+        <m:f>
+          <m:fPr>
+            <m:type m:val="bar"/>
+          </m:fPr>
+          <m:num>
+            <m:r>
+              <w:rPr>
+                <w:rFonts w:ascii="Cambria Math" w:hAnsi="Cambria Math" w:cs="Cambria Math"/>
+                <w:sz w:val="28"/>
+                <w:szCs w:val="28"/>
+              </w:rPr>
+              <m:t>3</m:t>
+            </m:r>
+          </m:num>
+          <m:den>
+            <m:r>
+              <w:rPr>
+                <w:rFonts w:ascii="Cambria Math" w:hAnsi="Cambria Math" w:cs="Cambria Math"/>
+                <w:sz w:val="28"/>
+                <w:szCs w:val="28"/>
+              </w:rPr>
+              <m:t>s</m:t>
+            </m:r>
+            <m:r>
+              <m:rPr>
+                <m:sty m:val="p"/>
+              </m:rPr>
+              <w:rPr>
+                <w:rFonts w:ascii="Cambria Math" w:hAnsi="Cambria Math" w:cs="Cambria Math"/>
+                <w:sz w:val="28"/>
+                <w:szCs w:val="28"/>
+              </w:rPr>
+              <m:t>+</m:t>
+            </m:r>
+            <m:r>
+              <w:rPr>
+                <w:rFonts w:ascii="Cambria Math" w:hAnsi="Cambria Math" w:cs="Cambria Math"/>
+                <w:sz w:val="28"/>
+                <w:szCs w:val="28"/>
+              </w:rPr>
+              <m:t>2</m:t>
+            </m:r>
+          </m:den>
+        </m:f>
+      </m:oMath>
+      <w:r>
+        <w:rPr>
+          <w:rFonts w:ascii="Times New Roman" w:hAnsi="Times New Roman" w:cs="Times New Roman" w:eastAsia="Times New Roman"/>
+          <w:b w:val="0"/>
+          <w:i w:val="0"/>
+          <w:sz w:val="28"/>
+          <w:u w:val="none"/>
+        </w:rPr>
+        <w:t>. Полюс системы равен −2. Он отрицательный, значит, замкнутая система устойчива, хотя сам объект неустойчив.</w:t>
       </w:r>
     </w:p>
     <w:p>
@@ -5253,7 +9197,7 @@
           <w:sz w:val="28"/>
           <w:u w:val="none"/>
         </w:rPr>
-        <w:t>2.3. Решение по компонентам связности</w:t>
+        <w:t>2.3. Порядок решения уравнений</w:t>
       </w:r>
     </w:p>
     <w:p>
@@ -5271,7 +9215,7 @@
           <w:sz w:val="28"/>
           <w:u w:val="none"/>
         </w:rPr>
-        <w:t>Решать систему (I − D_d·M)·y_b = … целиком — неэкономно: в большинстве схем сигнал проходит без контуров, и выходы можно найти простой подстановкой по порядку. Поэтому выходы блоков группируются в сильно связные компоненты графа мгновенной передачи G = D_d·M и обрабатываются в топологическом порядке. Компонента из одного блока без петли решается подстановкой, и только настоящий алгебраический контур требует решения системы линейных уравнений (LU-разложение).</w:t>
+        <w:t>Решать все уравнения для выходов сразу — лишняя работа. В большинстве схем сигнал идёт от блока к блоку без петель, и выходы можно найти по очереди, подставляя уже найденные. Поэтому программа сначала находит участки схемы, где сигнал замыкается в петлю мгновенно, без инерционных звеньев. Остальные блоки она считает простой подстановкой по ходу сигнала. Систему уравнений приходится решать только на найденных участках (для поиска таких участков используется алгоритм Тарьяна [8]).</w:t>
       </w:r>
     </w:p>
     <w:p>
@@ -5289,7 +9233,7 @@
           <w:sz w:val="28"/>
           <w:u w:val="none"/>
         </w:rPr>
-        <w:t>2.4. Алгебраические контуры и их обусловленность</w:t>
+        <w:t>2.4. Контуры без инерционных звеньев</w:t>
       </w:r>
     </w:p>
     <w:p>
@@ -5307,25 +9251,7 @@
           <w:sz w:val="28"/>
           <w:u w:val="none"/>
         </w:rPr>
-        <w:t>Алгебраический контур возникает, когда сигнал обходит контур мгновенно, без инерционного звена. Простейший пример — усилитель с положительной обратной связью: y = k·(u + y), откуда y = k/(1 − k)·u. При k = 1 решения нет (матрица I − G вырождена), а при k, близком к 1, решение существует, но очень чувствительно: малая погрешность коэффициента k даёт большую погрешность результата.</w:t>
-      </w:r>
-    </w:p>
-    <w:p>
-      <w:pPr>
-        <w:keepNext w:val="0"/>
-        <w:spacing w:line="360" w:lineRule="auto" w:before="0" w:after="0"/>
-        <w:ind w:firstLine="709"/>
-        <w:jc w:val="both"/>
-      </w:pPr>
-      <w:r>
-        <w:rPr>
-          <w:rFonts w:ascii="Times New Roman" w:hAnsi="Times New Roman" w:cs="Times New Roman" w:eastAsia="Times New Roman"/>
-          <w:b w:val="0"/>
-          <w:i w:val="0"/>
-          <w:sz w:val="28"/>
-          <w:u w:val="none"/>
-        </w:rPr>
-        <w:t>Чувствительность оценивается числом обусловленности контура:</w:t>
+        <w:t>Такой контур называют алгебраическим: сигнал обходит его мгновенно, поэтому его нельзя рассчитать шаг за шагом во времени — нужно решить уравнение. Простейший пример — усилитель с положительной обратной связью:</w:t>
       </w:r>
     </w:p>
     <w:p>
@@ -5349,16 +9275,189 @@
         </w:rPr>
         <w:tab/>
       </w:r>
-      <w:r>
-        <w:rPr>
-          <w:rFonts w:ascii="Times New Roman" w:hAnsi="Times New Roman" w:cs="Times New Roman" w:eastAsia="Times New Roman"/>
-          <w:b w:val="0"/>
-          <w:i w:val="0"/>
-          <w:sz w:val="28"/>
-          <w:u w:val="none"/>
-        </w:rPr>
-        <w:t>κ = (1 + ‖G‖) / σ_min(I − G),</w:t>
-      </w:r>
+      <m:oMath xmlns:a="http://schemas.openxmlformats.org/drawingml/2006/main" xmlns:pic="http://schemas.openxmlformats.org/drawingml/2006/picture">
+        <m:r>
+          <w:rPr>
+            <w:rFonts w:ascii="Cambria Math" w:hAnsi="Cambria Math" w:cs="Cambria Math"/>
+            <w:sz w:val="28"/>
+            <w:szCs w:val="28"/>
+          </w:rPr>
+          <m:t>y</m:t>
+        </m:r>
+        <m:r>
+          <m:rPr>
+            <m:sty m:val="p"/>
+          </m:rPr>
+          <w:rPr>
+            <w:rFonts w:ascii="Cambria Math" w:hAnsi="Cambria Math" w:cs="Cambria Math"/>
+            <w:sz w:val="28"/>
+            <w:szCs w:val="28"/>
+          </w:rPr>
+          <m:t>=</m:t>
+        </m:r>
+        <m:r>
+          <w:rPr>
+            <w:rFonts w:ascii="Cambria Math" w:hAnsi="Cambria Math" w:cs="Cambria Math"/>
+            <w:sz w:val="28"/>
+            <w:szCs w:val="28"/>
+          </w:rPr>
+          <m:t>k</m:t>
+        </m:r>
+        <m:d>
+          <m:dPr>
+            <m:begChr m:val="("/>
+            <m:endChr m:val=")"/>
+            <m:sepChr m:val=""/>
+            <m:grow/>
+          </m:dPr>
+          <m:e>
+            <m:r>
+              <w:rPr>
+                <w:rFonts w:ascii="Cambria Math" w:hAnsi="Cambria Math" w:cs="Cambria Math"/>
+                <w:sz w:val="28"/>
+                <w:szCs w:val="28"/>
+              </w:rPr>
+              <m:t>u</m:t>
+            </m:r>
+            <m:r>
+              <m:rPr>
+                <m:sty m:val="p"/>
+              </m:rPr>
+              <w:rPr>
+                <w:rFonts w:ascii="Cambria Math" w:hAnsi="Cambria Math" w:cs="Cambria Math"/>
+                <w:sz w:val="28"/>
+                <w:szCs w:val="28"/>
+              </w:rPr>
+              <m:t>+</m:t>
+            </m:r>
+            <m:r>
+              <w:rPr>
+                <w:rFonts w:ascii="Cambria Math" w:hAnsi="Cambria Math" w:cs="Cambria Math"/>
+                <w:sz w:val="28"/>
+                <w:szCs w:val="28"/>
+              </w:rPr>
+              <m:t>y</m:t>
+            </m:r>
+          </m:e>
+        </m:d>
+        <m:r>
+          <w:rPr>
+            <w:rFonts w:ascii="Cambria Math" w:hAnsi="Cambria Math" w:cs="Cambria Math"/>
+            <w:sz w:val="28"/>
+            <w:szCs w:val="28"/>
+          </w:rPr>
+          <m:t> </m:t>
+        </m:r>
+        <m:r>
+          <m:rPr>
+            <m:sty m:val="p"/>
+          </m:rPr>
+          <w:rPr>
+            <w:rFonts w:ascii="Cambria Math" w:hAnsi="Cambria Math" w:cs="Cambria Math"/>
+            <w:sz w:val="28"/>
+            <w:szCs w:val="28"/>
+          </w:rPr>
+          <m:t>⇒</m:t>
+        </m:r>
+        <m:r>
+          <w:rPr>
+            <w:rFonts w:ascii="Cambria Math" w:hAnsi="Cambria Math" w:cs="Cambria Math"/>
+            <w:sz w:val="28"/>
+            <w:szCs w:val="28"/>
+          </w:rPr>
+          <m:t> </m:t>
+        </m:r>
+        <m:r>
+          <w:rPr>
+            <w:rFonts w:ascii="Cambria Math" w:hAnsi="Cambria Math" w:cs="Cambria Math"/>
+            <w:sz w:val="28"/>
+            <w:szCs w:val="28"/>
+          </w:rPr>
+          <m:t>y</m:t>
+        </m:r>
+        <m:r>
+          <m:rPr>
+            <m:sty m:val="p"/>
+          </m:rPr>
+          <w:rPr>
+            <w:rFonts w:ascii="Cambria Math" w:hAnsi="Cambria Math" w:cs="Cambria Math"/>
+            <w:sz w:val="28"/>
+            <w:szCs w:val="28"/>
+          </w:rPr>
+          <m:t>=</m:t>
+        </m:r>
+        <m:f>
+          <m:fPr>
+            <m:type m:val="bar"/>
+          </m:fPr>
+          <m:num>
+            <m:r>
+              <w:rPr>
+                <w:rFonts w:ascii="Cambria Math" w:hAnsi="Cambria Math" w:cs="Cambria Math"/>
+                <w:sz w:val="28"/>
+                <w:szCs w:val="28"/>
+              </w:rPr>
+              <m:t>k</m:t>
+            </m:r>
+          </m:num>
+          <m:den>
+            <m:r>
+              <w:rPr>
+                <w:rFonts w:ascii="Cambria Math" w:hAnsi="Cambria Math" w:cs="Cambria Math"/>
+                <w:sz w:val="28"/>
+                <w:szCs w:val="28"/>
+              </w:rPr>
+              <m:t>1</m:t>
+            </m:r>
+            <m:r>
+              <m:rPr>
+                <m:sty m:val="p"/>
+              </m:rPr>
+              <w:rPr>
+                <w:rFonts w:ascii="Cambria Math" w:hAnsi="Cambria Math" w:cs="Cambria Math"/>
+                <w:sz w:val="28"/>
+                <w:szCs w:val="28"/>
+              </w:rPr>
+              <m:t>−</m:t>
+            </m:r>
+            <m:r>
+              <w:rPr>
+                <w:rFonts w:ascii="Cambria Math" w:hAnsi="Cambria Math" w:cs="Cambria Math"/>
+                <w:sz w:val="28"/>
+                <w:szCs w:val="28"/>
+              </w:rPr>
+              <m:t>k</m:t>
+            </m:r>
+          </m:den>
+        </m:f>
+        <m:r>
+          <w:rPr>
+            <w:rFonts w:ascii="Cambria Math" w:hAnsi="Cambria Math" w:cs="Cambria Math"/>
+            <w:sz w:val="28"/>
+            <w:szCs w:val="28"/>
+          </w:rPr>
+          <m:t> </m:t>
+        </m:r>
+        <m:r>
+          <w:rPr>
+            <w:rFonts w:ascii="Cambria Math" w:hAnsi="Cambria Math" w:cs="Cambria Math"/>
+            <w:sz w:val="28"/>
+            <w:szCs w:val="28"/>
+          </w:rPr>
+          <m:t>u</m:t>
+        </m:r>
+        <m:r>
+          <m:rPr>
+            <m:sty m:val="p"/>
+          </m:rPr>
+          <w:rPr>
+            <w:rFonts w:ascii="Cambria Math" w:hAnsi="Cambria Math" w:cs="Cambria Math"/>
+            <w:sz w:val="28"/>
+            <w:szCs w:val="28"/>
+          </w:rPr>
+          <m:t>.</m:t>
+        </m:r>
+      </m:oMath>
       <w:r>
         <w:rPr>
           <w:rFonts w:ascii="Times New Roman" w:hAnsi="Times New Roman" w:cs="Times New Roman" w:eastAsia="Times New Roman"/>
@@ -5368,7 +9467,7 @@
           <w:u w:val="none"/>
         </w:rPr>
         <w:tab/>
-        <w:t>(5)</w:t>
+        <w:t>(6)</w:t>
       </w:r>
     </w:p>
     <w:p>
@@ -5386,7 +9485,638 @@
           <w:sz w:val="28"/>
           <w:u w:val="none"/>
         </w:rPr>
-        <w:t>где σ_min — наименьшее сингулярное число матрицы; оно характеризует расстояние от матрицы I − G до ближайшей вырожденной, поэтому при σ_min → 0 погрешность коэффициентов неограниченно усиливается в решении. Для одной скалярной петли κ = (1 + |k|)/|1 − k|. Если κ больше 1/√ε ≈ 6,7·10⁷ (ε — машинная точность), при решении теряется больше половины значащих цифр. В этом случае программа отказывается от расчёта и называет блоки контура, а не выдаёт недостоверный результат.</w:t>
+        <w:t xml:space="preserve">При </w:t>
+      </w:r>
+      <m:oMath xmlns:a="http://schemas.openxmlformats.org/drawingml/2006/main" xmlns:pic="http://schemas.openxmlformats.org/drawingml/2006/picture">
+        <m:r>
+          <w:rPr>
+            <w:rFonts w:ascii="Cambria Math" w:hAnsi="Cambria Math" w:cs="Cambria Math"/>
+            <w:sz w:val="28"/>
+            <w:szCs w:val="28"/>
+          </w:rPr>
+          <m:t>k</m:t>
+        </m:r>
+        <m:r>
+          <m:rPr>
+            <m:sty m:val="p"/>
+          </m:rPr>
+          <w:rPr>
+            <w:rFonts w:ascii="Cambria Math" w:hAnsi="Cambria Math" w:cs="Cambria Math"/>
+            <w:sz w:val="28"/>
+            <w:szCs w:val="28"/>
+          </w:rPr>
+          <m:t>=</m:t>
+        </m:r>
+        <m:r>
+          <w:rPr>
+            <w:rFonts w:ascii="Cambria Math" w:hAnsi="Cambria Math" w:cs="Cambria Math"/>
+            <w:sz w:val="28"/>
+            <w:szCs w:val="28"/>
+          </w:rPr>
+          <m:t>1</m:t>
+        </m:r>
+      </m:oMath>
+      <w:r>
+        <w:rPr>
+          <w:rFonts w:ascii="Times New Roman" w:hAnsi="Times New Roman" w:cs="Times New Roman" w:eastAsia="Times New Roman"/>
+          <w:b w:val="0"/>
+          <w:i w:val="0"/>
+          <w:sz w:val="28"/>
+          <w:u w:val="none"/>
+        </w:rPr>
+        <w:t xml:space="preserve"> уравнение не имеет решения. При </w:t>
+      </w:r>
+      <m:oMath xmlns:a="http://schemas.openxmlformats.org/drawingml/2006/main" xmlns:pic="http://schemas.openxmlformats.org/drawingml/2006/picture">
+        <m:r>
+          <w:rPr>
+            <w:rFonts w:ascii="Cambria Math" w:hAnsi="Cambria Math" w:cs="Cambria Math"/>
+            <w:sz w:val="28"/>
+            <w:szCs w:val="28"/>
+          </w:rPr>
+          <m:t>k</m:t>
+        </m:r>
+      </m:oMath>
+      <w:r>
+        <w:rPr>
+          <w:rFonts w:ascii="Times New Roman" w:hAnsi="Times New Roman" w:cs="Times New Roman" w:eastAsia="Times New Roman"/>
+          <w:b w:val="0"/>
+          <w:i w:val="0"/>
+          <w:sz w:val="28"/>
+          <w:u w:val="none"/>
+        </w:rPr>
+        <w:t xml:space="preserve">, близком к единице, решение есть, но оно очень чувствительно: небольшая неточность в </w:t>
+      </w:r>
+      <m:oMath xmlns:a="http://schemas.openxmlformats.org/drawingml/2006/main" xmlns:pic="http://schemas.openxmlformats.org/drawingml/2006/picture">
+        <m:r>
+          <w:rPr>
+            <w:rFonts w:ascii="Cambria Math" w:hAnsi="Cambria Math" w:cs="Cambria Math"/>
+            <w:sz w:val="28"/>
+            <w:szCs w:val="28"/>
+          </w:rPr>
+          <m:t>k</m:t>
+        </m:r>
+      </m:oMath>
+      <w:r>
+        <w:rPr>
+          <w:rFonts w:ascii="Times New Roman" w:hAnsi="Times New Roman" w:cs="Times New Roman" w:eastAsia="Times New Roman"/>
+          <w:b w:val="0"/>
+          <w:i w:val="0"/>
+          <w:sz w:val="28"/>
+          <w:u w:val="none"/>
+        </w:rPr>
+        <w:t xml:space="preserve"> сильно меняет результат. Например, при </w:t>
+      </w:r>
+      <m:oMath xmlns:a="http://schemas.openxmlformats.org/drawingml/2006/main" xmlns:pic="http://schemas.openxmlformats.org/drawingml/2006/picture">
+        <m:r>
+          <w:rPr>
+            <w:rFonts w:ascii="Cambria Math" w:hAnsi="Cambria Math" w:cs="Cambria Math"/>
+            <w:sz w:val="28"/>
+            <w:szCs w:val="28"/>
+          </w:rPr>
+          <m:t>k</m:t>
+        </m:r>
+        <m:r>
+          <m:rPr>
+            <m:sty m:val="p"/>
+          </m:rPr>
+          <w:rPr>
+            <w:rFonts w:ascii="Cambria Math" w:hAnsi="Cambria Math" w:cs="Cambria Math"/>
+            <w:sz w:val="28"/>
+            <w:szCs w:val="28"/>
+          </w:rPr>
+          <m:t>=</m:t>
+        </m:r>
+        <m:r>
+          <w:rPr>
+            <w:rFonts w:ascii="Cambria Math" w:hAnsi="Cambria Math" w:cs="Cambria Math"/>
+            <w:sz w:val="28"/>
+            <w:szCs w:val="28"/>
+          </w:rPr>
+          <m:t>0</m:t>
+        </m:r>
+        <m:r>
+          <m:rPr>
+            <m:sty m:val="p"/>
+          </m:rPr>
+          <w:rPr>
+            <w:rFonts w:ascii="Cambria Math" w:hAnsi="Cambria Math" w:cs="Cambria Math"/>
+            <w:sz w:val="28"/>
+            <w:szCs w:val="28"/>
+          </w:rPr>
+          <m:t>,</m:t>
+        </m:r>
+        <m:r>
+          <w:rPr>
+            <w:rFonts w:ascii="Cambria Math" w:hAnsi="Cambria Math" w:cs="Cambria Math"/>
+            <w:sz w:val="28"/>
+            <w:szCs w:val="28"/>
+          </w:rPr>
+          <m:t>999</m:t>
+        </m:r>
+      </m:oMath>
+      <w:r>
+        <w:rPr>
+          <w:rFonts w:ascii="Times New Roman" w:hAnsi="Times New Roman" w:cs="Times New Roman" w:eastAsia="Times New Roman"/>
+          <w:b w:val="0"/>
+          <w:i w:val="0"/>
+          <w:sz w:val="28"/>
+          <w:u w:val="none"/>
+        </w:rPr>
+        <w:t xml:space="preserve"> получаем </w:t>
+      </w:r>
+      <m:oMath xmlns:a="http://schemas.openxmlformats.org/drawingml/2006/main" xmlns:pic="http://schemas.openxmlformats.org/drawingml/2006/picture">
+        <m:r>
+          <w:rPr>
+            <w:rFonts w:ascii="Cambria Math" w:hAnsi="Cambria Math" w:cs="Cambria Math"/>
+            <w:sz w:val="28"/>
+            <w:szCs w:val="28"/>
+          </w:rPr>
+          <m:t>y</m:t>
+        </m:r>
+        <m:r>
+          <m:rPr>
+            <m:sty m:val="p"/>
+          </m:rPr>
+          <w:rPr>
+            <w:rFonts w:ascii="Cambria Math" w:hAnsi="Cambria Math" w:cs="Cambria Math"/>
+            <w:sz w:val="28"/>
+            <w:szCs w:val="28"/>
+          </w:rPr>
+          <m:t>=</m:t>
+        </m:r>
+        <m:r>
+          <w:rPr>
+            <w:rFonts w:ascii="Cambria Math" w:hAnsi="Cambria Math" w:cs="Cambria Math"/>
+            <w:sz w:val="28"/>
+            <w:szCs w:val="28"/>
+          </w:rPr>
+          <m:t>999</m:t>
+        </m:r>
+        <m:r>
+          <w:rPr>
+            <w:rFonts w:ascii="Cambria Math" w:hAnsi="Cambria Math" w:cs="Cambria Math"/>
+            <w:sz w:val="28"/>
+            <w:szCs w:val="28"/>
+          </w:rPr>
+          <m:t>u</m:t>
+        </m:r>
+      </m:oMath>
+      <w:r>
+        <w:rPr>
+          <w:rFonts w:ascii="Times New Roman" w:hAnsi="Times New Roman" w:cs="Times New Roman" w:eastAsia="Times New Roman"/>
+          <w:b w:val="0"/>
+          <w:i w:val="0"/>
+          <w:sz w:val="28"/>
+          <w:u w:val="none"/>
+        </w:rPr>
+        <w:t xml:space="preserve">, а при </w:t>
+      </w:r>
+      <m:oMath xmlns:a="http://schemas.openxmlformats.org/drawingml/2006/main" xmlns:pic="http://schemas.openxmlformats.org/drawingml/2006/picture">
+        <m:r>
+          <w:rPr>
+            <w:rFonts w:ascii="Cambria Math" w:hAnsi="Cambria Math" w:cs="Cambria Math"/>
+            <w:sz w:val="28"/>
+            <w:szCs w:val="28"/>
+          </w:rPr>
+          <m:t>k</m:t>
+        </m:r>
+        <m:r>
+          <m:rPr>
+            <m:sty m:val="p"/>
+          </m:rPr>
+          <w:rPr>
+            <w:rFonts w:ascii="Cambria Math" w:hAnsi="Cambria Math" w:cs="Cambria Math"/>
+            <w:sz w:val="28"/>
+            <w:szCs w:val="28"/>
+          </w:rPr>
+          <m:t>=</m:t>
+        </m:r>
+        <m:r>
+          <w:rPr>
+            <w:rFonts w:ascii="Cambria Math" w:hAnsi="Cambria Math" w:cs="Cambria Math"/>
+            <w:sz w:val="28"/>
+            <w:szCs w:val="28"/>
+          </w:rPr>
+          <m:t>0</m:t>
+        </m:r>
+        <m:r>
+          <m:rPr>
+            <m:sty m:val="p"/>
+          </m:rPr>
+          <w:rPr>
+            <w:rFonts w:ascii="Cambria Math" w:hAnsi="Cambria Math" w:cs="Cambria Math"/>
+            <w:sz w:val="28"/>
+            <w:szCs w:val="28"/>
+          </w:rPr>
+          <m:t>,</m:t>
+        </m:r>
+        <m:r>
+          <w:rPr>
+            <w:rFonts w:ascii="Cambria Math" w:hAnsi="Cambria Math" w:cs="Cambria Math"/>
+            <w:sz w:val="28"/>
+            <w:szCs w:val="28"/>
+          </w:rPr>
+          <m:t>998</m:t>
+        </m:r>
+      </m:oMath>
+      <w:r>
+        <w:rPr>
+          <w:rFonts w:ascii="Times New Roman" w:hAnsi="Times New Roman" w:cs="Times New Roman" w:eastAsia="Times New Roman"/>
+          <w:b w:val="0"/>
+          <w:i w:val="0"/>
+          <w:sz w:val="28"/>
+          <w:u w:val="none"/>
+        </w:rPr>
+        <w:t xml:space="preserve"> — уже </w:t>
+      </w:r>
+      <m:oMath xmlns:a="http://schemas.openxmlformats.org/drawingml/2006/main" xmlns:pic="http://schemas.openxmlformats.org/drawingml/2006/picture">
+        <m:r>
+          <w:rPr>
+            <w:rFonts w:ascii="Cambria Math" w:hAnsi="Cambria Math" w:cs="Cambria Math"/>
+            <w:sz w:val="28"/>
+            <w:szCs w:val="28"/>
+          </w:rPr>
+          <m:t>y</m:t>
+        </m:r>
+        <m:r>
+          <m:rPr>
+            <m:sty m:val="p"/>
+          </m:rPr>
+          <w:rPr>
+            <w:rFonts w:ascii="Cambria Math" w:hAnsi="Cambria Math" w:cs="Cambria Math"/>
+            <w:sz w:val="28"/>
+            <w:szCs w:val="28"/>
+          </w:rPr>
+          <m:t>=</m:t>
+        </m:r>
+        <m:r>
+          <w:rPr>
+            <w:rFonts w:ascii="Cambria Math" w:hAnsi="Cambria Math" w:cs="Cambria Math"/>
+            <w:sz w:val="28"/>
+            <w:szCs w:val="28"/>
+          </w:rPr>
+          <m:t>499</m:t>
+        </m:r>
+        <m:r>
+          <w:rPr>
+            <w:rFonts w:ascii="Cambria Math" w:hAnsi="Cambria Math" w:cs="Cambria Math"/>
+            <w:sz w:val="28"/>
+            <w:szCs w:val="28"/>
+          </w:rPr>
+          <m:t>u</m:t>
+        </m:r>
+      </m:oMath>
+      <w:r>
+        <w:rPr>
+          <w:rFonts w:ascii="Times New Roman" w:hAnsi="Times New Roman" w:cs="Times New Roman" w:eastAsia="Times New Roman"/>
+          <w:b w:val="0"/>
+          <w:i w:val="0"/>
+          <w:sz w:val="28"/>
+          <w:u w:val="none"/>
+        </w:rPr>
+        <w:t>.</w:t>
+      </w:r>
+    </w:p>
+    <w:p>
+      <w:pPr>
+        <w:keepNext w:val="0"/>
+        <w:spacing w:line="360" w:lineRule="auto" w:before="0" w:after="0"/>
+        <w:ind w:firstLine="709"/>
+        <w:jc w:val="both"/>
+      </w:pPr>
+      <w:r>
+        <w:rPr>
+          <w:rFonts w:ascii="Times New Roman" w:hAnsi="Times New Roman" w:cs="Times New Roman" w:eastAsia="Times New Roman"/>
+          <w:b w:val="0"/>
+          <w:i w:val="0"/>
+          <w:sz w:val="28"/>
+          <w:u w:val="none"/>
+        </w:rPr>
+        <w:t xml:space="preserve">Насколько контур чувствителен, программа оценивает числом обусловленности </w:t>
+      </w:r>
+      <m:oMath xmlns:a="http://schemas.openxmlformats.org/drawingml/2006/main" xmlns:pic="http://schemas.openxmlformats.org/drawingml/2006/picture">
+        <m:r>
+          <w:rPr>
+            <w:rFonts w:ascii="Cambria Math" w:hAnsi="Cambria Math" w:cs="Cambria Math"/>
+            <w:sz w:val="28"/>
+            <w:szCs w:val="28"/>
+          </w:rPr>
+          <m:t>κ</m:t>
+        </m:r>
+      </m:oMath>
+      <w:r>
+        <w:rPr>
+          <w:rFonts w:ascii="Times New Roman" w:hAnsi="Times New Roman" w:cs="Times New Roman" w:eastAsia="Times New Roman"/>
+          <w:b w:val="0"/>
+          <w:i w:val="0"/>
+          <w:sz w:val="28"/>
+          <w:u w:val="none"/>
+        </w:rPr>
+        <w:t>. Оно показывает, во сколько раз относительная погрешность коэффициентов может вырасти в результате. Для одного усилителя в петле</w:t>
+      </w:r>
+    </w:p>
+    <w:p>
+      <w:pPr>
+        <w:keepNext w:val="0"/>
+        <w:tabs>
+          <w:tab w:pos="4677" w:val="center"/>
+          <w:tab w:pos="9354" w:val="right"/>
+        </w:tabs>
+        <w:spacing w:line="360" w:lineRule="auto" w:before="80" w:after="80"/>
+        <w:ind w:firstLine="0"/>
+        <w:jc w:val="left"/>
+      </w:pPr>
+      <w:r>
+        <w:rPr>
+          <w:rFonts w:ascii="Times New Roman" w:hAnsi="Times New Roman" w:cs="Times New Roman" w:eastAsia="Times New Roman"/>
+          <w:b w:val="0"/>
+          <w:i w:val="0"/>
+          <w:sz w:val="28"/>
+          <w:u w:val="none"/>
+        </w:rPr>
+        <w:tab/>
+      </w:r>
+      <m:oMath xmlns:a="http://schemas.openxmlformats.org/drawingml/2006/main" xmlns:pic="http://schemas.openxmlformats.org/drawingml/2006/picture">
+        <m:r>
+          <w:rPr>
+            <w:rFonts w:ascii="Cambria Math" w:hAnsi="Cambria Math" w:cs="Cambria Math"/>
+            <w:sz w:val="28"/>
+            <w:szCs w:val="28"/>
+          </w:rPr>
+          <m:t>κ</m:t>
+        </m:r>
+        <m:r>
+          <m:rPr>
+            <m:sty m:val="p"/>
+          </m:rPr>
+          <w:rPr>
+            <w:rFonts w:ascii="Cambria Math" w:hAnsi="Cambria Math" w:cs="Cambria Math"/>
+            <w:sz w:val="28"/>
+            <w:szCs w:val="28"/>
+          </w:rPr>
+          <m:t>=</m:t>
+        </m:r>
+        <m:f>
+          <m:fPr>
+            <m:type m:val="bar"/>
+          </m:fPr>
+          <m:num>
+            <m:r>
+              <w:rPr>
+                <w:rFonts w:ascii="Cambria Math" w:hAnsi="Cambria Math" w:cs="Cambria Math"/>
+                <w:sz w:val="28"/>
+                <w:szCs w:val="28"/>
+              </w:rPr>
+              <m:t>1</m:t>
+            </m:r>
+            <m:r>
+              <m:rPr>
+                <m:sty m:val="p"/>
+              </m:rPr>
+              <w:rPr>
+                <w:rFonts w:ascii="Cambria Math" w:hAnsi="Cambria Math" w:cs="Cambria Math"/>
+                <w:sz w:val="28"/>
+                <w:szCs w:val="28"/>
+              </w:rPr>
+              <m:t>+</m:t>
+            </m:r>
+            <m:d>
+              <m:dPr>
+                <m:begChr m:val="|"/>
+                <m:endChr m:val="|"/>
+                <m:sepChr m:val=""/>
+                <m:grow/>
+              </m:dPr>
+              <m:e>
+                <m:r>
+                  <w:rPr>
+                    <w:rFonts w:ascii="Cambria Math" w:hAnsi="Cambria Math" w:cs="Cambria Math"/>
+                    <w:sz w:val="28"/>
+                    <w:szCs w:val="28"/>
+                  </w:rPr>
+                  <m:t>k</m:t>
+                </m:r>
+              </m:e>
+            </m:d>
+          </m:num>
+          <m:den>
+            <m:d>
+              <m:dPr>
+                <m:begChr m:val="|"/>
+                <m:endChr m:val="|"/>
+                <m:sepChr m:val=""/>
+                <m:grow/>
+              </m:dPr>
+              <m:e>
+                <m:r>
+                  <w:rPr>
+                    <w:rFonts w:ascii="Cambria Math" w:hAnsi="Cambria Math" w:cs="Cambria Math"/>
+                    <w:sz w:val="28"/>
+                    <w:szCs w:val="28"/>
+                  </w:rPr>
+                  <m:t>1</m:t>
+                </m:r>
+                <m:r>
+                  <m:rPr>
+                    <m:sty m:val="p"/>
+                  </m:rPr>
+                  <w:rPr>
+                    <w:rFonts w:ascii="Cambria Math" w:hAnsi="Cambria Math" w:cs="Cambria Math"/>
+                    <w:sz w:val="28"/>
+                    <w:szCs w:val="28"/>
+                  </w:rPr>
+                  <m:t>−</m:t>
+                </m:r>
+                <m:r>
+                  <w:rPr>
+                    <w:rFonts w:ascii="Cambria Math" w:hAnsi="Cambria Math" w:cs="Cambria Math"/>
+                    <w:sz w:val="28"/>
+                    <w:szCs w:val="28"/>
+                  </w:rPr>
+                  <m:t>k</m:t>
+                </m:r>
+              </m:e>
+            </m:d>
+          </m:den>
+        </m:f>
+        <m:r>
+          <m:rPr>
+            <m:sty m:val="p"/>
+          </m:rPr>
+          <w:rPr>
+            <w:rFonts w:ascii="Cambria Math" w:hAnsi="Cambria Math" w:cs="Cambria Math"/>
+            <w:sz w:val="28"/>
+            <w:szCs w:val="28"/>
+          </w:rPr>
+          <m:t>,</m:t>
+        </m:r>
+      </m:oMath>
+      <w:r>
+        <w:rPr>
+          <w:rFonts w:ascii="Times New Roman" w:hAnsi="Times New Roman" w:cs="Times New Roman" w:eastAsia="Times New Roman"/>
+          <w:b w:val="0"/>
+          <w:i w:val="0"/>
+          <w:sz w:val="28"/>
+          <w:u w:val="none"/>
+        </w:rPr>
+        <w:tab/>
+        <w:t>(7)</w:t>
+      </w:r>
+    </w:p>
+    <w:p>
+      <w:pPr>
+        <w:keepNext w:val="0"/>
+        <w:spacing w:line="360" w:lineRule="auto" w:before="0" w:after="0"/>
+        <w:ind w:firstLine="709"/>
+        <w:jc w:val="both"/>
+      </w:pPr>
+      <w:r>
+        <w:rPr>
+          <w:rFonts w:ascii="Times New Roman" w:hAnsi="Times New Roman" w:cs="Times New Roman" w:eastAsia="Times New Roman"/>
+          <w:b w:val="0"/>
+          <w:i w:val="0"/>
+          <w:sz w:val="28"/>
+          <w:u w:val="none"/>
+        </w:rPr>
+        <w:t xml:space="preserve">а для контура из нескольких блоков используется общая формула через сингулярные числа матрицы контура [4]. Компьютер хранит числа примерно с 16 верными знаками. Если </w:t>
+      </w:r>
+      <m:oMath xmlns:a="http://schemas.openxmlformats.org/drawingml/2006/main" xmlns:pic="http://schemas.openxmlformats.org/drawingml/2006/picture">
+        <m:r>
+          <w:rPr>
+            <w:rFonts w:ascii="Cambria Math" w:hAnsi="Cambria Math" w:cs="Cambria Math"/>
+            <w:sz w:val="28"/>
+            <w:szCs w:val="28"/>
+          </w:rPr>
+          <m:t>κ</m:t>
+        </m:r>
+      </m:oMath>
+      <w:r>
+        <w:rPr>
+          <w:rFonts w:ascii="Times New Roman" w:hAnsi="Times New Roman" w:cs="Times New Roman" w:eastAsia="Times New Roman"/>
+          <w:b w:val="0"/>
+          <w:i w:val="0"/>
+          <w:sz w:val="28"/>
+          <w:u w:val="none"/>
+        </w:rPr>
+        <w:t xml:space="preserve"> больше </w:t>
+      </w:r>
+      <m:oMath xmlns:a="http://schemas.openxmlformats.org/drawingml/2006/main" xmlns:pic="http://schemas.openxmlformats.org/drawingml/2006/picture">
+        <m:r>
+          <w:rPr>
+            <w:rFonts w:ascii="Cambria Math" w:hAnsi="Cambria Math" w:cs="Cambria Math"/>
+            <w:sz w:val="28"/>
+            <w:szCs w:val="28"/>
+          </w:rPr>
+          <m:t>1</m:t>
+        </m:r>
+        <m:r>
+          <m:rPr>
+            <m:sty m:val="p"/>
+          </m:rPr>
+          <w:rPr>
+            <w:rFonts w:ascii="Cambria Math" w:hAnsi="Cambria Math" w:cs="Cambria Math"/>
+            <w:sz w:val="28"/>
+            <w:szCs w:val="28"/>
+          </w:rPr>
+          <m:t>/</m:t>
+        </m:r>
+        <m:rad>
+          <m:radPr>
+            <m:degHide m:val="on"/>
+          </m:radPr>
+          <m:deg/>
+          <m:e>
+            <m:r>
+              <w:rPr>
+                <w:rFonts w:ascii="Cambria Math" w:hAnsi="Cambria Math" w:cs="Cambria Math"/>
+                <w:sz w:val="28"/>
+                <w:szCs w:val="28"/>
+              </w:rPr>
+              <m:t>ε</m:t>
+            </m:r>
+          </m:e>
+        </m:rad>
+        <m:r>
+          <m:rPr>
+            <m:sty m:val="p"/>
+          </m:rPr>
+          <w:rPr>
+            <w:rFonts w:ascii="Cambria Math" w:hAnsi="Cambria Math" w:cs="Cambria Math"/>
+            <w:sz w:val="28"/>
+            <w:szCs w:val="28"/>
+          </w:rPr>
+          <m:t>≈</m:t>
+        </m:r>
+        <m:r>
+          <w:rPr>
+            <w:rFonts w:ascii="Cambria Math" w:hAnsi="Cambria Math" w:cs="Cambria Math"/>
+            <w:sz w:val="28"/>
+            <w:szCs w:val="28"/>
+          </w:rPr>
+          <m:t>6</m:t>
+        </m:r>
+        <m:r>
+          <m:rPr>
+            <m:sty m:val="p"/>
+          </m:rPr>
+          <w:rPr>
+            <w:rFonts w:ascii="Cambria Math" w:hAnsi="Cambria Math" w:cs="Cambria Math"/>
+            <w:sz w:val="28"/>
+            <w:szCs w:val="28"/>
+          </w:rPr>
+          <m:t>,</m:t>
+        </m:r>
+        <m:r>
+          <w:rPr>
+            <w:rFonts w:ascii="Cambria Math" w:hAnsi="Cambria Math" w:cs="Cambria Math"/>
+            <w:sz w:val="28"/>
+            <w:szCs w:val="28"/>
+          </w:rPr>
+          <m:t>7</m:t>
+        </m:r>
+        <m:r>
+          <m:rPr>
+            <m:sty m:val="p"/>
+          </m:rPr>
+          <w:rPr>
+            <w:rFonts w:ascii="Cambria Math" w:hAnsi="Cambria Math" w:cs="Cambria Math"/>
+            <w:sz w:val="28"/>
+            <w:szCs w:val="28"/>
+          </w:rPr>
+          <m:t>⋅</m:t>
+        </m:r>
+        <m:sSup>
+          <m:e>
+            <m:r>
+              <w:rPr>
+                <w:rFonts w:ascii="Cambria Math" w:hAnsi="Cambria Math" w:cs="Cambria Math"/>
+                <w:sz w:val="28"/>
+                <w:szCs w:val="28"/>
+              </w:rPr>
+              <m:t>10</m:t>
+            </m:r>
+          </m:e>
+          <m:sup>
+            <m:r>
+              <w:rPr>
+                <w:rFonts w:ascii="Cambria Math" w:hAnsi="Cambria Math" w:cs="Cambria Math"/>
+                <w:sz w:val="28"/>
+                <w:szCs w:val="28"/>
+              </w:rPr>
+              <m:t>7</m:t>
+            </m:r>
+          </m:sup>
+        </m:sSup>
+      </m:oMath>
+      <w:r>
+        <w:rPr>
+          <w:rFonts w:ascii="Times New Roman" w:hAnsi="Times New Roman" w:cs="Times New Roman" w:eastAsia="Times New Roman"/>
+          <w:b w:val="0"/>
+          <w:i w:val="0"/>
+          <w:sz w:val="28"/>
+          <w:u w:val="none"/>
+        </w:rPr>
+        <w:t>, в ответе остаётся меньше половины верных знаков. В этом случае программа не выдаёт сомнительный результат, а сообщает, какие блоки образуют контур, и предлагает изменить коэффициенты или добавить инерционное звено.</w:t>
       </w:r>
     </w:p>
     <w:p>
@@ -5404,7 +10134,7 @@
           <w:sz w:val="28"/>
           <w:u w:val="none"/>
         </w:rPr>
-        <w:t>2.5. Иерархические схемы</w:t>
+        <w:t>2.5. Схемы с подсистемами</w:t>
       </w:r>
     </w:p>
     <w:p>
@@ -5422,7 +10152,7 @@
           <w:sz w:val="28"/>
           <w:u w:val="none"/>
         </w:rPr>
-        <w:t>Подсистема — блок, внутри которого находится своя схема с входами «Вход подсистемы» и выходами «Выход подсистемы». Перед сборкой модели схема раскрывается в плоскую: блоки подсистемы копируются на верхний уровень с префиксом пути (например, measurement::sensor_path::filter), а связи, проходящие через границу подсистемы, соединяются напрямую. Если выход подсистемы подключён прямо к её входу, связь «проходит насквозь». Два экземпляра одной подсистемы получают разные префиксы и не влияют друг на друга.</w:t>
+        <w:t>Подсистема — это блок, внутри которого находится своя схема со своими входами и выходами. Перед сборкой модели программа «раскрывает» подсистемы: переносит их блоки на верхний уровень и соединяет связи, проходившие через границу подсистемы, напрямую. Чтобы имена не совпадали, к имени каждого блока добавляется путь подсистемы, например measurement::sensor_path::filter. Если выход подсистемы соединён прямо с её входом, сигнал просто проходит насквозь. Две копии одной подсистемы получают разные пути и не влияют друг на друга.</w:t>
       </w:r>
     </w:p>
     <w:p>
@@ -5440,7 +10170,7 @@
           <w:sz w:val="28"/>
           <w:u w:val="none"/>
         </w:rPr>
-        <w:t>Пример подсистемы показан на рисунке 2: блок «Измерительный тракт» сам является подсистемой второго уровня. Модель строится по всей схеме сразу, а программа запоминает, из какой подсистемы пришла каждая переменная состояния (таблица 4).</w:t>
+        <w:t>Пример подсистемы показан на рисунке 2. Блок «Измерительный тракт» сам является подсистемой второго уровня. Модель строится по всей схеме сразу, а программа запоминает, из какой подсистемы пришла каждая переменная состояния (таблица 4).</w:t>
       </w:r>
     </w:p>
     <w:p>
@@ -5954,7 +10684,7 @@
           <w:sz w:val="28"/>
           <w:u w:val="none"/>
         </w:rPr>
-        <w:t>Метод реализован на Python с использованием NumPy и SciPy [5, 6]. Модули перечислены в таблице 5.</w:t>
+        <w:t>Метод реализован на Python с библиотеками NumPy и SciPy [5, 6]. Модули ядра перечислены в таблице 5.</w:t>
       </w:r>
     </w:p>
     <w:p>
@@ -6079,7 +10809,7 @@
                 <w:sz w:val="24"/>
                 <w:u w:val="none"/>
               </w:rPr>
-              <w:t>описание звеньев, портов и допустимых параметров</w:t>
+              <w:t>описание звеньев, их входов, выходов и допустимых параметров</w:t>
             </w:r>
           </w:p>
         </w:tc>
@@ -6127,7 +10857,7 @@
                 <w:sz w:val="24"/>
                 <w:u w:val="none"/>
               </w:rPr>
-              <w:t>проверка схемы: типы блоков, порты, один источник на вход</w:t>
+              <w:t>проверка схемы: типы блоков, соединения, один источник на каждый вход</w:t>
             </w:r>
           </w:p>
         </w:tc>
@@ -6175,7 +10905,7 @@
                 <w:sz w:val="24"/>
                 <w:u w:val="none"/>
               </w:rPr>
-              <w:t>раскрытие подсистем в плоскую схему</w:t>
+              <w:t>раскрытие подсистем</w:t>
             </w:r>
           </w:p>
         </w:tc>
@@ -6223,7 +10953,7 @@
                 <w:sz w:val="24"/>
                 <w:u w:val="none"/>
               </w:rPr>
-              <w:t>модели звеньев, матрица соединений, алгебраические контуры, A, B, C, D</w:t>
+              <w:t>уравнения звеньев, таблица соединений, контуры без инерционных звеньев, итоговая модель</w:t>
             </w:r>
           </w:p>
         </w:tc>
@@ -6319,7 +11049,7 @@
                 <w:sz w:val="24"/>
                 <w:u w:val="none"/>
               </w:rPr>
-              <w:t>консольное исследование метода (раздел 2.7–2.10)</w:t>
+              <w:t>консольная проверка метода (разделы 2.7–2.10)</w:t>
             </w:r>
           </w:p>
         </w:tc>
@@ -6367,7 +11097,7 @@
                 <w:sz w:val="24"/>
                 <w:u w:val="none"/>
               </w:rPr>
-              <w:t>консольное исследование численных методов (раздел 2.11)</w:t>
+              <w:t>консольное сравнение численных методов (раздел 2.11)</w:t>
             </w:r>
           </w:p>
         </w:tc>
@@ -6396,7 +11126,7 @@
           <w:sz w:val="28"/>
           <w:u w:val="none"/>
         </w:rPr>
-        <w:t>Исследование запускается одной командой и воспроизводит все таблицы и графики раздела:</w:t>
+        <w:t>Все таблицы и графики этой главы получаются одной командой:</w:t>
       </w:r>
     </w:p>
     <w:p>
@@ -6468,7 +11198,7 @@
           <w:sz w:val="28"/>
           <w:u w:val="none"/>
         </w:rPr>
-        <w:t>Основная функция сборки приведена в листинге 1 приложения А, решение алгебраических контуров — в листинге 2.</w:t>
+        <w:t>Функция сборки модели приведена в листинге 1 приложения А, решение контуров без инерционных звеньев — в листинге 2.</w:t>
       </w:r>
     </w:p>
     <w:p>
@@ -6486,7 +11216,7 @@
           <w:sz w:val="28"/>
           <w:u w:val="none"/>
         </w:rPr>
-        <w:t>2.7. Эксперимент 1: корректность на эталонных схемах</w:t>
+        <w:t>2.7. Эксперимент 1: проверка на схемах с известным ответом</w:t>
       </w:r>
     </w:p>
     <w:p>
@@ -6504,16 +11234,36 @@
           <w:sz w:val="28"/>
           <w:u w:val="none"/>
         </w:rPr>
-        <w:t>Для проверки подготовлено 16 эталонных схем: последовательное и параллельное соединение, разветвление, отрицательная и положительная обратная связь, контур с ПИД-регулятором, алгебраические контуры, подсистемы, два экземпляра одной подсистемы, многоканальная подсистема, фильтр Баттерворта. Для каждой схемы передаточная матрица G(s) рассчитана вручную по правилам структурных преобразований. Модель, собранная программой, сравнивалась с ней в четырёх точках s по относительной ошибке max|C(sI − A)⁻¹B + D − G(s)| / max(1, |G(s)|).</w:t>
+        <w:t xml:space="preserve">Для проверки подготовлено 16 схем: последовательное и параллельное соединение, разветвление сигнала, отрицательная и положительная обратная связь, контур с ПИД-регулятором, контуры без инерционных звеньев, подсистемы, две копии одной подсистемы, подсистема с двумя входами и выходами, фильтр Баттерворта. Для каждой схемы передаточная функция </w:t>
       </w:r>
-    </w:p>
-    <w:p>
-      <w:pPr>
-        <w:keepNext w:val="0"/>
-        <w:spacing w:line="360" w:lineRule="auto" w:before="0" w:after="0"/>
-        <w:ind w:firstLine="709"/>
-        <w:jc w:val="both"/>
-      </w:pPr>
+      <m:oMath xmlns:a="http://schemas.openxmlformats.org/drawingml/2006/main" xmlns:pic="http://schemas.openxmlformats.org/drawingml/2006/picture">
+        <m:r>
+          <w:rPr>
+            <w:rFonts w:ascii="Cambria Math" w:hAnsi="Cambria Math" w:cs="Cambria Math"/>
+            <w:sz w:val="28"/>
+            <w:szCs w:val="28"/>
+          </w:rPr>
+          <m:t>G</m:t>
+        </m:r>
+        <m:d>
+          <m:dPr>
+            <m:begChr m:val="("/>
+            <m:endChr m:val=")"/>
+            <m:sepChr m:val=""/>
+            <m:grow/>
+          </m:dPr>
+          <m:e>
+            <m:r>
+              <w:rPr>
+                <w:rFonts w:ascii="Cambria Math" w:hAnsi="Cambria Math" w:cs="Cambria Math"/>
+                <w:sz w:val="28"/>
+                <w:szCs w:val="28"/>
+              </w:rPr>
+              <m:t>s</m:t>
+            </m:r>
+          </m:e>
+        </m:d>
+      </m:oMath>
       <w:r>
         <w:rPr>
           <w:rFonts w:ascii="Times New Roman" w:hAnsi="Times New Roman" w:cs="Times New Roman" w:eastAsia="Times New Roman"/>
@@ -6522,7 +11272,430 @@
           <w:sz w:val="28"/>
           <w:u w:val="none"/>
         </w:rPr>
-        <w:t>Результаты приведены в таблице 6. В последнем столбце — результат поблочного подхода первой версии ядра.</w:t>
+        <w:t xml:space="preserve"> рассчитана вручную по правилам структурных преобразований.</w:t>
+      </w:r>
+    </w:p>
+    <w:p>
+      <w:pPr>
+        <w:keepNext w:val="0"/>
+        <w:spacing w:line="360" w:lineRule="auto" w:before="0" w:after="0"/>
+        <w:ind w:firstLine="709"/>
+        <w:jc w:val="both"/>
+      </w:pPr>
+      <w:r>
+        <w:rPr>
+          <w:rFonts w:ascii="Times New Roman" w:hAnsi="Times New Roman" w:cs="Times New Roman" w:eastAsia="Times New Roman"/>
+          <w:b w:val="0"/>
+          <w:i w:val="0"/>
+          <w:sz w:val="28"/>
+          <w:u w:val="none"/>
+        </w:rPr>
+        <w:t xml:space="preserve">Передаточную функцию собранной модели можно вычислить по её коэффициентам: </w:t>
+      </w:r>
+      <m:oMath xmlns:a="http://schemas.openxmlformats.org/drawingml/2006/main" xmlns:pic="http://schemas.openxmlformats.org/drawingml/2006/picture">
+        <m:r>
+          <w:rPr>
+            <w:rFonts w:ascii="Cambria Math" w:hAnsi="Cambria Math" w:cs="Cambria Math"/>
+            <w:sz w:val="28"/>
+            <w:szCs w:val="28"/>
+          </w:rPr>
+          <m:t>C</m:t>
+        </m:r>
+        <m:sSup>
+          <m:e>
+            <m:d>
+              <m:dPr>
+                <m:begChr m:val="("/>
+                <m:endChr m:val=")"/>
+                <m:sepChr m:val=""/>
+                <m:grow/>
+              </m:dPr>
+              <m:e>
+                <m:r>
+                  <w:rPr>
+                    <w:rFonts w:ascii="Cambria Math" w:hAnsi="Cambria Math" w:cs="Cambria Math"/>
+                    <w:sz w:val="28"/>
+                    <w:szCs w:val="28"/>
+                  </w:rPr>
+                  <m:t>s</m:t>
+                </m:r>
+                <m:r>
+                  <w:rPr>
+                    <w:rFonts w:ascii="Cambria Math" w:hAnsi="Cambria Math" w:cs="Cambria Math"/>
+                    <w:sz w:val="28"/>
+                    <w:szCs w:val="28"/>
+                  </w:rPr>
+                  <m:t>I</m:t>
+                </m:r>
+                <m:r>
+                  <m:rPr>
+                    <m:sty m:val="p"/>
+                  </m:rPr>
+                  <w:rPr>
+                    <w:rFonts w:ascii="Cambria Math" w:hAnsi="Cambria Math" w:cs="Cambria Math"/>
+                    <w:sz w:val="28"/>
+                    <w:szCs w:val="28"/>
+                  </w:rPr>
+                  <m:t>−</m:t>
+                </m:r>
+                <m:r>
+                  <w:rPr>
+                    <w:rFonts w:ascii="Cambria Math" w:hAnsi="Cambria Math" w:cs="Cambria Math"/>
+                    <w:sz w:val="28"/>
+                    <w:szCs w:val="28"/>
+                  </w:rPr>
+                  <m:t>A</m:t>
+                </m:r>
+              </m:e>
+            </m:d>
+          </m:e>
+          <m:sup>
+            <m:r>
+              <m:rPr>
+                <m:sty m:val="p"/>
+              </m:rPr>
+              <w:rPr>
+                <w:rFonts w:ascii="Cambria Math" w:hAnsi="Cambria Math" w:cs="Cambria Math"/>
+                <w:sz w:val="28"/>
+                <w:szCs w:val="28"/>
+              </w:rPr>
+              <m:t>−</m:t>
+            </m:r>
+            <m:r>
+              <w:rPr>
+                <w:rFonts w:ascii="Cambria Math" w:hAnsi="Cambria Math" w:cs="Cambria Math"/>
+                <w:sz w:val="28"/>
+                <w:szCs w:val="28"/>
+              </w:rPr>
+              <m:t>1</m:t>
+            </m:r>
+          </m:sup>
+        </m:sSup>
+        <m:r>
+          <w:rPr>
+            <w:rFonts w:ascii="Cambria Math" w:hAnsi="Cambria Math" w:cs="Cambria Math"/>
+            <w:sz w:val="28"/>
+            <w:szCs w:val="28"/>
+          </w:rPr>
+          <m:t>B</m:t>
+        </m:r>
+        <m:r>
+          <m:rPr>
+            <m:sty m:val="p"/>
+          </m:rPr>
+          <w:rPr>
+            <w:rFonts w:ascii="Cambria Math" w:hAnsi="Cambria Math" w:cs="Cambria Math"/>
+            <w:sz w:val="28"/>
+            <w:szCs w:val="28"/>
+          </w:rPr>
+          <m:t>+</m:t>
+        </m:r>
+        <m:r>
+          <w:rPr>
+            <w:rFonts w:ascii="Cambria Math" w:hAnsi="Cambria Math" w:cs="Cambria Math"/>
+            <w:sz w:val="28"/>
+            <w:szCs w:val="28"/>
+          </w:rPr>
+          <m:t>D</m:t>
+        </m:r>
+      </m:oMath>
+      <w:r>
+        <w:rPr>
+          <w:rFonts w:ascii="Times New Roman" w:hAnsi="Times New Roman" w:cs="Times New Roman" w:eastAsia="Times New Roman"/>
+          <w:b w:val="0"/>
+          <w:i w:val="0"/>
+          <w:sz w:val="28"/>
+          <w:u w:val="none"/>
+        </w:rPr>
+        <w:t xml:space="preserve">. Она сравнивалась с ручным расчётом в четырёх точках </w:t>
+      </w:r>
+      <m:oMath xmlns:a="http://schemas.openxmlformats.org/drawingml/2006/main" xmlns:pic="http://schemas.openxmlformats.org/drawingml/2006/picture">
+        <m:r>
+          <w:rPr>
+            <w:rFonts w:ascii="Cambria Math" w:hAnsi="Cambria Math" w:cs="Cambria Math"/>
+            <w:sz w:val="28"/>
+            <w:szCs w:val="28"/>
+          </w:rPr>
+          <m:t>s</m:t>
+        </m:r>
+      </m:oMath>
+      <w:r>
+        <w:rPr>
+          <w:rFonts w:ascii="Times New Roman" w:hAnsi="Times New Roman" w:cs="Times New Roman" w:eastAsia="Times New Roman"/>
+          <w:b w:val="0"/>
+          <w:i w:val="0"/>
+          <w:sz w:val="28"/>
+          <w:u w:val="none"/>
+        </w:rPr>
+        <w:t xml:space="preserve">. Ошибка считалась как </w:t>
+      </w:r>
+      <m:oMath xmlns:a="http://schemas.openxmlformats.org/drawingml/2006/main" xmlns:pic="http://schemas.openxmlformats.org/drawingml/2006/picture">
+        <m:f>
+          <m:fPr>
+            <m:type m:val="bar"/>
+          </m:fPr>
+          <m:num>
+            <m:r>
+              <m:rPr>
+                <m:sty m:val="p"/>
+              </m:rPr>
+              <w:rPr>
+                <w:rFonts w:ascii="Cambria Math" w:hAnsi="Cambria Math" w:cs="Cambria Math"/>
+                <w:sz w:val="28"/>
+                <w:szCs w:val="28"/>
+              </w:rPr>
+              <m:t>max</m:t>
+            </m:r>
+            <m:d>
+              <m:dPr>
+                <m:begChr m:val="|"/>
+                <m:endChr m:val="|"/>
+                <m:sepChr m:val=""/>
+                <m:grow/>
+              </m:dPr>
+              <m:e>
+                <m:r>
+                  <w:rPr>
+                    <w:rFonts w:ascii="Cambria Math" w:hAnsi="Cambria Math" w:cs="Cambria Math"/>
+                    <w:sz w:val="28"/>
+                    <w:szCs w:val="28"/>
+                  </w:rPr>
+                  <m:t>C</m:t>
+                </m:r>
+                <m:sSup>
+                  <m:e>
+                    <m:d>
+                      <m:dPr>
+                        <m:begChr m:val="("/>
+                        <m:endChr m:val=")"/>
+                        <m:sepChr m:val=""/>
+                        <m:grow/>
+                      </m:dPr>
+                      <m:e>
+                        <m:r>
+                          <w:rPr>
+                            <w:rFonts w:ascii="Cambria Math" w:hAnsi="Cambria Math" w:cs="Cambria Math"/>
+                            <w:sz w:val="28"/>
+                            <w:szCs w:val="28"/>
+                          </w:rPr>
+                          <m:t>s</m:t>
+                        </m:r>
+                        <m:r>
+                          <w:rPr>
+                            <w:rFonts w:ascii="Cambria Math" w:hAnsi="Cambria Math" w:cs="Cambria Math"/>
+                            <w:sz w:val="28"/>
+                            <w:szCs w:val="28"/>
+                          </w:rPr>
+                          <m:t>I</m:t>
+                        </m:r>
+                        <m:r>
+                          <m:rPr>
+                            <m:sty m:val="p"/>
+                          </m:rPr>
+                          <w:rPr>
+                            <w:rFonts w:ascii="Cambria Math" w:hAnsi="Cambria Math" w:cs="Cambria Math"/>
+                            <w:sz w:val="28"/>
+                            <w:szCs w:val="28"/>
+                          </w:rPr>
+                          <m:t>−</m:t>
+                        </m:r>
+                        <m:r>
+                          <w:rPr>
+                            <w:rFonts w:ascii="Cambria Math" w:hAnsi="Cambria Math" w:cs="Cambria Math"/>
+                            <w:sz w:val="28"/>
+                            <w:szCs w:val="28"/>
+                          </w:rPr>
+                          <m:t>A</m:t>
+                        </m:r>
+                      </m:e>
+                    </m:d>
+                  </m:e>
+                  <m:sup>
+                    <m:r>
+                      <m:rPr>
+                        <m:sty m:val="p"/>
+                      </m:rPr>
+                      <w:rPr>
+                        <w:rFonts w:ascii="Cambria Math" w:hAnsi="Cambria Math" w:cs="Cambria Math"/>
+                        <w:sz w:val="28"/>
+                        <w:szCs w:val="28"/>
+                      </w:rPr>
+                      <m:t>−</m:t>
+                    </m:r>
+                    <m:r>
+                      <w:rPr>
+                        <w:rFonts w:ascii="Cambria Math" w:hAnsi="Cambria Math" w:cs="Cambria Math"/>
+                        <w:sz w:val="28"/>
+                        <w:szCs w:val="28"/>
+                      </w:rPr>
+                      <m:t>1</m:t>
+                    </m:r>
+                  </m:sup>
+                </m:sSup>
+                <m:r>
+                  <w:rPr>
+                    <w:rFonts w:ascii="Cambria Math" w:hAnsi="Cambria Math" w:cs="Cambria Math"/>
+                    <w:sz w:val="28"/>
+                    <w:szCs w:val="28"/>
+                  </w:rPr>
+                  <m:t>B</m:t>
+                </m:r>
+                <m:r>
+                  <m:rPr>
+                    <m:sty m:val="p"/>
+                  </m:rPr>
+                  <w:rPr>
+                    <w:rFonts w:ascii="Cambria Math" w:hAnsi="Cambria Math" w:cs="Cambria Math"/>
+                    <w:sz w:val="28"/>
+                    <w:szCs w:val="28"/>
+                  </w:rPr>
+                  <m:t>+</m:t>
+                </m:r>
+                <m:r>
+                  <w:rPr>
+                    <w:rFonts w:ascii="Cambria Math" w:hAnsi="Cambria Math" w:cs="Cambria Math"/>
+                    <w:sz w:val="28"/>
+                    <w:szCs w:val="28"/>
+                  </w:rPr>
+                  <m:t>D</m:t>
+                </m:r>
+                <m:r>
+                  <m:rPr>
+                    <m:sty m:val="p"/>
+                  </m:rPr>
+                  <w:rPr>
+                    <w:rFonts w:ascii="Cambria Math" w:hAnsi="Cambria Math" w:cs="Cambria Math"/>
+                    <w:sz w:val="28"/>
+                    <w:szCs w:val="28"/>
+                  </w:rPr>
+                  <m:t>−</m:t>
+                </m:r>
+                <m:r>
+                  <w:rPr>
+                    <w:rFonts w:ascii="Cambria Math" w:hAnsi="Cambria Math" w:cs="Cambria Math"/>
+                    <w:sz w:val="28"/>
+                    <w:szCs w:val="28"/>
+                  </w:rPr>
+                  <m:t>G</m:t>
+                </m:r>
+                <m:d>
+                  <m:dPr>
+                    <m:begChr m:val="("/>
+                    <m:endChr m:val=")"/>
+                    <m:sepChr m:val=""/>
+                    <m:grow/>
+                  </m:dPr>
+                  <m:e>
+                    <m:r>
+                      <w:rPr>
+                        <w:rFonts w:ascii="Cambria Math" w:hAnsi="Cambria Math" w:cs="Cambria Math"/>
+                        <w:sz w:val="28"/>
+                        <w:szCs w:val="28"/>
+                      </w:rPr>
+                      <m:t>s</m:t>
+                    </m:r>
+                  </m:e>
+                </m:d>
+              </m:e>
+            </m:d>
+          </m:num>
+          <m:den>
+            <m:r>
+              <m:rPr>
+                <m:sty m:val="p"/>
+              </m:rPr>
+              <w:rPr>
+                <w:rFonts w:ascii="Cambria Math" w:hAnsi="Cambria Math" w:cs="Cambria Math"/>
+                <w:sz w:val="28"/>
+                <w:szCs w:val="28"/>
+              </w:rPr>
+              <m:t>max</m:t>
+            </m:r>
+            <m:d>
+              <m:dPr>
+                <m:begChr m:val="("/>
+                <m:endChr m:val=")"/>
+                <m:sepChr m:val=""/>
+                <m:grow/>
+              </m:dPr>
+              <m:e>
+                <m:r>
+                  <w:rPr>
+                    <w:rFonts w:ascii="Cambria Math" w:hAnsi="Cambria Math" w:cs="Cambria Math"/>
+                    <w:sz w:val="28"/>
+                    <w:szCs w:val="28"/>
+                  </w:rPr>
+                  <m:t>1</m:t>
+                </m:r>
+                <m:r>
+                  <m:rPr>
+                    <m:sty m:val="p"/>
+                  </m:rPr>
+                  <w:rPr>
+                    <w:rFonts w:ascii="Cambria Math" w:hAnsi="Cambria Math" w:cs="Cambria Math"/>
+                    <w:sz w:val="28"/>
+                    <w:szCs w:val="28"/>
+                  </w:rPr>
+                  <m:t>,</m:t>
+                </m:r>
+                <m:r>
+                  <w:rPr>
+                    <w:rFonts w:ascii="Cambria Math" w:hAnsi="Cambria Math" w:cs="Cambria Math"/>
+                    <w:sz w:val="28"/>
+                    <w:szCs w:val="28"/>
+                  </w:rPr>
+                  <m:t> </m:t>
+                </m:r>
+                <m:d>
+                  <m:dPr>
+                    <m:begChr m:val="|"/>
+                    <m:endChr m:val="|"/>
+                    <m:sepChr m:val=""/>
+                    <m:grow/>
+                  </m:dPr>
+                  <m:e>
+                    <m:r>
+                      <w:rPr>
+                        <w:rFonts w:ascii="Cambria Math" w:hAnsi="Cambria Math" w:cs="Cambria Math"/>
+                        <w:sz w:val="28"/>
+                        <w:szCs w:val="28"/>
+                      </w:rPr>
+                      <m:t>G</m:t>
+                    </m:r>
+                    <m:d>
+                      <m:dPr>
+                        <m:begChr m:val="("/>
+                        <m:endChr m:val=")"/>
+                        <m:sepChr m:val=""/>
+                        <m:grow/>
+                      </m:dPr>
+                      <m:e>
+                        <m:r>
+                          <w:rPr>
+                            <w:rFonts w:ascii="Cambria Math" w:hAnsi="Cambria Math" w:cs="Cambria Math"/>
+                            <w:sz w:val="28"/>
+                            <w:szCs w:val="28"/>
+                          </w:rPr>
+                          <m:t>s</m:t>
+                        </m:r>
+                      </m:e>
+                    </m:d>
+                  </m:e>
+                </m:d>
+              </m:e>
+            </m:d>
+          </m:den>
+        </m:f>
+      </m:oMath>
+      <w:r>
+        <w:rPr>
+          <w:rFonts w:ascii="Times New Roman" w:hAnsi="Times New Roman" w:cs="Times New Roman" w:eastAsia="Times New Roman"/>
+          <w:b w:val="0"/>
+          <w:i w:val="0"/>
+          <w:sz w:val="28"/>
+          <w:u w:val="none"/>
+        </w:rPr>
+        <w:t>. Результаты приведены в таблице 6; последний столбец — результат поблочного расчёта первой версии ядра.</w:t>
       </w:r>
     </w:p>
     <w:p>
@@ -6553,17 +11726,17 @@
         <w:tblLayout w:type="fixed"/>
       </w:tblPr>
       <w:tblGrid>
-        <w:gridCol w:w="2948"/>
+        <w:gridCol w:w="2835"/>
         <w:gridCol w:w="680"/>
         <w:gridCol w:w="1474"/>
-        <w:gridCol w:w="1247"/>
+        <w:gridCol w:w="1360"/>
         <w:gridCol w:w="1474"/>
         <w:gridCol w:w="1644"/>
       </w:tblGrid>
       <w:tr>
         <w:tc>
           <w:tcPr>
-            <w:tcW w:type="dxa" w:w="2948"/>
+            <w:tcW w:type="dxa" w:w="2835"/>
           </w:tcPr>
           <w:p>
             <w:pPr>
@@ -6632,7 +11805,7 @@
         </w:tc>
         <w:tc>
           <w:tcPr>
-            <w:tcW w:type="dxa" w:w="1247"/>
+            <w:tcW w:type="dxa" w:w="1361"/>
           </w:tcPr>
           <w:p>
             <w:pPr>
@@ -6649,7 +11822,7 @@
                 <w:sz w:val="22"/>
                 <w:u w:val="none"/>
               </w:rPr>
-              <w:t>Алг. контуры</w:t>
+              <w:t>Контуры без инерции</w:t>
             </w:r>
           </w:p>
         </w:tc>
@@ -6695,7 +11868,7 @@
                 <w:sz w:val="22"/>
                 <w:u w:val="none"/>
               </w:rPr>
-              <w:t>Поблочный подход</w:t>
+              <w:t>Поблочный расчёт</w:t>
             </w:r>
           </w:p>
         </w:tc>
@@ -6703,7 +11876,7 @@
       <w:tr>
         <w:tc>
           <w:tcPr>
-            <w:tcW w:type="dxa" w:w="2948"/>
+            <w:tcW w:type="dxa" w:w="2835"/>
           </w:tcPr>
           <w:p>
             <w:pPr>
@@ -6772,7 +11945,7 @@
         </w:tc>
         <w:tc>
           <w:tcPr>
-            <w:tcW w:type="dxa" w:w="1247"/>
+            <w:tcW w:type="dxa" w:w="1361"/>
           </w:tcPr>
           <w:p>
             <w:pPr>
@@ -6843,7 +12016,7 @@
       <w:tr>
         <w:tc>
           <w:tcPr>
-            <w:tcW w:type="dxa" w:w="2948"/>
+            <w:tcW w:type="dxa" w:w="2835"/>
           </w:tcPr>
           <w:p>
             <w:pPr>
@@ -6912,7 +12085,7 @@
         </w:tc>
         <w:tc>
           <w:tcPr>
-            <w:tcW w:type="dxa" w:w="1247"/>
+            <w:tcW w:type="dxa" w:w="1361"/>
           </w:tcPr>
           <w:p>
             <w:pPr>
@@ -6983,7 +12156,7 @@
       <w:tr>
         <w:tc>
           <w:tcPr>
-            <w:tcW w:type="dxa" w:w="2948"/>
+            <w:tcW w:type="dxa" w:w="2835"/>
           </w:tcPr>
           <w:p>
             <w:pPr>
@@ -7052,7 +12225,7 @@
         </w:tc>
         <w:tc>
           <w:tcPr>
-            <w:tcW w:type="dxa" w:w="1247"/>
+            <w:tcW w:type="dxa" w:w="1361"/>
           </w:tcPr>
           <w:p>
             <w:pPr>
@@ -7123,7 +12296,7 @@
       <w:tr>
         <w:tc>
           <w:tcPr>
-            <w:tcW w:type="dxa" w:w="2948"/>
+            <w:tcW w:type="dxa" w:w="2835"/>
           </w:tcPr>
           <w:p>
             <w:pPr>
@@ -7192,7 +12365,7 @@
         </w:tc>
         <w:tc>
           <w:tcPr>
-            <w:tcW w:type="dxa" w:w="1247"/>
+            <w:tcW w:type="dxa" w:w="1361"/>
           </w:tcPr>
           <w:p>
             <w:pPr>
@@ -7263,7 +12436,7 @@
       <w:tr>
         <w:tc>
           <w:tcPr>
-            <w:tcW w:type="dxa" w:w="2948"/>
+            <w:tcW w:type="dxa" w:w="2835"/>
           </w:tcPr>
           <w:p>
             <w:pPr>
@@ -7332,7 +12505,7 @@
         </w:tc>
         <w:tc>
           <w:tcPr>
-            <w:tcW w:type="dxa" w:w="1247"/>
+            <w:tcW w:type="dxa" w:w="1361"/>
           </w:tcPr>
           <w:p>
             <w:pPr>
@@ -7403,7 +12576,7 @@
       <w:tr>
         <w:tc>
           <w:tcPr>
-            <w:tcW w:type="dxa" w:w="2948"/>
+            <w:tcW w:type="dxa" w:w="2835"/>
           </w:tcPr>
           <w:p>
             <w:pPr>
@@ -7472,7 +12645,7 @@
         </w:tc>
         <w:tc>
           <w:tcPr>
-            <w:tcW w:type="dxa" w:w="1247"/>
+            <w:tcW w:type="dxa" w:w="1361"/>
           </w:tcPr>
           <w:p>
             <w:pPr>
@@ -7543,7 +12716,7 @@
       <w:tr>
         <w:tc>
           <w:tcPr>
-            <w:tcW w:type="dxa" w:w="2948"/>
+            <w:tcW w:type="dxa" w:w="2835"/>
           </w:tcPr>
           <w:p>
             <w:pPr>
@@ -7612,7 +12785,7 @@
         </w:tc>
         <w:tc>
           <w:tcPr>
-            <w:tcW w:type="dxa" w:w="1247"/>
+            <w:tcW w:type="dxa" w:w="1361"/>
           </w:tcPr>
           <w:p>
             <w:pPr>
@@ -7683,7 +12856,7 @@
       <w:tr>
         <w:tc>
           <w:tcPr>
-            <w:tcW w:type="dxa" w:w="2948"/>
+            <w:tcW w:type="dxa" w:w="2835"/>
           </w:tcPr>
           <w:p>
             <w:pPr>
@@ -7752,7 +12925,7 @@
         </w:tc>
         <w:tc>
           <w:tcPr>
-            <w:tcW w:type="dxa" w:w="1247"/>
+            <w:tcW w:type="dxa" w:w="1361"/>
           </w:tcPr>
           <w:p>
             <w:pPr>
@@ -7823,7 +12996,7 @@
       <w:tr>
         <w:tc>
           <w:tcPr>
-            <w:tcW w:type="dxa" w:w="2948"/>
+            <w:tcW w:type="dxa" w:w="2835"/>
           </w:tcPr>
           <w:p>
             <w:pPr>
@@ -7892,7 +13065,7 @@
         </w:tc>
         <w:tc>
           <w:tcPr>
-            <w:tcW w:type="dxa" w:w="1247"/>
+            <w:tcW w:type="dxa" w:w="1361"/>
           </w:tcPr>
           <w:p>
             <w:pPr>
@@ -7963,7 +13136,7 @@
       <w:tr>
         <w:tc>
           <w:tcPr>
-            <w:tcW w:type="dxa" w:w="2948"/>
+            <w:tcW w:type="dxa" w:w="2835"/>
           </w:tcPr>
           <w:p>
             <w:pPr>
@@ -8032,7 +13205,7 @@
         </w:tc>
         <w:tc>
           <w:tcPr>
-            <w:tcW w:type="dxa" w:w="1247"/>
+            <w:tcW w:type="dxa" w:w="1361"/>
           </w:tcPr>
           <w:p>
             <w:pPr>
@@ -8103,7 +13276,7 @@
       <w:tr>
         <w:tc>
           <w:tcPr>
-            <w:tcW w:type="dxa" w:w="2948"/>
+            <w:tcW w:type="dxa" w:w="2835"/>
           </w:tcPr>
           <w:p>
             <w:pPr>
@@ -8172,7 +13345,7 @@
         </w:tc>
         <w:tc>
           <w:tcPr>
-            <w:tcW w:type="dxa" w:w="1247"/>
+            <w:tcW w:type="dxa" w:w="1361"/>
           </w:tcPr>
           <w:p>
             <w:pPr>
@@ -8243,7 +13416,7 @@
       <w:tr>
         <w:tc>
           <w:tcPr>
-            <w:tcW w:type="dxa" w:w="2948"/>
+            <w:tcW w:type="dxa" w:w="2835"/>
           </w:tcPr>
           <w:p>
             <w:pPr>
@@ -8312,7 +13485,7 @@
         </w:tc>
         <w:tc>
           <w:tcPr>
-            <w:tcW w:type="dxa" w:w="1247"/>
+            <w:tcW w:type="dxa" w:w="1361"/>
           </w:tcPr>
           <w:p>
             <w:pPr>
@@ -8383,7 +13556,7 @@
       <w:tr>
         <w:tc>
           <w:tcPr>
-            <w:tcW w:type="dxa" w:w="2948"/>
+            <w:tcW w:type="dxa" w:w="2835"/>
           </w:tcPr>
           <w:p>
             <w:pPr>
@@ -8452,7 +13625,7 @@
         </w:tc>
         <w:tc>
           <w:tcPr>
-            <w:tcW w:type="dxa" w:w="1247"/>
+            <w:tcW w:type="dxa" w:w="1361"/>
           </w:tcPr>
           <w:p>
             <w:pPr>
@@ -8523,7 +13696,7 @@
       <w:tr>
         <w:tc>
           <w:tcPr>
-            <w:tcW w:type="dxa" w:w="2948"/>
+            <w:tcW w:type="dxa" w:w="2835"/>
           </w:tcPr>
           <w:p>
             <w:pPr>
@@ -8592,7 +13765,7 @@
         </w:tc>
         <w:tc>
           <w:tcPr>
-            <w:tcW w:type="dxa" w:w="1247"/>
+            <w:tcW w:type="dxa" w:w="1361"/>
           </w:tcPr>
           <w:p>
             <w:pPr>
@@ -8663,7 +13836,7 @@
       <w:tr>
         <w:tc>
           <w:tcPr>
-            <w:tcW w:type="dxa" w:w="2948"/>
+            <w:tcW w:type="dxa" w:w="2835"/>
           </w:tcPr>
           <w:p>
             <w:pPr>
@@ -8732,7 +13905,7 @@
         </w:tc>
         <w:tc>
           <w:tcPr>
-            <w:tcW w:type="dxa" w:w="1247"/>
+            <w:tcW w:type="dxa" w:w="1361"/>
           </w:tcPr>
           <w:p>
             <w:pPr>
@@ -8803,7 +13976,7 @@
       <w:tr>
         <w:tc>
           <w:tcPr>
-            <w:tcW w:type="dxa" w:w="2948"/>
+            <w:tcW w:type="dxa" w:w="2835"/>
           </w:tcPr>
           <w:p>
             <w:pPr>
@@ -8872,7 +14045,7 @@
         </w:tc>
         <w:tc>
           <w:tcPr>
-            <w:tcW w:type="dxa" w:w="1247"/>
+            <w:tcW w:type="dxa" w:w="1361"/>
           </w:tcPr>
           <w:p>
             <w:pPr>
@@ -8964,7 +14137,7 @@
           <w:sz w:val="28"/>
           <w:u w:val="none"/>
         </w:rPr>
-        <w:t>Исследуемый метод собрал все 16 схем, наибольшая ошибка — 8.9e-16, то есть на уровне ошибок округления чисел в компьютере. Поблочный подход не смог собрать 2 схемы — обе содержат алгебраический контур.</w:t>
+        <w:t>Метод собрал все 16 схем. Наибольшая ошибка — 8.9e-16: это уровень погрешности округления чисел в компьютере, то есть результат совпадает с ручным расчётом. Поблочный расчёт не справился с 2 схемами — обе содержат контур без инерционных звеньев.</w:t>
       </w:r>
     </w:p>
     <w:p>
@@ -8982,7 +14155,7 @@
           <w:sz w:val="28"/>
           <w:u w:val="none"/>
         </w:rPr>
-        <w:t>2.8. Эксперимент 2: алгебраические контуры</w:t>
+        <w:t>2.8. Эксперимент 2: контуры без инерционных звеньев</w:t>
       </w:r>
     </w:p>
     <w:p>
@@ -9000,16 +14173,74 @@
           <w:sz w:val="28"/>
           <w:u w:val="none"/>
         </w:rPr>
-        <w:t>Исследовался контур y = k·(u + y) при приближении коэффициента k к единице. Для каждого k сравнивались решение программы и точное y = k/(1 − k), а также измерялось, во сколько раз относительная погрешность коэффициента k (10⁻⁹) усиливается в результате. Результаты приведены в таблице 7 и на рисунке 3.</w:t>
+        <w:t xml:space="preserve">Исследовался контур </w:t>
       </w:r>
-    </w:p>
-    <w:p>
-      <w:pPr>
-        <w:keepNext/>
-        <w:spacing w:line="360" w:lineRule="auto" w:before="120" w:after="0"/>
-        <w:ind w:firstLine="0"/>
-        <w:jc w:val="center"/>
-      </w:pPr>
+      <m:oMath xmlns:a="http://schemas.openxmlformats.org/drawingml/2006/main" xmlns:pic="http://schemas.openxmlformats.org/drawingml/2006/picture">
+        <m:r>
+          <w:rPr>
+            <w:rFonts w:ascii="Cambria Math" w:hAnsi="Cambria Math" w:cs="Cambria Math"/>
+            <w:sz w:val="28"/>
+            <w:szCs w:val="28"/>
+          </w:rPr>
+          <m:t>y</m:t>
+        </m:r>
+        <m:r>
+          <m:rPr>
+            <m:sty m:val="p"/>
+          </m:rPr>
+          <w:rPr>
+            <w:rFonts w:ascii="Cambria Math" w:hAnsi="Cambria Math" w:cs="Cambria Math"/>
+            <w:sz w:val="28"/>
+            <w:szCs w:val="28"/>
+          </w:rPr>
+          <m:t>=</m:t>
+        </m:r>
+        <m:r>
+          <w:rPr>
+            <w:rFonts w:ascii="Cambria Math" w:hAnsi="Cambria Math" w:cs="Cambria Math"/>
+            <w:sz w:val="28"/>
+            <w:szCs w:val="28"/>
+          </w:rPr>
+          <m:t>k</m:t>
+        </m:r>
+        <m:d>
+          <m:dPr>
+            <m:begChr m:val="("/>
+            <m:endChr m:val=")"/>
+            <m:sepChr m:val=""/>
+            <m:grow/>
+          </m:dPr>
+          <m:e>
+            <m:r>
+              <w:rPr>
+                <w:rFonts w:ascii="Cambria Math" w:hAnsi="Cambria Math" w:cs="Cambria Math"/>
+                <w:sz w:val="28"/>
+                <w:szCs w:val="28"/>
+              </w:rPr>
+              <m:t>u</m:t>
+            </m:r>
+            <m:r>
+              <m:rPr>
+                <m:sty m:val="p"/>
+              </m:rPr>
+              <w:rPr>
+                <w:rFonts w:ascii="Cambria Math" w:hAnsi="Cambria Math" w:cs="Cambria Math"/>
+                <w:sz w:val="28"/>
+                <w:szCs w:val="28"/>
+              </w:rPr>
+              <m:t>+</m:t>
+            </m:r>
+            <m:r>
+              <w:rPr>
+                <w:rFonts w:ascii="Cambria Math" w:hAnsi="Cambria Math" w:cs="Cambria Math"/>
+                <w:sz w:val="28"/>
+                <w:szCs w:val="28"/>
+              </w:rPr>
+              <m:t>y</m:t>
+            </m:r>
+          </m:e>
+        </m:d>
+      </m:oMath>
       <w:r>
         <w:rPr>
           <w:rFonts w:ascii="Times New Roman" w:hAnsi="Times New Roman" w:cs="Times New Roman" w:eastAsia="Times New Roman"/>
@@ -9018,7 +14249,160 @@
           <w:sz w:val="28"/>
           <w:u w:val="none"/>
         </w:rPr>
-        <w:t>Таблица 7 – Решение алгебраического контура y = k·(u + y)</w:t>
+        <w:t xml:space="preserve"> при приближении </w:t>
+      </w:r>
+      <m:oMath xmlns:a="http://schemas.openxmlformats.org/drawingml/2006/main" xmlns:pic="http://schemas.openxmlformats.org/drawingml/2006/picture">
+        <m:r>
+          <w:rPr>
+            <w:rFonts w:ascii="Cambria Math" w:hAnsi="Cambria Math" w:cs="Cambria Math"/>
+            <w:sz w:val="28"/>
+            <w:szCs w:val="28"/>
+          </w:rPr>
+          <m:t>k</m:t>
+        </m:r>
+      </m:oMath>
+      <w:r>
+        <w:rPr>
+          <w:rFonts w:ascii="Times New Roman" w:hAnsi="Times New Roman" w:cs="Times New Roman" w:eastAsia="Times New Roman"/>
+          <w:b w:val="0"/>
+          <w:i w:val="0"/>
+          <w:sz w:val="28"/>
+          <w:u w:val="none"/>
+        </w:rPr>
+        <w:t xml:space="preserve"> к единице. Для каждого </w:t>
+      </w:r>
+      <m:oMath xmlns:a="http://schemas.openxmlformats.org/drawingml/2006/main" xmlns:pic="http://schemas.openxmlformats.org/drawingml/2006/picture">
+        <m:r>
+          <w:rPr>
+            <w:rFonts w:ascii="Cambria Math" w:hAnsi="Cambria Math" w:cs="Cambria Math"/>
+            <w:sz w:val="28"/>
+            <w:szCs w:val="28"/>
+          </w:rPr>
+          <m:t>k</m:t>
+        </m:r>
+      </m:oMath>
+      <w:r>
+        <w:rPr>
+          <w:rFonts w:ascii="Times New Roman" w:hAnsi="Times New Roman" w:cs="Times New Roman" w:eastAsia="Times New Roman"/>
+          <w:b w:val="0"/>
+          <w:i w:val="0"/>
+          <w:sz w:val="28"/>
+          <w:u w:val="none"/>
+        </w:rPr>
+        <w:t xml:space="preserve"> результат программы сравнивался с точным </w:t>
+      </w:r>
+      <m:oMath xmlns:a="http://schemas.openxmlformats.org/drawingml/2006/main" xmlns:pic="http://schemas.openxmlformats.org/drawingml/2006/picture">
+        <m:r>
+          <w:rPr>
+            <w:rFonts w:ascii="Cambria Math" w:hAnsi="Cambria Math" w:cs="Cambria Math"/>
+            <w:sz w:val="28"/>
+            <w:szCs w:val="28"/>
+          </w:rPr>
+          <m:t>y</m:t>
+        </m:r>
+        <m:r>
+          <m:rPr>
+            <m:sty m:val="p"/>
+          </m:rPr>
+          <w:rPr>
+            <w:rFonts w:ascii="Cambria Math" w:hAnsi="Cambria Math" w:cs="Cambria Math"/>
+            <w:sz w:val="28"/>
+            <w:szCs w:val="28"/>
+          </w:rPr>
+          <m:t>=</m:t>
+        </m:r>
+        <m:f>
+          <m:fPr>
+            <m:type m:val="bar"/>
+          </m:fPr>
+          <m:num>
+            <m:r>
+              <w:rPr>
+                <w:rFonts w:ascii="Cambria Math" w:hAnsi="Cambria Math" w:cs="Cambria Math"/>
+                <w:sz w:val="28"/>
+                <w:szCs w:val="28"/>
+              </w:rPr>
+              <m:t>k</m:t>
+            </m:r>
+          </m:num>
+          <m:den>
+            <m:r>
+              <w:rPr>
+                <w:rFonts w:ascii="Cambria Math" w:hAnsi="Cambria Math" w:cs="Cambria Math"/>
+                <w:sz w:val="28"/>
+                <w:szCs w:val="28"/>
+              </w:rPr>
+              <m:t>1</m:t>
+            </m:r>
+            <m:r>
+              <m:rPr>
+                <m:sty m:val="p"/>
+              </m:rPr>
+              <w:rPr>
+                <w:rFonts w:ascii="Cambria Math" w:hAnsi="Cambria Math" w:cs="Cambria Math"/>
+                <w:sz w:val="28"/>
+                <w:szCs w:val="28"/>
+              </w:rPr>
+              <m:t>−</m:t>
+            </m:r>
+            <m:r>
+              <w:rPr>
+                <w:rFonts w:ascii="Cambria Math" w:hAnsi="Cambria Math" w:cs="Cambria Math"/>
+                <w:sz w:val="28"/>
+                <w:szCs w:val="28"/>
+              </w:rPr>
+              <m:t>k</m:t>
+            </m:r>
+          </m:den>
+        </m:f>
+      </m:oMath>
+      <w:r>
+        <w:rPr>
+          <w:rFonts w:ascii="Times New Roman" w:hAnsi="Times New Roman" w:cs="Times New Roman" w:eastAsia="Times New Roman"/>
+          <w:b w:val="0"/>
+          <w:i w:val="0"/>
+          <w:sz w:val="28"/>
+          <w:u w:val="none"/>
+        </w:rPr>
+        <w:t xml:space="preserve">. Кроме того, </w:t>
+      </w:r>
+      <m:oMath xmlns:a="http://schemas.openxmlformats.org/drawingml/2006/main" xmlns:pic="http://schemas.openxmlformats.org/drawingml/2006/picture">
+        <m:r>
+          <w:rPr>
+            <w:rFonts w:ascii="Cambria Math" w:hAnsi="Cambria Math" w:cs="Cambria Math"/>
+            <w:sz w:val="28"/>
+            <w:szCs w:val="28"/>
+          </w:rPr>
+          <m:t>k</m:t>
+        </m:r>
+      </m:oMath>
+      <w:r>
+        <w:rPr>
+          <w:rFonts w:ascii="Times New Roman" w:hAnsi="Times New Roman" w:cs="Times New Roman" w:eastAsia="Times New Roman"/>
+          <w:b w:val="0"/>
+          <w:i w:val="0"/>
+          <w:sz w:val="28"/>
+          <w:u w:val="none"/>
+        </w:rPr>
+        <w:t xml:space="preserve"> изменялся на одну миллиардную долю, и измерялось, во сколько раз это изменение выросло в результате. Данные приведены в таблице 7 и на рисунке 3.</w:t>
+      </w:r>
+    </w:p>
+    <w:p>
+      <w:pPr>
+        <w:keepNext/>
+        <w:spacing w:line="360" w:lineRule="auto" w:before="120" w:after="0"/>
+        <w:ind w:firstLine="0"/>
+        <w:jc w:val="center"/>
+      </w:pPr>
+      <w:r>
+        <w:rPr>
+          <w:rFonts w:ascii="Times New Roman" w:hAnsi="Times New Roman" w:cs="Times New Roman" w:eastAsia="Times New Roman"/>
+          <w:b w:val="0"/>
+          <w:i w:val="0"/>
+          <w:sz w:val="28"/>
+          <w:u w:val="none"/>
+        </w:rPr>
+        <w:t>Таблица 7 – Решение контура y = k(u + y)</w:t>
       </w:r>
     </w:p>
     <w:tbl>
@@ -9037,8 +14421,8 @@
         <w:gridCol w:w="1134"/>
         <w:gridCol w:w="1020"/>
         <w:gridCol w:w="963"/>
-        <w:gridCol w:w="963"/>
-        <w:gridCol w:w="1984"/>
+        <w:gridCol w:w="1077"/>
+        <w:gridCol w:w="1871"/>
       </w:tblGrid>
       <w:tr>
         <w:tc>
@@ -9083,7 +14467,7 @@
                 <w:sz w:val="20"/>
                 <w:u w:val="none"/>
               </w:rPr>
-              <w:t>κ (петля)</w:t>
+              <w:t>κ (формула)</w:t>
             </w:r>
           </w:p>
         </w:tc>
@@ -9181,7 +14565,7 @@
         </w:tc>
         <w:tc>
           <w:tcPr>
-            <w:tcW w:type="dxa" w:w="964"/>
+            <w:tcW w:type="dxa" w:w="1077"/>
           </w:tcPr>
           <w:p>
             <w:pPr>
@@ -9198,13 +14582,13 @@
                 <w:sz w:val="20"/>
                 <w:u w:val="none"/>
               </w:rPr>
-              <w:t>Усиление</w:t>
+              <w:t>Рост погрешности</w:t>
             </w:r>
           </w:p>
         </w:tc>
         <w:tc>
           <w:tcPr>
-            <w:tcW w:type="dxa" w:w="1984"/>
+            <w:tcW w:type="dxa" w:w="1871"/>
           </w:tcPr>
           <w:p>
             <w:pPr>
@@ -9246,7 +14630,7 @@
                 <w:sz w:val="20"/>
                 <w:u w:val="none"/>
               </w:rPr>
-              <w:t>0.5</w:t>
+              <w:t>0,5</w:t>
             </w:r>
           </w:p>
         </w:tc>
@@ -9292,7 +14676,7 @@
                 <w:sz w:val="20"/>
                 <w:u w:val="none"/>
               </w:rPr>
-              <w:t>7.12</w:t>
+              <w:t>7,12</w:t>
             </w:r>
           </w:p>
         </w:tc>
@@ -9367,7 +14751,7 @@
         </w:tc>
         <w:tc>
           <w:tcPr>
-            <w:tcW w:type="dxa" w:w="964"/>
+            <w:tcW w:type="dxa" w:w="1077"/>
           </w:tcPr>
           <w:p>
             <w:pPr>
@@ -9390,7 +14774,7 @@
         </w:tc>
         <w:tc>
           <w:tcPr>
-            <w:tcW w:type="dxa" w:w="1984"/>
+            <w:tcW w:type="dxa" w:w="1871"/>
           </w:tcPr>
           <w:p>
             <w:pPr>
@@ -9432,7 +14816,7 @@
                 <w:sz w:val="20"/>
                 <w:u w:val="none"/>
               </w:rPr>
-              <w:t>0.9</w:t>
+              <w:t>0,9</w:t>
             </w:r>
           </w:p>
         </w:tc>
@@ -9553,7 +14937,7 @@
         </w:tc>
         <w:tc>
           <w:tcPr>
-            <w:tcW w:type="dxa" w:w="964"/>
+            <w:tcW w:type="dxa" w:w="1077"/>
           </w:tcPr>
           <w:p>
             <w:pPr>
@@ -9576,7 +14960,7 @@
         </w:tc>
         <w:tc>
           <w:tcPr>
-            <w:tcW w:type="dxa" w:w="1984"/>
+            <w:tcW w:type="dxa" w:w="1871"/>
           </w:tcPr>
           <w:p>
             <w:pPr>
@@ -9618,7 +15002,7 @@
                 <w:sz w:val="20"/>
                 <w:u w:val="none"/>
               </w:rPr>
-              <w:t>0.99</w:t>
+              <w:t>0,99</w:t>
             </w:r>
           </w:p>
         </w:tc>
@@ -9739,7 +15123,7 @@
         </w:tc>
         <w:tc>
           <w:tcPr>
-            <w:tcW w:type="dxa" w:w="964"/>
+            <w:tcW w:type="dxa" w:w="1077"/>
           </w:tcPr>
           <w:p>
             <w:pPr>
@@ -9762,7 +15146,7 @@
         </w:tc>
         <w:tc>
           <w:tcPr>
-            <w:tcW w:type="dxa" w:w="1984"/>
+            <w:tcW w:type="dxa" w:w="1871"/>
           </w:tcPr>
           <w:p>
             <w:pPr>
@@ -9804,7 +15188,7 @@
                 <w:sz w:val="20"/>
                 <w:u w:val="none"/>
               </w:rPr>
-              <w:t>0.999</w:t>
+              <w:t>0,999</w:t>
             </w:r>
           </w:p>
         </w:tc>
@@ -9925,7 +15309,7 @@
         </w:tc>
         <w:tc>
           <w:tcPr>
-            <w:tcW w:type="dxa" w:w="964"/>
+            <w:tcW w:type="dxa" w:w="1077"/>
           </w:tcPr>
           <w:p>
             <w:pPr>
@@ -9948,7 +15332,7 @@
         </w:tc>
         <w:tc>
           <w:tcPr>
-            <w:tcW w:type="dxa" w:w="1984"/>
+            <w:tcW w:type="dxa" w:w="1871"/>
           </w:tcPr>
           <w:p>
             <w:pPr>
@@ -9990,7 +15374,7 @@
                 <w:sz w:val="20"/>
                 <w:u w:val="none"/>
               </w:rPr>
-              <w:t>0.999999</w:t>
+              <w:t>0,999999</w:t>
             </w:r>
           </w:p>
         </w:tc>
@@ -10111,7 +15495,7 @@
         </w:tc>
         <w:tc>
           <w:tcPr>
-            <w:tcW w:type="dxa" w:w="964"/>
+            <w:tcW w:type="dxa" w:w="1077"/>
           </w:tcPr>
           <w:p>
             <w:pPr>
@@ -10134,7 +15518,7 @@
         </w:tc>
         <w:tc>
           <w:tcPr>
-            <w:tcW w:type="dxa" w:w="1984"/>
+            <w:tcW w:type="dxa" w:w="1871"/>
           </w:tcPr>
           <w:p>
             <w:pPr>
@@ -10176,7 +15560,7 @@
                 <w:sz w:val="20"/>
                 <w:u w:val="none"/>
               </w:rPr>
-              <w:t>0.999999999999</w:t>
+              <w:t>0,999999999999</w:t>
             </w:r>
           </w:p>
         </w:tc>
@@ -10297,7 +15681,7 @@
         </w:tc>
         <w:tc>
           <w:tcPr>
-            <w:tcW w:type="dxa" w:w="964"/>
+            <w:tcW w:type="dxa" w:w="1077"/>
           </w:tcPr>
           <w:p>
             <w:pPr>
@@ -10320,7 +15704,7 @@
         </w:tc>
         <w:tc>
           <w:tcPr>
-            <w:tcW w:type="dxa" w:w="1984"/>
+            <w:tcW w:type="dxa" w:w="1871"/>
           </w:tcPr>
           <w:p>
             <w:pPr>
@@ -10385,7 +15769,7 @@
                 <w:sz w:val="20"/>
                 <w:u w:val="none"/>
               </w:rPr>
-              <w:t>inf</w:t>
+              <w:t>∞</w:t>
             </w:r>
           </w:p>
         </w:tc>
@@ -10454,7 +15838,7 @@
                 <w:sz w:val="20"/>
                 <w:u w:val="none"/>
               </w:rPr>
-              <w:t>inf</w:t>
+              <w:t>∞</w:t>
             </w:r>
           </w:p>
         </w:tc>
@@ -10483,7 +15867,7 @@
         </w:tc>
         <w:tc>
           <w:tcPr>
-            <w:tcW w:type="dxa" w:w="964"/>
+            <w:tcW w:type="dxa" w:w="1077"/>
           </w:tcPr>
           <w:p>
             <w:pPr>
@@ -10506,7 +15890,7 @@
         </w:tc>
         <w:tc>
           <w:tcPr>
-            <w:tcW w:type="dxa" w:w="1984"/>
+            <w:tcW w:type="dxa" w:w="1871"/>
           </w:tcPr>
           <w:p>
             <w:pPr>
@@ -10548,7 +15932,7 @@
                 <w:sz w:val="20"/>
                 <w:u w:val="none"/>
               </w:rPr>
-              <w:t>1.5</w:t>
+              <w:t>1,5</w:t>
             </w:r>
           </w:p>
         </w:tc>
@@ -10594,7 +15978,7 @@
                 <w:sz w:val="20"/>
                 <w:u w:val="none"/>
               </w:rPr>
-              <w:t>11.4</w:t>
+              <w:t>11,4</w:t>
             </w:r>
           </w:p>
         </w:tc>
@@ -10669,7 +16053,7 @@
         </w:tc>
         <w:tc>
           <w:tcPr>
-            <w:tcW w:type="dxa" w:w="964"/>
+            <w:tcW w:type="dxa" w:w="1077"/>
           </w:tcPr>
           <w:p>
             <w:pPr>
@@ -10692,7 +16076,7 @@
         </w:tc>
         <w:tc>
           <w:tcPr>
-            <w:tcW w:type="dxa" w:w="1984"/>
+            <w:tcW w:type="dxa" w:w="1871"/>
           </w:tcPr>
           <w:p>
             <w:pPr>
@@ -10780,7 +16164,7 @@
                 <w:sz w:val="20"/>
                 <w:u w:val="none"/>
               </w:rPr>
-              <w:t>6.83</w:t>
+              <w:t>6,83</w:t>
             </w:r>
           </w:p>
         </w:tc>
@@ -10803,7 +16187,7 @@
                 <w:sz w:val="20"/>
                 <w:u w:val="none"/>
               </w:rPr>
-              <w:t>-1.5</w:t>
+              <w:t>-1,5</w:t>
             </w:r>
           </w:p>
         </w:tc>
@@ -10826,7 +16210,7 @@
                 <w:sz w:val="20"/>
                 <w:u w:val="none"/>
               </w:rPr>
-              <w:t>-1.5</w:t>
+              <w:t>-1,5</w:t>
             </w:r>
           </w:p>
         </w:tc>
@@ -10855,7 +16239,7 @@
         </w:tc>
         <w:tc>
           <w:tcPr>
-            <w:tcW w:type="dxa" w:w="964"/>
+            <w:tcW w:type="dxa" w:w="1077"/>
           </w:tcPr>
           <w:p>
             <w:pPr>
@@ -10872,13 +16256,13 @@
                 <w:sz w:val="20"/>
                 <w:u w:val="none"/>
               </w:rPr>
-              <w:t>0.5</w:t>
+              <w:t>0,5</w:t>
             </w:r>
           </w:p>
         </w:tc>
         <w:tc>
           <w:tcPr>
-            <w:tcW w:type="dxa" w:w="1984"/>
+            <w:tcW w:type="dxa" w:w="1871"/>
           </w:tcPr>
           <w:p>
             <w:pPr>
@@ -10966,7 +16350,7 @@
           <w:sz w:val="28"/>
           <w:u w:val="none"/>
         </w:rPr>
-        <w:t>Рисунок 3 – Усиление погрешности в зависимости от обусловленности петли</w:t>
+        <w:t>Рисунок 3 – Рост погрешности в зависимости от обусловленности контура</w:t>
       </w:r>
     </w:p>
     <w:p>
@@ -10984,7 +16368,301 @@
           <w:sz w:val="28"/>
           <w:u w:val="none"/>
         </w:rPr>
-        <w:t>Пока контур хорошо обусловлен, программа решает его точно. С приближением k к 1 обусловленность растёт как 1/(1 − k), и вместе с ней растёт усиление погрешности — точки на рисунке лежат ниже оценки κ, то есть оценка надёжна. При k = 1 − 10⁻¹² (κ ≈ 2·10¹²) программа отказывается от расчёта, потому что результат был бы недостоверным, а при k = 1 сообщает, что контур не имеет решения. Значение κ, вычисленное программой, примерно вдвое больше скалярной оценки: в схеме контур проходит через два блока (сумматор и усилитель), и оценка учитывает оба сигнала.</w:t>
+        <w:t xml:space="preserve">Пока </w:t>
+      </w:r>
+      <m:oMath xmlns:a="http://schemas.openxmlformats.org/drawingml/2006/main" xmlns:pic="http://schemas.openxmlformats.org/drawingml/2006/picture">
+        <m:r>
+          <w:rPr>
+            <w:rFonts w:ascii="Cambria Math" w:hAnsi="Cambria Math" w:cs="Cambria Math"/>
+            <w:sz w:val="28"/>
+            <w:szCs w:val="28"/>
+          </w:rPr>
+          <m:t>κ</m:t>
+        </m:r>
+      </m:oMath>
+      <w:r>
+        <w:rPr>
+          <w:rFonts w:ascii="Times New Roman" w:hAnsi="Times New Roman" w:cs="Times New Roman" w:eastAsia="Times New Roman"/>
+          <w:b w:val="0"/>
+          <w:i w:val="0"/>
+          <w:sz w:val="28"/>
+          <w:u w:val="none"/>
+        </w:rPr>
+        <w:t xml:space="preserve"> невелико, программа решает контур точно. Чем ближе </w:t>
+      </w:r>
+      <m:oMath xmlns:a="http://schemas.openxmlformats.org/drawingml/2006/main" xmlns:pic="http://schemas.openxmlformats.org/drawingml/2006/picture">
+        <m:r>
+          <w:rPr>
+            <w:rFonts w:ascii="Cambria Math" w:hAnsi="Cambria Math" w:cs="Cambria Math"/>
+            <w:sz w:val="28"/>
+            <w:szCs w:val="28"/>
+          </w:rPr>
+          <m:t>k</m:t>
+        </m:r>
+      </m:oMath>
+      <w:r>
+        <w:rPr>
+          <w:rFonts w:ascii="Times New Roman" w:hAnsi="Times New Roman" w:cs="Times New Roman" w:eastAsia="Times New Roman"/>
+          <w:b w:val="0"/>
+          <w:i w:val="0"/>
+          <w:sz w:val="28"/>
+          <w:u w:val="none"/>
+        </w:rPr>
+        <w:t xml:space="preserve"> к единице, тем больше </w:t>
+      </w:r>
+      <m:oMath xmlns:a="http://schemas.openxmlformats.org/drawingml/2006/main" xmlns:pic="http://schemas.openxmlformats.org/drawingml/2006/picture">
+        <m:r>
+          <w:rPr>
+            <w:rFonts w:ascii="Cambria Math" w:hAnsi="Cambria Math" w:cs="Cambria Math"/>
+            <w:sz w:val="28"/>
+            <w:szCs w:val="28"/>
+          </w:rPr>
+          <m:t>κ</m:t>
+        </m:r>
+      </m:oMath>
+      <w:r>
+        <w:rPr>
+          <w:rFonts w:ascii="Times New Roman" w:hAnsi="Times New Roman" w:cs="Times New Roman" w:eastAsia="Times New Roman"/>
+          <w:b w:val="0"/>
+          <w:i w:val="0"/>
+          <w:sz w:val="28"/>
+          <w:u w:val="none"/>
+        </w:rPr>
+        <w:t xml:space="preserve"> и тем сильнее растёт погрешность. Все точки на рисунке лежат ниже прямой </w:t>
+      </w:r>
+      <m:oMath xmlns:a="http://schemas.openxmlformats.org/drawingml/2006/main" xmlns:pic="http://schemas.openxmlformats.org/drawingml/2006/picture">
+        <m:r>
+          <w:rPr>
+            <w:rFonts w:ascii="Cambria Math" w:hAnsi="Cambria Math" w:cs="Cambria Math"/>
+            <w:sz w:val="28"/>
+            <w:szCs w:val="28"/>
+          </w:rPr>
+          <m:t>κ</m:t>
+        </m:r>
+      </m:oMath>
+      <w:r>
+        <w:rPr>
+          <w:rFonts w:ascii="Times New Roman" w:hAnsi="Times New Roman" w:cs="Times New Roman" w:eastAsia="Times New Roman"/>
+          <w:b w:val="0"/>
+          <w:i w:val="0"/>
+          <w:sz w:val="28"/>
+          <w:u w:val="none"/>
+        </w:rPr>
+        <w:t xml:space="preserve">, значит, оценка надёжна. При </w:t>
+      </w:r>
+      <m:oMath xmlns:a="http://schemas.openxmlformats.org/drawingml/2006/main" xmlns:pic="http://schemas.openxmlformats.org/drawingml/2006/picture">
+        <m:r>
+          <w:rPr>
+            <w:rFonts w:ascii="Cambria Math" w:hAnsi="Cambria Math" w:cs="Cambria Math"/>
+            <w:sz w:val="28"/>
+            <w:szCs w:val="28"/>
+          </w:rPr>
+          <m:t>k</m:t>
+        </m:r>
+        <m:r>
+          <m:rPr>
+            <m:sty m:val="p"/>
+          </m:rPr>
+          <w:rPr>
+            <w:rFonts w:ascii="Cambria Math" w:hAnsi="Cambria Math" w:cs="Cambria Math"/>
+            <w:sz w:val="28"/>
+            <w:szCs w:val="28"/>
+          </w:rPr>
+          <m:t>=</m:t>
+        </m:r>
+        <m:r>
+          <w:rPr>
+            <w:rFonts w:ascii="Cambria Math" w:hAnsi="Cambria Math" w:cs="Cambria Math"/>
+            <w:sz w:val="28"/>
+            <w:szCs w:val="28"/>
+          </w:rPr>
+          <m:t>1</m:t>
+        </m:r>
+        <m:r>
+          <m:rPr>
+            <m:sty m:val="p"/>
+          </m:rPr>
+          <w:rPr>
+            <w:rFonts w:ascii="Cambria Math" w:hAnsi="Cambria Math" w:cs="Cambria Math"/>
+            <w:sz w:val="28"/>
+            <w:szCs w:val="28"/>
+          </w:rPr>
+          <m:t>−</m:t>
+        </m:r>
+        <m:sSup>
+          <m:e>
+            <m:r>
+              <w:rPr>
+                <w:rFonts w:ascii="Cambria Math" w:hAnsi="Cambria Math" w:cs="Cambria Math"/>
+                <w:sz w:val="28"/>
+                <w:szCs w:val="28"/>
+              </w:rPr>
+              <m:t>10</m:t>
+            </m:r>
+          </m:e>
+          <m:sup>
+            <m:r>
+              <m:rPr>
+                <m:sty m:val="p"/>
+              </m:rPr>
+              <w:rPr>
+                <w:rFonts w:ascii="Cambria Math" w:hAnsi="Cambria Math" w:cs="Cambria Math"/>
+                <w:sz w:val="28"/>
+                <w:szCs w:val="28"/>
+              </w:rPr>
+              <m:t>−</m:t>
+            </m:r>
+            <m:r>
+              <w:rPr>
+                <w:rFonts w:ascii="Cambria Math" w:hAnsi="Cambria Math" w:cs="Cambria Math"/>
+                <w:sz w:val="28"/>
+                <w:szCs w:val="28"/>
+              </w:rPr>
+              <m:t>12</m:t>
+            </m:r>
+          </m:sup>
+        </m:sSup>
+      </m:oMath>
+      <w:r>
+        <w:rPr>
+          <w:rFonts w:ascii="Times New Roman" w:hAnsi="Times New Roman" w:cs="Times New Roman" w:eastAsia="Times New Roman"/>
+          <w:b w:val="0"/>
+          <w:i w:val="0"/>
+          <w:sz w:val="28"/>
+          <w:u w:val="none"/>
+        </w:rPr>
+        <w:t xml:space="preserve"> (</w:t>
+      </w:r>
+      <m:oMath xmlns:a="http://schemas.openxmlformats.org/drawingml/2006/main" xmlns:pic="http://schemas.openxmlformats.org/drawingml/2006/picture">
+        <m:r>
+          <w:rPr>
+            <w:rFonts w:ascii="Cambria Math" w:hAnsi="Cambria Math" w:cs="Cambria Math"/>
+            <w:sz w:val="28"/>
+            <w:szCs w:val="28"/>
+          </w:rPr>
+          <m:t>κ</m:t>
+        </m:r>
+        <m:r>
+          <m:rPr>
+            <m:sty m:val="p"/>
+          </m:rPr>
+          <w:rPr>
+            <w:rFonts w:ascii="Cambria Math" w:hAnsi="Cambria Math" w:cs="Cambria Math"/>
+            <w:sz w:val="28"/>
+            <w:szCs w:val="28"/>
+          </w:rPr>
+          <m:t>≈</m:t>
+        </m:r>
+        <m:r>
+          <w:rPr>
+            <w:rFonts w:ascii="Cambria Math" w:hAnsi="Cambria Math" w:cs="Cambria Math"/>
+            <w:sz w:val="28"/>
+            <w:szCs w:val="28"/>
+          </w:rPr>
+          <m:t>2</m:t>
+        </m:r>
+        <m:r>
+          <m:rPr>
+            <m:sty m:val="p"/>
+          </m:rPr>
+          <w:rPr>
+            <w:rFonts w:ascii="Cambria Math" w:hAnsi="Cambria Math" w:cs="Cambria Math"/>
+            <w:sz w:val="28"/>
+            <w:szCs w:val="28"/>
+          </w:rPr>
+          <m:t>⋅</m:t>
+        </m:r>
+        <m:sSup>
+          <m:e>
+            <m:r>
+              <w:rPr>
+                <w:rFonts w:ascii="Cambria Math" w:hAnsi="Cambria Math" w:cs="Cambria Math"/>
+                <w:sz w:val="28"/>
+                <w:szCs w:val="28"/>
+              </w:rPr>
+              <m:t>10</m:t>
+            </m:r>
+          </m:e>
+          <m:sup>
+            <m:r>
+              <w:rPr>
+                <w:rFonts w:ascii="Cambria Math" w:hAnsi="Cambria Math" w:cs="Cambria Math"/>
+                <w:sz w:val="28"/>
+                <w:szCs w:val="28"/>
+              </w:rPr>
+              <m:t>12</m:t>
+            </m:r>
+          </m:sup>
+        </m:sSup>
+      </m:oMath>
+      <w:r>
+        <w:rPr>
+          <w:rFonts w:ascii="Times New Roman" w:hAnsi="Times New Roman" w:cs="Times New Roman" w:eastAsia="Times New Roman"/>
+          <w:b w:val="0"/>
+          <w:i w:val="0"/>
+          <w:sz w:val="28"/>
+          <w:u w:val="none"/>
+        </w:rPr>
+        <w:t xml:space="preserve">) программа отказывается от расчёта, а при </w:t>
+      </w:r>
+      <m:oMath xmlns:a="http://schemas.openxmlformats.org/drawingml/2006/main" xmlns:pic="http://schemas.openxmlformats.org/drawingml/2006/picture">
+        <m:r>
+          <w:rPr>
+            <w:rFonts w:ascii="Cambria Math" w:hAnsi="Cambria Math" w:cs="Cambria Math"/>
+            <w:sz w:val="28"/>
+            <w:szCs w:val="28"/>
+          </w:rPr>
+          <m:t>k</m:t>
+        </m:r>
+        <m:r>
+          <m:rPr>
+            <m:sty m:val="p"/>
+          </m:rPr>
+          <w:rPr>
+            <w:rFonts w:ascii="Cambria Math" w:hAnsi="Cambria Math" w:cs="Cambria Math"/>
+            <w:sz w:val="28"/>
+            <w:szCs w:val="28"/>
+          </w:rPr>
+          <m:t>=</m:t>
+        </m:r>
+        <m:r>
+          <w:rPr>
+            <w:rFonts w:ascii="Cambria Math" w:hAnsi="Cambria Math" w:cs="Cambria Math"/>
+            <w:sz w:val="28"/>
+            <w:szCs w:val="28"/>
+          </w:rPr>
+          <m:t>1</m:t>
+        </m:r>
+      </m:oMath>
+      <w:r>
+        <w:rPr>
+          <w:rFonts w:ascii="Times New Roman" w:hAnsi="Times New Roman" w:cs="Times New Roman" w:eastAsia="Times New Roman"/>
+          <w:b w:val="0"/>
+          <w:i w:val="0"/>
+          <w:sz w:val="28"/>
+          <w:u w:val="none"/>
+        </w:rPr>
+        <w:t xml:space="preserve"> сообщает, что контур не имеет решения. Значение </w:t>
+      </w:r>
+      <m:oMath xmlns:a="http://schemas.openxmlformats.org/drawingml/2006/main" xmlns:pic="http://schemas.openxmlformats.org/drawingml/2006/picture">
+        <m:r>
+          <w:rPr>
+            <w:rFonts w:ascii="Cambria Math" w:hAnsi="Cambria Math" w:cs="Cambria Math"/>
+            <w:sz w:val="28"/>
+            <w:szCs w:val="28"/>
+          </w:rPr>
+          <m:t>κ</m:t>
+        </m:r>
+      </m:oMath>
+      <w:r>
+        <w:rPr>
+          <w:rFonts w:ascii="Times New Roman" w:hAnsi="Times New Roman" w:cs="Times New Roman" w:eastAsia="Times New Roman"/>
+          <w:b w:val="0"/>
+          <w:i w:val="0"/>
+          <w:sz w:val="28"/>
+          <w:u w:val="none"/>
+        </w:rPr>
+        <w:t xml:space="preserve"> из программы примерно вдвое больше формулы для одного усилителя, потому что в схеме контур проходит через два блока — сумматор и усилитель.</w:t>
       </w:r>
     </w:p>
     <w:p>
@@ -11002,7 +16680,7 @@
           <w:sz w:val="28"/>
           <w:u w:val="none"/>
         </w:rPr>
-        <w:t>2.9. Эксперимент 3: иерархические схемы</w:t>
+        <w:t>2.9. Эксперимент 3: схемы с подсистемами</w:t>
       </w:r>
     </w:p>
     <w:p>
@@ -11020,7 +16698,7 @@
           <w:sz w:val="28"/>
           <w:u w:val="none"/>
         </w:rPr>
-        <w:t>Сначала сравнивались две записи одной системы: контур, проходящий через подсистему, и та же схема без подсистем. Наибольшее расхождение выходов составило 0.0e+00. Затем звено 1-го порядка в контуре с обратной связью вкладывалось в подсистемы глубиной от 1 до 32 уровней (таблица 8).</w:t>
+        <w:t>Сначала сравнивались две записи одной и той же системы: контур, проходящий через подсистему, и та же схема без подсистем. Выходы совпали полностью (расхождение 0.0e+00). Затем звено 1-го порядка в контуре с обратной связью вкладывалось в подсистемы глубиной от 1 до 32 уровней (таблица 8).</w:t>
       </w:r>
     </w:p>
     <w:p>
@@ -12062,7 +17740,7 @@
           <w:sz w:val="28"/>
           <w:u w:val="none"/>
         </w:rPr>
-        <w:t>При любой глубине после раскрытия остаются те же четыре блока, модель первого порядка и в точности тот же выход. Время раскрытия растёт линейно с глубиной и даже при 32 уровнях не превышает долей миллисекунды.</w:t>
+        <w:t>При любой глубине после раскрытия остаются те же четыре блока, модель первого порядка и тот же выход. Время раскрытия растёт пропорционально глубине и даже при 32 уровнях составляет доли миллисекунды.</w:t>
       </w:r>
     </w:p>
     <w:p>
@@ -12098,7 +17776,7 @@
           <w:sz w:val="28"/>
           <w:u w:val="none"/>
         </w:rPr>
-        <w:t>Время сборки измерялось на цепочке звеньев 1-го порядка длиной от 2 до 256 звеньев — без контуров и с отрицательной обратной связью вокруг каждого звена (медиана 15 запусков). Результаты приведены в таблице 9 и на рисунке 4.</w:t>
+        <w:t>Время сборки измерялось на цепочке звеньев 1-го порядка длиной от 2 до 256 звеньев. Рассматривались цепочка без обратных связей и цепочка, где каждое звено охвачено своей обратной связью. Каждый замер повторялся 15 раз, в таблицу 9 и на рисунок 4 занесено среднее (медиана).</w:t>
       </w:r>
     </w:p>
     <w:p>
@@ -13020,7 +18698,7 @@
           <w:sz w:val="28"/>
           <w:u w:val="none"/>
         </w:rPr>
-        <w:t>Рисунок 4 – Время сборки модели в зависимости от порядка</w:t>
+        <w:t>Рисунок 4 – Время сборки модели в зависимости от её порядка</w:t>
       </w:r>
     </w:p>
     <w:p>
@@ -13038,7 +18716,7 @@
           <w:sz w:val="28"/>
           <w:u w:val="none"/>
         </w:rPr>
-        <w:t>Даже модель 256-го порядка из более чем 500 блоков с 256 контурами собирается быстрее чем за десятую долю секунды. Для учебных схем (до десятков блоков) время сборки — доли миллисекунды, что позволяет пересобирать модель при каждом движении ползунка параметра.</w:t>
+        <w:t>Даже схема из более чем 500 блоков с 256 контурами собирается быстрее чем за десятую долю секунды. Учебные схемы из десятков блоков собираются за доли миллисекунды. Поэтому модель можно пересобирать при каждом движении ползунка параметра, и пользователь видит результат сразу.</w:t>
       </w:r>
     </w:p>
     <w:p>
@@ -13056,7 +18734,7 @@
           <w:sz w:val="28"/>
           <w:u w:val="none"/>
         </w:rPr>
-        <w:t>2.11. Эксперимент 5: интегрирование собранной модели</w:t>
+        <w:t>2.11. Эксперимент 5: решение полученных уравнений</w:t>
       </w:r>
     </w:p>
     <w:p>
@@ -13074,16 +18752,105 @@
           <w:sz w:val="28"/>
           <w:u w:val="none"/>
         </w:rPr>
-        <w:t>Собранная модель dx/dt = A·x + B·r решается численно. Сравнивались метод Эйлера, метод Рунге–Кутты 4-го порядка (RK4) и метод RK45 с автоматическим выбором шага. Эталоном служило точное решение через матричную экспоненту, которое возможно именно потому, что метод даёт матрицы A и B.</w:t>
+        <w:t xml:space="preserve">Собранная модель </w:t>
       </w:r>
-    </w:p>
-    <w:p>
-      <w:pPr>
-        <w:keepNext w:val="0"/>
-        <w:spacing w:line="360" w:lineRule="auto" w:before="0" w:after="0"/>
-        <w:ind w:firstLine="709"/>
-        <w:jc w:val="both"/>
-      </w:pPr>
+      <m:oMath xmlns:a="http://schemas.openxmlformats.org/drawingml/2006/main" xmlns:pic="http://schemas.openxmlformats.org/drawingml/2006/picture">
+        <m:f>
+          <m:fPr>
+            <m:type m:val="bar"/>
+          </m:fPr>
+          <m:num>
+            <m:r>
+              <w:rPr>
+                <w:rFonts w:ascii="Cambria Math" w:hAnsi="Cambria Math" w:cs="Cambria Math"/>
+                <w:sz w:val="28"/>
+                <w:szCs w:val="28"/>
+              </w:rPr>
+              <m:t>d</m:t>
+            </m:r>
+            <m:r>
+              <w:rPr>
+                <w:rFonts w:ascii="Cambria Math" w:hAnsi="Cambria Math" w:cs="Cambria Math"/>
+                <w:sz w:val="28"/>
+                <w:szCs w:val="28"/>
+              </w:rPr>
+              <m:t>x</m:t>
+            </m:r>
+          </m:num>
+          <m:den>
+            <m:r>
+              <w:rPr>
+                <w:rFonts w:ascii="Cambria Math" w:hAnsi="Cambria Math" w:cs="Cambria Math"/>
+                <w:sz w:val="28"/>
+                <w:szCs w:val="28"/>
+              </w:rPr>
+              <m:t>d</m:t>
+            </m:r>
+            <m:r>
+              <w:rPr>
+                <w:rFonts w:ascii="Cambria Math" w:hAnsi="Cambria Math" w:cs="Cambria Math"/>
+                <w:sz w:val="28"/>
+                <w:szCs w:val="28"/>
+              </w:rPr>
+              <m:t>t</m:t>
+            </m:r>
+          </m:den>
+        </m:f>
+        <m:r>
+          <m:rPr>
+            <m:sty m:val="p"/>
+          </m:rPr>
+          <w:rPr>
+            <w:rFonts w:ascii="Cambria Math" w:hAnsi="Cambria Math" w:cs="Cambria Math"/>
+            <w:sz w:val="28"/>
+            <w:szCs w:val="28"/>
+          </w:rPr>
+          <m:t>=</m:t>
+        </m:r>
+        <m:r>
+          <w:rPr>
+            <w:rFonts w:ascii="Cambria Math" w:hAnsi="Cambria Math" w:cs="Cambria Math"/>
+            <w:sz w:val="28"/>
+            <w:szCs w:val="28"/>
+          </w:rPr>
+          <m:t>A</m:t>
+        </m:r>
+        <m:r>
+          <w:rPr>
+            <w:rFonts w:ascii="Cambria Math" w:hAnsi="Cambria Math" w:cs="Cambria Math"/>
+            <w:sz w:val="28"/>
+            <w:szCs w:val="28"/>
+          </w:rPr>
+          <m:t>x</m:t>
+        </m:r>
+        <m:r>
+          <m:rPr>
+            <m:sty m:val="p"/>
+          </m:rPr>
+          <w:rPr>
+            <w:rFonts w:ascii="Cambria Math" w:hAnsi="Cambria Math" w:cs="Cambria Math"/>
+            <w:sz w:val="28"/>
+            <w:szCs w:val="28"/>
+          </w:rPr>
+          <m:t>+</m:t>
+        </m:r>
+        <m:r>
+          <w:rPr>
+            <w:rFonts w:ascii="Cambria Math" w:hAnsi="Cambria Math" w:cs="Cambria Math"/>
+            <w:sz w:val="28"/>
+            <w:szCs w:val="28"/>
+          </w:rPr>
+          <m:t>B</m:t>
+        </m:r>
+        <m:r>
+          <w:rPr>
+            <w:rFonts w:ascii="Cambria Math" w:hAnsi="Cambria Math" w:cs="Cambria Math"/>
+            <w:sz w:val="28"/>
+            <w:szCs w:val="28"/>
+          </w:rPr>
+          <m:t>r</m:t>
+        </m:r>
+      </m:oMath>
       <w:r>
         <w:rPr>
           <w:rFonts w:ascii="Times New Roman" w:hAnsi="Times New Roman" w:cs="Times New Roman" w:eastAsia="Times New Roman"/>
@@ -13092,7 +18859,279 @@
           <w:sz w:val="28"/>
           <w:u w:val="none"/>
         </w:rPr>
-        <w:t>Наблюдаемый порядок точности (таблица 10) совпал с теорией: около 1 для метода Эйлера и около 4 для RK4.</w:t>
+        <w:t xml:space="preserve"> решается численно: время делится на шаги длиной </w:t>
+      </w:r>
+      <m:oMath xmlns:a="http://schemas.openxmlformats.org/drawingml/2006/main" xmlns:pic="http://schemas.openxmlformats.org/drawingml/2006/picture">
+        <m:r>
+          <w:rPr>
+            <w:rFonts w:ascii="Cambria Math" w:hAnsi="Cambria Math" w:cs="Cambria Math"/>
+            <w:sz w:val="28"/>
+            <w:szCs w:val="28"/>
+          </w:rPr>
+          <m:t>h</m:t>
+        </m:r>
+      </m:oMath>
+      <w:r>
+        <w:rPr>
+          <w:rFonts w:ascii="Times New Roman" w:hAnsi="Times New Roman" w:cs="Times New Roman" w:eastAsia="Times New Roman"/>
+          <w:b w:val="0"/>
+          <w:i w:val="0"/>
+          <w:sz w:val="28"/>
+          <w:u w:val="none"/>
+        </w:rPr>
+        <w:t xml:space="preserve">, и состояние пересчитывается от шага к шагу. Сравнивались три метода. Метод Эйлера на каждом шаге делает один расчёт производной. Метод Рунге–Кутты 4-го порядка (RK4) делает четыре расчёта и усредняет их, поэтому точнее. Метод RK45 сам подбирает шаг под заданную точность. Эталоном служило точное решение, которое можно получить именно потому, что метод дал матрицы </w:t>
+      </w:r>
+      <m:oMath xmlns:a="http://schemas.openxmlformats.org/drawingml/2006/main" xmlns:pic="http://schemas.openxmlformats.org/drawingml/2006/picture">
+        <m:r>
+          <w:rPr>
+            <w:rFonts w:ascii="Cambria Math" w:hAnsi="Cambria Math" w:cs="Cambria Math"/>
+            <w:sz w:val="28"/>
+            <w:szCs w:val="28"/>
+          </w:rPr>
+          <m:t>A</m:t>
+        </m:r>
+      </m:oMath>
+      <w:r>
+        <w:rPr>
+          <w:rFonts w:ascii="Times New Roman" w:hAnsi="Times New Roman" w:cs="Times New Roman" w:eastAsia="Times New Roman"/>
+          <w:b w:val="0"/>
+          <w:i w:val="0"/>
+          <w:sz w:val="28"/>
+          <w:u w:val="none"/>
+        </w:rPr>
+        <w:t xml:space="preserve"> и </w:t>
+      </w:r>
+      <m:oMath xmlns:a="http://schemas.openxmlformats.org/drawingml/2006/main" xmlns:pic="http://schemas.openxmlformats.org/drawingml/2006/picture">
+        <m:r>
+          <w:rPr>
+            <w:rFonts w:ascii="Cambria Math" w:hAnsi="Cambria Math" w:cs="Cambria Math"/>
+            <w:sz w:val="28"/>
+            <w:szCs w:val="28"/>
+          </w:rPr>
+          <m:t>B</m:t>
+        </m:r>
+      </m:oMath>
+      <w:r>
+        <w:rPr>
+          <w:rFonts w:ascii="Times New Roman" w:hAnsi="Times New Roman" w:cs="Times New Roman" w:eastAsia="Times New Roman"/>
+          <w:b w:val="0"/>
+          <w:i w:val="0"/>
+          <w:sz w:val="28"/>
+          <w:u w:val="none"/>
+        </w:rPr>
+        <w:t>.</w:t>
+      </w:r>
+    </w:p>
+    <w:p>
+      <w:pPr>
+        <w:keepNext w:val="0"/>
+        <w:spacing w:line="360" w:lineRule="auto" w:before="0" w:after="0"/>
+        <w:ind w:firstLine="709"/>
+        <w:jc w:val="both"/>
+      </w:pPr>
+      <w:r>
+        <w:rPr>
+          <w:rFonts w:ascii="Times New Roman" w:hAnsi="Times New Roman" w:cs="Times New Roman" w:eastAsia="Times New Roman"/>
+          <w:b w:val="0"/>
+          <w:i w:val="0"/>
+          <w:sz w:val="28"/>
+          <w:u w:val="none"/>
+        </w:rPr>
+        <w:t xml:space="preserve">Порядок метода показывает, как быстро уменьшается ошибка при уменьшении шага. Он вычислялся как </w:t>
+      </w:r>
+      <m:oMath xmlns:a="http://schemas.openxmlformats.org/drawingml/2006/main" xmlns:pic="http://schemas.openxmlformats.org/drawingml/2006/picture">
+        <m:r>
+          <w:rPr>
+            <w:rFonts w:ascii="Cambria Math" w:hAnsi="Cambria Math" w:cs="Cambria Math"/>
+            <w:sz w:val="28"/>
+            <w:szCs w:val="28"/>
+          </w:rPr>
+          <m:t>p</m:t>
+        </m:r>
+        <m:r>
+          <m:rPr>
+            <m:sty m:val="p"/>
+          </m:rPr>
+          <w:rPr>
+            <w:rFonts w:ascii="Cambria Math" w:hAnsi="Cambria Math" w:cs="Cambria Math"/>
+            <w:sz w:val="28"/>
+            <w:szCs w:val="28"/>
+          </w:rPr>
+          <m:t>=</m:t>
+        </m:r>
+        <m:sSub>
+          <m:e>
+            <m:r>
+              <m:rPr>
+                <m:sty m:val="p"/>
+              </m:rPr>
+              <w:rPr>
+                <w:rFonts w:ascii="Cambria Math" w:hAnsi="Cambria Math" w:cs="Cambria Math"/>
+                <w:sz w:val="28"/>
+                <w:szCs w:val="28"/>
+              </w:rPr>
+              <m:t>log</m:t>
+            </m:r>
+          </m:e>
+          <m:sub>
+            <m:r>
+              <w:rPr>
+                <w:rFonts w:ascii="Cambria Math" w:hAnsi="Cambria Math" w:cs="Cambria Math"/>
+                <w:sz w:val="28"/>
+                <w:szCs w:val="28"/>
+              </w:rPr>
+              <m:t>2</m:t>
+            </m:r>
+          </m:sub>
+        </m:sSub>
+        <m:f>
+          <m:fPr>
+            <m:type m:val="bar"/>
+          </m:fPr>
+          <m:num>
+            <m:r>
+              <w:rPr>
+                <w:rFonts w:ascii="Cambria Math" w:hAnsi="Cambria Math" w:cs="Cambria Math"/>
+                <w:sz w:val="28"/>
+                <w:szCs w:val="28"/>
+              </w:rPr>
+              <m:t>ε</m:t>
+            </m:r>
+            <m:d>
+              <m:dPr>
+                <m:begChr m:val="("/>
+                <m:endChr m:val=")"/>
+                <m:sepChr m:val=""/>
+                <m:grow/>
+              </m:dPr>
+              <m:e>
+                <m:r>
+                  <w:rPr>
+                    <w:rFonts w:ascii="Cambria Math" w:hAnsi="Cambria Math" w:cs="Cambria Math"/>
+                    <w:sz w:val="28"/>
+                    <w:szCs w:val="28"/>
+                  </w:rPr>
+                  <m:t>h</m:t>
+                </m:r>
+              </m:e>
+            </m:d>
+          </m:num>
+          <m:den>
+            <m:r>
+              <w:rPr>
+                <w:rFonts w:ascii="Cambria Math" w:hAnsi="Cambria Math" w:cs="Cambria Math"/>
+                <w:sz w:val="28"/>
+                <w:szCs w:val="28"/>
+              </w:rPr>
+              <m:t>ε</m:t>
+            </m:r>
+            <m:d>
+              <m:dPr>
+                <m:begChr m:val="("/>
+                <m:endChr m:val=")"/>
+                <m:sepChr m:val=""/>
+                <m:grow/>
+              </m:dPr>
+              <m:e>
+                <m:r>
+                  <w:rPr>
+                    <w:rFonts w:ascii="Cambria Math" w:hAnsi="Cambria Math" w:cs="Cambria Math"/>
+                    <w:sz w:val="28"/>
+                    <w:szCs w:val="28"/>
+                  </w:rPr>
+                  <m:t>h</m:t>
+                </m:r>
+                <m:r>
+                  <m:rPr>
+                    <m:sty m:val="p"/>
+                  </m:rPr>
+                  <w:rPr>
+                    <w:rFonts w:ascii="Cambria Math" w:hAnsi="Cambria Math" w:cs="Cambria Math"/>
+                    <w:sz w:val="28"/>
+                    <w:szCs w:val="28"/>
+                  </w:rPr>
+                  <m:t>/</m:t>
+                </m:r>
+                <m:r>
+                  <w:rPr>
+                    <w:rFonts w:ascii="Cambria Math" w:hAnsi="Cambria Math" w:cs="Cambria Math"/>
+                    <w:sz w:val="28"/>
+                    <w:szCs w:val="28"/>
+                  </w:rPr>
+                  <m:t>2</m:t>
+                </m:r>
+              </m:e>
+            </m:d>
+          </m:den>
+        </m:f>
+      </m:oMath>
+      <w:r>
+        <w:rPr>
+          <w:rFonts w:ascii="Times New Roman" w:hAnsi="Times New Roman" w:cs="Times New Roman" w:eastAsia="Times New Roman"/>
+          <w:b w:val="0"/>
+          <w:i w:val="0"/>
+          <w:sz w:val="28"/>
+          <w:u w:val="none"/>
+        </w:rPr>
+        <w:t xml:space="preserve">, где </w:t>
+      </w:r>
+      <m:oMath xmlns:a="http://schemas.openxmlformats.org/drawingml/2006/main" xmlns:pic="http://schemas.openxmlformats.org/drawingml/2006/picture">
+        <m:r>
+          <w:rPr>
+            <w:rFonts w:ascii="Cambria Math" w:hAnsi="Cambria Math" w:cs="Cambria Math"/>
+            <w:sz w:val="28"/>
+            <w:szCs w:val="28"/>
+          </w:rPr>
+          <m:t>ε</m:t>
+        </m:r>
+        <m:d>
+          <m:dPr>
+            <m:begChr m:val="("/>
+            <m:endChr m:val=")"/>
+            <m:sepChr m:val=""/>
+            <m:grow/>
+          </m:dPr>
+          <m:e>
+            <m:r>
+              <w:rPr>
+                <w:rFonts w:ascii="Cambria Math" w:hAnsi="Cambria Math" w:cs="Cambria Math"/>
+                <w:sz w:val="28"/>
+                <w:szCs w:val="28"/>
+              </w:rPr>
+              <m:t>h</m:t>
+            </m:r>
+          </m:e>
+        </m:d>
+      </m:oMath>
+      <w:r>
+        <w:rPr>
+          <w:rFonts w:ascii="Times New Roman" w:hAnsi="Times New Roman" w:cs="Times New Roman" w:eastAsia="Times New Roman"/>
+          <w:b w:val="0"/>
+          <w:i w:val="0"/>
+          <w:sz w:val="28"/>
+          <w:u w:val="none"/>
+        </w:rPr>
+        <w:t xml:space="preserve"> — наибольшая ошибка при шаге </w:t>
+      </w:r>
+      <m:oMath xmlns:a="http://schemas.openxmlformats.org/drawingml/2006/main" xmlns:pic="http://schemas.openxmlformats.org/drawingml/2006/picture">
+        <m:r>
+          <w:rPr>
+            <w:rFonts w:ascii="Cambria Math" w:hAnsi="Cambria Math" w:cs="Cambria Math"/>
+            <w:sz w:val="28"/>
+            <w:szCs w:val="28"/>
+          </w:rPr>
+          <m:t>h</m:t>
+        </m:r>
+      </m:oMath>
+      <w:r>
+        <w:rPr>
+          <w:rFonts w:ascii="Times New Roman" w:hAnsi="Times New Roman" w:cs="Times New Roman" w:eastAsia="Times New Roman"/>
+          <w:b w:val="0"/>
+          <w:i w:val="0"/>
+          <w:sz w:val="28"/>
+          <w:u w:val="none"/>
+        </w:rPr>
+        <w:t>. Результаты для контура с ПИД-регулятором приведены в таблице 10.</w:t>
       </w:r>
     </w:p>
     <w:p>
@@ -13994,7 +20033,7 @@
           <w:sz w:val="28"/>
           <w:u w:val="none"/>
         </w:rPr>
-        <w:t>Для ошибки не больше 10⁻³ методу Эйлера нужно в 128–512 раз больше шагов, чем RK4, поэтому в системе используются RK4 и RK45, а метод Эйлера оставлен как эталон для исследования.</w:t>
+        <w:t>Порядок метода Эйлера приближается к 1, метода RK4 — к 4, как и предсказывает теория [7]. На практике это значит, что при уменьшении шага вдвое ошибка метода Эйлера уменьшается вдвое, а ошибка RK4 — в 16 раз. Чтобы ошибка не превышала 0,001, методу Эйлера нужно в 128–512 раз больше шагов, чем RK4. Поэтому в системе используются RK4 и RK45, а метод Эйлера оставлен для сравнения.</w:t>
       </w:r>
     </w:p>
     <w:p>
@@ -14109,7 +20148,7 @@
           <w:sz w:val="28"/>
           <w:u w:val="none"/>
         </w:rPr>
-        <w:t>В ходе НИР получены следующие результаты:</w:t>
+        <w:t>В ходе НИР получены следующие результаты.</w:t>
       </w:r>
     </w:p>
     <w:p>
@@ -14127,7 +20166,7 @@
           <w:sz w:val="28"/>
           <w:u w:val="none"/>
         </w:rPr>
-        <w:t>– формализована структурная схема как граф и описан метод сборки модели в пространстве состояний через матрицу соединений, не требующий ручного сворачивания контуров;</w:t>
+        <w:t>– Описан метод, который строит модель всей схемы по таблице соединений и не требует ручного сворачивания контуров.</w:t>
       </w:r>
     </w:p>
     <w:p>
@@ -14145,7 +20184,7 @@
           <w:sz w:val="28"/>
           <w:u w:val="none"/>
         </w:rPr>
-        <w:t>– описаны раскрытие иерархических схем и решение алгебраических контуров с оценкой их обусловленности;</w:t>
+        <w:t>– Описаны раскрытие подсистем и решение контуров без инерционных звеньев с проверкой надёжности результата.</w:t>
       </w:r>
     </w:p>
     <w:p>
@@ -14163,7 +20202,7 @@
           <w:sz w:val="28"/>
           <w:u w:val="none"/>
         </w:rPr>
-        <w:t>– на 16 эталонных схемах ошибка метода не превысила 9e-16, тогда как поблочный подход не справился с 2 схемами;</w:t>
+        <w:t>– На 16 схемах с известным ответом ошибка метода не превысила 9e-16. Поблочный расчёт не справился с 2 из них.</w:t>
       </w:r>
     </w:p>
     <w:p>
@@ -14181,7 +20220,7 @@
           <w:sz w:val="28"/>
           <w:u w:val="none"/>
         </w:rPr>
-        <w:t>– показано, что оценка обусловленности κ надёжно ограничивает усиление погрешности, и обоснован порог отказа κ &gt; 1/√ε;</w:t>
+        <w:t>– Показано, что число обусловленности надёжно оценивает рост погрешности, и обоснован порог, после которого программа отказывается от расчёта.</w:t>
       </w:r>
     </w:p>
     <w:p>
@@ -14199,7 +20238,7 @@
           <w:sz w:val="28"/>
           <w:u w:val="none"/>
         </w:rPr>
-        <w:t>– подтверждено, что вложенность подсистем не меняет модель, а время раскрытия растёт линейно;</w:t>
+        <w:t>– Подтверждено, что подсистемы не меняют модель, а время их раскрытия растёт пропорционально глубине.</w:t>
       </w:r>
     </w:p>
     <w:p>
@@ -14217,7 +20256,7 @@
           <w:sz w:val="28"/>
           <w:u w:val="none"/>
         </w:rPr>
-        <w:t>– модель 256-го порядка собирается за десятки миллисекунд;</w:t>
+        <w:t>– Модель из более чем 500 блоков собирается за десятки миллисекунд.</w:t>
       </w:r>
     </w:p>
     <w:p>
@@ -14235,7 +20274,7 @@
           <w:sz w:val="28"/>
           <w:u w:val="none"/>
         </w:rPr>
-        <w:t>– экспериментально подтверждены порядки точности численных методов.</w:t>
+        <w:t>– Экспериментально подтверждены порядки точности численных методов.</w:t>
       </w:r>
     </w:p>
     <w:p>
@@ -14253,7 +20292,7 @@
           <w:sz w:val="28"/>
           <w:u w:val="none"/>
         </w:rPr>
-        <w:t>Практический результат — вычислительное ядро веб-системы визуального моделирования, которое строит модель любой линейной схемы автоматически и показывает пользователю матрицы A, B, C, D и их связь с блоками схемы.</w:t>
+        <w:t>Практический результат — вычислительное ядро веб-системы визуального моделирования. Оно автоматически строит модель любой линейной схемы и показывает пользователю, из каких блоков получилась каждая часть модели.</w:t>
       </w:r>
     </w:p>
     <w:p>
@@ -14289,7 +20328,7 @@
           <w:sz w:val="28"/>
           <w:u w:val="none"/>
         </w:rPr>
-        <w:t>– метод рассчитан на линейные звенья; нелинейные элементы (насыщение, реле) потребуют другой формы модели;</w:t>
+        <w:t>– метод рассчитан на линейные звенья; для нелинейных элементов (насыщение, реле) нужна другая форма модели;</w:t>
       </w:r>
     </w:p>
     <w:p>
@@ -14307,7 +20346,7 @@
           <w:sz w:val="28"/>
           <w:u w:val="none"/>
         </w:rPr>
-        <w:t>– входные воздействия ограничены ступенчатыми;</w:t>
+        <w:t>– входные воздействия пока только ступенчатые;</w:t>
       </w:r>
     </w:p>
     <w:p>
@@ -14325,7 +20364,7 @@
           <w:sz w:val="28"/>
           <w:u w:val="none"/>
         </w:rPr>
-        <w:t>– на основе собранной модели в рамках курсового проекта разрабатывается модуль частотного анализа устойчивости (размыкание контура, критерий Найквиста, запасы устойчивости).</w:t>
+        <w:t>– на основе собранной модели в курсовом проекте разрабатывается модуль анализа запасов устойчивости.</w:t>
       </w:r>
     </w:p>
     <w:p>
@@ -14362,7 +20401,7 @@
           <w:sz w:val="28"/>
           <w:u w:val="none"/>
         </w:rPr>
-        <w:t>В результате НИР исследован метод автоматического построения математической модели системы автоматического управления по иерархической структурной схеме.</w:t>
+        <w:t>В результате НИР исследован метод автоматического построения математической модели системы автоматического управления по структурной схеме с подсистемами.</w:t>
       </w:r>
     </w:p>
     <w:p>
@@ -14380,7 +20419,7 @@
           <w:sz w:val="28"/>
           <w:u w:val="none"/>
         </w:rPr>
-        <w:t>Метод представляет схему графом, связи — матрицей соединений и получает модель всей схемы в пространстве состояний решением системы линейных уравнений по компонентам связности. Подсистемы раскрываются в плоскую схему, алгебраические контуры решаются с проверкой обусловленности.</w:t>
+        <w:t>Метод записывает соединения схемы таблицей, объединяет уравнения всех звеньев и получает модель всей системы. Подсистемы предварительно раскрываются, а контуры без инерционных звеньев решаются с проверкой надёжности результата.</w:t>
       </w:r>
     </w:p>
     <w:p>
@@ -14398,7 +20437,7 @@
           <w:sz w:val="28"/>
           <w:u w:val="none"/>
         </w:rPr>
-        <w:t>Вычислительные эксперименты показали, что метод совпадает с ручным расчётом по правилам структурных преобразований на уровне ошибок округления, собирает схемы, недоступные поблочному подходу, корректно отказывается от плохо обусловленных контуров, не зависит от глубины вложенности подсистем и работает быстро даже для моделей сотен порядков.</w:t>
+        <w:t>Эксперименты показали, что метод совпадает с ручным расчётом по правилам структурных преобразований с точностью до погрешности округления. Он рассчитывает схемы, недоступные поблочному расчёту, корректно отказывается от ненадёжных контуров, не зависит от глубины вложенности подсистем и работает быстро даже для моделей сотен порядков.</w:t>
       </w:r>
     </w:p>
     <w:p>
@@ -16352,7 +22391,7 @@
           <w:sz w:val="28"/>
           <w:u w:val="none"/>
         </w:rPr>
-        <w:t>Листинг 2 – Решение алгебраических контуров (app/simulation/assembly.py)</w:t>
+        <w:t>Листинг 2 – Решение контуров без инерционных звеньев (app/simulation/assembly.py)</w:t>
       </w:r>
     </w:p>
     <w:p>
@@ -17188,7 +23227,7 @@
           <w:sz w:val="28"/>
           <w:u w:val="none"/>
         </w:rPr>
-        <w:t>Листинг 3 – Эксперимент с алгебраическим контуром (scripts/nir_assembly_study.py)</w:t>
+        <w:t>Листинг 3 – Эксперимент с контуром y = k(u + y) (scripts/nir_assembly_study.py)</w:t>
       </w:r>
     </w:p>
     <w:p>

--- a/docs/reports/NIR_report.docx
+++ b/docs/reports/NIR_report.docx
@@ -5256,7 +5256,7 @@
           <w:sz w:val="28"/>
           <w:u w:val="none"/>
         </w:rPr>
-        <w:t>Первая версия ядра системы использовала поблочный расчёт. Чтобы сравнить подходы на практике, обе версии ядра проверены на 16 схемах с известным ответом: последовательные, параллельные и замкнутые соединения, подсистемы, петли без инерционных звеньев. Единая модель построена для всех 16 схем и совпала с ручным расчётом с точностью до ошибки округления, а поблочный расчёт не справился с 2 схемами, в которых сигнал проходит по петле мгновенно.</w:t>
+        <w:t>Первая версия ядра системы использовала поблочный расчёт. На практике выяснилось, что он не справляется со схемами, в которых сигнал проходит по петле мгновенно (через усилители и звенья с прямой передачей), и не даёт матриц всей системы. Единая модель такие петли решает как систему линейных уравнений. Её правильность проверена в курсовом проекте сравнением с независимым расчётом в MATLAB/Octave на контуре с ПИ-регулятором, схеме с перекрёстными обратными связями и электрогидравлическом следящем приводе 8-го порядка: передаточные функции и переходные процессы совпали с точностью вычислений.</w:t>
       </w:r>
     </w:p>
     <w:p>
@@ -10448,7 +10448,7 @@
           <w:sz w:val="28"/>
           <w:u w:val="none"/>
         </w:rPr>
-        <w:t>– Обоснован подход единой модели в пространстве состояний: на 16 схемах с известным ответом он дал верный результат во всех случаях, а поблочный расчёт не справился с 2.</w:t>
+        <w:t>– Обоснован подход единой модели в пространстве состояний: в отличие от поблочного расчёта он решает петли без инерционных звеньев и сразу даёт полюса и передаточную функцию системы.</w:t>
       </w:r>
     </w:p>
     <w:p>
